--- a/docs/ISET2026_ShadowPath_Paper_JSAER_Final.docx
+++ b/docs/ISET2026_ShadowPath_Paper_JSAER_Final.docx
@@ -547,610 +547,6 @@
         </w:tc>
       </w:tr>
     </w:tbl>
-    <w:p>
-      <w:pPr>
-        <w:pBdr>
-          <w:bottom w:val="single" w:sz="12" w:space="1" w:color="auto"/>
-        </w:pBdr>
-        <w:autoSpaceDE w:val="0"/>
-        <w:autoSpaceDN w:val="0"/>
-        <w:adjustRightInd w:val="0"/>
-        <w:spacing w:after="0" w:line="240" w:lineRule="auto"/>
-        <w:ind w:firstLine="720"/>
-        <w:jc w:val="both"/>
-        <w:rPr>
-          <w:rFonts w:ascii="Times New Roman" w:hAnsi="Times New Roman" w:cs="Times New Roman"/>
-          <w:b/>
-          <w:color w:val="000000" w:themeColor="text1"/>
-          <w:sz w:val="16"/>
-          <w:szCs w:val="16"/>
-        </w:rPr>
-      </w:pPr>
-    </w:p>
-    <w:tbl>
-      <w:tblPr>
-        <w:tblW w:w="4841" w:type="dxa"/>
-        <w:jc w:val="center"/>
-        <w:tblInd w:w="95" w:type="dxa"/>
-        <w:tblBorders>
-          <w:top w:val="single" w:sz="4" w:space="0" w:color="auto"/>
-          <w:left w:val="single" w:sz="4" w:space="0" w:color="auto"/>
-          <w:bottom w:val="single" w:sz="4" w:space="0" w:color="auto"/>
-          <w:right w:val="single" w:sz="4" w:space="0" w:color="auto"/>
-          <w:insideH w:val="single" w:sz="4" w:space="0" w:color="auto"/>
-          <w:insideV w:val="single" w:sz="4" w:space="0" w:color="auto"/>
-        </w:tblBorders>
-        <w:shd w:val="clear" w:color="auto" w:fill="FFFFFF" w:themeFill="background1"/>
-        <w:tblLook w:val="04A0"/>
-      </w:tblPr>
-      <w:tblGrid>
-        <w:gridCol w:w="600"/>
-        <w:gridCol w:w="616"/>
-        <w:gridCol w:w="687"/>
-        <w:gridCol w:w="972"/>
-        <w:gridCol w:w="1105"/>
-        <w:gridCol w:w="861"/>
-      </w:tblGrid>
-      <w:tr>
-        <w:trPr>
-          <w:trHeight w:val="300"/>
-          <w:jc w:val="center"/>
-        </w:trPr>
-        <w:tc>
-          <w:tcPr>
-            <w:tcW w:w="600" w:type="dxa"/>
-            <w:shd w:val="clear" w:color="auto" w:fill="FFFFFF" w:themeFill="background1"/>
-            <w:noWrap/>
-            <w:vAlign w:val="bottom"/>
-            <w:hideMark/>
-          </w:tcPr>
-          <w:p>
-            <w:pPr>
-              <w:spacing w:after="0" w:line="240" w:lineRule="auto"/>
-              <w:rPr>
-                <w:rFonts w:ascii="Times New Roman" w:eastAsia="Times New Roman" w:hAnsi="Times New Roman" w:cs="Times New Roman"/>
-                <w:b/>
-                <w:bCs/>
-                <w:sz w:val="20"/>
-                <w:szCs w:val="20"/>
-              </w:rPr>
-            </w:pPr>
-            <w:r>
-              <w:rPr>
-                <w:rFonts w:ascii="Times New Roman" w:eastAsia="Times New Roman" w:hAnsi="Times New Roman" w:cs="Times New Roman"/>
-                <w:b/>
-                <w:bCs/>
-                <w:sz w:val="20"/>
-                <w:szCs w:val="20"/>
-              </w:rPr>
-              <w:t>N</w:t>
-            </w:r>
-            <w:r>
-              <w:rPr>
-                <w:rFonts w:ascii="Times New Roman" w:eastAsia="Times New Roman" w:hAnsi="Times New Roman" w:cs="Times New Roman"/>
-                <w:b/>
-                <w:bCs/>
-                <w:sz w:val="20"/>
-                <w:szCs w:val="20"/>
-              </w:rPr>
-              <w:t>f</w:t>
-            </w:r>
-          </w:p>
-        </w:tc>
-        <w:tc>
-          <w:tcPr>
-            <w:tcW w:w="616" w:type="dxa"/>
-            <w:shd w:val="clear" w:color="auto" w:fill="FFFFFF" w:themeFill="background1"/>
-            <w:noWrap/>
-            <w:vAlign w:val="bottom"/>
-            <w:hideMark/>
-          </w:tcPr>
-          <w:p>
-            <w:pPr>
-              <w:spacing w:after="0" w:line="240" w:lineRule="auto"/>
-              <w:rPr>
-                <w:rFonts w:ascii="Times New Roman" w:eastAsia="Times New Roman" w:hAnsi="Times New Roman" w:cs="Times New Roman"/>
-                <w:b/>
-                <w:bCs/>
-                <w:sz w:val="20"/>
-                <w:szCs w:val="20"/>
-              </w:rPr>
-            </w:pPr>
-            <w:r>
-              <w:rPr>
-                <w:rFonts w:ascii="Times New Roman" w:eastAsia="Times New Roman" w:hAnsi="Times New Roman" w:cs="Times New Roman"/>
-                <w:b/>
-                <w:bCs/>
-                <w:sz w:val="20"/>
-                <w:szCs w:val="20"/>
-              </w:rPr>
-              <w:t>Rt</w:t>
-            </w:r>
-          </w:p>
-        </w:tc>
-        <w:tc>
-          <w:tcPr>
-            <w:tcW w:w="687" w:type="dxa"/>
-            <w:shd w:val="clear" w:color="auto" w:fill="FFFFFF" w:themeFill="background1"/>
-            <w:noWrap/>
-            <w:vAlign w:val="bottom"/>
-            <w:hideMark/>
-          </w:tcPr>
-          <w:p>
-            <w:pPr>
-              <w:spacing w:after="0" w:line="240" w:lineRule="auto"/>
-              <w:rPr>
-                <w:rFonts w:ascii="Times New Roman" w:eastAsia="Times New Roman" w:hAnsi="Times New Roman" w:cs="Times New Roman"/>
-                <w:b/>
-                <w:bCs/>
-                <w:sz w:val="20"/>
-                <w:szCs w:val="20"/>
-              </w:rPr>
-            </w:pPr>
-            <w:r>
-              <w:rPr>
-                <w:rFonts w:ascii="Times New Roman" w:eastAsia="Times New Roman" w:hAnsi="Times New Roman" w:cs="Times New Roman"/>
-                <w:b/>
-                <w:bCs/>
-                <w:sz w:val="20"/>
-                <w:szCs w:val="20"/>
-              </w:rPr>
-              <w:t>Aw</w:t>
-            </w:r>
-          </w:p>
-        </w:tc>
-        <w:tc>
-          <w:tcPr>
-            <w:tcW w:w="972" w:type="dxa"/>
-            <w:shd w:val="clear" w:color="auto" w:fill="FFFFFF" w:themeFill="background1"/>
-            <w:noWrap/>
-            <w:vAlign w:val="bottom"/>
-            <w:hideMark/>
-          </w:tcPr>
-          <w:p>
-            <w:pPr>
-              <w:spacing w:after="0" w:line="240" w:lineRule="auto"/>
-              <w:rPr>
-                <w:rFonts w:ascii="Times New Roman" w:eastAsia="Times New Roman" w:hAnsi="Times New Roman" w:cs="Times New Roman"/>
-                <w:b/>
-                <w:bCs/>
-                <w:sz w:val="20"/>
-                <w:szCs w:val="20"/>
-              </w:rPr>
-            </w:pPr>
-            <w:r>
-              <w:rPr>
-                <w:rFonts w:ascii="Times New Roman" w:eastAsia="Times New Roman" w:hAnsi="Times New Roman" w:cs="Times New Roman"/>
-                <w:b/>
-                <w:bCs/>
-                <w:sz w:val="20"/>
-                <w:szCs w:val="20"/>
-              </w:rPr>
-              <w:t>Cd*1000</w:t>
-            </w:r>
-          </w:p>
-        </w:tc>
-        <w:tc>
-          <w:tcPr>
-            <w:tcW w:w="1105" w:type="dxa"/>
-            <w:shd w:val="clear" w:color="auto" w:fill="FFFFFF" w:themeFill="background1"/>
-            <w:noWrap/>
-            <w:vAlign w:val="bottom"/>
-            <w:hideMark/>
-          </w:tcPr>
-          <w:p>
-            <w:pPr>
-              <w:spacing w:after="0" w:line="240" w:lineRule="auto"/>
-              <w:rPr>
-                <w:rFonts w:ascii="Times New Roman" w:eastAsia="Times New Roman" w:hAnsi="Times New Roman" w:cs="Times New Roman"/>
-                <w:b/>
-                <w:bCs/>
-                <w:sz w:val="20"/>
-                <w:szCs w:val="20"/>
-              </w:rPr>
-            </w:pPr>
-            <w:r>
-              <w:rPr>
-                <w:rFonts w:ascii="Times New Roman" w:eastAsia="Times New Roman" w:hAnsi="Times New Roman" w:cs="Times New Roman"/>
-                <w:b/>
-                <w:bCs/>
-                <w:sz w:val="20"/>
-                <w:szCs w:val="20"/>
-              </w:rPr>
-              <w:t>V/(Cd*10)</w:t>
-            </w:r>
-          </w:p>
-        </w:tc>
-        <w:tc>
-          <w:tcPr>
-            <w:tcW w:w="861" w:type="dxa"/>
-            <w:shd w:val="clear" w:color="auto" w:fill="FFFFFF" w:themeFill="background1"/>
-            <w:noWrap/>
-            <w:vAlign w:val="bottom"/>
-            <w:hideMark/>
-          </w:tcPr>
-          <w:p>
-            <w:pPr>
-              <w:spacing w:after="0" w:line="240" w:lineRule="auto"/>
-              <w:rPr>
-                <w:rFonts w:ascii="Times New Roman" w:eastAsia="Times New Roman" w:hAnsi="Times New Roman" w:cs="Times New Roman"/>
-                <w:b/>
-                <w:bCs/>
-                <w:sz w:val="20"/>
-                <w:szCs w:val="20"/>
-              </w:rPr>
-            </w:pPr>
-            <w:r>
-              <w:rPr>
-                <w:rFonts w:ascii="Times New Roman" w:eastAsia="Times New Roman" w:hAnsi="Times New Roman" w:cs="Times New Roman"/>
-                <w:b/>
-                <w:bCs/>
-                <w:sz w:val="20"/>
-                <w:szCs w:val="20"/>
-              </w:rPr>
-              <w:t>Cv*100</w:t>
-            </w:r>
-          </w:p>
-        </w:tc>
-      </w:tr>
-      <w:tr>
-        <w:trPr>
-          <w:trHeight w:val="152"/>
-          <w:jc w:val="center"/>
-        </w:trPr>
-        <w:tc>
-          <w:tcPr>
-            <w:tcW w:w="600" w:type="dxa"/>
-            <w:shd w:val="clear" w:color="auto" w:fill="FFFFFF" w:themeFill="background1"/>
-            <w:noWrap/>
-            <w:vAlign w:val="bottom"/>
-            <w:hideMark/>
-          </w:tcPr>
-          <w:p>
-            <w:pPr>
-              <w:spacing w:after="0" w:line="240" w:lineRule="auto"/>
-              <w:rPr>
-                <w:rFonts w:ascii="Times New Roman" w:eastAsia="Times New Roman" w:hAnsi="Times New Roman" w:cs="Times New Roman"/>
-                <w:b/>
-                <w:bCs/>
-                <w:sz w:val="20"/>
-                <w:szCs w:val="20"/>
-              </w:rPr>
-            </w:pPr>
-            <w:r>
-              <w:rPr>
-                <w:rFonts w:ascii="Times New Roman" w:eastAsia="Times New Roman" w:hAnsi="Times New Roman" w:cs="Times New Roman"/>
-                <w:b/>
-                <w:bCs/>
-                <w:sz w:val="20"/>
-                <w:szCs w:val="20"/>
-              </w:rPr>
-              <w:t>1</w:t>
-            </w:r>
-          </w:p>
-        </w:tc>
-        <w:tc>
-          <w:tcPr>
-            <w:tcW w:w="616" w:type="dxa"/>
-            <w:shd w:val="clear" w:color="auto" w:fill="FFFFFF" w:themeFill="background1"/>
-            <w:noWrap/>
-            <w:vAlign w:val="bottom"/>
-            <w:hideMark/>
-          </w:tcPr>
-          <w:p>
-            <w:pPr>
-              <w:spacing w:after="0" w:line="240" w:lineRule="auto"/>
-              <w:rPr>
-                <w:rFonts w:ascii="Times New Roman" w:eastAsia="Times New Roman" w:hAnsi="Times New Roman" w:cs="Times New Roman"/>
-                <w:sz w:val="20"/>
-                <w:szCs w:val="20"/>
-              </w:rPr>
-            </w:pPr>
-            <w:r>
-              <w:rPr>
-                <w:rFonts w:ascii="Times New Roman" w:eastAsia="Times New Roman" w:hAnsi="Times New Roman" w:cs="Times New Roman"/>
-                <w:sz w:val="20"/>
-                <w:szCs w:val="20"/>
-              </w:rPr>
-              <w:t>1944</w:t>
-            </w:r>
-          </w:p>
-        </w:tc>
-        <w:tc>
-          <w:tcPr>
-            <w:tcW w:w="687" w:type="dxa"/>
-            <w:shd w:val="clear" w:color="auto" w:fill="FFFFFF" w:themeFill="background1"/>
-            <w:noWrap/>
-            <w:vAlign w:val="bottom"/>
-            <w:hideMark/>
-          </w:tcPr>
-          <w:p>
-            <w:pPr>
-              <w:spacing w:after="0" w:line="240" w:lineRule="auto"/>
-              <w:rPr>
-                <w:rFonts w:ascii="Times New Roman" w:eastAsia="Times New Roman" w:hAnsi="Times New Roman" w:cs="Times New Roman"/>
-                <w:sz w:val="20"/>
-                <w:szCs w:val="20"/>
-              </w:rPr>
-            </w:pPr>
-            <w:r>
-              <w:rPr>
-                <w:rFonts w:ascii="Times New Roman" w:eastAsia="Times New Roman" w:hAnsi="Times New Roman" w:cs="Times New Roman"/>
-                <w:sz w:val="20"/>
-                <w:szCs w:val="20"/>
-              </w:rPr>
-              <w:t>11.16</w:t>
-            </w:r>
-          </w:p>
-        </w:tc>
-        <w:tc>
-          <w:tcPr>
-            <w:tcW w:w="972" w:type="dxa"/>
-            <w:shd w:val="clear" w:color="auto" w:fill="FFFFFF" w:themeFill="background1"/>
-            <w:noWrap/>
-            <w:vAlign w:val="bottom"/>
-            <w:hideMark/>
-          </w:tcPr>
-          <w:p>
-            <w:pPr>
-              <w:spacing w:after="0" w:line="240" w:lineRule="auto"/>
-              <w:rPr>
-                <w:rFonts w:ascii="Times New Roman" w:eastAsia="Times New Roman" w:hAnsi="Times New Roman" w:cs="Times New Roman"/>
-                <w:sz w:val="20"/>
-                <w:szCs w:val="20"/>
-              </w:rPr>
-            </w:pPr>
-            <w:r>
-              <w:rPr>
-                <w:rFonts w:ascii="Times New Roman" w:eastAsia="Times New Roman" w:hAnsi="Times New Roman" w:cs="Times New Roman"/>
-                <w:sz w:val="20"/>
-                <w:szCs w:val="20"/>
-              </w:rPr>
-              <w:t>3.484</w:t>
-            </w:r>
-          </w:p>
-        </w:tc>
-        <w:tc>
-          <w:tcPr>
-            <w:tcW w:w="1105" w:type="dxa"/>
-            <w:shd w:val="clear" w:color="auto" w:fill="FFFFFF" w:themeFill="background1"/>
-            <w:noWrap/>
-            <w:vAlign w:val="bottom"/>
-            <w:hideMark/>
-          </w:tcPr>
-          <w:p>
-            <w:pPr>
-              <w:spacing w:after="0" w:line="240" w:lineRule="auto"/>
-              <w:rPr>
-                <w:rFonts w:ascii="Times New Roman" w:eastAsia="Times New Roman" w:hAnsi="Times New Roman" w:cs="Times New Roman"/>
-                <w:sz w:val="20"/>
-                <w:szCs w:val="20"/>
-              </w:rPr>
-            </w:pPr>
-            <w:r>
-              <w:rPr>
-                <w:rFonts w:ascii="Times New Roman" w:eastAsia="Times New Roman" w:hAnsi="Times New Roman" w:cs="Times New Roman"/>
-                <w:sz w:val="20"/>
-                <w:szCs w:val="20"/>
-              </w:rPr>
-              <w:t>59.99</w:t>
-            </w:r>
-          </w:p>
-        </w:tc>
-        <w:tc>
-          <w:tcPr>
-            <w:tcW w:w="861" w:type="dxa"/>
-            <w:shd w:val="clear" w:color="auto" w:fill="FFFFFF" w:themeFill="background1"/>
-            <w:noWrap/>
-            <w:vAlign w:val="bottom"/>
-            <w:hideMark/>
-          </w:tcPr>
-          <w:p>
-            <w:pPr>
-              <w:spacing w:after="0" w:line="240" w:lineRule="auto"/>
-              <w:rPr>
-                <w:rFonts w:ascii="Times New Roman" w:eastAsia="Times New Roman" w:hAnsi="Times New Roman" w:cs="Times New Roman"/>
-                <w:sz w:val="20"/>
-                <w:szCs w:val="20"/>
-              </w:rPr>
-            </w:pPr>
-            <w:r>
-              <w:rPr>
-                <w:rFonts w:ascii="Times New Roman" w:eastAsia="Times New Roman" w:hAnsi="Times New Roman" w:cs="Times New Roman"/>
-                <w:sz w:val="20"/>
-                <w:szCs w:val="20"/>
-              </w:rPr>
-              <w:t>2.38</w:t>
-            </w:r>
-          </w:p>
-        </w:tc>
-      </w:tr>
-      <w:tr>
-        <w:trPr>
-          <w:trHeight w:val="89"/>
-          <w:jc w:val="center"/>
-        </w:trPr>
-        <w:tc>
-          <w:tcPr>
-            <w:tcW w:w="600" w:type="dxa"/>
-            <w:shd w:val="clear" w:color="auto" w:fill="FFFFFF" w:themeFill="background1"/>
-            <w:noWrap/>
-            <w:vAlign w:val="bottom"/>
-            <w:hideMark/>
-          </w:tcPr>
-          <w:p>
-            <w:pPr>
-              <w:spacing w:after="0" w:line="240" w:lineRule="auto"/>
-              <w:rPr>
-                <w:rFonts w:ascii="Times New Roman" w:eastAsia="Times New Roman" w:hAnsi="Times New Roman" w:cs="Times New Roman"/>
-                <w:b/>
-                <w:bCs/>
-                <w:sz w:val="20"/>
-                <w:szCs w:val="20"/>
-              </w:rPr>
-            </w:pPr>
-            <w:r>
-              <w:rPr>
-                <w:rFonts w:ascii="Times New Roman" w:eastAsia="Times New Roman" w:hAnsi="Times New Roman" w:cs="Times New Roman"/>
-                <w:b/>
-                <w:bCs/>
-                <w:sz w:val="20"/>
-                <w:szCs w:val="20"/>
-              </w:rPr>
-              <w:t>1.15</w:t>
-            </w:r>
-          </w:p>
-        </w:tc>
-        <w:tc>
-          <w:tcPr>
-            <w:tcW w:w="616" w:type="dxa"/>
-            <w:shd w:val="clear" w:color="auto" w:fill="FFFFFF" w:themeFill="background1"/>
-            <w:noWrap/>
-            <w:vAlign w:val="bottom"/>
-            <w:hideMark/>
-          </w:tcPr>
-          <w:p>
-            <w:pPr>
-              <w:spacing w:after="0" w:line="240" w:lineRule="auto"/>
-              <w:rPr>
-                <w:rFonts w:ascii="Times New Roman" w:eastAsia="Times New Roman" w:hAnsi="Times New Roman" w:cs="Times New Roman"/>
-                <w:sz w:val="20"/>
-                <w:szCs w:val="20"/>
-              </w:rPr>
-            </w:pPr>
-            <w:r>
-              <w:rPr>
-                <w:rFonts w:ascii="Times New Roman" w:eastAsia="Times New Roman" w:hAnsi="Times New Roman" w:cs="Times New Roman"/>
-                <w:sz w:val="20"/>
-                <w:szCs w:val="20"/>
-              </w:rPr>
-              <w:t>1820</w:t>
-            </w:r>
-          </w:p>
-        </w:tc>
-        <w:tc>
-          <w:tcPr>
-            <w:tcW w:w="687" w:type="dxa"/>
-            <w:shd w:val="clear" w:color="auto" w:fill="FFFFFF" w:themeFill="background1"/>
-            <w:noWrap/>
-            <w:vAlign w:val="bottom"/>
-            <w:hideMark/>
-          </w:tcPr>
-          <w:p>
-            <w:pPr>
-              <w:spacing w:after="0" w:line="240" w:lineRule="auto"/>
-              <w:rPr>
-                <w:rFonts w:ascii="Times New Roman" w:eastAsia="Times New Roman" w:hAnsi="Times New Roman" w:cs="Times New Roman"/>
-                <w:sz w:val="20"/>
-                <w:szCs w:val="20"/>
-              </w:rPr>
-            </w:pPr>
-            <w:r>
-              <w:rPr>
-                <w:rFonts w:ascii="Times New Roman" w:eastAsia="Times New Roman" w:hAnsi="Times New Roman" w:cs="Times New Roman"/>
-                <w:sz w:val="20"/>
-                <w:szCs w:val="20"/>
-              </w:rPr>
-              <w:t>11.79</w:t>
-            </w:r>
-          </w:p>
-        </w:tc>
-        <w:tc>
-          <w:tcPr>
-            <w:tcW w:w="972" w:type="dxa"/>
-            <w:shd w:val="clear" w:color="auto" w:fill="FFFFFF" w:themeFill="background1"/>
-            <w:noWrap/>
-            <w:vAlign w:val="bottom"/>
-            <w:hideMark/>
-          </w:tcPr>
-          <w:p>
-            <w:pPr>
-              <w:spacing w:after="0" w:line="240" w:lineRule="auto"/>
-              <w:rPr>
-                <w:rFonts w:ascii="Times New Roman" w:eastAsia="Times New Roman" w:hAnsi="Times New Roman" w:cs="Times New Roman"/>
-                <w:sz w:val="20"/>
-                <w:szCs w:val="20"/>
-              </w:rPr>
-            </w:pPr>
-            <w:r>
-              <w:rPr>
-                <w:rFonts w:ascii="Times New Roman" w:eastAsia="Times New Roman" w:hAnsi="Times New Roman" w:cs="Times New Roman"/>
-                <w:sz w:val="20"/>
-                <w:szCs w:val="20"/>
-              </w:rPr>
-              <w:t>3.087</w:t>
-            </w:r>
-          </w:p>
-        </w:tc>
-        <w:tc>
-          <w:tcPr>
-            <w:tcW w:w="1105" w:type="dxa"/>
-            <w:shd w:val="clear" w:color="auto" w:fill="FFFFFF" w:themeFill="background1"/>
-            <w:noWrap/>
-            <w:vAlign w:val="bottom"/>
-            <w:hideMark/>
-          </w:tcPr>
-          <w:p>
-            <w:pPr>
-              <w:spacing w:after="0" w:line="240" w:lineRule="auto"/>
-              <w:rPr>
-                <w:rFonts w:ascii="Times New Roman" w:eastAsia="Times New Roman" w:hAnsi="Times New Roman" w:cs="Times New Roman"/>
-                <w:sz w:val="20"/>
-                <w:szCs w:val="20"/>
-              </w:rPr>
-            </w:pPr>
-            <w:r>
-              <w:rPr>
-                <w:rFonts w:ascii="Times New Roman" w:eastAsia="Times New Roman" w:hAnsi="Times New Roman" w:cs="Times New Roman"/>
-                <w:sz w:val="20"/>
-                <w:szCs w:val="20"/>
-              </w:rPr>
-              <w:t>73.20</w:t>
-            </w:r>
-          </w:p>
-        </w:tc>
-        <w:tc>
-          <w:tcPr>
-            <w:tcW w:w="861" w:type="dxa"/>
-            <w:shd w:val="clear" w:color="auto" w:fill="FFFFFF" w:themeFill="background1"/>
-            <w:noWrap/>
-            <w:vAlign w:val="bottom"/>
-            <w:hideMark/>
-          </w:tcPr>
-          <w:p>
-            <w:pPr>
-              <w:spacing w:after="0" w:line="240" w:lineRule="auto"/>
-              <w:rPr>
-                <w:rFonts w:ascii="Times New Roman" w:eastAsia="Times New Roman" w:hAnsi="Times New Roman" w:cs="Times New Roman"/>
-                <w:sz w:val="20"/>
-                <w:szCs w:val="20"/>
-              </w:rPr>
-            </w:pPr>
-            <w:r>
-              <w:rPr>
-                <w:rFonts w:ascii="Times New Roman" w:eastAsia="Times New Roman" w:hAnsi="Times New Roman" w:cs="Times New Roman"/>
-                <w:sz w:val="20"/>
-                <w:szCs w:val="20"/>
-              </w:rPr>
-              <w:t>2.11</w:t>
-            </w:r>
-          </w:p>
-        </w:tc>
-      </w:tr>
-    </w:tbl>
-    <w:sectPr>
-      <w:headerReference w:type="even" r:id="rId12"/>
-      <w:headerReference w:type="default" r:id="rId13"/>
-      <w:footerReference w:type="even" r:id="rId14"/>
-      <w:footerReference w:type="default" r:id="rId15"/>
-      <w:footerReference w:type="first" r:id="rId16"/>
-      <w:pgSz w:w="11906" w:h="16838"/>
-      <w:pgMar w:top="1440" w:right="1440" w:bottom="1440" w:left="1440" w:header="708" w:footer="708" w:gutter="0"/>
-      <w:pgNumType w:start="1"/>
-      <w:cols w:space="708"/>
-      <w:titlePg/>
-      <w:docGrid w:linePitch="360"/>
-    </w:sectPr>
     <w:bookmarkStart w:id="51" w:name="X57e0f86ae6da9ac8c4dabe597902d09ea095b17"/>
     <w:p>
       <w:pPr>
@@ -5272,13 +4668,13 @@
     <w:bookmarkEnd w:id="50"/>
     <w:bookmarkEnd w:id="51"/>
     <w:sectPr>
-      <w:headerReference r:id="rId12" w:type="even"/>
-      <w:headerReference r:id="rId13" w:type="default"/>
-      <w:footerReference r:id="rId14" w:type="even"/>
-      <w:footerReference r:id="rId15" w:type="default"/>
-      <w:footerReference r:id="rId16" w:type="first"/>
-      <w:pgSz w:h="16838" w:w="11906"/>
-      <w:pgMar w:bottom="1440" w:footer="708" w:gutter="0" w:header="708" w:left="1440" w:right="1440" w:top="1440"/>
+      <w:headerReference w:type="even" r:id="rId12"/>
+      <w:headerReference w:type="default" r:id="rId13"/>
+      <w:footerReference w:type="even" r:id="rId14"/>
+      <w:footerReference w:type="default" r:id="rId15"/>
+      <w:footerReference w:type="first" r:id="rId16"/>
+      <w:pgSz w:w="11906" w:h="16838"/>
+      <w:pgMar w:top="1440" w:right="1440" w:bottom="1440" w:left="1440" w:header="708" w:footer="708" w:gutter="0"/>
       <w:pgNumType w:start="1"/>
       <w:cols w:space="708"/>
       <w:titlePg/>

--- a/docs/ISET2026_ShadowPath_Paper_JSAER_Final.docx
+++ b/docs/ISET2026_ShadowPath_Paper_JSAER_Final.docx
@@ -551,13 +551,28 @@
     <w:p>
       <w:pPr>
         <w:pStyle w:val="Heading1"/>
-      </w:pPr>
-      <w:r>
-        <w:t xml:space="preserve">Shadow Path: A Safety-Aware Route Recommendation System for Night-Time Pedestrian Navigation Using OpenStreetMap, Streetlight Data, and Urban Activity Signals</w:t>
-      </w:r>
-    </w:p>
-    <w:p>
-      <w:r>
+        <w:spacing w:before="0" w:after="0" w:line="240" w:lineRule="auto"/>
+        <w:jc w:val="both"/>
+      </w:pPr>
+      <w:r>
+        <w:rPr>
+          <w:rFonts w:ascii="Times New Roman" w:hAnsi="Times New Roman"/>
+          <w:b/>
+          <w:sz w:val="24"/>
+        </w:rPr>
+        <w:t>SHADOW PATH: A SAFETY-AWARE ROUTE RECOMMENDATION SYSTEM FOR NIGHT-TIME PEDESTRIAN NAVIGATION USING OPENSTREETMAP, STREETLIGHT DATA, AND URBAN ACTIVITY SIGNALS</w:t>
+      </w:r>
+    </w:p>
+    <w:p>
+      <w:pPr>
+        <w:spacing w:before="0" w:after="0" w:line="240" w:lineRule="auto"/>
+        <w:jc w:val="both"/>
+      </w:pPr>
+      <w:r>
+        <w:rPr>
+          <w:rFonts w:ascii="Times New Roman" w:hAnsi="Times New Roman"/>
+          <w:sz w:val="20"/>
+        </w:rPr>
         <w:pict>
           <v:rect style="width:0;height:1.5pt" o:hralign="center" o:hrstd="t" o:hr="t"/>
         </w:pict>
@@ -566,11 +581,15 @@
     <w:p>
       <w:pPr>
         <w:pStyle w:val="FirstParagraph"/>
-      </w:pPr>
-      <w:r>
-        <w:rPr>
+        <w:spacing w:before="0" w:after="0" w:line="240" w:lineRule="auto"/>
+        <w:jc w:val="both"/>
+      </w:pPr>
+      <w:r>
+        <w:rPr>
+          <w:rFonts w:ascii="Times New Roman" w:hAnsi="Times New Roman"/>
           <w:b/>
           <w:bCs/>
+          <w:sz w:val="22"/>
         </w:rPr>
         <w:t xml:space="preserve">Malapati Sahasra¹ and Pradeeba V²</w:t>
       </w:r>
@@ -578,49 +597,98 @@
     <w:p>
       <w:pPr>
         <w:pStyle w:val="BodyText"/>
-      </w:pPr>
-      <w:r>
+        <w:spacing w:before="0" w:after="0" w:line="240" w:lineRule="auto"/>
+        <w:jc w:val="both"/>
+      </w:pPr>
+      <w:r>
+        <w:rPr>
+          <w:rFonts w:ascii="Times New Roman" w:hAnsi="Times New Roman"/>
+          <w:b w:val="0"/>
+          <w:sz w:val="22"/>
+        </w:rPr>
         <w:t xml:space="preserve">¹˒²</w:t>
       </w:r>
       <w:r>
-        <w:t xml:space="preserve"> </w:t>
-      </w:r>
-      <w:r>
-        <w:rPr>
+        <w:rPr>
+          <w:rFonts w:ascii="Times New Roman" w:hAnsi="Times New Roman"/>
+          <w:b w:val="0"/>
+          <w:sz w:val="22"/>
+        </w:rPr>
+        <w:t xml:space="preserve"> </w:t>
+      </w:r>
+      <w:r>
+        <w:rPr>
+          <w:rFonts w:ascii="Times New Roman" w:hAnsi="Times New Roman"/>
+          <w:b w:val="0"/>
           <w:i/>
           <w:iCs/>
+          <w:sz w:val="22"/>
         </w:rPr>
         <w:t xml:space="preserve">Department of AI and Emerging Technologies</w:t>
       </w:r>
       <w:r>
+        <w:rPr>
+          <w:rFonts w:ascii="Times New Roman" w:hAnsi="Times New Roman"/>
+          <w:b w:val="0"/>
+          <w:sz w:val="22"/>
+        </w:rPr>
         <w:br/>
       </w:r>
       <w:r>
         <w:rPr>
+          <w:rFonts w:ascii="Times New Roman" w:hAnsi="Times New Roman"/>
+          <w:b w:val="0"/>
           <w:i/>
           <w:iCs/>
+          <w:sz w:val="22"/>
         </w:rPr>
         <w:t xml:space="preserve">Chinmaya Vishwavidyapeeth Deemed-to-be University</w:t>
       </w:r>
       <w:r>
+        <w:rPr>
+          <w:rFonts w:ascii="Times New Roman" w:hAnsi="Times New Roman"/>
+          <w:b w:val="0"/>
+          <w:sz w:val="22"/>
+        </w:rPr>
         <w:br/>
       </w:r>
       <w:r>
         <w:rPr>
+          <w:rFonts w:ascii="Times New Roman" w:hAnsi="Times New Roman"/>
+          <w:b w:val="0"/>
           <w:i/>
           <w:iCs/>
+          <w:sz w:val="22"/>
         </w:rPr>
         <w:t xml:space="preserve">Ernakulam, India</w:t>
       </w:r>
       <w:r>
+        <w:rPr>
+          <w:rFonts w:ascii="Times New Roman" w:hAnsi="Times New Roman"/>
+          <w:b w:val="0"/>
+          <w:sz w:val="22"/>
+        </w:rPr>
         <w:br/>
       </w:r>
       <w:r>
+        <w:rPr>
+          <w:rFonts w:ascii="Times New Roman" w:hAnsi="Times New Roman"/>
+          <w:b w:val="0"/>
+          <w:sz w:val="22"/>
+        </w:rPr>
         <w:t xml:space="preserve">malapati.cvv241195@cvv.ac.in (corresponding author)</w:t>
       </w:r>
     </w:p>
     <w:p>
-      <w:r>
+      <w:pPr>
+        <w:spacing w:before="0" w:after="0" w:line="240" w:lineRule="auto"/>
+        <w:jc w:val="both"/>
+      </w:pPr>
+      <w:r>
+        <w:rPr>
+          <w:rFonts w:ascii="Times New Roman" w:hAnsi="Times New Roman"/>
+          <w:sz w:val="20"/>
+        </w:rPr>
         <w:pict>
           <v:rect style="width:0;height:1.5pt" o:hralign="center" o:hrstd="t" o:hr="t"/>
         </w:pict>
@@ -629,37 +697,66 @@
     <w:p>
       <w:pPr>
         <w:pStyle w:val="BlockText"/>
-      </w:pPr>
-      <w:r>
-        <w:rPr>
+        <w:spacing w:before="0" w:after="0" w:line="240" w:lineRule="auto"/>
+        <w:jc w:val="both"/>
+      </w:pPr>
+      <w:r>
+        <w:rPr>
+          <w:rFonts w:ascii="Times New Roman" w:hAnsi="Times New Roman"/>
+          <w:b w:val="0"/>
           <w:i/>
           <w:iCs/>
+          <w:sz w:val="22"/>
         </w:rPr>
         <w:t xml:space="preserve">Submitted to: 3rd International Conference on Innovation in Science, Engineering &amp; Technology (ISET-2026)</w:t>
       </w:r>
       <w:r>
+        <w:rPr>
+          <w:rFonts w:ascii="Times New Roman" w:hAnsi="Times New Roman"/>
+          <w:b w:val="0"/>
+          <w:sz w:val="22"/>
+        </w:rPr>
         <w:br/>
       </w:r>
       <w:r>
         <w:rPr>
+          <w:rFonts w:ascii="Times New Roman" w:hAnsi="Times New Roman"/>
+          <w:b w:val="0"/>
           <w:i/>
           <w:iCs/>
+          <w:sz w:val="22"/>
         </w:rPr>
         <w:t xml:space="preserve">Organized by: Department of Electrical Engineering, Geetanjali Institute of Technical Studies (GITS), Udaipur</w:t>
       </w:r>
       <w:r>
+        <w:rPr>
+          <w:rFonts w:ascii="Times New Roman" w:hAnsi="Times New Roman"/>
+          <w:b w:val="0"/>
+          <w:sz w:val="22"/>
+        </w:rPr>
         <w:br/>
       </w:r>
       <w:r>
         <w:rPr>
+          <w:rFonts w:ascii="Times New Roman" w:hAnsi="Times New Roman"/>
+          <w:b w:val="0"/>
           <w:i/>
           <w:iCs/>
+          <w:sz w:val="22"/>
         </w:rPr>
         <w:t xml:space="preserve">Conference Dates: 23–24 October 2026 | Mode: Hybrid</w:t>
       </w:r>
     </w:p>
     <w:p>
-      <w:r>
+      <w:pPr>
+        <w:spacing w:before="0" w:after="0" w:line="240" w:lineRule="auto"/>
+        <w:jc w:val="both"/>
+      </w:pPr>
+      <w:r>
+        <w:rPr>
+          <w:rFonts w:ascii="Times New Roman" w:hAnsi="Times New Roman"/>
+          <w:sz w:val="20"/>
+        </w:rPr>
         <w:pict>
           <v:rect style="width:0;height:1.5pt" o:hralign="center" o:hrstd="t" o:hr="t"/>
         </w:pict>
@@ -669,64 +766,122 @@
     <w:p>
       <w:pPr>
         <w:pStyle w:val="Heading2"/>
-      </w:pPr>
-      <w:r>
+        <w:spacing w:before="0" w:after="0" w:line="240" w:lineRule="auto"/>
+        <w:jc w:val="both"/>
+      </w:pPr>
+      <w:r>
+        <w:rPr>
+          <w:rFonts w:ascii="Times New Roman" w:hAnsi="Times New Roman"/>
+          <w:sz w:val="20"/>
+        </w:rPr>
         <w:t xml:space="preserve">ABSTRACT</w:t>
       </w:r>
     </w:p>
     <w:p>
       <w:pPr>
         <w:pStyle w:val="FirstParagraph"/>
-      </w:pPr>
-      <w:r>
+        <w:spacing w:before="0" w:after="0" w:line="240" w:lineRule="auto"/>
+        <w:jc w:val="both"/>
+      </w:pPr>
+      <w:r>
+        <w:rPr>
+          <w:rFonts w:ascii="Times New Roman" w:hAnsi="Times New Roman"/>
+          <w:sz w:val="20"/>
+        </w:rPr>
         <w:t xml:space="preserve">Urban navigation applications typically optimize routes for distance, travel time, and traffic conditions without regard to the pedestrian safety context of those routes — particularly at night. This gap disproportionately affects night-shift workers, women, students, and other late-night pedestrians who may rationally prefer a slightly longer route if it avoids poorly illuminated or socially isolated street segments. This paper presents</w:t>
       </w:r>
       <w:r>
-        <w:t xml:space="preserve"> </w:t>
-      </w:r>
-      <w:r>
-        <w:rPr>
+        <w:rPr>
+          <w:rFonts w:ascii="Times New Roman" w:hAnsi="Times New Roman"/>
+          <w:sz w:val="20"/>
+        </w:rPr>
+        <w:t xml:space="preserve"> </w:t>
+      </w:r>
+      <w:r>
+        <w:rPr>
+          <w:rFonts w:ascii="Times New Roman" w:hAnsi="Times New Roman"/>
           <w:b/>
           <w:bCs/>
+          <w:sz w:val="20"/>
         </w:rPr>
         <w:t xml:space="preserve">Shadow Path</w:t>
       </w:r>
       <w:r>
+        <w:rPr>
+          <w:rFonts w:ascii="Times New Roman" w:hAnsi="Times New Roman"/>
+          <w:sz w:val="20"/>
+        </w:rPr>
         <w:t xml:space="preserve">, a safety-aware route recommendation system that integrates OpenStreetMap (OSM) road-network data with municipal streetlight records, point-of-interest (POI) business-activity signals, civic infrastructure data, time-of-day context, and community-sourced user reports. A weighted, segment-level safety scoring model is proposed, and a React/Vite prototype interface demonstrates how scored route overlays, dark-segment warnings, and transparency indicators can be surfaced to end users. The system’s design philosophy rejects the notion of a</w:t>
       </w:r>
       <w:r>
-        <w:t xml:space="preserve"> </w:t>
-      </w:r>
-      <w:r>
+        <w:rPr>
+          <w:rFonts w:ascii="Times New Roman" w:hAnsi="Times New Roman"/>
+          <w:sz w:val="20"/>
+        </w:rPr>
+        <w:t xml:space="preserve"> </w:t>
+      </w:r>
+      <w:r>
+        <w:rPr>
+          <w:rFonts w:ascii="Times New Roman" w:hAnsi="Times New Roman"/>
+          <w:sz w:val="20"/>
+        </w:rPr>
         <w:t xml:space="preserve">“safe”</w:t>
       </w:r>
       <w:r>
-        <w:t xml:space="preserve"> </w:t>
-      </w:r>
-      <w:r>
+        <w:rPr>
+          <w:rFonts w:ascii="Times New Roman" w:hAnsi="Times New Roman"/>
+          <w:sz w:val="20"/>
+        </w:rPr>
+        <w:t xml:space="preserve"> </w:t>
+      </w:r>
+      <w:r>
+        <w:rPr>
+          <w:rFonts w:ascii="Times New Roman" w:hAnsi="Times New Roman"/>
+          <w:sz w:val="20"/>
+        </w:rPr>
         <w:t xml:space="preserve">label in favor of quantified route transparency: showing dark-segment distance, business-corridor exposure, data freshness, and confidence indicators so that pedestrians can make genuinely informed route choices. Evaluation methodology using route comparison, dark-distance reduction, business-corridor coverage, and user-perception surveys is outlined. The contribution is a practical, open-data-driven framework that can inform smart-city safety infrastructure and expand access to safety-aware navigation for underserved pedestrian populations.</w:t>
       </w:r>
     </w:p>
     <w:p>
       <w:pPr>
         <w:pStyle w:val="BodyText"/>
-      </w:pPr>
-      <w:r>
-        <w:rPr>
+        <w:spacing w:before="0" w:after="0" w:line="240" w:lineRule="auto"/>
+        <w:jc w:val="both"/>
+      </w:pPr>
+      <w:r>
+        <w:rPr>
+          <w:rFonts w:ascii="Times New Roman" w:hAnsi="Times New Roman"/>
           <w:b/>
           <w:bCs/>
+          <w:sz w:val="20"/>
         </w:rPr>
         <w:t xml:space="preserve">Keywords:</w:t>
       </w:r>
       <w:r>
-        <w:t xml:space="preserve"> </w:t>
-      </w:r>
-      <w:r>
+        <w:rPr>
+          <w:rFonts w:ascii="Times New Roman" w:hAnsi="Times New Roman"/>
+          <w:sz w:val="20"/>
+        </w:rPr>
+        <w:t xml:space="preserve"> </w:t>
+      </w:r>
+      <w:r>
+        <w:rPr>
+          <w:rFonts w:ascii="Times New Roman" w:hAnsi="Times New Roman"/>
+          <w:sz w:val="20"/>
+        </w:rPr>
         <w:t xml:space="preserve">safe routing, women safety, night-shift workers, OpenStreetMap, street lighting, GIS, smart city, urban mobility, route recommendation, pedestrian navigation, public safety, civic data</w:t>
       </w:r>
     </w:p>
     <w:p>
-      <w:r>
+      <w:pPr>
+        <w:spacing w:before="0" w:after="0" w:line="240" w:lineRule="auto"/>
+        <w:jc w:val="both"/>
+      </w:pPr>
+      <w:r>
+        <w:rPr>
+          <w:rFonts w:ascii="Times New Roman" w:hAnsi="Times New Roman"/>
+          <w:sz w:val="20"/>
+        </w:rPr>
         <w:pict>
           <v:rect style="width:0;height:1.5pt" o:hralign="center" o:hrstd="t" o:hr="t"/>
         </w:pict>
@@ -737,63 +892,114 @@
     <w:p>
       <w:pPr>
         <w:pStyle w:val="Heading2"/>
-      </w:pPr>
-      <w:r>
+        <w:spacing w:before="0" w:after="0" w:line="240" w:lineRule="auto"/>
+        <w:jc w:val="both"/>
+      </w:pPr>
+      <w:r>
+        <w:rPr>
+          <w:rFonts w:ascii="Times New Roman" w:hAnsi="Times New Roman"/>
+          <w:b/>
+          <w:sz w:val="22"/>
+        </w:rPr>
         <w:t xml:space="preserve">INTRODUCTION</w:t>
       </w:r>
     </w:p>
     <w:p>
       <w:pPr>
         <w:pStyle w:val="FirstParagraph"/>
-      </w:pPr>
-      <w:r>
+        <w:spacing w:before="0" w:after="0" w:line="240" w:lineRule="auto"/>
+        <w:jc w:val="both"/>
+      </w:pPr>
+      <w:r>
+        <w:rPr>
+          <w:rFonts w:ascii="Times New Roman" w:hAnsi="Times New Roman"/>
+          <w:sz w:val="20"/>
+        </w:rPr>
         <w:t xml:space="preserve">Digital maps have become an indispensable tool for urban commuters, gig workers, students, and pedestrians. Mainstream navigation platforms such as Google Maps, Apple Maps, and HERE Maps prioritize shortest distance, fastest arrival time, real-time traffic, and turn-by-turn accuracy. These are valuable optimizations for most use cases, but they are systematically incomplete for late-night pedestrian movement.</w:t>
       </w:r>
     </w:p>
     <w:p>
       <w:pPr>
         <w:pStyle w:val="BodyText"/>
-      </w:pPr>
-      <w:r>
+        <w:spacing w:before="0" w:after="0" w:line="240" w:lineRule="auto"/>
+        <w:jc w:val="both"/>
+      </w:pPr>
+      <w:r>
+        <w:rPr>
+          <w:rFonts w:ascii="Times New Roman" w:hAnsi="Times New Roman"/>
+          <w:sz w:val="20"/>
+        </w:rPr>
         <w:t xml:space="preserve">A shortest-path route may traverse isolated lanes, poorly maintained footpaths, dark residential alleys, closed market corridors, or areas with minimal pedestrian presence at night. For a nurse returning from a hospital on a night shift, a student leaving a library after midnight, or a woman traveling home from work, these route characteristics are not incidental — they materially shape perceived safety, anxiety, and willingness to commute independently.</w:t>
       </w:r>
     </w:p>
     <w:p>
       <w:pPr>
         <w:pStyle w:val="BodyText"/>
-      </w:pPr>
-      <w:r>
-        <w:rPr>
+        <w:spacing w:before="0" w:after="0" w:line="240" w:lineRule="auto"/>
+        <w:jc w:val="both"/>
+      </w:pPr>
+      <w:r>
+        <w:rPr>
+          <w:rFonts w:ascii="Times New Roman" w:hAnsi="Times New Roman"/>
           <w:b/>
           <w:bCs/>
+          <w:sz w:val="20"/>
         </w:rPr>
         <w:t xml:space="preserve">Shadow Path</w:t>
       </w:r>
       <w:r>
-        <w:t xml:space="preserve"> </w:t>
-      </w:r>
-      <w:r>
+        <w:rPr>
+          <w:rFonts w:ascii="Times New Roman" w:hAnsi="Times New Roman"/>
+          <w:sz w:val="20"/>
+        </w:rPr>
+        <w:t xml:space="preserve"> </w:t>
+      </w:r>
+      <w:r>
+        <w:rPr>
+          <w:rFonts w:ascii="Times New Roman" w:hAnsi="Times New Roman"/>
+          <w:sz w:val="20"/>
+        </w:rPr>
         <w:t xml:space="preserve">addresses this gap by reconceptualizing a route as a sequence of street segments, each carrying safety-relevant urban signals alongside navigational geometry. Every segment is evaluated using: the density and condition of streetlights; the density of nearby active businesses and services; road classification and pedestrian infrastructure; proximity to public-access nodes such as bus stops, police stations, hospitals, and CCTV zones; community-sourced reports of broken lights or unsafe conditions; and the freshness of the underlying data. The system then presents route candidates ranked by a combined cost that balances travel distance against segment-level safety scores, with a transparent, per-segment explanation of each route’s characteristics.</w:t>
       </w:r>
     </w:p>
     <w:p>
       <w:pPr>
         <w:pStyle w:val="BodyText"/>
-      </w:pPr>
-      <w:r>
+        <w:spacing w:before="0" w:after="0" w:line="240" w:lineRule="auto"/>
+        <w:jc w:val="both"/>
+      </w:pPr>
+      <w:r>
+        <w:rPr>
+          <w:rFonts w:ascii="Times New Roman" w:hAnsi="Times New Roman"/>
+          <w:sz w:val="20"/>
+        </w:rPr>
         <w:t xml:space="preserve">Critically, Shadow Path makes no claim to guarantee safety. Its contribution is informational transparency: providing pedestrians with the data they need to make an informed choice, rather than blind trust in the shortest path.</w:t>
       </w:r>
     </w:p>
     <w:p>
       <w:pPr>
         <w:pStyle w:val="BodyText"/>
-      </w:pPr>
-      <w:r>
+        <w:spacing w:before="0" w:after="0" w:line="240" w:lineRule="auto"/>
+        <w:jc w:val="both"/>
+      </w:pPr>
+      <w:r>
+        <w:rPr>
+          <w:rFonts w:ascii="Times New Roman" w:hAnsi="Times New Roman"/>
+          <w:sz w:val="20"/>
+        </w:rPr>
         <w:t xml:space="preserve">The system is designed around open and civic data ecosystems. OpenStreetMap (OSM) provides a flexible, globally available road network and map base. Municipal corporations and government open-data portals can supply streetlight inventories, CCTV zone boundaries, public transport schedules, and road maintenance records. POI and business-activity layers are derivable from OSM amenity tags or approved third-party datasets. Together, these sources form a practical foundation for a safety-aware navigation system that does not depend on proprietary or commercially sensitive data.</w:t>
       </w:r>
     </w:p>
     <w:p>
-      <w:r>
+      <w:pPr>
+        <w:spacing w:before="0" w:after="0" w:line="240" w:lineRule="auto"/>
+        <w:jc w:val="both"/>
+      </w:pPr>
+      <w:r>
+        <w:rPr>
+          <w:rFonts w:ascii="Times New Roman" w:hAnsi="Times New Roman"/>
+          <w:sz w:val="20"/>
+        </w:rPr>
         <w:pict>
           <v:rect style="width:0;height:1.5pt" o:hralign="center" o:hrstd="t" o:hr="t"/>
         </w:pict>
@@ -804,41 +1010,74 @@
     <w:p>
       <w:pPr>
         <w:pStyle w:val="Heading2"/>
-      </w:pPr>
-      <w:r>
+        <w:spacing w:before="0" w:after="0" w:line="240" w:lineRule="auto"/>
+        <w:jc w:val="both"/>
+      </w:pPr>
+      <w:r>
+        <w:rPr>
+          <w:rFonts w:ascii="Times New Roman" w:hAnsi="Times New Roman"/>
+          <w:b/>
+          <w:sz w:val="22"/>
+        </w:rPr>
         <w:t xml:space="preserve">PROBLEM STATEMENT</w:t>
       </w:r>
     </w:p>
     <w:p>
       <w:pPr>
         <w:pStyle w:val="FirstParagraph"/>
-      </w:pPr>
-      <w:r>
+        <w:spacing w:before="0" w:after="0" w:line="240" w:lineRule="auto"/>
+        <w:jc w:val="both"/>
+      </w:pPr>
+      <w:r>
+        <w:rPr>
+          <w:rFonts w:ascii="Times New Roman" w:hAnsi="Times New Roman"/>
+          <w:sz w:val="20"/>
+        </w:rPr>
         <w:t xml:space="preserve">Standard navigation applications answer the question:</w:t>
       </w:r>
       <w:r>
-        <w:t xml:space="preserve"> </w:t>
-      </w:r>
-      <w:r>
-        <w:rPr>
+        <w:rPr>
+          <w:rFonts w:ascii="Times New Roman" w:hAnsi="Times New Roman"/>
+          <w:sz w:val="20"/>
+        </w:rPr>
+        <w:t xml:space="preserve"> </w:t>
+      </w:r>
+      <w:r>
+        <w:rPr>
+          <w:rFonts w:ascii="Times New Roman" w:hAnsi="Times New Roman"/>
           <w:i/>
           <w:iCs/>
+          <w:sz w:val="20"/>
         </w:rPr>
         <w:t xml:space="preserve">“Which route is shortest or fastest?”</w:t>
       </w:r>
       <w:r>
-        <w:t xml:space="preserve"> </w:t>
-      </w:r>
-      <w:r>
+        <w:rPr>
+          <w:rFonts w:ascii="Times New Roman" w:hAnsi="Times New Roman"/>
+          <w:sz w:val="20"/>
+        </w:rPr>
+        <w:t xml:space="preserve"> </w:t>
+      </w:r>
+      <w:r>
+        <w:rPr>
+          <w:rFonts w:ascii="Times New Roman" w:hAnsi="Times New Roman"/>
+          <w:sz w:val="20"/>
+        </w:rPr>
         <w:t xml:space="preserve">Shadow Path answers an additional question:</w:t>
       </w:r>
       <w:r>
-        <w:t xml:space="preserve"> </w:t>
-      </w:r>
-      <w:r>
-        <w:rPr>
+        <w:rPr>
+          <w:rFonts w:ascii="Times New Roman" w:hAnsi="Times New Roman"/>
+          <w:sz w:val="20"/>
+        </w:rPr>
+        <w:t xml:space="preserve"> </w:t>
+      </w:r>
+      <w:r>
+        <w:rPr>
+          <w:rFonts w:ascii="Times New Roman" w:hAnsi="Times New Roman"/>
           <w:i/>
           <w:iCs/>
+          <w:sz w:val="20"/>
         </w:rPr>
         <w:t xml:space="preserve">“Which route is more appropriate for traveling at night?”</w:t>
       </w:r>
@@ -846,39 +1085,71 @@
     <w:p>
       <w:pPr>
         <w:pStyle w:val="BodyText"/>
-      </w:pPr>
-      <w:r>
+        <w:spacing w:before="0" w:after="0" w:line="240" w:lineRule="auto"/>
+        <w:jc w:val="both"/>
+      </w:pPr>
+      <w:r>
+        <w:rPr>
+          <w:rFonts w:ascii="Times New Roman" w:hAnsi="Times New Roman"/>
+          <w:sz w:val="20"/>
+        </w:rPr>
         <w:t xml:space="preserve">The problem is structural: safety-relevant urban data exists across multiple disconnected systems. Streetlight inventories reside with municipal engineering departments. Business-activity and POI data reside in map platforms. Road-network geometry resides in OSM or government GIS portals. Accident and crime records reside with police and traffic authorities. Standard route planners do not integrate these layers into route scoring or recommendations.</w:t>
       </w:r>
     </w:p>
     <w:p>
       <w:pPr>
         <w:pStyle w:val="BodyText"/>
-      </w:pPr>
-      <w:r>
+        <w:spacing w:before="0" w:after="0" w:line="240" w:lineRule="auto"/>
+        <w:jc w:val="both"/>
+      </w:pPr>
+      <w:r>
+        <w:rPr>
+          <w:rFonts w:ascii="Times New Roman" w:hAnsi="Times New Roman"/>
+          <w:sz w:val="20"/>
+        </w:rPr>
         <w:t xml:space="preserve">As a consequence, pedestrians planning a nighttime commute must manually cross-reference mental maps of well-lit roads, recall which streets feel active, and make decisions based on experience or intuition rather than data. This burden falls unequally on populations with higher safety concerns, including women, night-shift workers, and residents unfamiliar with a new city.</w:t>
       </w:r>
     </w:p>
     <w:p>
       <w:pPr>
         <w:pStyle w:val="BodyText"/>
-      </w:pPr>
-      <w:r>
+        <w:spacing w:before="0" w:after="0" w:line="240" w:lineRule="auto"/>
+        <w:jc w:val="both"/>
+      </w:pPr>
+      <w:r>
+        <w:rPr>
+          <w:rFonts w:ascii="Times New Roman" w:hAnsi="Times New Roman"/>
+          <w:sz w:val="20"/>
+        </w:rPr>
         <w:t xml:space="preserve">The core research problem is:</w:t>
       </w:r>
       <w:r>
-        <w:t xml:space="preserve"> </w:t>
-      </w:r>
-      <w:r>
-        <w:rPr>
+        <w:rPr>
+          <w:rFonts w:ascii="Times New Roman" w:hAnsi="Times New Roman"/>
+          <w:sz w:val="20"/>
+        </w:rPr>
+        <w:t xml:space="preserve"> </w:t>
+      </w:r>
+      <w:r>
+        <w:rPr>
+          <w:rFonts w:ascii="Times New Roman" w:hAnsi="Times New Roman"/>
           <w:i/>
           <w:iCs/>
+          <w:sz w:val="20"/>
         </w:rPr>
         <w:t xml:space="preserve">How can a system integrate geospatial route data with street-lighting and urban-activity signals, compute a principled segment-level safety score, and present safer route alternatives responsibly — without overstating certainty or introducing data bias?</w:t>
       </w:r>
     </w:p>
     <w:p>
-      <w:r>
+      <w:pPr>
+        <w:spacing w:before="0" w:after="0" w:line="240" w:lineRule="auto"/>
+        <w:jc w:val="both"/>
+      </w:pPr>
+      <w:r>
+        <w:rPr>
+          <w:rFonts w:ascii="Times New Roman" w:hAnsi="Times New Roman"/>
+          <w:sz w:val="20"/>
+        </w:rPr>
         <w:pict>
           <v:rect style="width:0;height:1.5pt" o:hralign="center" o:hrstd="t" o:hr="t"/>
         </w:pict>
@@ -889,16 +1160,29 @@
     <w:p>
       <w:pPr>
         <w:pStyle w:val="Heading2"/>
-      </w:pPr>
-      <w:r>
+        <w:spacing w:before="0" w:after="0" w:line="240" w:lineRule="auto"/>
+        <w:jc w:val="both"/>
+      </w:pPr>
+      <w:r>
+        <w:rPr>
+          <w:rFonts w:ascii="Times New Roman" w:hAnsi="Times New Roman"/>
+          <w:b/>
+          <w:sz w:val="22"/>
+        </w:rPr>
         <w:t xml:space="preserve">OBJECTIVES</w:t>
       </w:r>
     </w:p>
     <w:p>
       <w:pPr>
         <w:pStyle w:val="FirstParagraph"/>
-      </w:pPr>
-      <w:r>
+        <w:spacing w:before="0" w:after="0" w:line="240" w:lineRule="auto"/>
+        <w:jc w:val="both"/>
+      </w:pPr>
+      <w:r>
+        <w:rPr>
+          <w:rFonts w:ascii="Times New Roman" w:hAnsi="Times New Roman"/>
+          <w:sz w:val="20"/>
+        </w:rPr>
         <w:t xml:space="preserve">The specific objectives of Shadow Path are:</w:t>
       </w:r>
     </w:p>
@@ -909,8 +1193,14 @@
           <w:ilvl w:val="0"/>
           <w:numId w:val="1001"/>
         </w:numPr>
-      </w:pPr>
-      <w:r>
+        <w:spacing w:before="0" w:after="0" w:line="240" w:lineRule="auto"/>
+        <w:jc w:val="both"/>
+      </w:pPr>
+      <w:r>
+        <w:rPr>
+          <w:rFonts w:ascii="Times New Roman" w:hAnsi="Times New Roman"/>
+          <w:sz w:val="20"/>
+        </w:rPr>
         <w:t xml:space="preserve">Identify road and pedestrian segments that are poorly lit or have low nighttime activity levels.</w:t>
       </w:r>
     </w:p>
@@ -921,8 +1211,14 @@
           <w:ilvl w:val="0"/>
           <w:numId w:val="1001"/>
         </w:numPr>
-      </w:pPr>
-      <w:r>
+        <w:spacing w:before="0" w:after="0" w:line="240" w:lineRule="auto"/>
+        <w:jc w:val="both"/>
+      </w:pPr>
+      <w:r>
+        <w:rPr>
+          <w:rFonts w:ascii="Times New Roman" w:hAnsi="Times New Roman"/>
+          <w:sz w:val="20"/>
+        </w:rPr>
         <w:t xml:space="preserve">Recommend routes that minimize exposure to dark or isolated segments, even if such routes are marginally longer.</w:t>
       </w:r>
     </w:p>
@@ -933,8 +1229,14 @@
           <w:ilvl w:val="0"/>
           <w:numId w:val="1001"/>
         </w:numPr>
-      </w:pPr>
-      <w:r>
+        <w:spacing w:before="0" w:after="0" w:line="240" w:lineRule="auto"/>
+        <w:jc w:val="both"/>
+      </w:pPr>
+      <w:r>
+        <w:rPr>
+          <w:rFonts w:ascii="Times New Roman" w:hAnsi="Times New Roman"/>
+          <w:sz w:val="20"/>
+        </w:rPr>
         <w:t xml:space="preserve">Leverage OpenStreetMap, municipal lighting records, and government open-data sources as primary inputs, minimizing reliance on proprietary datasets.</w:t>
       </w:r>
     </w:p>
@@ -945,8 +1247,14 @@
           <w:ilvl w:val="0"/>
           <w:numId w:val="1001"/>
         </w:numPr>
-      </w:pPr>
-      <w:r>
+        <w:spacing w:before="0" w:after="0" w:line="240" w:lineRule="auto"/>
+        <w:jc w:val="both"/>
+      </w:pPr>
+      <w:r>
+        <w:rPr>
+          <w:rFonts w:ascii="Times New Roman" w:hAnsi="Times New Roman"/>
+          <w:sz w:val="20"/>
+        </w:rPr>
         <w:t xml:space="preserve">Provide route transparency through segment-level explanations, data-confidence indicators, and freshness timestamps.</w:t>
       </w:r>
     </w:p>
@@ -957,8 +1265,14 @@
           <w:ilvl w:val="0"/>
           <w:numId w:val="1001"/>
         </w:numPr>
-      </w:pPr>
-      <w:r>
+        <w:spacing w:before="0" w:after="0" w:line="240" w:lineRule="auto"/>
+        <w:jc w:val="both"/>
+      </w:pPr>
+      <w:r>
+        <w:rPr>
+          <w:rFonts w:ascii="Times New Roman" w:hAnsi="Times New Roman"/>
+          <w:sz w:val="20"/>
+        </w:rPr>
         <w:t xml:space="preserve">Enable community participation via anonymized user reports of broken streetlights, unsafe road conditions, or positive route experiences.</w:t>
       </w:r>
     </w:p>
@@ -969,8 +1283,14 @@
           <w:ilvl w:val="0"/>
           <w:numId w:val="1001"/>
         </w:numPr>
-      </w:pPr>
-      <w:r>
+        <w:spacing w:before="0" w:after="0" w:line="240" w:lineRule="auto"/>
+        <w:jc w:val="both"/>
+      </w:pPr>
+      <w:r>
+        <w:rPr>
+          <w:rFonts w:ascii="Times New Roman" w:hAnsi="Times New Roman"/>
+          <w:sz w:val="20"/>
+        </w:rPr>
         <w:t xml:space="preserve">Design an architecture that can scale from a single-city prototype to a generalizable smart-city safety-navigation framework.</w:t>
       </w:r>
     </w:p>
@@ -981,13 +1301,27 @@
           <w:ilvl w:val="0"/>
           <w:numId w:val="1001"/>
         </w:numPr>
-      </w:pPr>
-      <w:r>
+        <w:spacing w:before="0" w:after="0" w:line="240" w:lineRule="auto"/>
+        <w:jc w:val="both"/>
+      </w:pPr>
+      <w:r>
+        <w:rPr>
+          <w:rFonts w:ascii="Times New Roman" w:hAnsi="Times New Roman"/>
+          <w:sz w:val="20"/>
+        </w:rPr>
         <w:t xml:space="preserve">Maintain strict privacy-by-design principles: avoid storing individual travel history and ensure that reporting mechanisms cannot be weaponized for surveillance or targeted harm.</w:t>
       </w:r>
     </w:p>
     <w:p>
-      <w:r>
+      <w:pPr>
+        <w:spacing w:before="0" w:after="0" w:line="240" w:lineRule="auto"/>
+        <w:jc w:val="both"/>
+      </w:pPr>
+      <w:r>
+        <w:rPr>
+          <w:rFonts w:ascii="Times New Roman" w:hAnsi="Times New Roman"/>
+          <w:sz w:val="20"/>
+        </w:rPr>
         <w:pict>
           <v:rect style="width:0;height:1.5pt" o:hralign="center" o:hrstd="t" o:hr="t"/>
         </w:pict>
@@ -998,8 +1332,15 @@
     <w:p>
       <w:pPr>
         <w:pStyle w:val="Heading2"/>
-      </w:pPr>
-      <w:r>
+        <w:spacing w:before="0" w:after="0" w:line="240" w:lineRule="auto"/>
+        <w:jc w:val="both"/>
+      </w:pPr>
+      <w:r>
+        <w:rPr>
+          <w:rFonts w:ascii="Times New Roman" w:hAnsi="Times New Roman"/>
+          <w:b/>
+          <w:sz w:val="22"/>
+        </w:rPr>
         <w:t xml:space="preserve">LITERATURE REVIEW</w:t>
       </w:r>
     </w:p>
@@ -1007,129 +1348,246 @@
     <w:p>
       <w:pPr>
         <w:pStyle w:val="Heading3"/>
-      </w:pPr>
-      <w:r>
+        <w:spacing w:before="0" w:after="0" w:line="240" w:lineRule="auto"/>
+        <w:jc w:val="both"/>
+      </w:pPr>
+      <w:r>
+        <w:rPr>
+          <w:rFonts w:ascii="Times New Roman" w:hAnsi="Times New Roman"/>
+          <w:b/>
+          <w:sz w:val="22"/>
+        </w:rPr>
         <w:t xml:space="preserve">OpenStreetMap and Geospatial Routing</w:t>
       </w:r>
     </w:p>
     <w:p>
       <w:pPr>
         <w:pStyle w:val="FirstParagraph"/>
-      </w:pPr>
-      <w:r>
+        <w:spacing w:before="0" w:after="0" w:line="240" w:lineRule="auto"/>
+        <w:jc w:val="both"/>
+      </w:pPr>
+      <w:r>
+        <w:rPr>
+          <w:rFonts w:ascii="Times New Roman" w:hAnsi="Times New Roman"/>
+          <w:sz w:val="20"/>
+        </w:rPr>
         <w:t xml:space="preserve">OpenStreetMap is the primary free, openly licensed global street-map dataset [1]. OSM represents geographic features through nodes (points), ways (ordered lists of nodes), relations (grouped features), and tags (key-value metadata). Tags relevant to Shadow Path include</w:t>
       </w:r>
       <w:r>
+        <w:rPr>
+          <w:rFonts w:ascii="Times New Roman" w:hAnsi="Times New Roman"/>
+          <w:sz w:val="20"/>
+        </w:rPr>
         <w:t xml:space="preserve"> </w:t>
       </w:r>
       <w:r>
         <w:rPr>
           <w:rStyle w:val="VerbatimChar"/>
+          <w:rFonts w:ascii="Times New Roman" w:hAnsi="Times New Roman"/>
+          <w:sz w:val="20"/>
         </w:rPr>
         <w:t xml:space="preserve">highway=*</w:t>
       </w:r>
       <w:r>
-        <w:t xml:space="preserve"> </w:t>
-      </w:r>
-      <w:r>
+        <w:rPr>
+          <w:rFonts w:ascii="Times New Roman" w:hAnsi="Times New Roman"/>
+          <w:sz w:val="20"/>
+        </w:rPr>
+        <w:t xml:space="preserve"> </w:t>
+      </w:r>
+      <w:r>
+        <w:rPr>
+          <w:rFonts w:ascii="Times New Roman" w:hAnsi="Times New Roman"/>
+          <w:sz w:val="20"/>
+        </w:rPr>
         <w:t xml:space="preserve">for road classification,</w:t>
       </w:r>
       <w:r>
+        <w:rPr>
+          <w:rFonts w:ascii="Times New Roman" w:hAnsi="Times New Roman"/>
+          <w:sz w:val="20"/>
+        </w:rPr>
         <w:t xml:space="preserve"> </w:t>
       </w:r>
       <w:r>
         <w:rPr>
           <w:rStyle w:val="VerbatimChar"/>
+          <w:rFonts w:ascii="Times New Roman" w:hAnsi="Times New Roman"/>
+          <w:sz w:val="20"/>
         </w:rPr>
         <w:t xml:space="preserve">lit=yes/no/limited</w:t>
       </w:r>
       <w:r>
-        <w:t xml:space="preserve"> </w:t>
-      </w:r>
-      <w:r>
+        <w:rPr>
+          <w:rFonts w:ascii="Times New Roman" w:hAnsi="Times New Roman"/>
+          <w:sz w:val="20"/>
+        </w:rPr>
+        <w:t xml:space="preserve"> </w:t>
+      </w:r>
+      <w:r>
+        <w:rPr>
+          <w:rFonts w:ascii="Times New Roman" w:hAnsi="Times New Roman"/>
+          <w:sz w:val="20"/>
+        </w:rPr>
         <w:t xml:space="preserve">for reported lighting,</w:t>
       </w:r>
       <w:r>
+        <w:rPr>
+          <w:rFonts w:ascii="Times New Roman" w:hAnsi="Times New Roman"/>
+          <w:sz w:val="20"/>
+        </w:rPr>
         <w:t xml:space="preserve"> </w:t>
       </w:r>
       <w:r>
         <w:rPr>
           <w:rStyle w:val="VerbatimChar"/>
+          <w:rFonts w:ascii="Times New Roman" w:hAnsi="Times New Roman"/>
+          <w:sz w:val="20"/>
         </w:rPr>
         <w:t xml:space="preserve">highway=street_lamp</w:t>
       </w:r>
       <w:r>
-        <w:t xml:space="preserve"> </w:t>
-      </w:r>
-      <w:r>
+        <w:rPr>
+          <w:rFonts w:ascii="Times New Roman" w:hAnsi="Times New Roman"/>
+          <w:sz w:val="20"/>
+        </w:rPr>
+        <w:t xml:space="preserve"> </w:t>
+      </w:r>
+      <w:r>
+        <w:rPr>
+          <w:rFonts w:ascii="Times New Roman" w:hAnsi="Times New Roman"/>
+          <w:sz w:val="20"/>
+        </w:rPr>
         <w:t xml:space="preserve">for mapped lamp positions,</w:t>
       </w:r>
       <w:r>
+        <w:rPr>
+          <w:rFonts w:ascii="Times New Roman" w:hAnsi="Times New Roman"/>
+          <w:sz w:val="20"/>
+        </w:rPr>
         <w:t xml:space="preserve"> </w:t>
       </w:r>
       <w:r>
         <w:rPr>
           <w:rStyle w:val="VerbatimChar"/>
+          <w:rFonts w:ascii="Times New Roman" w:hAnsi="Times New Roman"/>
+          <w:sz w:val="20"/>
         </w:rPr>
         <w:t xml:space="preserve">foot=yes/no</w:t>
       </w:r>
       <w:r>
-        <w:t xml:space="preserve"> </w:t>
-      </w:r>
-      <w:r>
+        <w:rPr>
+          <w:rFonts w:ascii="Times New Roman" w:hAnsi="Times New Roman"/>
+          <w:sz w:val="20"/>
+        </w:rPr>
+        <w:t xml:space="preserve"> </w:t>
+      </w:r>
+      <w:r>
+        <w:rPr>
+          <w:rFonts w:ascii="Times New Roman" w:hAnsi="Times New Roman"/>
+          <w:sz w:val="20"/>
+        </w:rPr>
         <w:t xml:space="preserve">and</w:t>
       </w:r>
       <w:r>
+        <w:rPr>
+          <w:rFonts w:ascii="Times New Roman" w:hAnsi="Times New Roman"/>
+          <w:sz w:val="20"/>
+        </w:rPr>
         <w:t xml:space="preserve"> </w:t>
       </w:r>
       <w:r>
         <w:rPr>
           <w:rStyle w:val="VerbatimChar"/>
+          <w:rFonts w:ascii="Times New Roman" w:hAnsi="Times New Roman"/>
+          <w:sz w:val="20"/>
         </w:rPr>
         <w:t xml:space="preserve">sidewalk=*</w:t>
       </w:r>
       <w:r>
-        <w:t xml:space="preserve"> </w:t>
-      </w:r>
-      <w:r>
+        <w:rPr>
+          <w:rFonts w:ascii="Times New Roman" w:hAnsi="Times New Roman"/>
+          <w:sz w:val="20"/>
+        </w:rPr>
+        <w:t xml:space="preserve"> </w:t>
+      </w:r>
+      <w:r>
+        <w:rPr>
+          <w:rFonts w:ascii="Times New Roman" w:hAnsi="Times New Roman"/>
+          <w:sz w:val="20"/>
+        </w:rPr>
         <w:t xml:space="preserve">for pedestrian access, and</w:t>
       </w:r>
       <w:r>
+        <w:rPr>
+          <w:rFonts w:ascii="Times New Roman" w:hAnsi="Times New Roman"/>
+          <w:sz w:val="20"/>
+        </w:rPr>
         <w:t xml:space="preserve"> </w:t>
       </w:r>
       <w:r>
         <w:rPr>
           <w:rStyle w:val="VerbatimChar"/>
+          <w:rFonts w:ascii="Times New Roman" w:hAnsi="Times New Roman"/>
+          <w:sz w:val="20"/>
         </w:rPr>
         <w:t xml:space="preserve">amenity=*</w:t>
       </w:r>
       <w:r>
-        <w:t xml:space="preserve"> </w:t>
-      </w:r>
-      <w:r>
+        <w:rPr>
+          <w:rFonts w:ascii="Times New Roman" w:hAnsi="Times New Roman"/>
+          <w:sz w:val="20"/>
+        </w:rPr>
+        <w:t xml:space="preserve"> </w:t>
+      </w:r>
+      <w:r>
+        <w:rPr>
+          <w:rFonts w:ascii="Times New Roman" w:hAnsi="Times New Roman"/>
+          <w:sz w:val="20"/>
+        </w:rPr>
         <w:t xml:space="preserve">and</w:t>
       </w:r>
       <w:r>
+        <w:rPr>
+          <w:rFonts w:ascii="Times New Roman" w:hAnsi="Times New Roman"/>
+          <w:sz w:val="20"/>
+        </w:rPr>
         <w:t xml:space="preserve"> </w:t>
       </w:r>
       <w:r>
         <w:rPr>
           <w:rStyle w:val="VerbatimChar"/>
+          <w:rFonts w:ascii="Times New Roman" w:hAnsi="Times New Roman"/>
+          <w:sz w:val="20"/>
         </w:rPr>
         <w:t xml:space="preserve">shop=*</w:t>
       </w:r>
       <w:r>
-        <w:t xml:space="preserve"> </w:t>
-      </w:r>
-      <w:r>
+        <w:rPr>
+          <w:rFonts w:ascii="Times New Roman" w:hAnsi="Times New Roman"/>
+          <w:sz w:val="20"/>
+        </w:rPr>
+        <w:t xml:space="preserve"> </w:t>
+      </w:r>
+      <w:r>
+        <w:rPr>
+          <w:rFonts w:ascii="Times New Roman" w:hAnsi="Times New Roman"/>
+          <w:sz w:val="20"/>
+        </w:rPr>
         <w:t xml:space="preserve">for business and service presence.</w:t>
       </w:r>
     </w:p>
     <w:p>
       <w:pPr>
         <w:pStyle w:val="BodyText"/>
-      </w:pPr>
-      <w:r>
+        <w:spacing w:before="0" w:after="0" w:line="240" w:lineRule="auto"/>
+        <w:jc w:val="both"/>
+      </w:pPr>
+      <w:r>
+        <w:rPr>
+          <w:rFonts w:ascii="Times New Roman" w:hAnsi="Times New Roman"/>
+          <w:sz w:val="20"/>
+        </w:rPr>
         <w:t xml:space="preserve">Routing engines built on OSM data include OSRM [2], Valhalla [3], and GraphHopper. Of these, Valhalla is particularly relevant because it supports dynamic costing — the ability to introduce custom cost functions that penalize road segments based on configurable criteria [3]. OSMnx [4] provides a Python-based framework for downloading, building, analyzing, and visualizing OSM street networks as directed graphs, enabling network-level analysis of pedestrian infrastructure. Haklay and Weber [9] provide foundational analysis of OSM’s collaborative model and coverage characteristics.</w:t>
       </w:r>
     </w:p>
@@ -1138,24 +1596,43 @@
     <w:p>
       <w:pPr>
         <w:pStyle w:val="Heading3"/>
-      </w:pPr>
-      <w:r>
+        <w:spacing w:before="0" w:after="0" w:line="240" w:lineRule="auto"/>
+        <w:jc w:val="both"/>
+      </w:pPr>
+      <w:r>
+        <w:rPr>
+          <w:rFonts w:ascii="Times New Roman" w:hAnsi="Times New Roman"/>
+          <w:b/>
+          <w:sz w:val="22"/>
+        </w:rPr>
         <w:t xml:space="preserve">Street Lighting and Urban Safety</w:t>
       </w:r>
     </w:p>
     <w:p>
       <w:pPr>
         <w:pStyle w:val="FirstParagraph"/>
-      </w:pPr>
-      <w:r>
+        <w:spacing w:before="0" w:after="0" w:line="240" w:lineRule="auto"/>
+        <w:jc w:val="both"/>
+      </w:pPr>
+      <w:r>
+        <w:rPr>
+          <w:rFonts w:ascii="Times New Roman" w:hAnsi="Times New Roman"/>
+          <w:sz w:val="20"/>
+        </w:rPr>
         <w:t xml:space="preserve">Street lighting is among the most empirically studied environmental determinants of pedestrian safety. Welsh and Farrington’s systematic review of controlled trials reports that improved public lighting is associated with significant reductions in nighttime crime in public spaces [5]. Mechanisms include improved natural surveillance, reduced opportunities for criminal concealment, and increased community confidence in public spaces. Chalfin et al. provide quasi-experimental evidence from New York City public housing developments showing reductions in nighttime outdoor crime index after temporary lighting augmentation [6]. Kim et al. examine criteria for advanced streetlight design that balances energy efficiency with uniform illumination and pedestrian comfort [7].</w:t>
       </w:r>
     </w:p>
     <w:p>
       <w:pPr>
         <w:pStyle w:val="BodyText"/>
-      </w:pPr>
-      <w:r>
+        <w:spacing w:before="0" w:after="0" w:line="240" w:lineRule="auto"/>
+        <w:jc w:val="both"/>
+      </w:pPr>
+      <w:r>
+        <w:rPr>
+          <w:rFonts w:ascii="Times New Roman" w:hAnsi="Times New Roman"/>
+          <w:sz w:val="20"/>
+        </w:rPr>
         <w:t xml:space="preserve">These findings establish a clear empirical basis for incorporating streetlight density and quality as a primary safety signal in route scoring.</w:t>
       </w:r>
     </w:p>
@@ -1164,16 +1641,29 @@
     <w:p>
       <w:pPr>
         <w:pStyle w:val="Heading3"/>
-      </w:pPr>
-      <w:r>
+        <w:spacing w:before="0" w:after="0" w:line="240" w:lineRule="auto"/>
+        <w:jc w:val="both"/>
+      </w:pPr>
+      <w:r>
+        <w:rPr>
+          <w:rFonts w:ascii="Times New Roman" w:hAnsi="Times New Roman"/>
+          <w:b/>
+          <w:sz w:val="22"/>
+        </w:rPr>
         <w:t xml:space="preserve">Women’s Safety and Participatory GIS</w:t>
       </w:r>
     </w:p>
     <w:p>
       <w:pPr>
         <w:pStyle w:val="FirstParagraph"/>
-      </w:pPr>
-      <w:r>
+        <w:spacing w:before="0" w:after="0" w:line="240" w:lineRule="auto"/>
+        <w:jc w:val="both"/>
+      </w:pPr>
+      <w:r>
+        <w:rPr>
+          <w:rFonts w:ascii="Times New Roman" w:hAnsi="Times New Roman"/>
+          <w:sz w:val="20"/>
+        </w:rPr>
         <w:t xml:space="preserve">Research on gender and urban mobility documents that perceived safety — not only measured crime — significantly determines women’s use of public space, route choices, and willingness to travel alone at night. Gargiulo et al. demonstrate that qualitative GIS methods can integrate women’s subjective safety perceptions with physical environmental factors to produce composite safety maps, enabling more socially responsive urban planning [8]. This supports Shadow Path’s inclusion of both objective physical signals (streetlights, road type) and subjective community reporting (user-submitted safety assessments) in its scoring model. Iqbal et al. [10] further demonstrate the applicability of smart-technology approaches to women’s personal safety, establishing the feasibility of IoT and machine-learning integration in safety applications.</w:t>
       </w:r>
     </w:p>
@@ -1182,21 +1672,42 @@
     <w:p>
       <w:pPr>
         <w:pStyle w:val="Heading3"/>
-      </w:pPr>
-      <w:r>
+        <w:spacing w:before="0" w:after="0" w:line="240" w:lineRule="auto"/>
+        <w:jc w:val="both"/>
+      </w:pPr>
+      <w:r>
+        <w:rPr>
+          <w:rFonts w:ascii="Times New Roman" w:hAnsi="Times New Roman"/>
+          <w:b/>
+          <w:sz w:val="22"/>
+        </w:rPr>
         <w:t xml:space="preserve">Gap in Existing Navigation Systems</w:t>
       </w:r>
     </w:p>
     <w:p>
       <w:pPr>
         <w:pStyle w:val="FirstParagraph"/>
-      </w:pPr>
-      <w:r>
+        <w:spacing w:before="0" w:after="0" w:line="240" w:lineRule="auto"/>
+        <w:jc w:val="both"/>
+      </w:pPr>
+      <w:r>
+        <w:rPr>
+          <w:rFonts w:ascii="Times New Roman" w:hAnsi="Times New Roman"/>
+          <w:sz w:val="20"/>
+        </w:rPr>
         <w:t xml:space="preserve">Despite the technical maturity of OSM-based routing and the established evidence base for environmental safety correlates, no mainstream navigation application currently integrates streetlight data, business-activity density, or civic infrastructure proximity into pedestrian route recommendations at the segment level. The closest equivalents are crime-map overlays and women’s safety apps, but these do not integrate with routing engines to suggest alternative paths. Shadow Path’s contribution is to bridge this gap: operationalizing known safety correlates into a live, route-level scoring and recommendation system.</w:t>
       </w:r>
     </w:p>
     <w:p>
-      <w:r>
+      <w:pPr>
+        <w:spacing w:before="0" w:after="0" w:line="240" w:lineRule="auto"/>
+        <w:jc w:val="both"/>
+      </w:pPr>
+      <w:r>
+        <w:rPr>
+          <w:rFonts w:ascii="Times New Roman" w:hAnsi="Times New Roman"/>
+          <w:sz w:val="20"/>
+        </w:rPr>
         <w:pict>
           <v:rect style="width:0;height:1.5pt" o:hralign="center" o:hrstd="t" o:hr="t"/>
         </w:pict>
@@ -1208,71 +1719,132 @@
     <w:p>
       <w:pPr>
         <w:pStyle w:val="Heading2"/>
-      </w:pPr>
-      <w:r>
+        <w:spacing w:before="0" w:after="0" w:line="240" w:lineRule="auto"/>
+        <w:jc w:val="both"/>
+      </w:pPr>
+      <w:r>
+        <w:rPr>
+          <w:rFonts w:ascii="Times New Roman" w:hAnsi="Times New Roman"/>
+          <w:b/>
+          <w:sz w:val="22"/>
+        </w:rPr>
         <w:t xml:space="preserve">PROPOSED SYSTEM OVERVIEW</w:t>
       </w:r>
     </w:p>
     <w:p>
       <w:pPr>
         <w:pStyle w:val="FirstParagraph"/>
-      </w:pPr>
-      <w:r>
+        <w:spacing w:before="0" w:after="0" w:line="240" w:lineRule="auto"/>
+        <w:jc w:val="both"/>
+      </w:pPr>
+      <w:r>
+        <w:rPr>
+          <w:rFonts w:ascii="Times New Roman" w:hAnsi="Times New Roman"/>
+          <w:sz w:val="20"/>
+        </w:rPr>
         <w:t xml:space="preserve">Shadow Path is a safety-aware route recommendation application targeting pedestrians during low-light hours. The interaction model is straightforward: the user enters a source and destination. The system retrieves one or more candidate routes from an OSM-based routing engine, evaluates each route at the segment level using safety data layers, computes a weighted safety score, and presents the safest practical option alongside the shortest option — with per-segment explanations.</w:t>
       </w:r>
     </w:p>
     <w:p>
       <w:pPr>
         <w:pStyle w:val="BodyText"/>
-      </w:pPr>
-      <w:r>
+        <w:spacing w:before="0" w:after="0" w:line="240" w:lineRule="auto"/>
+        <w:jc w:val="both"/>
+      </w:pPr>
+      <w:r>
+        <w:rPr>
+          <w:rFonts w:ascii="Times New Roman" w:hAnsi="Times New Roman"/>
+          <w:sz w:val="20"/>
+        </w:rPr>
         <w:t xml:space="preserve">The system explicitly avoids binary safety labels. Route feedback is framed comparatively and factually:</w:t>
       </w:r>
       <w:r>
-        <w:t xml:space="preserve"> </w:t>
-      </w:r>
-      <w:r>
-        <w:rPr>
+        <w:rPr>
+          <w:rFonts w:ascii="Times New Roman" w:hAnsi="Times New Roman"/>
+          <w:sz w:val="20"/>
+        </w:rPr>
+        <w:t xml:space="preserve"> </w:t>
+      </w:r>
+      <w:r>
+        <w:rPr>
+          <w:rFonts w:ascii="Times New Roman" w:hAnsi="Times New Roman"/>
           <w:i/>
           <w:iCs/>
+          <w:sz w:val="20"/>
         </w:rPr>
         <w:t xml:space="preserve">“This route has 18% better lighting coverage,”</w:t>
       </w:r>
       <w:r>
-        <w:t xml:space="preserve"> </w:t>
-      </w:r>
-      <w:r>
-        <w:rPr>
+        <w:rPr>
+          <w:rFonts w:ascii="Times New Roman" w:hAnsi="Times New Roman"/>
+          <w:sz w:val="20"/>
+        </w:rPr>
+        <w:t xml:space="preserve"> </w:t>
+      </w:r>
+      <w:r>
+        <w:rPr>
+          <w:rFonts w:ascii="Times New Roman" w:hAnsi="Times New Roman"/>
           <w:i/>
           <w:iCs/>
+          <w:sz w:val="20"/>
         </w:rPr>
         <w:t xml:space="preserve">“This route avoids 340 meters of unlit segments,”</w:t>
       </w:r>
       <w:r>
-        <w:t xml:space="preserve"> </w:t>
-      </w:r>
-      <w:r>
+        <w:rPr>
+          <w:rFonts w:ascii="Times New Roman" w:hAnsi="Times New Roman"/>
+          <w:sz w:val="20"/>
+        </w:rPr>
+        <w:t xml:space="preserve"> </w:t>
+      </w:r>
+      <w:r>
+        <w:rPr>
+          <w:rFonts w:ascii="Times New Roman" w:hAnsi="Times New Roman"/>
+          <w:sz w:val="20"/>
+        </w:rPr>
         <w:t xml:space="preserve">or</w:t>
       </w:r>
       <w:r>
-        <w:t xml:space="preserve"> </w:t>
-      </w:r>
-      <w:r>
-        <w:rPr>
+        <w:rPr>
+          <w:rFonts w:ascii="Times New Roman" w:hAnsi="Times New Roman"/>
+          <w:sz w:val="20"/>
+        </w:rPr>
+        <w:t xml:space="preserve"> </w:t>
+      </w:r>
+      <w:r>
+        <w:rPr>
+          <w:rFonts w:ascii="Times New Roman" w:hAnsi="Times New Roman"/>
           <w:i/>
           <w:iCs/>
+          <w:sz w:val="20"/>
         </w:rPr>
         <w:t xml:space="preserve">“72% of this route passes active business corridors.”</w:t>
       </w:r>
       <w:r>
-        <w:t xml:space="preserve"> </w:t>
-      </w:r>
-      <w:r>
+        <w:rPr>
+          <w:rFonts w:ascii="Times New Roman" w:hAnsi="Times New Roman"/>
+          <w:sz w:val="20"/>
+        </w:rPr>
+        <w:t xml:space="preserve"> </w:t>
+      </w:r>
+      <w:r>
+        <w:rPr>
+          <w:rFonts w:ascii="Times New Roman" w:hAnsi="Times New Roman"/>
+          <w:sz w:val="20"/>
+        </w:rPr>
         <w:t xml:space="preserve">This responsible framing is essential because real-world safety is a complex, multifactorial phenomenon that no map system can fully capture.</w:t>
       </w:r>
     </w:p>
     <w:p>
-      <w:r>
+      <w:pPr>
+        <w:spacing w:before="0" w:after="0" w:line="240" w:lineRule="auto"/>
+        <w:jc w:val="both"/>
+      </w:pPr>
+      <w:r>
+        <w:rPr>
+          <w:rFonts w:ascii="Times New Roman" w:hAnsi="Times New Roman"/>
+          <w:sz w:val="20"/>
+        </w:rPr>
         <w:pict>
           <v:rect style="width:0;height:1.5pt" o:hralign="center" o:hrstd="t" o:hr="t"/>
         </w:pict>
@@ -1283,251 +1855,418 @@
     <w:p>
       <w:pPr>
         <w:pStyle w:val="Heading2"/>
-      </w:pPr>
-      <w:r>
+        <w:spacing w:before="0" w:after="0" w:line="240" w:lineRule="auto"/>
+        <w:jc w:val="both"/>
+      </w:pPr>
+      <w:r>
+        <w:rPr>
+          <w:rFonts w:ascii="Times New Roman" w:hAnsi="Times New Roman"/>
+          <w:b/>
+          <w:sz w:val="22"/>
+        </w:rPr>
         <w:t xml:space="preserve">SYSTEM ARCHITECTURE</w:t>
       </w:r>
     </w:p>
     <w:p>
       <w:pPr>
         <w:pStyle w:val="FirstParagraph"/>
-      </w:pPr>
-      <w:r>
+        <w:spacing w:before="0" w:after="0" w:line="240" w:lineRule="auto"/>
+        <w:jc w:val="both"/>
+      </w:pPr>
+      <w:r>
+        <w:rPr>
+          <w:rFonts w:ascii="Times New Roman" w:hAnsi="Times New Roman"/>
+          <w:sz w:val="20"/>
+        </w:rPr>
         <w:t xml:space="preserve">The Shadow Path architecture comprises five primary layers, as illustrated in Fig. 1.</w:t>
       </w:r>
     </w:p>
     <w:p>
       <w:pPr>
         <w:pStyle w:val="SourceCode"/>
+        <w:spacing w:before="0" w:after="0" w:line="240" w:lineRule="auto"/>
+        <w:jc w:val="both"/>
       </w:pPr>
       <w:r>
         <w:rPr>
           <w:rStyle w:val="VerbatimChar"/>
+          <w:rFonts w:ascii="Times New Roman" w:hAnsi="Times New Roman"/>
+          <w:sz w:val="20"/>
         </w:rPr>
         <w:t xml:space="preserve">+----------------------------------------------------------------------+</w:t>
       </w:r>
       <w:r>
+        <w:rPr>
+          <w:rFonts w:ascii="Times New Roman" w:hAnsi="Times New Roman"/>
+          <w:sz w:val="20"/>
+        </w:rPr>
         <w:br/>
       </w:r>
       <w:r>
         <w:rPr>
           <w:rStyle w:val="VerbatimChar"/>
+          <w:rFonts w:ascii="Times New Roman" w:hAnsi="Times New Roman"/>
+          <w:sz w:val="20"/>
         </w:rPr>
         <w:t xml:space="preserve">|                        CLIENT APPLICATION                            |</w:t>
       </w:r>
       <w:r>
+        <w:rPr>
+          <w:rFonts w:ascii="Times New Roman" w:hAnsi="Times New Roman"/>
+          <w:sz w:val="20"/>
+        </w:rPr>
         <w:br/>
       </w:r>
       <w:r>
         <w:rPr>
           <w:rStyle w:val="VerbatimChar"/>
+          <w:rFonts w:ascii="Times New Roman" w:hAnsi="Times New Roman"/>
+          <w:sz w:val="20"/>
         </w:rPr>
         <w:t xml:space="preserve">|   Route Search | Map + Overlays | Route Comparison | Report Button   |</w:t>
       </w:r>
       <w:r>
+        <w:rPr>
+          <w:rFonts w:ascii="Times New Roman" w:hAnsi="Times New Roman"/>
+          <w:sz w:val="20"/>
+        </w:rPr>
         <w:br/>
       </w:r>
       <w:r>
         <w:rPr>
           <w:rStyle w:val="VerbatimChar"/>
+          <w:rFonts w:ascii="Times New Roman" w:hAnsi="Times New Roman"/>
+          <w:sz w:val="20"/>
         </w:rPr>
         <w:t xml:space="preserve">+-------------------------------+--------------------------------------+</w:t>
       </w:r>
       <w:r>
+        <w:rPr>
+          <w:rFonts w:ascii="Times New Roman" w:hAnsi="Times New Roman"/>
+          <w:sz w:val="20"/>
+        </w:rPr>
         <w:br/>
       </w:r>
       <w:r>
         <w:rPr>
           <w:rStyle w:val="VerbatimChar"/>
+          <w:rFonts w:ascii="Times New Roman" w:hAnsi="Times New Roman"/>
+          <w:sz w:val="20"/>
         </w:rPr>
         <w:t xml:space="preserve">                                |  Route Request</w:t>
       </w:r>
       <w:r>
+        <w:rPr>
+          <w:rFonts w:ascii="Times New Roman" w:hAnsi="Times New Roman"/>
+          <w:sz w:val="20"/>
+        </w:rPr>
         <w:br/>
       </w:r>
       <w:r>
         <w:rPr>
           <w:rStyle w:val="VerbatimChar"/>
+          <w:rFonts w:ascii="Times New Roman" w:hAnsi="Times New Roman"/>
+          <w:sz w:val="20"/>
         </w:rPr>
         <w:t xml:space="preserve">              +-----------------v--------------------+</w:t>
       </w:r>
       <w:r>
+        <w:rPr>
+          <w:rFonts w:ascii="Times New Roman" w:hAnsi="Times New Roman"/>
+          <w:sz w:val="20"/>
+        </w:rPr>
         <w:br/>
       </w:r>
       <w:r>
         <w:rPr>
           <w:rStyle w:val="VerbatimChar"/>
+          <w:rFonts w:ascii="Times New Roman" w:hAnsi="Times New Roman"/>
+          <w:sz w:val="20"/>
         </w:rPr>
         <w:t xml:space="preserve">              |          SAFETY SCORING API          |</w:t>
       </w:r>
       <w:r>
+        <w:rPr>
+          <w:rFonts w:ascii="Times New Roman" w:hAnsi="Times New Roman"/>
+          <w:sz w:val="20"/>
+        </w:rPr>
         <w:br/>
       </w:r>
       <w:r>
         <w:rPr>
           <w:rStyle w:val="VerbatimChar"/>
+          <w:rFonts w:ascii="Times New Roman" w:hAnsi="Times New Roman"/>
+          <w:sz w:val="20"/>
         </w:rPr>
         <w:t xml:space="preserve">              |   Segment scoring . Route ranking    |</w:t>
       </w:r>
       <w:r>
+        <w:rPr>
+          <w:rFonts w:ascii="Times New Roman" w:hAnsi="Times New Roman"/>
+          <w:sz w:val="20"/>
+        </w:rPr>
         <w:br/>
       </w:r>
       <w:r>
         <w:rPr>
           <w:rStyle w:val="VerbatimChar"/>
+          <w:rFonts w:ascii="Times New Roman" w:hAnsi="Times New Roman"/>
+          <w:sz w:val="20"/>
         </w:rPr>
         <w:t xml:space="preserve">              +--------+--------------------+--------+</w:t>
       </w:r>
       <w:r>
+        <w:rPr>
+          <w:rFonts w:ascii="Times New Roman" w:hAnsi="Times New Roman"/>
+          <w:sz w:val="20"/>
+        </w:rPr>
         <w:br/>
       </w:r>
       <w:r>
         <w:rPr>
           <w:rStyle w:val="VerbatimChar"/>
+          <w:rFonts w:ascii="Times New Roman" w:hAnsi="Times New Roman"/>
+          <w:sz w:val="20"/>
         </w:rPr>
         <w:t xml:space="preserve">                       |                   |</w:t>
       </w:r>
       <w:r>
+        <w:rPr>
+          <w:rFonts w:ascii="Times New Roman" w:hAnsi="Times New Roman"/>
+          <w:sz w:val="20"/>
+        </w:rPr>
         <w:br/>
       </w:r>
       <w:r>
         <w:rPr>
           <w:rStyle w:val="VerbatimChar"/>
+          <w:rFonts w:ascii="Times New Roman" w:hAnsi="Times New Roman"/>
+          <w:sz w:val="20"/>
         </w:rPr>
         <w:t xml:space="preserve">          +------------v---------+  +------v--------------+</w:t>
       </w:r>
       <w:r>
+        <w:rPr>
+          <w:rFonts w:ascii="Times New Roman" w:hAnsi="Times New Roman"/>
+          <w:sz w:val="20"/>
+        </w:rPr>
         <w:br/>
       </w:r>
       <w:r>
         <w:rPr>
           <w:rStyle w:val="VerbatimChar"/>
+          <w:rFonts w:ascii="Times New Roman" w:hAnsi="Times New Roman"/>
+          <w:sz w:val="20"/>
         </w:rPr>
         <w:t xml:space="preserve">          |   ROUTING ENGINE     |  |  GEOSPATIAL DATABASE |</w:t>
       </w:r>
       <w:r>
+        <w:rPr>
+          <w:rFonts w:ascii="Times New Roman" w:hAnsi="Times New Roman"/>
+          <w:sz w:val="20"/>
+        </w:rPr>
         <w:br/>
       </w:r>
       <w:r>
         <w:rPr>
           <w:rStyle w:val="VerbatimChar"/>
+          <w:rFonts w:ascii="Times New Roman" w:hAnsi="Times New Roman"/>
+          <w:sz w:val="20"/>
         </w:rPr>
         <w:t xml:space="preserve">          |  (OSRM / Valhalla)   |  |  (PostGIS)           |</w:t>
       </w:r>
       <w:r>
+        <w:rPr>
+          <w:rFonts w:ascii="Times New Roman" w:hAnsi="Times New Roman"/>
+          <w:sz w:val="20"/>
+        </w:rPr>
         <w:br/>
       </w:r>
       <w:r>
         <w:rPr>
           <w:rStyle w:val="VerbatimChar"/>
+          <w:rFonts w:ascii="Times New Roman" w:hAnsi="Times New Roman"/>
+          <w:sz w:val="20"/>
         </w:rPr>
         <w:t xml:space="preserve">          +----------------------+  |  OSM ways            |</w:t>
       </w:r>
       <w:r>
+        <w:rPr>
+          <w:rFonts w:ascii="Times New Roman" w:hAnsi="Times New Roman"/>
+          <w:sz w:val="20"/>
+        </w:rPr>
         <w:br/>
       </w:r>
       <w:r>
         <w:rPr>
           <w:rStyle w:val="VerbatimChar"/>
+          <w:rFonts w:ascii="Times New Roman" w:hAnsi="Times New Roman"/>
+          <w:sz w:val="20"/>
         </w:rPr>
         <w:t xml:space="preserve">                                    |  Streetlight points  |</w:t>
       </w:r>
       <w:r>
+        <w:rPr>
+          <w:rFonts w:ascii="Times New Roman" w:hAnsi="Times New Roman"/>
+          <w:sz w:val="20"/>
+        </w:rPr>
         <w:br/>
       </w:r>
       <w:r>
         <w:rPr>
           <w:rStyle w:val="VerbatimChar"/>
+          <w:rFonts w:ascii="Times New Roman" w:hAnsi="Times New Roman"/>
+          <w:sz w:val="20"/>
         </w:rPr>
         <w:t xml:space="preserve">                                    |  POI / Business data |</w:t>
       </w:r>
       <w:r>
+        <w:rPr>
+          <w:rFonts w:ascii="Times New Roman" w:hAnsi="Times New Roman"/>
+          <w:sz w:val="20"/>
+        </w:rPr>
         <w:br/>
       </w:r>
       <w:r>
         <w:rPr>
           <w:rStyle w:val="VerbatimChar"/>
+          <w:rFonts w:ascii="Times New Roman" w:hAnsi="Times New Roman"/>
+          <w:sz w:val="20"/>
         </w:rPr>
         <w:t xml:space="preserve">                                    |  Civic nodes         |</w:t>
       </w:r>
       <w:r>
+        <w:rPr>
+          <w:rFonts w:ascii="Times New Roman" w:hAnsi="Times New Roman"/>
+          <w:sz w:val="20"/>
+        </w:rPr>
         <w:br/>
       </w:r>
       <w:r>
         <w:rPr>
           <w:rStyle w:val="VerbatimChar"/>
+          <w:rFonts w:ascii="Times New Roman" w:hAnsi="Times New Roman"/>
+          <w:sz w:val="20"/>
         </w:rPr>
         <w:t xml:space="preserve">                                    |  User reports        |</w:t>
       </w:r>
       <w:r>
+        <w:rPr>
+          <w:rFonts w:ascii="Times New Roman" w:hAnsi="Times New Roman"/>
+          <w:sz w:val="20"/>
+        </w:rPr>
         <w:br/>
       </w:r>
       <w:r>
         <w:rPr>
           <w:rStyle w:val="VerbatimChar"/>
+          <w:rFonts w:ascii="Times New Roman" w:hAnsi="Times New Roman"/>
+          <w:sz w:val="20"/>
         </w:rPr>
         <w:t xml:space="preserve">                                    +--------+-------------+</w:t>
       </w:r>
       <w:r>
+        <w:rPr>
+          <w:rFonts w:ascii="Times New Roman" w:hAnsi="Times New Roman"/>
+          <w:sz w:val="20"/>
+        </w:rPr>
         <w:br/>
       </w:r>
       <w:r>
         <w:rPr>
           <w:rStyle w:val="VerbatimChar"/>
+          <w:rFonts w:ascii="Times New Roman" w:hAnsi="Times New Roman"/>
+          <w:sz w:val="20"/>
         </w:rPr>
         <w:t xml:space="preserve">                                             |  Ingested by</w:t>
       </w:r>
       <w:r>
+        <w:rPr>
+          <w:rFonts w:ascii="Times New Roman" w:hAnsi="Times New Roman"/>
+          <w:sz w:val="20"/>
+        </w:rPr>
         <w:br/>
       </w:r>
       <w:r>
         <w:rPr>
           <w:rStyle w:val="VerbatimChar"/>
+          <w:rFonts w:ascii="Times New Roman" w:hAnsi="Times New Roman"/>
+          <w:sz w:val="20"/>
         </w:rPr>
         <w:t xml:space="preserve">                                    +--------v-------------+</w:t>
       </w:r>
       <w:r>
+        <w:rPr>
+          <w:rFonts w:ascii="Times New Roman" w:hAnsi="Times New Roman"/>
+          <w:sz w:val="20"/>
+        </w:rPr>
         <w:br/>
       </w:r>
       <w:r>
         <w:rPr>
           <w:rStyle w:val="VerbatimChar"/>
+          <w:rFonts w:ascii="Times New Roman" w:hAnsi="Times New Roman"/>
+          <w:sz w:val="20"/>
         </w:rPr>
         <w:t xml:space="preserve">                                    |    ETL PIPELINE      |</w:t>
       </w:r>
       <w:r>
+        <w:rPr>
+          <w:rFonts w:ascii="Times New Roman" w:hAnsi="Times New Roman"/>
+          <w:sz w:val="20"/>
+        </w:rPr>
         <w:br/>
       </w:r>
       <w:r>
         <w:rPr>
           <w:rStyle w:val="VerbatimChar"/>
+          <w:rFonts w:ascii="Times New Roman" w:hAnsi="Times New Roman"/>
+          <w:sz w:val="20"/>
         </w:rPr>
         <w:t xml:space="preserve">                                    |  OSM extracts        |</w:t>
       </w:r>
       <w:r>
+        <w:rPr>
+          <w:rFonts w:ascii="Times New Roman" w:hAnsi="Times New Roman"/>
+          <w:sz w:val="20"/>
+        </w:rPr>
         <w:br/>
       </w:r>
       <w:r>
         <w:rPr>
           <w:rStyle w:val="VerbatimChar"/>
+          <w:rFonts w:ascii="Times New Roman" w:hAnsi="Times New Roman"/>
+          <w:sz w:val="20"/>
         </w:rPr>
         <w:t xml:space="preserve">                                    |  Municipal open data |</w:t>
       </w:r>
       <w:r>
+        <w:rPr>
+          <w:rFonts w:ascii="Times New Roman" w:hAnsi="Times New Roman"/>
+          <w:sz w:val="20"/>
+        </w:rPr>
         <w:br/>
       </w:r>
       <w:r>
         <w:rPr>
           <w:rStyle w:val="VerbatimChar"/>
+          <w:rFonts w:ascii="Times New Roman" w:hAnsi="Times New Roman"/>
+          <w:sz w:val="20"/>
         </w:rPr>
         <w:t xml:space="preserve">                                    |  Government datasets |</w:t>
       </w:r>
       <w:r>
+        <w:rPr>
+          <w:rFonts w:ascii="Times New Roman" w:hAnsi="Times New Roman"/>
+          <w:sz w:val="20"/>
+        </w:rPr>
         <w:br/>
       </w:r>
       <w:r>
         <w:rPr>
           <w:rStyle w:val="VerbatimChar"/>
+          <w:rFonts w:ascii="Times New Roman" w:hAnsi="Times New Roman"/>
+          <w:sz w:val="20"/>
         </w:rPr>
         <w:t xml:space="preserve">                                    +----------------------+</w:t>
       </w:r>
@@ -1535,122 +2274,214 @@
     <w:p>
       <w:pPr>
         <w:pStyle w:val="FirstParagraph"/>
-      </w:pPr>
-      <w:r>
-        <w:rPr>
+        <w:spacing w:before="0" w:after="0" w:line="240" w:lineRule="auto"/>
+        <w:jc w:val="both"/>
+      </w:pPr>
+      <w:r>
+        <w:rPr>
+          <w:rFonts w:ascii="Times New Roman" w:hAnsi="Times New Roman"/>
           <w:b/>
           <w:bCs/>
+          <w:sz w:val="20"/>
         </w:rPr>
         <w:t xml:space="preserve">Fig.1</w:t>
       </w:r>
       <w:r>
-        <w:t xml:space="preserve"> </w:t>
-      </w:r>
-      <w:r>
+        <w:rPr>
+          <w:rFonts w:ascii="Times New Roman" w:hAnsi="Times New Roman"/>
+          <w:sz w:val="20"/>
+        </w:rPr>
+        <w:t xml:space="preserve"> </w:t>
+      </w:r>
+      <w:r>
+        <w:rPr>
+          <w:rFonts w:ascii="Times New Roman" w:hAnsi="Times New Roman"/>
+          <w:sz w:val="20"/>
+        </w:rPr>
         <w:t xml:space="preserve">Shadow Path System Architecture</w:t>
       </w:r>
     </w:p>
     <w:p>
       <w:pPr>
         <w:pStyle w:val="BodyText"/>
-      </w:pPr>
-      <w:r>
-        <w:rPr>
+        <w:spacing w:before="0" w:after="0" w:line="240" w:lineRule="auto"/>
+        <w:jc w:val="both"/>
+      </w:pPr>
+      <w:r>
+        <w:rPr>
+          <w:rFonts w:ascii="Times New Roman" w:hAnsi="Times New Roman"/>
           <w:b/>
           <w:bCs/>
+          <w:sz w:val="20"/>
         </w:rPr>
         <w:t xml:space="preserve">Client Application:</w:t>
       </w:r>
       <w:r>
-        <w:t xml:space="preserve"> </w:t>
-      </w:r>
-      <w:r>
+        <w:rPr>
+          <w:rFonts w:ascii="Times New Roman" w:hAnsi="Times New Roman"/>
+          <w:sz w:val="20"/>
+        </w:rPr>
+        <w:t xml:space="preserve"> </w:t>
+      </w:r>
+      <w:r>
+        <w:rPr>
+          <w:rFonts w:ascii="Times New Roman" w:hAnsi="Times New Roman"/>
+          <w:sz w:val="20"/>
+        </w:rPr>
         <w:t xml:space="preserve">A web interface (React/Vite prototype) where users search routes, view color-coded safety overlays, toggle preferences (e.g.,</w:t>
       </w:r>
       <w:r>
-        <w:t xml:space="preserve"> </w:t>
-      </w:r>
-      <w:r>
+        <w:rPr>
+          <w:rFonts w:ascii="Times New Roman" w:hAnsi="Times New Roman"/>
+          <w:sz w:val="20"/>
+        </w:rPr>
+        <w:t xml:space="preserve"> </w:t>
+      </w:r>
+      <w:r>
+        <w:rPr>
+          <w:rFonts w:ascii="Times New Roman" w:hAnsi="Times New Roman"/>
+          <w:sz w:val="20"/>
+        </w:rPr>
         <w:t xml:space="preserve">“avoid unlit streets”</w:t>
       </w:r>
       <w:r>
+        <w:rPr>
+          <w:rFonts w:ascii="Times New Roman" w:hAnsi="Times New Roman"/>
+          <w:sz w:val="20"/>
+        </w:rPr>
         <w:t xml:space="preserve">), compare route alternatives, and submit anonymized reports.</w:t>
       </w:r>
     </w:p>
     <w:p>
       <w:pPr>
         <w:pStyle w:val="BodyText"/>
-      </w:pPr>
-      <w:r>
-        <w:rPr>
+        <w:spacing w:before="0" w:after="0" w:line="240" w:lineRule="auto"/>
+        <w:jc w:val="both"/>
+      </w:pPr>
+      <w:r>
+        <w:rPr>
+          <w:rFonts w:ascii="Times New Roman" w:hAnsi="Times New Roman"/>
           <w:b/>
           <w:bCs/>
+          <w:sz w:val="20"/>
         </w:rPr>
         <w:t xml:space="preserve">Routing Service:</w:t>
       </w:r>
       <w:r>
-        <w:t xml:space="preserve"> </w:t>
-      </w:r>
-      <w:r>
+        <w:rPr>
+          <w:rFonts w:ascii="Times New Roman" w:hAnsi="Times New Roman"/>
+          <w:sz w:val="20"/>
+        </w:rPr>
+        <w:t xml:space="preserve"> </w:t>
+      </w:r>
+      <w:r>
+        <w:rPr>
+          <w:rFonts w:ascii="Times New Roman" w:hAnsi="Times New Roman"/>
+          <w:sz w:val="20"/>
+        </w:rPr>
         <w:t xml:space="preserve">An OSM-based routing engine (OSRM or Valhalla) generates candidate paths. Valhalla’s dynamic costing interface allows safety penalties to be incorporated natively into path generation rather than applied as a post-processing filter.</w:t>
       </w:r>
     </w:p>
     <w:p>
       <w:pPr>
         <w:pStyle w:val="BodyText"/>
-      </w:pPr>
-      <w:r>
-        <w:rPr>
+        <w:spacing w:before="0" w:after="0" w:line="240" w:lineRule="auto"/>
+        <w:jc w:val="both"/>
+      </w:pPr>
+      <w:r>
+        <w:rPr>
+          <w:rFonts w:ascii="Times New Roman" w:hAnsi="Times New Roman"/>
           <w:b/>
           <w:bCs/>
+          <w:sz w:val="20"/>
         </w:rPr>
         <w:t xml:space="preserve">Geospatial Database:</w:t>
       </w:r>
       <w:r>
-        <w:t xml:space="preserve"> </w:t>
-      </w:r>
-      <w:r>
+        <w:rPr>
+          <w:rFonts w:ascii="Times New Roman" w:hAnsi="Times New Roman"/>
+          <w:sz w:val="20"/>
+        </w:rPr>
+        <w:t xml:space="preserve"> </w:t>
+      </w:r>
+      <w:r>
+        <w:rPr>
+          <w:rFonts w:ascii="Times New Roman" w:hAnsi="Times New Roman"/>
+          <w:sz w:val="20"/>
+        </w:rPr>
         <w:t xml:space="preserve">A PostGIS instance stores OSM way geometries, streetlight points, POI and business records, civic-infrastructure nodes (bus stops, police stations, hospitals), user report entries, and computed segment scores.</w:t>
       </w:r>
     </w:p>
     <w:p>
       <w:pPr>
         <w:pStyle w:val="BodyText"/>
-      </w:pPr>
-      <w:r>
-        <w:rPr>
+        <w:spacing w:before="0" w:after="0" w:line="240" w:lineRule="auto"/>
+        <w:jc w:val="both"/>
+      </w:pPr>
+      <w:r>
+        <w:rPr>
+          <w:rFonts w:ascii="Times New Roman" w:hAnsi="Times New Roman"/>
           <w:b/>
           <w:bCs/>
+          <w:sz w:val="20"/>
         </w:rPr>
         <w:t xml:space="preserve">ETL Pipeline:</w:t>
       </w:r>
       <w:r>
-        <w:t xml:space="preserve"> </w:t>
-      </w:r>
-      <w:r>
+        <w:rPr>
+          <w:rFonts w:ascii="Times New Roman" w:hAnsi="Times New Roman"/>
+          <w:sz w:val="20"/>
+        </w:rPr>
+        <w:t xml:space="preserve"> </w:t>
+      </w:r>
+      <w:r>
+        <w:rPr>
+          <w:rFonts w:ascii="Times New Roman" w:hAnsi="Times New Roman"/>
+          <w:sz w:val="20"/>
+        </w:rPr>
         <w:t xml:space="preserve">Scheduled ingestion jobs download OSM data extracts (e.g., via Overpass API or Geofabrik), import municipal lighting GeoJSON/CSV exports, ingest government open-data feeds, and refresh segment scores on a configurable schedule.</w:t>
       </w:r>
     </w:p>
     <w:p>
       <w:pPr>
         <w:pStyle w:val="BodyText"/>
-      </w:pPr>
-      <w:r>
-        <w:rPr>
+        <w:spacing w:before="0" w:after="0" w:line="240" w:lineRule="auto"/>
+        <w:jc w:val="both"/>
+      </w:pPr>
+      <w:r>
+        <w:rPr>
+          <w:rFonts w:ascii="Times New Roman" w:hAnsi="Times New Roman"/>
           <w:b/>
           <w:bCs/>
+          <w:sz w:val="20"/>
         </w:rPr>
         <w:t xml:space="preserve">Safety Scoring API:</w:t>
       </w:r>
       <w:r>
-        <w:t xml:space="preserve"> </w:t>
-      </w:r>
-      <w:r>
+        <w:rPr>
+          <w:rFonts w:ascii="Times New Roman" w:hAnsi="Times New Roman"/>
+          <w:sz w:val="20"/>
+        </w:rPr>
+        <w:t xml:space="preserve"> </w:t>
+      </w:r>
+      <w:r>
+        <w:rPr>
+          <w:rFonts w:ascii="Times New Roman" w:hAnsi="Times New Roman"/>
+          <w:sz w:val="20"/>
+        </w:rPr>
         <w:t xml:space="preserve">A backend service accepts route geometry, queries the geospatial database for safety signals along each segment, computes scores, and returns route metadata including per-segment scores, dark-segment flags, data freshness, and confidence levels.</w:t>
       </w:r>
     </w:p>
     <w:p>
-      <w:r>
+      <w:pPr>
+        <w:spacing w:before="0" w:after="0" w:line="240" w:lineRule="auto"/>
+        <w:jc w:val="both"/>
+      </w:pPr>
+      <w:r>
+        <w:rPr>
+          <w:rFonts w:ascii="Times New Roman" w:hAnsi="Times New Roman"/>
+          <w:sz w:val="20"/>
+        </w:rPr>
         <w:pict>
           <v:rect style="width:0;height:1.5pt" o:hralign="center" o:hrstd="t" o:hr="t"/>
         </w:pict>
@@ -1661,27 +2492,44 @@
     <w:p>
       <w:pPr>
         <w:pStyle w:val="Heading2"/>
-      </w:pPr>
-      <w:r>
+        <w:spacing w:before="0" w:after="0" w:line="240" w:lineRule="auto"/>
+        <w:jc w:val="both"/>
+      </w:pPr>
+      <w:r>
+        <w:rPr>
+          <w:rFonts w:ascii="Times New Roman" w:hAnsi="Times New Roman"/>
+          <w:b/>
+          <w:sz w:val="22"/>
+        </w:rPr>
         <w:t xml:space="preserve">DATA SOURCES</w:t>
       </w:r>
     </w:p>
     <w:p>
       <w:pPr>
         <w:pStyle w:val="FirstParagraph"/>
-      </w:pPr>
-      <w:r>
+        <w:spacing w:before="0" w:after="0" w:line="240" w:lineRule="auto"/>
+        <w:jc w:val="both"/>
+      </w:pPr>
+      <w:r>
+        <w:rPr>
+          <w:rFonts w:ascii="Times New Roman" w:hAnsi="Times New Roman"/>
+          <w:sz w:val="20"/>
+        </w:rPr>
         <w:t xml:space="preserve">Table 1 summarizes the data sources and their contributions to the Shadow Path scoring model.</w:t>
       </w:r>
     </w:p>
     <w:p>
       <w:pPr>
         <w:pStyle w:val="BodyText"/>
-      </w:pPr>
-      <w:r>
-        <w:rPr>
+        <w:spacing w:before="0" w:after="0" w:line="240" w:lineRule="auto"/>
+        <w:jc w:val="both"/>
+      </w:pPr>
+      <w:r>
+        <w:rPr>
+          <w:rFonts w:ascii="Times New Roman" w:hAnsi="Times New Roman"/>
           <w:b/>
           <w:bCs/>
+          <w:sz w:val="20"/>
         </w:rPr>
         <w:t xml:space="preserve">Table 1. Data Sources for Shadow Path</w:t>
       </w:r>
@@ -1930,13 +2778,27 @@
     <w:p>
       <w:pPr>
         <w:pStyle w:val="BodyText"/>
-      </w:pPr>
-      <w:r>
+        <w:spacing w:before="0" w:after="0" w:line="240" w:lineRule="auto"/>
+        <w:jc w:val="both"/>
+      </w:pPr>
+      <w:r>
+        <w:rPr>
+          <w:rFonts w:ascii="Times New Roman" w:hAnsi="Times New Roman"/>
+          <w:sz w:val="20"/>
+        </w:rPr>
         <w:t xml:space="preserve">Priority is given to verified official datasets (municipal and government) as ground truth. OSM tags are used as supplementary or fallback data with appropriate confidence discounting. User reports require moderation before influencing segment scores.</w:t>
       </w:r>
     </w:p>
     <w:p>
-      <w:r>
+      <w:pPr>
+        <w:spacing w:before="0" w:after="0" w:line="240" w:lineRule="auto"/>
+        <w:jc w:val="both"/>
+      </w:pPr>
+      <w:r>
+        <w:rPr>
+          <w:rFonts w:ascii="Times New Roman" w:hAnsi="Times New Roman"/>
+          <w:sz w:val="20"/>
+        </w:rPr>
         <w:pict>
           <v:rect style="width:0;height:1.5pt" o:hralign="center" o:hrstd="t" o:hr="t"/>
         </w:pict>
@@ -1947,314 +2809,589 @@
     <w:p>
       <w:pPr>
         <w:pStyle w:val="Heading2"/>
-      </w:pPr>
-      <w:r>
+        <w:spacing w:before="0" w:after="0" w:line="240" w:lineRule="auto"/>
+        <w:jc w:val="both"/>
+      </w:pPr>
+      <w:r>
+        <w:rPr>
+          <w:rFonts w:ascii="Times New Roman" w:hAnsi="Times New Roman"/>
+          <w:b/>
+          <w:sz w:val="22"/>
+        </w:rPr>
         <w:t xml:space="preserve">METHODOLOGY</w:t>
       </w:r>
     </w:p>
     <w:p>
       <w:pPr>
         <w:pStyle w:val="FirstParagraph"/>
-      </w:pPr>
-      <w:r>
+        <w:spacing w:before="0" w:after="0" w:line="240" w:lineRule="auto"/>
+        <w:jc w:val="both"/>
+      </w:pPr>
+      <w:r>
+        <w:rPr>
+          <w:rFonts w:ascii="Times New Roman" w:hAnsi="Times New Roman"/>
+          <w:sz w:val="20"/>
+        </w:rPr>
         <w:t xml:space="preserve">The Shadow Path methodology proceeds through six stages:</w:t>
       </w:r>
     </w:p>
     <w:p>
       <w:pPr>
         <w:pStyle w:val="BodyText"/>
-      </w:pPr>
-      <w:r>
-        <w:rPr>
+        <w:spacing w:before="0" w:after="0" w:line="240" w:lineRule="auto"/>
+        <w:jc w:val="both"/>
+      </w:pPr>
+      <w:r>
+        <w:rPr>
+          <w:rFonts w:ascii="Times New Roman" w:hAnsi="Times New Roman"/>
           <w:b/>
           <w:bCs/>
+          <w:sz w:val="20"/>
         </w:rPr>
         <w:t xml:space="preserve">Stage 1 — Data Collection:</w:t>
       </w:r>
       <w:r>
-        <w:t xml:space="preserve"> </w:t>
-      </w:r>
-      <w:r>
+        <w:rPr>
+          <w:rFonts w:ascii="Times New Roman" w:hAnsi="Times New Roman"/>
+          <w:sz w:val="20"/>
+        </w:rPr>
+        <w:t xml:space="preserve"> </w:t>
+      </w:r>
+      <w:r>
+        <w:rPr>
+          <w:rFonts w:ascii="Times New Roman" w:hAnsi="Times New Roman"/>
+          <w:sz w:val="20"/>
+        </w:rPr>
         <w:t xml:space="preserve">Download OSM road-network and POI data for the target city using the Overpass API or Geofabrik regional extracts. Acquire municipal streetlight records and government open-data exports (CCTV, police stations, bus stops, public-access facilities).</w:t>
       </w:r>
     </w:p>
     <w:p>
       <w:pPr>
         <w:pStyle w:val="BodyText"/>
-      </w:pPr>
-      <w:r>
-        <w:rPr>
+        <w:spacing w:before="0" w:after="0" w:line="240" w:lineRule="auto"/>
+        <w:jc w:val="both"/>
+      </w:pPr>
+      <w:r>
+        <w:rPr>
+          <w:rFonts w:ascii="Times New Roman" w:hAnsi="Times New Roman"/>
           <w:b/>
           <w:bCs/>
+          <w:sz w:val="20"/>
         </w:rPr>
         <w:t xml:space="preserve">Stage 2 — Preprocessing:</w:t>
       </w:r>
       <w:r>
-        <w:t xml:space="preserve"> </w:t>
-      </w:r>
-      <w:r>
+        <w:rPr>
+          <w:rFonts w:ascii="Times New Roman" w:hAnsi="Times New Roman"/>
+          <w:sz w:val="20"/>
+        </w:rPr>
+        <w:t xml:space="preserve"> </w:t>
+      </w:r>
+      <w:r>
+        <w:rPr>
+          <w:rFonts w:ascii="Times New Roman" w:hAnsi="Times New Roman"/>
+          <w:sz w:val="20"/>
+        </w:rPr>
         <w:t xml:space="preserve">Deduplicate records across datasets. Reproject all geometries to a common coordinate reference system (WGS 84 / EPSG:4326 for storage; a local UTM projection for distance calculations). Validate and repair invalid geometries. Standardize attribute schemas for each data type.</w:t>
       </w:r>
     </w:p>
     <w:p>
       <w:pPr>
         <w:pStyle w:val="BodyText"/>
-      </w:pPr>
-      <w:r>
-        <w:rPr>
+        <w:spacing w:before="0" w:after="0" w:line="240" w:lineRule="auto"/>
+        <w:jc w:val="both"/>
+      </w:pPr>
+      <w:r>
+        <w:rPr>
+          <w:rFonts w:ascii="Times New Roman" w:hAnsi="Times New Roman"/>
           <w:b/>
           <w:bCs/>
+          <w:sz w:val="20"/>
         </w:rPr>
         <w:t xml:space="preserve">Stage 3 — Spatial Matching:</w:t>
       </w:r>
       <w:r>
-        <w:t xml:space="preserve"> </w:t>
-      </w:r>
-      <w:r>
+        <w:rPr>
+          <w:rFonts w:ascii="Times New Roman" w:hAnsi="Times New Roman"/>
+          <w:sz w:val="20"/>
+        </w:rPr>
+        <w:t xml:space="preserve"> </w:t>
+      </w:r>
+      <w:r>
+        <w:rPr>
+          <w:rFonts w:ascii="Times New Roman" w:hAnsi="Times New Roman"/>
+          <w:sz w:val="20"/>
+        </w:rPr>
         <w:t xml:space="preserve">Snap streetlight points and POI records to the nearest OSM road segments using distance-threshold nearest-neighbor spatial joins. A typical threshold for streetlight snapping is 20–30 meters; for POI influence, a buffer radius (e.g., 50 meters for businesses, 100 meters for public services) is used.</w:t>
       </w:r>
     </w:p>
     <w:p>
       <w:pPr>
         <w:pStyle w:val="BodyText"/>
-      </w:pPr>
-      <w:r>
-        <w:rPr>
+        <w:spacing w:before="0" w:after="0" w:line="240" w:lineRule="auto"/>
+        <w:jc w:val="both"/>
+      </w:pPr>
+      <w:r>
+        <w:rPr>
+          <w:rFonts w:ascii="Times New Roman" w:hAnsi="Times New Roman"/>
           <w:b/>
           <w:bCs/>
+          <w:sz w:val="20"/>
         </w:rPr>
         <w:t xml:space="preserve">Stage 4 — Feature Extraction:</w:t>
       </w:r>
       <w:r>
-        <w:t xml:space="preserve"> </w:t>
-      </w:r>
-      <w:r>
+        <w:rPr>
+          <w:rFonts w:ascii="Times New Roman" w:hAnsi="Times New Roman"/>
+          <w:sz w:val="20"/>
+        </w:rPr>
+        <w:t xml:space="preserve"> </w:t>
+      </w:r>
+      <w:r>
+        <w:rPr>
+          <w:rFonts w:ascii="Times New Roman" w:hAnsi="Times New Roman"/>
+          <w:sz w:val="20"/>
+        </w:rPr>
         <w:t xml:space="preserve">For each route segment, compute:</w:t>
       </w:r>
       <w:r>
-        <w:t xml:space="preserve"> </w:t>
-      </w:r>
-      <w:r>
+        <w:rPr>
+          <w:rFonts w:ascii="Times New Roman" w:hAnsi="Times New Roman"/>
+          <w:sz w:val="20"/>
+        </w:rPr>
+        <w:t xml:space="preserve"> </w:t>
+      </w:r>
+      <w:r>
+        <w:rPr>
+          <w:rFonts w:ascii="Times New Roman" w:hAnsi="Times New Roman"/>
+          <w:sz w:val="20"/>
+        </w:rPr>
         <w:t xml:space="preserve">-</w:t>
       </w:r>
       <w:r>
-        <w:t xml:space="preserve"> </w:t>
-      </w:r>
-      <w:r>
-        <w:rPr>
+        <w:rPr>
+          <w:rFonts w:ascii="Times New Roman" w:hAnsi="Times New Roman"/>
+          <w:sz w:val="20"/>
+        </w:rPr>
+        <w:t xml:space="preserve"> </w:t>
+      </w:r>
+      <w:r>
+        <w:rPr>
+          <w:rFonts w:ascii="Times New Roman" w:hAnsi="Times New Roman"/>
           <w:b/>
           <w:bCs/>
+          <w:sz w:val="20"/>
         </w:rPr>
         <w:t xml:space="preserve">Light density:</w:t>
       </w:r>
       <w:r>
-        <w:t xml:space="preserve"> </w:t>
-      </w:r>
-      <w:r>
+        <w:rPr>
+          <w:rFonts w:ascii="Times New Roman" w:hAnsi="Times New Roman"/>
+          <w:sz w:val="20"/>
+        </w:rPr>
+        <w:t xml:space="preserve"> </w:t>
+      </w:r>
+      <w:r>
+        <w:rPr>
+          <w:rFonts w:ascii="Times New Roman" w:hAnsi="Times New Roman"/>
+          <w:sz w:val="20"/>
+        </w:rPr>
         <w:t xml:space="preserve">number of streetlights per 100 meters.</w:t>
       </w:r>
       <w:r>
-        <w:t xml:space="preserve"> </w:t>
-      </w:r>
-      <w:r>
+        <w:rPr>
+          <w:rFonts w:ascii="Times New Roman" w:hAnsi="Times New Roman"/>
+          <w:sz w:val="20"/>
+        </w:rPr>
+        <w:t xml:space="preserve"> </w:t>
+      </w:r>
+      <w:r>
+        <w:rPr>
+          <w:rFonts w:ascii="Times New Roman" w:hAnsi="Times New Roman"/>
+          <w:sz w:val="20"/>
+        </w:rPr>
         <w:t xml:space="preserve">-</w:t>
       </w:r>
       <w:r>
-        <w:t xml:space="preserve"> </w:t>
-      </w:r>
-      <w:r>
-        <w:rPr>
+        <w:rPr>
+          <w:rFonts w:ascii="Times New Roman" w:hAnsi="Times New Roman"/>
+          <w:sz w:val="20"/>
+        </w:rPr>
+        <w:t xml:space="preserve"> </w:t>
+      </w:r>
+      <w:r>
+        <w:rPr>
+          <w:rFonts w:ascii="Times New Roman" w:hAnsi="Times New Roman"/>
           <w:b/>
           <w:bCs/>
+          <w:sz w:val="20"/>
         </w:rPr>
         <w:t xml:space="preserve">Maximum dark gap:</w:t>
       </w:r>
       <w:r>
-        <w:t xml:space="preserve"> </w:t>
-      </w:r>
-      <w:r>
+        <w:rPr>
+          <w:rFonts w:ascii="Times New Roman" w:hAnsi="Times New Roman"/>
+          <w:sz w:val="20"/>
+        </w:rPr>
+        <w:t xml:space="preserve"> </w:t>
+      </w:r>
+      <w:r>
+        <w:rPr>
+          <w:rFonts w:ascii="Times New Roman" w:hAnsi="Times New Roman"/>
+          <w:sz w:val="20"/>
+        </w:rPr>
         <w:t xml:space="preserve">longest continuous stretch (meters) with no streetlight within snapping threshold.</w:t>
       </w:r>
       <w:r>
-        <w:t xml:space="preserve"> </w:t>
-      </w:r>
-      <w:r>
+        <w:rPr>
+          <w:rFonts w:ascii="Times New Roman" w:hAnsi="Times New Roman"/>
+          <w:sz w:val="20"/>
+        </w:rPr>
+        <w:t xml:space="preserve"> </w:t>
+      </w:r>
+      <w:r>
+        <w:rPr>
+          <w:rFonts w:ascii="Times New Roman" w:hAnsi="Times New Roman"/>
+          <w:sz w:val="20"/>
+        </w:rPr>
         <w:t xml:space="preserve">-</w:t>
       </w:r>
       <w:r>
-        <w:t xml:space="preserve"> </w:t>
-      </w:r>
-      <w:r>
-        <w:rPr>
+        <w:rPr>
+          <w:rFonts w:ascii="Times New Roman" w:hAnsi="Times New Roman"/>
+          <w:sz w:val="20"/>
+        </w:rPr>
+        <w:t xml:space="preserve"> </w:t>
+      </w:r>
+      <w:r>
+        <w:rPr>
+          <w:rFonts w:ascii="Times New Roman" w:hAnsi="Times New Roman"/>
           <w:b/>
           <w:bCs/>
+          <w:sz w:val="20"/>
         </w:rPr>
         <w:t xml:space="preserve">Business density:</w:t>
       </w:r>
       <w:r>
-        <w:t xml:space="preserve"> </w:t>
-      </w:r>
-      <w:r>
+        <w:rPr>
+          <w:rFonts w:ascii="Times New Roman" w:hAnsi="Times New Roman"/>
+          <w:sz w:val="20"/>
+        </w:rPr>
+        <w:t xml:space="preserve"> </w:t>
+      </w:r>
+      <w:r>
+        <w:rPr>
+          <w:rFonts w:ascii="Times New Roman" w:hAnsi="Times New Roman"/>
+          <w:sz w:val="20"/>
+        </w:rPr>
         <w:t xml:space="preserve">number of active businesses within 50-meter buffer.</w:t>
       </w:r>
       <w:r>
-        <w:t xml:space="preserve"> </w:t>
-      </w:r>
-      <w:r>
+        <w:rPr>
+          <w:rFonts w:ascii="Times New Roman" w:hAnsi="Times New Roman"/>
+          <w:sz w:val="20"/>
+        </w:rPr>
+        <w:t xml:space="preserve"> </w:t>
+      </w:r>
+      <w:r>
+        <w:rPr>
+          <w:rFonts w:ascii="Times New Roman" w:hAnsi="Times New Roman"/>
+          <w:sz w:val="20"/>
+        </w:rPr>
         <w:t xml:space="preserve">-</w:t>
       </w:r>
       <w:r>
-        <w:t xml:space="preserve"> </w:t>
-      </w:r>
-      <w:r>
-        <w:rPr>
+        <w:rPr>
+          <w:rFonts w:ascii="Times New Roman" w:hAnsi="Times New Roman"/>
+          <w:sz w:val="20"/>
+        </w:rPr>
+        <w:t xml:space="preserve"> </w:t>
+      </w:r>
+      <w:r>
+        <w:rPr>
+          <w:rFonts w:ascii="Times New Roman" w:hAnsi="Times New Roman"/>
           <w:b/>
           <w:bCs/>
+          <w:sz w:val="20"/>
         </w:rPr>
         <w:t xml:space="preserve">Road type category:</w:t>
       </w:r>
       <w:r>
-        <w:t xml:space="preserve"> </w:t>
-      </w:r>
-      <w:r>
+        <w:rPr>
+          <w:rFonts w:ascii="Times New Roman" w:hAnsi="Times New Roman"/>
+          <w:sz w:val="20"/>
+        </w:rPr>
+        <w:t xml:space="preserve"> </w:t>
+      </w:r>
+      <w:r>
+        <w:rPr>
+          <w:rFonts w:ascii="Times New Roman" w:hAnsi="Times New Roman"/>
+          <w:sz w:val="20"/>
+        </w:rPr>
         <w:t xml:space="preserve">classified by OSM</w:t>
       </w:r>
       <w:r>
+        <w:rPr>
+          <w:rFonts w:ascii="Times New Roman" w:hAnsi="Times New Roman"/>
+          <w:sz w:val="20"/>
+        </w:rPr>
         <w:t xml:space="preserve"> </w:t>
       </w:r>
       <w:r>
         <w:rPr>
           <w:rStyle w:val="VerbatimChar"/>
+          <w:rFonts w:ascii="Times New Roman" w:hAnsi="Times New Roman"/>
+          <w:sz w:val="20"/>
         </w:rPr>
         <w:t xml:space="preserve">highway=*</w:t>
       </w:r>
       <w:r>
-        <w:t xml:space="preserve"> </w:t>
-      </w:r>
-      <w:r>
+        <w:rPr>
+          <w:rFonts w:ascii="Times New Roman" w:hAnsi="Times New Roman"/>
+          <w:sz w:val="20"/>
+        </w:rPr>
+        <w:t xml:space="preserve"> </w:t>
+      </w:r>
+      <w:r>
+        <w:rPr>
+          <w:rFonts w:ascii="Times New Roman" w:hAnsi="Times New Roman"/>
+          <w:sz w:val="20"/>
+        </w:rPr>
         <w:t xml:space="preserve">tag into tiers.</w:t>
       </w:r>
       <w:r>
-        <w:t xml:space="preserve"> </w:t>
-      </w:r>
-      <w:r>
+        <w:rPr>
+          <w:rFonts w:ascii="Times New Roman" w:hAnsi="Times New Roman"/>
+          <w:sz w:val="20"/>
+        </w:rPr>
+        <w:t xml:space="preserve"> </w:t>
+      </w:r>
+      <w:r>
+        <w:rPr>
+          <w:rFonts w:ascii="Times New Roman" w:hAnsi="Times New Roman"/>
+          <w:sz w:val="20"/>
+        </w:rPr>
         <w:t xml:space="preserve">-</w:t>
       </w:r>
       <w:r>
-        <w:t xml:space="preserve"> </w:t>
-      </w:r>
-      <w:r>
-        <w:rPr>
+        <w:rPr>
+          <w:rFonts w:ascii="Times New Roman" w:hAnsi="Times New Roman"/>
+          <w:sz w:val="20"/>
+        </w:rPr>
+        <w:t xml:space="preserve"> </w:t>
+      </w:r>
+      <w:r>
+        <w:rPr>
+          <w:rFonts w:ascii="Times New Roman" w:hAnsi="Times New Roman"/>
           <w:b/>
           <w:bCs/>
+          <w:sz w:val="20"/>
         </w:rPr>
         <w:t xml:space="preserve">Public access proximity:</w:t>
       </w:r>
       <w:r>
-        <w:t xml:space="preserve"> </w:t>
-      </w:r>
-      <w:r>
+        <w:rPr>
+          <w:rFonts w:ascii="Times New Roman" w:hAnsi="Times New Roman"/>
+          <w:sz w:val="20"/>
+        </w:rPr>
+        <w:t xml:space="preserve"> </w:t>
+      </w:r>
+      <w:r>
+        <w:rPr>
+          <w:rFonts w:ascii="Times New Roman" w:hAnsi="Times New Roman"/>
+          <w:sz w:val="20"/>
+        </w:rPr>
         <w:t xml:space="preserve">distance-weighted presence of civic nodes within 100 meters.</w:t>
       </w:r>
       <w:r>
-        <w:t xml:space="preserve"> </w:t>
-      </w:r>
-      <w:r>
+        <w:rPr>
+          <w:rFonts w:ascii="Times New Roman" w:hAnsi="Times New Roman"/>
+          <w:sz w:val="20"/>
+        </w:rPr>
+        <w:t xml:space="preserve"> </w:t>
+      </w:r>
+      <w:r>
+        <w:rPr>
+          <w:rFonts w:ascii="Times New Roman" w:hAnsi="Times New Roman"/>
+          <w:sz w:val="20"/>
+        </w:rPr>
         <w:t xml:space="preserve">-</w:t>
       </w:r>
       <w:r>
-        <w:t xml:space="preserve"> </w:t>
-      </w:r>
-      <w:r>
-        <w:rPr>
+        <w:rPr>
+          <w:rFonts w:ascii="Times New Roman" w:hAnsi="Times New Roman"/>
+          <w:sz w:val="20"/>
+        </w:rPr>
+        <w:t xml:space="preserve"> </w:t>
+      </w:r>
+      <w:r>
+        <w:rPr>
+          <w:rFonts w:ascii="Times New Roman" w:hAnsi="Times New Roman"/>
           <w:b/>
           <w:bCs/>
+          <w:sz w:val="20"/>
         </w:rPr>
         <w:t xml:space="preserve">Report score:</w:t>
       </w:r>
       <w:r>
-        <w:t xml:space="preserve"> </w:t>
-      </w:r>
-      <w:r>
+        <w:rPr>
+          <w:rFonts w:ascii="Times New Roman" w:hAnsi="Times New Roman"/>
+          <w:sz w:val="20"/>
+        </w:rPr>
+        <w:t xml:space="preserve"> </w:t>
+      </w:r>
+      <w:r>
+        <w:rPr>
+          <w:rFonts w:ascii="Times New Roman" w:hAnsi="Times New Roman"/>
+          <w:sz w:val="20"/>
+        </w:rPr>
         <w:t xml:space="preserve">aggregated count of verified positive and negative community reports.</w:t>
       </w:r>
       <w:r>
-        <w:t xml:space="preserve"> </w:t>
-      </w:r>
-      <w:r>
+        <w:rPr>
+          <w:rFonts w:ascii="Times New Roman" w:hAnsi="Times New Roman"/>
+          <w:sz w:val="20"/>
+        </w:rPr>
+        <w:t xml:space="preserve"> </w:t>
+      </w:r>
+      <w:r>
+        <w:rPr>
+          <w:rFonts w:ascii="Times New Roman" w:hAnsi="Times New Roman"/>
+          <w:sz w:val="20"/>
+        </w:rPr>
         <w:t xml:space="preserve">-</w:t>
       </w:r>
       <w:r>
-        <w:t xml:space="preserve"> </w:t>
-      </w:r>
-      <w:r>
-        <w:rPr>
+        <w:rPr>
+          <w:rFonts w:ascii="Times New Roman" w:hAnsi="Times New Roman"/>
+          <w:sz w:val="20"/>
+        </w:rPr>
+        <w:t xml:space="preserve"> </w:t>
+      </w:r>
+      <w:r>
+        <w:rPr>
+          <w:rFonts w:ascii="Times New Roman" w:hAnsi="Times New Roman"/>
           <w:b/>
           <w:bCs/>
+          <w:sz w:val="20"/>
         </w:rPr>
         <w:t xml:space="preserve">Data freshness:</w:t>
       </w:r>
       <w:r>
-        <w:t xml:space="preserve"> </w:t>
-      </w:r>
-      <w:r>
+        <w:rPr>
+          <w:rFonts w:ascii="Times New Roman" w:hAnsi="Times New Roman"/>
+          <w:sz w:val="20"/>
+        </w:rPr>
+        <w:t xml:space="preserve"> </w:t>
+      </w:r>
+      <w:r>
+        <w:rPr>
+          <w:rFonts w:ascii="Times New Roman" w:hAnsi="Times New Roman"/>
+          <w:sz w:val="20"/>
+        </w:rPr>
         <w:t xml:space="preserve">recency of most recent official data update, expressed as a decay factor.</w:t>
       </w:r>
     </w:p>
     <w:p>
       <w:pPr>
         <w:pStyle w:val="BodyText"/>
-      </w:pPr>
-      <w:r>
-        <w:rPr>
+        <w:spacing w:before="0" w:after="0" w:line="240" w:lineRule="auto"/>
+        <w:jc w:val="both"/>
+      </w:pPr>
+      <w:r>
+        <w:rPr>
+          <w:rFonts w:ascii="Times New Roman" w:hAnsi="Times New Roman"/>
           <w:b/>
           <w:bCs/>
+          <w:sz w:val="20"/>
         </w:rPr>
         <w:t xml:space="preserve">Stage 5 — Safety Scoring:</w:t>
       </w:r>
       <w:r>
-        <w:t xml:space="preserve"> </w:t>
-      </w:r>
-      <w:r>
+        <w:rPr>
+          <w:rFonts w:ascii="Times New Roman" w:hAnsi="Times New Roman"/>
+          <w:sz w:val="20"/>
+        </w:rPr>
+        <w:t xml:space="preserve"> </w:t>
+      </w:r>
+      <w:r>
+        <w:rPr>
+          <w:rFonts w:ascii="Times New Roman" w:hAnsi="Times New Roman"/>
+          <w:sz w:val="20"/>
+        </w:rPr>
         <w:t xml:space="preserve">Apply the weighted scoring model (Section IX) to compute a normalized segment safety score (0–100).</w:t>
       </w:r>
     </w:p>
     <w:p>
       <w:pPr>
         <w:pStyle w:val="BodyText"/>
-      </w:pPr>
-      <w:r>
-        <w:rPr>
+        <w:spacing w:before="0" w:after="0" w:line="240" w:lineRule="auto"/>
+        <w:jc w:val="both"/>
+      </w:pPr>
+      <w:r>
+        <w:rPr>
+          <w:rFonts w:ascii="Times New Roman" w:hAnsi="Times New Roman"/>
           <w:b/>
           <w:bCs/>
+          <w:sz w:val="20"/>
         </w:rPr>
         <w:t xml:space="preserve">Stage 6 — Route Recommendation:</w:t>
       </w:r>
       <w:r>
-        <w:t xml:space="preserve"> </w:t>
-      </w:r>
-      <w:r>
+        <w:rPr>
+          <w:rFonts w:ascii="Times New Roman" w:hAnsi="Times New Roman"/>
+          <w:sz w:val="20"/>
+        </w:rPr>
+        <w:t xml:space="preserve"> </w:t>
+      </w:r>
+      <w:r>
+        <w:rPr>
+          <w:rFonts w:ascii="Times New Roman" w:hAnsi="Times New Roman"/>
+          <w:sz w:val="20"/>
+        </w:rPr>
         <w:t xml:space="preserve">For a given source-destination pair, retrieve</w:t>
       </w:r>
       <w:r>
-        <w:t xml:space="preserve"> </w:t>
-      </w:r>
-      <w:r>
-        <w:rPr>
+        <w:rPr>
+          <w:rFonts w:ascii="Times New Roman" w:hAnsi="Times New Roman"/>
+          <w:sz w:val="20"/>
+        </w:rPr>
+        <w:t xml:space="preserve"> </w:t>
+      </w:r>
+      <w:r>
+        <w:rPr>
+          <w:rFonts w:ascii="Times New Roman" w:hAnsi="Times New Roman"/>
           <w:i/>
           <w:iCs/>
+          <w:sz w:val="20"/>
         </w:rPr>
         <w:t xml:space="preserve">N</w:t>
       </w:r>
       <w:r>
-        <w:t xml:space="preserve"> </w:t>
-      </w:r>
-      <w:r>
+        <w:rPr>
+          <w:rFonts w:ascii="Times New Roman" w:hAnsi="Times New Roman"/>
+          <w:sz w:val="20"/>
+        </w:rPr>
+        <w:t xml:space="preserve"> </w:t>
+      </w:r>
+      <w:r>
+        <w:rPr>
+          <w:rFonts w:ascii="Times New Roman" w:hAnsi="Times New Roman"/>
+          <w:sz w:val="20"/>
+        </w:rPr>
         <w:t xml:space="preserve">candidate routes. Compute the average segment safety score for each route. Rank routes using the combined cost function (Section IX). Present the top two or three routes with comparative metrics.</w:t>
       </w:r>
     </w:p>
     <w:p>
-      <w:r>
+      <w:pPr>
+        <w:spacing w:before="0" w:after="0" w:line="240" w:lineRule="auto"/>
+        <w:jc w:val="both"/>
+      </w:pPr>
+      <w:r>
+        <w:rPr>
+          <w:rFonts w:ascii="Times New Roman" w:hAnsi="Times New Roman"/>
+          <w:sz w:val="20"/>
+        </w:rPr>
         <w:pict>
           <v:rect style="width:0;height:1.5pt" o:hralign="center" o:hrstd="t" o:hr="t"/>
         </w:pict>
@@ -2265,8 +3402,15 @@
     <w:p>
       <w:pPr>
         <w:pStyle w:val="Heading2"/>
-      </w:pPr>
-      <w:r>
+        <w:spacing w:before="0" w:after="0" w:line="240" w:lineRule="auto"/>
+        <w:jc w:val="both"/>
+      </w:pPr>
+      <w:r>
+        <w:rPr>
+          <w:rFonts w:ascii="Times New Roman" w:hAnsi="Times New Roman"/>
+          <w:b/>
+          <w:sz w:val="22"/>
+        </w:rPr>
         <w:t xml:space="preserve">SAFETY SCORING MODEL</w:t>
       </w:r>
     </w:p>
@@ -2274,59 +3418,104 @@
     <w:p>
       <w:pPr>
         <w:pStyle w:val="Heading3"/>
-      </w:pPr>
-      <w:r>
+        <w:spacing w:before="0" w:after="0" w:line="240" w:lineRule="auto"/>
+        <w:jc w:val="both"/>
+      </w:pPr>
+      <w:r>
+        <w:rPr>
+          <w:rFonts w:ascii="Times New Roman" w:hAnsi="Times New Roman"/>
+          <w:b/>
+          <w:sz w:val="22"/>
+        </w:rPr>
         <w:t xml:space="preserve">Segment Safety Score</w:t>
       </w:r>
     </w:p>
     <w:p>
       <w:pPr>
         <w:pStyle w:val="FirstParagraph"/>
-      </w:pPr>
-      <w:r>
+        <w:spacing w:before="0" w:after="0" w:line="240" w:lineRule="auto"/>
+        <w:jc w:val="both"/>
+      </w:pPr>
+      <w:r>
+        <w:rPr>
+          <w:rFonts w:ascii="Times New Roman" w:hAnsi="Times New Roman"/>
+          <w:sz w:val="20"/>
+        </w:rPr>
         <w:t xml:space="preserve">Each road segment</w:t>
       </w:r>
       <w:r>
-        <w:t xml:space="preserve"> </w:t>
-      </w:r>
-      <w:r>
-        <w:rPr>
+        <w:rPr>
+          <w:rFonts w:ascii="Times New Roman" w:hAnsi="Times New Roman"/>
+          <w:sz w:val="20"/>
+        </w:rPr>
+        <w:t xml:space="preserve"> </w:t>
+      </w:r>
+      <w:r>
+        <w:rPr>
+          <w:rFonts w:ascii="Times New Roman" w:hAnsi="Times New Roman"/>
           <w:i/>
           <w:iCs/>
+          <w:sz w:val="20"/>
         </w:rPr>
         <w:t xml:space="preserve">s</w:t>
       </w:r>
       <w:r>
-        <w:t xml:space="preserve"> </w:t>
-      </w:r>
-      <w:r>
+        <w:rPr>
+          <w:rFonts w:ascii="Times New Roman" w:hAnsi="Times New Roman"/>
+          <w:sz w:val="20"/>
+        </w:rPr>
+        <w:t xml:space="preserve"> </w:t>
+      </w:r>
+      <w:r>
+        <w:rPr>
+          <w:rFonts w:ascii="Times New Roman" w:hAnsi="Times New Roman"/>
+          <w:sz w:val="20"/>
+        </w:rPr>
         <w:t xml:space="preserve">receives a composite safety score</w:t>
       </w:r>
       <w:r>
-        <w:t xml:space="preserve"> </w:t>
-      </w:r>
-      <w:r>
-        <w:rPr>
+        <w:rPr>
+          <w:rFonts w:ascii="Times New Roman" w:hAnsi="Times New Roman"/>
+          <w:sz w:val="20"/>
+        </w:rPr>
+        <w:t xml:space="preserve"> </w:t>
+      </w:r>
+      <w:r>
+        <w:rPr>
+          <w:rFonts w:ascii="Times New Roman" w:hAnsi="Times New Roman"/>
           <w:i/>
           <w:iCs/>
+          <w:sz w:val="20"/>
         </w:rPr>
         <w:t xml:space="preserve">S(s)</w:t>
       </w:r>
       <w:r>
-        <w:t xml:space="preserve"> </w:t>
-      </w:r>
-      <w:r>
+        <w:rPr>
+          <w:rFonts w:ascii="Times New Roman" w:hAnsi="Times New Roman"/>
+          <w:sz w:val="20"/>
+        </w:rPr>
+        <w:t xml:space="preserve"> </w:t>
+      </w:r>
+      <w:r>
+        <w:rPr>
+          <w:rFonts w:ascii="Times New Roman" w:hAnsi="Times New Roman"/>
+          <w:sz w:val="20"/>
+        </w:rPr>
         <w:t xml:space="preserve">computed as:</w:t>
       </w:r>
     </w:p>
     <w:p>
       <w:pPr>
         <w:pStyle w:val="BodyText"/>
-      </w:pPr>
-      <w:r>
-        <w:rPr>
+        <w:spacing w:before="0" w:after="0" w:line="240" w:lineRule="auto"/>
+        <w:jc w:val="both"/>
+      </w:pPr>
+      <w:r>
+        <w:rPr>
+          <w:rFonts w:ascii="Times New Roman" w:hAnsi="Times New Roman"/>
           <w:b/>
           <w:bCs/>
+          <w:sz w:val="20"/>
         </w:rPr>
         <w:t xml:space="preserve">Equation (1):</w:t>
       </w:r>
@@ -2334,174 +3523,288 @@
     <w:p>
       <w:pPr>
         <w:pStyle w:val="BlockText"/>
-      </w:pPr>
-      <w:r>
-        <w:rPr>
+        <w:spacing w:before="0" w:after="0" w:line="240" w:lineRule="auto"/>
+        <w:jc w:val="both"/>
+      </w:pPr>
+      <w:r>
+        <w:rPr>
+          <w:rFonts w:ascii="Times New Roman" w:hAnsi="Times New Roman"/>
           <w:i/>
           <w:iCs/>
+          <w:sz w:val="20"/>
         </w:rPr>
         <w:t xml:space="preserve">S</w:t>
       </w:r>
       <w:r>
+        <w:rPr>
+          <w:rFonts w:ascii="Times New Roman" w:hAnsi="Times New Roman"/>
+          <w:sz w:val="20"/>
+        </w:rPr>
         <w:t xml:space="preserve">(</w:t>
       </w:r>
       <w:r>
         <w:rPr>
+          <w:rFonts w:ascii="Times New Roman" w:hAnsi="Times New Roman"/>
           <w:i/>
           <w:iCs/>
+          <w:sz w:val="20"/>
         </w:rPr>
         <w:t xml:space="preserve">s</w:t>
       </w:r>
       <w:r>
+        <w:rPr>
+          <w:rFonts w:ascii="Times New Roman" w:hAnsi="Times New Roman"/>
+          <w:sz w:val="20"/>
+        </w:rPr>
         <w:t xml:space="preserve">) = 0.35 ·</w:t>
       </w:r>
       <w:r>
-        <w:t xml:space="preserve"> </w:t>
-      </w:r>
-      <w:r>
-        <w:rPr>
+        <w:rPr>
+          <w:rFonts w:ascii="Times New Roman" w:hAnsi="Times New Roman"/>
+          <w:sz w:val="20"/>
+        </w:rPr>
+        <w:t xml:space="preserve"> </w:t>
+      </w:r>
+      <w:r>
+        <w:rPr>
+          <w:rFonts w:ascii="Times New Roman" w:hAnsi="Times New Roman"/>
           <w:i/>
           <w:iCs/>
+          <w:sz w:val="20"/>
         </w:rPr>
         <w:t xml:space="preserve">L</w:t>
       </w:r>
       <w:r>
+        <w:rPr>
+          <w:rFonts w:ascii="Times New Roman" w:hAnsi="Times New Roman"/>
+          <w:sz w:val="20"/>
+        </w:rPr>
         <w:t xml:space="preserve">(</w:t>
       </w:r>
       <w:r>
         <w:rPr>
+          <w:rFonts w:ascii="Times New Roman" w:hAnsi="Times New Roman"/>
           <w:i/>
           <w:iCs/>
+          <w:sz w:val="20"/>
         </w:rPr>
         <w:t xml:space="preserve">s</w:t>
       </w:r>
       <w:r>
+        <w:rPr>
+          <w:rFonts w:ascii="Times New Roman" w:hAnsi="Times New Roman"/>
+          <w:sz w:val="20"/>
+        </w:rPr>
         <w:t xml:space="preserve">) + 0.20 ·</w:t>
       </w:r>
       <w:r>
-        <w:t xml:space="preserve"> </w:t>
-      </w:r>
-      <w:r>
-        <w:rPr>
+        <w:rPr>
+          <w:rFonts w:ascii="Times New Roman" w:hAnsi="Times New Roman"/>
+          <w:sz w:val="20"/>
+        </w:rPr>
+        <w:t xml:space="preserve"> </w:t>
+      </w:r>
+      <w:r>
+        <w:rPr>
+          <w:rFonts w:ascii="Times New Roman" w:hAnsi="Times New Roman"/>
           <w:i/>
           <w:iCs/>
+          <w:sz w:val="20"/>
         </w:rPr>
         <w:t xml:space="preserve">B</w:t>
       </w:r>
       <w:r>
+        <w:rPr>
+          <w:rFonts w:ascii="Times New Roman" w:hAnsi="Times New Roman"/>
+          <w:sz w:val="20"/>
+        </w:rPr>
         <w:t xml:space="preserve">(</w:t>
       </w:r>
       <w:r>
         <w:rPr>
+          <w:rFonts w:ascii="Times New Roman" w:hAnsi="Times New Roman"/>
           <w:i/>
           <w:iCs/>
+          <w:sz w:val="20"/>
         </w:rPr>
         <w:t xml:space="preserve">s</w:t>
       </w:r>
       <w:r>
+        <w:rPr>
+          <w:rFonts w:ascii="Times New Roman" w:hAnsi="Times New Roman"/>
+          <w:sz w:val="20"/>
+        </w:rPr>
         <w:t xml:space="preserve">) + 0.15 ·</w:t>
       </w:r>
       <w:r>
-        <w:t xml:space="preserve"> </w:t>
-      </w:r>
-      <w:r>
-        <w:rPr>
+        <w:rPr>
+          <w:rFonts w:ascii="Times New Roman" w:hAnsi="Times New Roman"/>
+          <w:sz w:val="20"/>
+        </w:rPr>
+        <w:t xml:space="preserve"> </w:t>
+      </w:r>
+      <w:r>
+        <w:rPr>
+          <w:rFonts w:ascii="Times New Roman" w:hAnsi="Times New Roman"/>
           <w:i/>
           <w:iCs/>
+          <w:sz w:val="20"/>
         </w:rPr>
         <w:t xml:space="preserve">R</w:t>
       </w:r>
       <w:r>
+        <w:rPr>
+          <w:rFonts w:ascii="Times New Roman" w:hAnsi="Times New Roman"/>
+          <w:sz w:val="20"/>
+        </w:rPr>
         <w:t xml:space="preserve">(</w:t>
       </w:r>
       <w:r>
         <w:rPr>
+          <w:rFonts w:ascii="Times New Roman" w:hAnsi="Times New Roman"/>
           <w:i/>
           <w:iCs/>
+          <w:sz w:val="20"/>
         </w:rPr>
         <w:t xml:space="preserve">s</w:t>
       </w:r>
       <w:r>
+        <w:rPr>
+          <w:rFonts w:ascii="Times New Roman" w:hAnsi="Times New Roman"/>
+          <w:sz w:val="20"/>
+        </w:rPr>
         <w:t xml:space="preserve">) + 0.10 ·</w:t>
       </w:r>
       <w:r>
-        <w:t xml:space="preserve"> </w:t>
-      </w:r>
-      <w:r>
-        <w:rPr>
+        <w:rPr>
+          <w:rFonts w:ascii="Times New Roman" w:hAnsi="Times New Roman"/>
+          <w:sz w:val="20"/>
+        </w:rPr>
+        <w:t xml:space="preserve"> </w:t>
+      </w:r>
+      <w:r>
+        <w:rPr>
+          <w:rFonts w:ascii="Times New Roman" w:hAnsi="Times New Roman"/>
           <w:i/>
           <w:iCs/>
+          <w:sz w:val="20"/>
         </w:rPr>
         <w:t xml:space="preserve">P</w:t>
       </w:r>
       <w:r>
+        <w:rPr>
+          <w:rFonts w:ascii="Times New Roman" w:hAnsi="Times New Roman"/>
+          <w:sz w:val="20"/>
+        </w:rPr>
         <w:t xml:space="preserve">(</w:t>
       </w:r>
       <w:r>
         <w:rPr>
+          <w:rFonts w:ascii="Times New Roman" w:hAnsi="Times New Roman"/>
           <w:i/>
           <w:iCs/>
+          <w:sz w:val="20"/>
         </w:rPr>
         <w:t xml:space="preserve">s</w:t>
       </w:r>
       <w:r>
+        <w:rPr>
+          <w:rFonts w:ascii="Times New Roman" w:hAnsi="Times New Roman"/>
+          <w:sz w:val="20"/>
+        </w:rPr>
         <w:t xml:space="preserve">) + 0.10 ·</w:t>
       </w:r>
       <w:r>
-        <w:t xml:space="preserve"> </w:t>
-      </w:r>
-      <w:r>
-        <w:rPr>
+        <w:rPr>
+          <w:rFonts w:ascii="Times New Roman" w:hAnsi="Times New Roman"/>
+          <w:sz w:val="20"/>
+        </w:rPr>
+        <w:t xml:space="preserve"> </w:t>
+      </w:r>
+      <w:r>
+        <w:rPr>
+          <w:rFonts w:ascii="Times New Roman" w:hAnsi="Times New Roman"/>
           <w:i/>
           <w:iCs/>
+          <w:sz w:val="20"/>
         </w:rPr>
         <w:t xml:space="preserve">U</w:t>
       </w:r>
       <w:r>
+        <w:rPr>
+          <w:rFonts w:ascii="Times New Roman" w:hAnsi="Times New Roman"/>
+          <w:sz w:val="20"/>
+        </w:rPr>
         <w:t xml:space="preserve">(</w:t>
       </w:r>
       <w:r>
         <w:rPr>
+          <w:rFonts w:ascii="Times New Roman" w:hAnsi="Times New Roman"/>
           <w:i/>
           <w:iCs/>
+          <w:sz w:val="20"/>
         </w:rPr>
         <w:t xml:space="preserve">s</w:t>
       </w:r>
       <w:r>
+        <w:rPr>
+          <w:rFonts w:ascii="Times New Roman" w:hAnsi="Times New Roman"/>
+          <w:sz w:val="20"/>
+        </w:rPr>
         <w:t xml:space="preserve">) + 0.10 ·</w:t>
       </w:r>
       <w:r>
-        <w:t xml:space="preserve"> </w:t>
-      </w:r>
-      <w:r>
-        <w:rPr>
+        <w:rPr>
+          <w:rFonts w:ascii="Times New Roman" w:hAnsi="Times New Roman"/>
+          <w:sz w:val="20"/>
+        </w:rPr>
+        <w:t xml:space="preserve"> </w:t>
+      </w:r>
+      <w:r>
+        <w:rPr>
+          <w:rFonts w:ascii="Times New Roman" w:hAnsi="Times New Roman"/>
           <w:i/>
           <w:iCs/>
+          <w:sz w:val="20"/>
         </w:rPr>
         <w:t xml:space="preserve">F</w:t>
       </w:r>
       <w:r>
+        <w:rPr>
+          <w:rFonts w:ascii="Times New Roman" w:hAnsi="Times New Roman"/>
+          <w:sz w:val="20"/>
+        </w:rPr>
         <w:t xml:space="preserve">(</w:t>
       </w:r>
       <w:r>
         <w:rPr>
+          <w:rFonts w:ascii="Times New Roman" w:hAnsi="Times New Roman"/>
           <w:i/>
           <w:iCs/>
+          <w:sz w:val="20"/>
         </w:rPr>
         <w:t xml:space="preserve">s</w:t>
       </w:r>
       <w:r>
+        <w:rPr>
+          <w:rFonts w:ascii="Times New Roman" w:hAnsi="Times New Roman"/>
+          <w:sz w:val="20"/>
+        </w:rPr>
         <w:t xml:space="preserve">)</w:t>
       </w:r>
     </w:p>
     <w:p>
       <w:pPr>
         <w:pStyle w:val="FirstParagraph"/>
-      </w:pPr>
-      <w:r>
-        <w:rPr>
+        <w:spacing w:before="0" w:after="0" w:line="240" w:lineRule="auto"/>
+        <w:jc w:val="both"/>
+      </w:pPr>
+      <w:r>
+        <w:rPr>
+          <w:rFonts w:ascii="Times New Roman" w:hAnsi="Times New Roman"/>
           <w:b/>
           <w:bCs/>
+          <w:sz w:val="20"/>
         </w:rPr>
         <w:t xml:space="preserve">Table 2. Scoring Components</w:t>
       </w:r>
@@ -2794,100 +4097,166 @@
     <w:p>
       <w:pPr>
         <w:pStyle w:val="BodyText"/>
-      </w:pPr>
-      <w:r>
-        <w:rPr>
+        <w:spacing w:before="0" w:after="0" w:line="240" w:lineRule="auto"/>
+        <w:jc w:val="both"/>
+      </w:pPr>
+      <w:r>
+        <w:rPr>
+          <w:rFonts w:ascii="Times New Roman" w:hAnsi="Times New Roman"/>
           <w:b/>
           <w:bCs/>
+          <w:sz w:val="20"/>
         </w:rPr>
         <w:t xml:space="preserve">Lighting Score:</w:t>
       </w:r>
       <w:r>
-        <w:t xml:space="preserve"> </w:t>
-      </w:r>
-      <w:r>
-        <w:rPr>
+        <w:rPr>
+          <w:rFonts w:ascii="Times New Roman" w:hAnsi="Times New Roman"/>
+          <w:sz w:val="20"/>
+        </w:rPr>
+        <w:t xml:space="preserve"> </w:t>
+      </w:r>
+      <w:r>
+        <w:rPr>
+          <w:rFonts w:ascii="Times New Roman" w:hAnsi="Times New Roman"/>
           <w:i/>
           <w:iCs/>
+          <w:sz w:val="20"/>
         </w:rPr>
         <w:t xml:space="preserve">L(s)</w:t>
       </w:r>
       <w:r>
-        <w:t xml:space="preserve"> </w:t>
-      </w:r>
-      <w:r>
+        <w:rPr>
+          <w:rFonts w:ascii="Times New Roman" w:hAnsi="Times New Roman"/>
+          <w:sz w:val="20"/>
+        </w:rPr>
+        <w:t xml:space="preserve"> </w:t>
+      </w:r>
+      <w:r>
+        <w:rPr>
+          <w:rFonts w:ascii="Times New Roman" w:hAnsi="Times New Roman"/>
+          <w:sz w:val="20"/>
+        </w:rPr>
         <w:t xml:space="preserve">= 100 − (dark_gap_meters / segment_length_meters) × 100, further adjusted by lights-per-100m density. A segment with no dark gaps and high light density scores 100; a completely unlit segment scores 0.</w:t>
       </w:r>
     </w:p>
     <w:p>
       <w:pPr>
         <w:pStyle w:val="BodyText"/>
-      </w:pPr>
-      <w:r>
-        <w:rPr>
+        <w:spacing w:before="0" w:after="0" w:line="240" w:lineRule="auto"/>
+        <w:jc w:val="both"/>
+      </w:pPr>
+      <w:r>
+        <w:rPr>
+          <w:rFonts w:ascii="Times New Roman" w:hAnsi="Times New Roman"/>
           <w:b/>
           <w:bCs/>
+          <w:sz w:val="20"/>
         </w:rPr>
         <w:t xml:space="preserve">Business Activity Score:</w:t>
       </w:r>
       <w:r>
-        <w:t xml:space="preserve"> </w:t>
-      </w:r>
-      <w:r>
-        <w:rPr>
+        <w:rPr>
+          <w:rFonts w:ascii="Times New Roman" w:hAnsi="Times New Roman"/>
+          <w:sz w:val="20"/>
+        </w:rPr>
+        <w:t xml:space="preserve"> </w:t>
+      </w:r>
+      <w:r>
+        <w:rPr>
+          <w:rFonts w:ascii="Times New Roman" w:hAnsi="Times New Roman"/>
           <w:i/>
           <w:iCs/>
+          <w:sz w:val="20"/>
         </w:rPr>
         <w:t xml:space="preserve">B(s)</w:t>
       </w:r>
       <w:r>
-        <w:t xml:space="preserve"> </w:t>
-      </w:r>
-      <w:r>
+        <w:rPr>
+          <w:rFonts w:ascii="Times New Roman" w:hAnsi="Times New Roman"/>
+          <w:sz w:val="20"/>
+        </w:rPr>
+        <w:t xml:space="preserve"> </w:t>
+      </w:r>
+      <w:r>
+        <w:rPr>
+          <w:rFonts w:ascii="Times New Roman" w:hAnsi="Times New Roman"/>
+          <w:sz w:val="20"/>
+        </w:rPr>
         <w:t xml:space="preserve">uses a time-of-day multiplier. Business density carries higher weight between 20:00 and 23:00 (evening activity) and lower weight after 00:00 (most businesses closed). The score is discounted for businesses with unconfirmed nighttime operating hours.</w:t>
       </w:r>
     </w:p>
     <w:p>
       <w:pPr>
         <w:pStyle w:val="BodyText"/>
-      </w:pPr>
-      <w:r>
-        <w:rPr>
+        <w:spacing w:before="0" w:after="0" w:line="240" w:lineRule="auto"/>
+        <w:jc w:val="both"/>
+      </w:pPr>
+      <w:r>
+        <w:rPr>
+          <w:rFonts w:ascii="Times New Roman" w:hAnsi="Times New Roman"/>
           <w:b/>
           <w:bCs/>
+          <w:sz w:val="20"/>
         </w:rPr>
         <w:t xml:space="preserve">Road Type Score:</w:t>
       </w:r>
       <w:r>
-        <w:t xml:space="preserve"> </w:t>
-      </w:r>
-      <w:r>
+        <w:rPr>
+          <w:rFonts w:ascii="Times New Roman" w:hAnsi="Times New Roman"/>
+          <w:sz w:val="20"/>
+        </w:rPr>
+        <w:t xml:space="preserve"> </w:t>
+      </w:r>
+      <w:r>
+        <w:rPr>
+          <w:rFonts w:ascii="Times New Roman" w:hAnsi="Times New Roman"/>
+          <w:sz w:val="20"/>
+        </w:rPr>
         <w:t xml:space="preserve">OSM</w:t>
       </w:r>
       <w:r>
+        <w:rPr>
+          <w:rFonts w:ascii="Times New Roman" w:hAnsi="Times New Roman"/>
+          <w:sz w:val="20"/>
+        </w:rPr>
         <w:t xml:space="preserve"> </w:t>
       </w:r>
       <w:r>
         <w:rPr>
           <w:rStyle w:val="VerbatimChar"/>
+          <w:rFonts w:ascii="Times New Roman" w:hAnsi="Times New Roman"/>
+          <w:sz w:val="20"/>
         </w:rPr>
         <w:t xml:space="preserve">highway=*</w:t>
       </w:r>
       <w:r>
-        <w:t xml:space="preserve"> </w:t>
-      </w:r>
-      <w:r>
+        <w:rPr>
+          <w:rFonts w:ascii="Times New Roman" w:hAnsi="Times New Roman"/>
+          <w:sz w:val="20"/>
+        </w:rPr>
+        <w:t xml:space="preserve"> </w:t>
+      </w:r>
+      <w:r>
+        <w:rPr>
+          <w:rFonts w:ascii="Times New Roman" w:hAnsi="Times New Roman"/>
+          <w:sz w:val="20"/>
+        </w:rPr>
         <w:t xml:space="preserve">values are mapped to score tiers. Primary and secondary roads with footpaths score highest (~80–100); residential roads with confirmed lighting score moderately (~50–70); service roads, alleys, and unmapped paths score lowest (~10–30).</w:t>
       </w:r>
     </w:p>
     <w:p>
       <w:pPr>
         <w:pStyle w:val="BodyText"/>
-      </w:pPr>
-      <w:r>
-        <w:rPr>
+        <w:spacing w:before="0" w:after="0" w:line="240" w:lineRule="auto"/>
+        <w:jc w:val="both"/>
+      </w:pPr>
+      <w:r>
+        <w:rPr>
+          <w:rFonts w:ascii="Times New Roman" w:hAnsi="Times New Roman"/>
           <w:b/>
           <w:bCs/>
+          <w:sz w:val="20"/>
         </w:rPr>
         <w:t xml:space="preserve">Data Freshness Score:</w:t>
       </w:r>
@@ -2895,11 +4264,15 @@
     <w:p>
       <w:pPr>
         <w:pStyle w:val="BodyText"/>
-      </w:pPr>
-      <w:r>
-        <w:rPr>
+        <w:spacing w:before="0" w:after="0" w:line="240" w:lineRule="auto"/>
+        <w:jc w:val="both"/>
+      </w:pPr>
+      <w:r>
+        <w:rPr>
+          <w:rFonts w:ascii="Times New Roman" w:hAnsi="Times New Roman"/>
           <w:b/>
           <w:bCs/>
+          <w:sz w:val="20"/>
         </w:rPr>
         <w:t xml:space="preserve">Equation (2):</w:t>
       </w:r>
@@ -2907,117 +4280,205 @@
     <w:p>
       <w:pPr>
         <w:pStyle w:val="BlockText"/>
-      </w:pPr>
-      <w:r>
-        <w:rPr>
+        <w:spacing w:before="0" w:after="0" w:line="240" w:lineRule="auto"/>
+        <w:jc w:val="both"/>
+      </w:pPr>
+      <w:r>
+        <w:rPr>
+          <w:rFonts w:ascii="Times New Roman" w:hAnsi="Times New Roman"/>
           <w:i/>
           <w:iCs/>
+          <w:sz w:val="20"/>
         </w:rPr>
         <w:t xml:space="preserve">F</w:t>
       </w:r>
       <w:r>
+        <w:rPr>
+          <w:rFonts w:ascii="Times New Roman" w:hAnsi="Times New Roman"/>
+          <w:sz w:val="20"/>
+        </w:rPr>
         <w:t xml:space="preserve">(</w:t>
       </w:r>
       <w:r>
         <w:rPr>
+          <w:rFonts w:ascii="Times New Roman" w:hAnsi="Times New Roman"/>
           <w:i/>
           <w:iCs/>
+          <w:sz w:val="20"/>
         </w:rPr>
         <w:t xml:space="preserve">s</w:t>
       </w:r>
       <w:r>
+        <w:rPr>
+          <w:rFonts w:ascii="Times New Roman" w:hAnsi="Times New Roman"/>
+          <w:sz w:val="20"/>
+        </w:rPr>
         <w:t xml:space="preserve">) = 100 ×</w:t>
       </w:r>
       <w:r>
-        <w:t xml:space="preserve"> </w:t>
-      </w:r>
-      <w:r>
-        <w:rPr>
+        <w:rPr>
+          <w:rFonts w:ascii="Times New Roman" w:hAnsi="Times New Roman"/>
+          <w:sz w:val="20"/>
+        </w:rPr>
+        <w:t xml:space="preserve"> </w:t>
+      </w:r>
+      <w:r>
+        <w:rPr>
+          <w:rFonts w:ascii="Times New Roman" w:hAnsi="Times New Roman"/>
           <w:i/>
           <w:iCs/>
+          <w:sz w:val="20"/>
         </w:rPr>
         <w:t xml:space="preserve">e</w:t>
       </w:r>
       <w:r>
+        <w:rPr>
+          <w:rFonts w:ascii="Times New Roman" w:hAnsi="Times New Roman"/>
+          <w:sz w:val="20"/>
+        </w:rPr>
         <w:t xml:space="preserve">^(−</w:t>
       </w:r>
       <w:r>
         <w:rPr>
+          <w:rFonts w:ascii="Times New Roman" w:hAnsi="Times New Roman"/>
           <w:i/>
           <w:iCs/>
+          <w:sz w:val="20"/>
         </w:rPr>
         <w:t xml:space="preserve">λ</w:t>
       </w:r>
       <w:r>
-        <w:t xml:space="preserve"> </w:t>
-      </w:r>
-      <w:r>
+        <w:rPr>
+          <w:rFonts w:ascii="Times New Roman" w:hAnsi="Times New Roman"/>
+          <w:sz w:val="20"/>
+        </w:rPr>
+        <w:t xml:space="preserve"> </w:t>
+      </w:r>
+      <w:r>
+        <w:rPr>
+          <w:rFonts w:ascii="Times New Roman" w:hAnsi="Times New Roman"/>
+          <w:sz w:val="20"/>
+        </w:rPr>
         <w:t xml:space="preserve">×</w:t>
       </w:r>
       <w:r>
-        <w:t xml:space="preserve"> </w:t>
-      </w:r>
-      <w:r>
-        <w:rPr>
+        <w:rPr>
+          <w:rFonts w:ascii="Times New Roman" w:hAnsi="Times New Roman"/>
+          <w:sz w:val="20"/>
+        </w:rPr>
+        <w:t xml:space="preserve"> </w:t>
+      </w:r>
+      <w:r>
+        <w:rPr>
+          <w:rFonts w:ascii="Times New Roman" w:hAnsi="Times New Roman"/>
           <w:i/>
           <w:iCs/>
+          <w:sz w:val="20"/>
         </w:rPr>
         <w:t xml:space="preserve">d</w:t>
       </w:r>
       <w:r>
+        <w:rPr>
+          <w:rFonts w:ascii="Times New Roman" w:hAnsi="Times New Roman"/>
+          <w:sz w:val="20"/>
+        </w:rPr>
         <w:t xml:space="preserve">_update)</w:t>
       </w:r>
     </w:p>
     <w:p>
       <w:pPr>
         <w:pStyle w:val="FirstParagraph"/>
-      </w:pPr>
-      <w:r>
+        <w:spacing w:before="0" w:after="0" w:line="240" w:lineRule="auto"/>
+        <w:jc w:val="both"/>
+      </w:pPr>
+      <w:r>
+        <w:rPr>
+          <w:rFonts w:ascii="Times New Roman" w:hAnsi="Times New Roman"/>
+          <w:sz w:val="20"/>
+        </w:rPr>
         <w:t xml:space="preserve">where</w:t>
       </w:r>
       <w:r>
-        <w:t xml:space="preserve"> </w:t>
-      </w:r>
-      <w:r>
-        <w:rPr>
+        <w:rPr>
+          <w:rFonts w:ascii="Times New Roman" w:hAnsi="Times New Roman"/>
+          <w:sz w:val="20"/>
+        </w:rPr>
+        <w:t xml:space="preserve"> </w:t>
+      </w:r>
+      <w:r>
+        <w:rPr>
+          <w:rFonts w:ascii="Times New Roman" w:hAnsi="Times New Roman"/>
           <w:i/>
           <w:iCs/>
+          <w:sz w:val="20"/>
         </w:rPr>
         <w:t xml:space="preserve">λ</w:t>
       </w:r>
       <w:r>
-        <w:t xml:space="preserve"> </w:t>
-      </w:r>
-      <w:r>
+        <w:rPr>
+          <w:rFonts w:ascii="Times New Roman" w:hAnsi="Times New Roman"/>
+          <w:sz w:val="20"/>
+        </w:rPr>
+        <w:t xml:space="preserve"> </w:t>
+      </w:r>
+      <w:r>
+        <w:rPr>
+          <w:rFonts w:ascii="Times New Roman" w:hAnsi="Times New Roman"/>
+          <w:sz w:val="20"/>
+        </w:rPr>
         <w:t xml:space="preserve">is a decay constant (e.g.,</w:t>
       </w:r>
       <w:r>
-        <w:t xml:space="preserve"> </w:t>
-      </w:r>
-      <w:r>
-        <w:rPr>
+        <w:rPr>
+          <w:rFonts w:ascii="Times New Roman" w:hAnsi="Times New Roman"/>
+          <w:sz w:val="20"/>
+        </w:rPr>
+        <w:t xml:space="preserve"> </w:t>
+      </w:r>
+      <w:r>
+        <w:rPr>
+          <w:rFonts w:ascii="Times New Roman" w:hAnsi="Times New Roman"/>
           <w:i/>
           <w:iCs/>
+          <w:sz w:val="20"/>
         </w:rPr>
         <w:t xml:space="preserve">λ</w:t>
       </w:r>
       <w:r>
-        <w:t xml:space="preserve"> </w:t>
-      </w:r>
-      <w:r>
+        <w:rPr>
+          <w:rFonts w:ascii="Times New Roman" w:hAnsi="Times New Roman"/>
+          <w:sz w:val="20"/>
+        </w:rPr>
+        <w:t xml:space="preserve"> </w:t>
+      </w:r>
+      <w:r>
+        <w:rPr>
+          <w:rFonts w:ascii="Times New Roman" w:hAnsi="Times New Roman"/>
+          <w:sz w:val="20"/>
+        </w:rPr>
         <w:t xml:space="preserve">= 0.005, giving a half-life of approximately 139 days) and</w:t>
       </w:r>
       <w:r>
-        <w:t xml:space="preserve"> </w:t>
-      </w:r>
-      <w:r>
-        <w:rPr>
+        <w:rPr>
+          <w:rFonts w:ascii="Times New Roman" w:hAnsi="Times New Roman"/>
+          <w:sz w:val="20"/>
+        </w:rPr>
+        <w:t xml:space="preserve"> </w:t>
+      </w:r>
+      <w:r>
+        <w:rPr>
+          <w:rFonts w:ascii="Times New Roman" w:hAnsi="Times New Roman"/>
           <w:i/>
           <w:iCs/>
+          <w:sz w:val="20"/>
         </w:rPr>
         <w:t xml:space="preserve">d</w:t>
       </w:r>
       <w:r>
+        <w:rPr>
+          <w:rFonts w:ascii="Times New Roman" w:hAnsi="Times New Roman"/>
+          <w:sz w:val="20"/>
+        </w:rPr>
         <w:t xml:space="preserve">_update is the number of days since the last verified data update. This ensures that outdated or unverified data is not treated with the same confidence as recently inspected records.</w:t>
       </w:r>
     </w:p>
@@ -3026,43 +4487,74 @@
     <w:p>
       <w:pPr>
         <w:pStyle w:val="Heading3"/>
-      </w:pPr>
-      <w:r>
+        <w:spacing w:before="0" w:after="0" w:line="240" w:lineRule="auto"/>
+        <w:jc w:val="both"/>
+      </w:pPr>
+      <w:r>
+        <w:rPr>
+          <w:rFonts w:ascii="Times New Roman" w:hAnsi="Times New Roman"/>
+          <w:b/>
+          <w:sz w:val="22"/>
+        </w:rPr>
         <w:t xml:space="preserve">Route Cost and Ranking</w:t>
       </w:r>
     </w:p>
     <w:p>
       <w:pPr>
         <w:pStyle w:val="FirstParagraph"/>
-      </w:pPr>
-      <w:r>
+        <w:spacing w:before="0" w:after="0" w:line="240" w:lineRule="auto"/>
+        <w:jc w:val="both"/>
+      </w:pPr>
+      <w:r>
+        <w:rPr>
+          <w:rFonts w:ascii="Times New Roman" w:hAnsi="Times New Roman"/>
+          <w:sz w:val="20"/>
+        </w:rPr>
         <w:t xml:space="preserve">For a route</w:t>
       </w:r>
       <w:r>
-        <w:t xml:space="preserve"> </w:t>
-      </w:r>
-      <w:r>
-        <w:rPr>
+        <w:rPr>
+          <w:rFonts w:ascii="Times New Roman" w:hAnsi="Times New Roman"/>
+          <w:sz w:val="20"/>
+        </w:rPr>
+        <w:t xml:space="preserve"> </w:t>
+      </w:r>
+      <w:r>
+        <w:rPr>
+          <w:rFonts w:ascii="Times New Roman" w:hAnsi="Times New Roman"/>
           <w:i/>
           <w:iCs/>
+          <w:sz w:val="20"/>
         </w:rPr>
         <w:t xml:space="preserve">r</w:t>
       </w:r>
       <w:r>
-        <w:t xml:space="preserve"> </w:t>
-      </w:r>
-      <w:r>
+        <w:rPr>
+          <w:rFonts w:ascii="Times New Roman" w:hAnsi="Times New Roman"/>
+          <w:sz w:val="20"/>
+        </w:rPr>
+        <w:t xml:space="preserve"> </w:t>
+      </w:r>
+      <w:r>
+        <w:rPr>
+          <w:rFonts w:ascii="Times New Roman" w:hAnsi="Times New Roman"/>
+          <w:sz w:val="20"/>
+        </w:rPr>
         <w:t xml:space="preserve">composed of segments {s₁, s₂, …, sₙ}:</w:t>
       </w:r>
     </w:p>
     <w:p>
       <w:pPr>
         <w:pStyle w:val="BodyText"/>
-      </w:pPr>
-      <w:r>
-        <w:rPr>
+        <w:spacing w:before="0" w:after="0" w:line="240" w:lineRule="auto"/>
+        <w:jc w:val="both"/>
+      </w:pPr>
+      <w:r>
+        <w:rPr>
+          <w:rFonts w:ascii="Times New Roman" w:hAnsi="Times New Roman"/>
           <w:b/>
           <w:bCs/>
+          <w:sz w:val="20"/>
         </w:rPr>
         <w:t xml:space="preserve">Equation (3):</w:t>
       </w:r>
@@ -3070,69 +4562,109 @@
     <w:p>
       <w:pPr>
         <w:pStyle w:val="BlockText"/>
-      </w:pPr>
-      <w:r>
-        <w:rPr>
+        <w:spacing w:before="0" w:after="0" w:line="240" w:lineRule="auto"/>
+        <w:jc w:val="both"/>
+      </w:pPr>
+      <w:r>
+        <w:rPr>
+          <w:rFonts w:ascii="Times New Roman" w:hAnsi="Times New Roman"/>
           <w:i/>
           <w:iCs/>
+          <w:sz w:val="20"/>
         </w:rPr>
         <w:t xml:space="preserve">S̄</w:t>
       </w:r>
       <w:r>
+        <w:rPr>
+          <w:rFonts w:ascii="Times New Roman" w:hAnsi="Times New Roman"/>
+          <w:sz w:val="20"/>
+        </w:rPr>
         <w:t xml:space="preserve">(</w:t>
       </w:r>
       <w:r>
         <w:rPr>
+          <w:rFonts w:ascii="Times New Roman" w:hAnsi="Times New Roman"/>
           <w:i/>
           <w:iCs/>
+          <w:sz w:val="20"/>
         </w:rPr>
         <w:t xml:space="preserve">r</w:t>
       </w:r>
       <w:r>
+        <w:rPr>
+          <w:rFonts w:ascii="Times New Roman" w:hAnsi="Times New Roman"/>
+          <w:sz w:val="20"/>
+        </w:rPr>
         <w:t xml:space="preserve">) = (1/</w:t>
       </w:r>
       <w:r>
         <w:rPr>
+          <w:rFonts w:ascii="Times New Roman" w:hAnsi="Times New Roman"/>
           <w:i/>
           <w:iCs/>
+          <w:sz w:val="20"/>
         </w:rPr>
         <w:t xml:space="preserve">n</w:t>
       </w:r>
       <w:r>
+        <w:rPr>
+          <w:rFonts w:ascii="Times New Roman" w:hAnsi="Times New Roman"/>
+          <w:sz w:val="20"/>
+        </w:rPr>
         <w:t xml:space="preserve">) × Σᵢ₌₁ⁿ</w:t>
       </w:r>
       <w:r>
-        <w:t xml:space="preserve"> </w:t>
-      </w:r>
-      <w:r>
-        <w:rPr>
+        <w:rPr>
+          <w:rFonts w:ascii="Times New Roman" w:hAnsi="Times New Roman"/>
+          <w:sz w:val="20"/>
+        </w:rPr>
+        <w:t xml:space="preserve"> </w:t>
+      </w:r>
+      <w:r>
+        <w:rPr>
+          <w:rFonts w:ascii="Times New Roman" w:hAnsi="Times New Roman"/>
           <w:i/>
           <w:iCs/>
+          <w:sz w:val="20"/>
         </w:rPr>
         <w:t xml:space="preserve">S</w:t>
       </w:r>
       <w:r>
+        <w:rPr>
+          <w:rFonts w:ascii="Times New Roman" w:hAnsi="Times New Roman"/>
+          <w:sz w:val="20"/>
+        </w:rPr>
         <w:t xml:space="preserve">(</w:t>
       </w:r>
       <w:r>
         <w:rPr>
+          <w:rFonts w:ascii="Times New Roman" w:hAnsi="Times New Roman"/>
           <w:i/>
           <w:iCs/>
+          <w:sz w:val="20"/>
         </w:rPr>
         <w:t xml:space="preserve">sᵢ</w:t>
       </w:r>
       <w:r>
+        <w:rPr>
+          <w:rFonts w:ascii="Times New Roman" w:hAnsi="Times New Roman"/>
+          <w:sz w:val="20"/>
+        </w:rPr>
         <w:t xml:space="preserve">)</w:t>
       </w:r>
     </w:p>
     <w:p>
       <w:pPr>
         <w:pStyle w:val="FirstParagraph"/>
-      </w:pPr>
-      <w:r>
-        <w:rPr>
+        <w:spacing w:before="0" w:after="0" w:line="240" w:lineRule="auto"/>
+        <w:jc w:val="both"/>
+      </w:pPr>
+      <w:r>
+        <w:rPr>
+          <w:rFonts w:ascii="Times New Roman" w:hAnsi="Times New Roman"/>
           <w:b/>
           <w:bCs/>
+          <w:sz w:val="20"/>
         </w:rPr>
         <w:t xml:space="preserve">Equation (4):</w:t>
       </w:r>
@@ -3140,82 +4672,132 @@
     <w:p>
       <w:pPr>
         <w:pStyle w:val="BlockText"/>
-      </w:pPr>
-      <w:r>
-        <w:rPr>
+        <w:spacing w:before="0" w:after="0" w:line="240" w:lineRule="auto"/>
+        <w:jc w:val="both"/>
+      </w:pPr>
+      <w:r>
+        <w:rPr>
+          <w:rFonts w:ascii="Times New Roman" w:hAnsi="Times New Roman"/>
           <w:i/>
           <w:iCs/>
+          <w:sz w:val="20"/>
         </w:rPr>
         <w:t xml:space="preserve">C</w:t>
       </w:r>
       <w:r>
+        <w:rPr>
+          <w:rFonts w:ascii="Times New Roman" w:hAnsi="Times New Roman"/>
+          <w:sz w:val="20"/>
+        </w:rPr>
         <w:t xml:space="preserve">(</w:t>
       </w:r>
       <w:r>
         <w:rPr>
+          <w:rFonts w:ascii="Times New Roman" w:hAnsi="Times New Roman"/>
           <w:i/>
           <w:iCs/>
+          <w:sz w:val="20"/>
         </w:rPr>
         <w:t xml:space="preserve">r</w:t>
       </w:r>
       <w:r>
+        <w:rPr>
+          <w:rFonts w:ascii="Times New Roman" w:hAnsi="Times New Roman"/>
+          <w:sz w:val="20"/>
+        </w:rPr>
         <w:t xml:space="preserve">) =</w:t>
       </w:r>
       <w:r>
-        <w:t xml:space="preserve"> </w:t>
-      </w:r>
-      <w:r>
-        <w:rPr>
+        <w:rPr>
+          <w:rFonts w:ascii="Times New Roman" w:hAnsi="Times New Roman"/>
+          <w:sz w:val="20"/>
+        </w:rPr>
+        <w:t xml:space="preserve"> </w:t>
+      </w:r>
+      <w:r>
+        <w:rPr>
+          <w:rFonts w:ascii="Times New Roman" w:hAnsi="Times New Roman"/>
           <w:i/>
           <w:iCs/>
+          <w:sz w:val="20"/>
         </w:rPr>
         <w:t xml:space="preserve">D</w:t>
       </w:r>
       <w:r>
+        <w:rPr>
+          <w:rFonts w:ascii="Times New Roman" w:hAnsi="Times New Roman"/>
+          <w:sz w:val="20"/>
+        </w:rPr>
         <w:t xml:space="preserve">(</w:t>
       </w:r>
       <w:r>
         <w:rPr>
+          <w:rFonts w:ascii="Times New Roman" w:hAnsi="Times New Roman"/>
           <w:i/>
           <w:iCs/>
+          <w:sz w:val="20"/>
         </w:rPr>
         <w:t xml:space="preserve">r</w:t>
       </w:r>
       <w:r>
+        <w:rPr>
+          <w:rFonts w:ascii="Times New Roman" w:hAnsi="Times New Roman"/>
+          <w:sz w:val="20"/>
+        </w:rPr>
         <w:t xml:space="preserve">) +</w:t>
       </w:r>
       <w:r>
-        <w:t xml:space="preserve"> </w:t>
-      </w:r>
-      <w:r>
-        <w:rPr>
+        <w:rPr>
+          <w:rFonts w:ascii="Times New Roman" w:hAnsi="Times New Roman"/>
+          <w:sz w:val="20"/>
+        </w:rPr>
+        <w:t xml:space="preserve"> </w:t>
+      </w:r>
+      <w:r>
+        <w:rPr>
+          <w:rFonts w:ascii="Times New Roman" w:hAnsi="Times New Roman"/>
           <w:i/>
           <w:iCs/>
+          <w:sz w:val="20"/>
         </w:rPr>
         <w:t xml:space="preserve">P</w:t>
       </w:r>
       <w:r>
+        <w:rPr>
+          <w:rFonts w:ascii="Times New Roman" w:hAnsi="Times New Roman"/>
+          <w:sz w:val="20"/>
+        </w:rPr>
         <w:t xml:space="preserve">_safety(</w:t>
       </w:r>
       <w:r>
         <w:rPr>
+          <w:rFonts w:ascii="Times New Roman" w:hAnsi="Times New Roman"/>
           <w:i/>
           <w:iCs/>
+          <w:sz w:val="20"/>
         </w:rPr>
         <w:t xml:space="preserve">r</w:t>
       </w:r>
       <w:r>
+        <w:rPr>
+          <w:rFonts w:ascii="Times New Roman" w:hAnsi="Times New Roman"/>
+          <w:sz w:val="20"/>
+        </w:rPr>
         <w:t xml:space="preserve">)</w:t>
       </w:r>
     </w:p>
     <w:p>
       <w:pPr>
         <w:pStyle w:val="FirstParagraph"/>
-      </w:pPr>
-      <w:r>
-        <w:rPr>
+        <w:spacing w:before="0" w:after="0" w:line="240" w:lineRule="auto"/>
+        <w:jc w:val="both"/>
+      </w:pPr>
+      <w:r>
+        <w:rPr>
+          <w:rFonts w:ascii="Times New Roman" w:hAnsi="Times New Roman"/>
           <w:b/>
           <w:bCs/>
+          <w:sz w:val="20"/>
         </w:rPr>
         <w:t xml:space="preserve">Equation (5):</w:t>
       </w:r>
@@ -3223,87 +4805,151 @@
     <w:p>
       <w:pPr>
         <w:pStyle w:val="BlockText"/>
-      </w:pPr>
-      <w:r>
-        <w:rPr>
+        <w:spacing w:before="0" w:after="0" w:line="240" w:lineRule="auto"/>
+        <w:jc w:val="both"/>
+      </w:pPr>
+      <w:r>
+        <w:rPr>
+          <w:rFonts w:ascii="Times New Roman" w:hAnsi="Times New Roman"/>
           <w:i/>
           <w:iCs/>
+          <w:sz w:val="20"/>
         </w:rPr>
         <w:t xml:space="preserve">P</w:t>
       </w:r>
       <w:r>
+        <w:rPr>
+          <w:rFonts w:ascii="Times New Roman" w:hAnsi="Times New Roman"/>
+          <w:sz w:val="20"/>
+        </w:rPr>
         <w:t xml:space="preserve">_safety(</w:t>
       </w:r>
       <w:r>
         <w:rPr>
+          <w:rFonts w:ascii="Times New Roman" w:hAnsi="Times New Roman"/>
           <w:i/>
           <w:iCs/>
+          <w:sz w:val="20"/>
         </w:rPr>
         <w:t xml:space="preserve">r</w:t>
       </w:r>
       <w:r>
+        <w:rPr>
+          <w:rFonts w:ascii="Times New Roman" w:hAnsi="Times New Roman"/>
+          <w:sz w:val="20"/>
+        </w:rPr>
         <w:t xml:space="preserve">) = (100 −</w:t>
       </w:r>
       <w:r>
-        <w:t xml:space="preserve"> </w:t>
-      </w:r>
-      <w:r>
-        <w:rPr>
+        <w:rPr>
+          <w:rFonts w:ascii="Times New Roman" w:hAnsi="Times New Roman"/>
+          <w:sz w:val="20"/>
+        </w:rPr>
+        <w:t xml:space="preserve"> </w:t>
+      </w:r>
+      <w:r>
+        <w:rPr>
+          <w:rFonts w:ascii="Times New Roman" w:hAnsi="Times New Roman"/>
           <w:i/>
           <w:iCs/>
+          <w:sz w:val="20"/>
         </w:rPr>
         <w:t xml:space="preserve">S̄</w:t>
       </w:r>
       <w:r>
+        <w:rPr>
+          <w:rFonts w:ascii="Times New Roman" w:hAnsi="Times New Roman"/>
+          <w:sz w:val="20"/>
+        </w:rPr>
         <w:t xml:space="preserve">(</w:t>
       </w:r>
       <w:r>
         <w:rPr>
+          <w:rFonts w:ascii="Times New Roman" w:hAnsi="Times New Roman"/>
           <w:i/>
           <w:iCs/>
+          <w:sz w:val="20"/>
         </w:rPr>
         <w:t xml:space="preserve">r</w:t>
       </w:r>
       <w:r>
+        <w:rPr>
+          <w:rFonts w:ascii="Times New Roman" w:hAnsi="Times New Roman"/>
+          <w:sz w:val="20"/>
+        </w:rPr>
         <w:t xml:space="preserve">)) ×</w:t>
       </w:r>
       <w:r>
-        <w:t xml:space="preserve"> </w:t>
-      </w:r>
-      <w:r>
-        <w:rPr>
+        <w:rPr>
+          <w:rFonts w:ascii="Times New Roman" w:hAnsi="Times New Roman"/>
+          <w:sz w:val="20"/>
+        </w:rPr>
+        <w:t xml:space="preserve"> </w:t>
+      </w:r>
+      <w:r>
+        <w:rPr>
+          <w:rFonts w:ascii="Times New Roman" w:hAnsi="Times New Roman"/>
           <w:i/>
           <w:iCs/>
+          <w:sz w:val="20"/>
         </w:rPr>
         <w:t xml:space="preserve">w</w:t>
       </w:r>
       <w:r>
+        <w:rPr>
+          <w:rFonts w:ascii="Times New Roman" w:hAnsi="Times New Roman"/>
+          <w:sz w:val="20"/>
+        </w:rPr>
         <w:t xml:space="preserve">_safety</w:t>
       </w:r>
     </w:p>
     <w:p>
       <w:pPr>
         <w:pStyle w:val="FirstParagraph"/>
-      </w:pPr>
-      <w:r>
+        <w:spacing w:before="0" w:after="0" w:line="240" w:lineRule="auto"/>
+        <w:jc w:val="both"/>
+      </w:pPr>
+      <w:r>
+        <w:rPr>
+          <w:rFonts w:ascii="Times New Roman" w:hAnsi="Times New Roman"/>
+          <w:sz w:val="20"/>
+        </w:rPr>
         <w:t xml:space="preserve">where</w:t>
       </w:r>
       <w:r>
-        <w:t xml:space="preserve"> </w:t>
-      </w:r>
-      <w:r>
-        <w:rPr>
+        <w:rPr>
+          <w:rFonts w:ascii="Times New Roman" w:hAnsi="Times New Roman"/>
+          <w:sz w:val="20"/>
+        </w:rPr>
+        <w:t xml:space="preserve"> </w:t>
+      </w:r>
+      <w:r>
+        <w:rPr>
+          <w:rFonts w:ascii="Times New Roman" w:hAnsi="Times New Roman"/>
           <w:i/>
           <w:iCs/>
+          <w:sz w:val="20"/>
         </w:rPr>
         <w:t xml:space="preserve">w</w:t>
       </w:r>
       <w:r>
+        <w:rPr>
+          <w:rFonts w:ascii="Times New Roman" w:hAnsi="Times New Roman"/>
+          <w:sz w:val="20"/>
+        </w:rPr>
         <w:t xml:space="preserve">_safety is a user-adjustable weight (default = 1.5). This allows a user to accept a route that is, for example, 8% longer in distance if it improves the average safety score by 30 points — a tradeoff that many late-night pedestrians would accept.</w:t>
       </w:r>
     </w:p>
     <w:p>
-      <w:r>
+      <w:pPr>
+        <w:spacing w:before="0" w:after="0" w:line="240" w:lineRule="auto"/>
+        <w:jc w:val="both"/>
+      </w:pPr>
+      <w:r>
+        <w:rPr>
+          <w:rFonts w:ascii="Times New Roman" w:hAnsi="Times New Roman"/>
+          <w:sz w:val="20"/>
+        </w:rPr>
         <w:pict>
           <v:rect style="width:0;height:1.5pt" o:hralign="center" o:hrstd="t" o:hr="t"/>
         </w:pict>
@@ -3315,16 +4961,29 @@
     <w:p>
       <w:pPr>
         <w:pStyle w:val="Heading2"/>
-      </w:pPr>
-      <w:r>
+        <w:spacing w:before="0" w:after="0" w:line="240" w:lineRule="auto"/>
+        <w:jc w:val="both"/>
+      </w:pPr>
+      <w:r>
+        <w:rPr>
+          <w:rFonts w:ascii="Times New Roman" w:hAnsi="Times New Roman"/>
+          <w:b/>
+          <w:sz w:val="22"/>
+        </w:rPr>
         <w:t xml:space="preserve">PROTOTYPE IMPLEMENTATION</w:t>
       </w:r>
     </w:p>
     <w:p>
       <w:pPr>
         <w:pStyle w:val="FirstParagraph"/>
-      </w:pPr>
-      <w:r>
+        <w:spacing w:before="0" w:after="0" w:line="240" w:lineRule="auto"/>
+        <w:jc w:val="both"/>
+      </w:pPr>
+      <w:r>
+        <w:rPr>
+          <w:rFonts w:ascii="Times New Roman" w:hAnsi="Times New Roman"/>
+          <w:sz w:val="20"/>
+        </w:rPr>
         <w:t xml:space="preserve">The current Shadow Path repository is a React/Vite web application scaffold. The planned interface extension replaces the starter screen with the following components:</w:t>
       </w:r>
     </w:p>
@@ -3335,18 +4994,30 @@
           <w:ilvl w:val="0"/>
           <w:numId w:val="1002"/>
         </w:numPr>
-      </w:pPr>
-      <w:r>
-        <w:rPr>
+        <w:spacing w:before="0" w:after="0" w:line="240" w:lineRule="auto"/>
+        <w:jc w:val="both"/>
+      </w:pPr>
+      <w:r>
+        <w:rPr>
+          <w:rFonts w:ascii="Times New Roman" w:hAnsi="Times New Roman"/>
           <w:b/>
           <w:bCs/>
+          <w:sz w:val="20"/>
         </w:rPr>
         <w:t xml:space="preserve">Route search panel:</w:t>
       </w:r>
       <w:r>
-        <w:t xml:space="preserve"> </w:t>
-      </w:r>
-      <w:r>
+        <w:rPr>
+          <w:rFonts w:ascii="Times New Roman" w:hAnsi="Times New Roman"/>
+          <w:sz w:val="20"/>
+        </w:rPr>
+        <w:t xml:space="preserve"> </w:t>
+      </w:r>
+      <w:r>
+        <w:rPr>
+          <w:rFonts w:ascii="Times New Roman" w:hAnsi="Times New Roman"/>
+          <w:sz w:val="20"/>
+        </w:rPr>
         <w:t xml:space="preserve">Text input fields for source and destination, with geocoding via Nominatim or a compatible OSM service.</w:t>
       </w:r>
     </w:p>
@@ -3357,18 +5028,30 @@
           <w:ilvl w:val="0"/>
           <w:numId w:val="1002"/>
         </w:numPr>
-      </w:pPr>
-      <w:r>
-        <w:rPr>
+        <w:spacing w:before="0" w:after="0" w:line="240" w:lineRule="auto"/>
+        <w:jc w:val="both"/>
+      </w:pPr>
+      <w:r>
+        <w:rPr>
+          <w:rFonts w:ascii="Times New Roman" w:hAnsi="Times New Roman"/>
           <w:b/>
           <w:bCs/>
+          <w:sz w:val="20"/>
         </w:rPr>
         <w:t xml:space="preserve">Map view:</w:t>
       </w:r>
       <w:r>
-        <w:t xml:space="preserve"> </w:t>
-      </w:r>
-      <w:r>
+        <w:rPr>
+          <w:rFonts w:ascii="Times New Roman" w:hAnsi="Times New Roman"/>
+          <w:sz w:val="20"/>
+        </w:rPr>
+        <w:t xml:space="preserve"> </w:t>
+      </w:r>
+      <w:r>
+        <w:rPr>
+          <w:rFonts w:ascii="Times New Roman" w:hAnsi="Times New Roman"/>
+          <w:sz w:val="20"/>
+        </w:rPr>
         <w:t xml:space="preserve">MapLibre GL-based interactive map with OpenStreetMap base tiles.</w:t>
       </w:r>
     </w:p>
@@ -3379,18 +5062,30 @@
           <w:ilvl w:val="0"/>
           <w:numId w:val="1002"/>
         </w:numPr>
-      </w:pPr>
-      <w:r>
-        <w:rPr>
+        <w:spacing w:before="0" w:after="0" w:line="240" w:lineRule="auto"/>
+        <w:jc w:val="both"/>
+      </w:pPr>
+      <w:r>
+        <w:rPr>
+          <w:rFonts w:ascii="Times New Roman" w:hAnsi="Times New Roman"/>
           <w:b/>
           <w:bCs/>
+          <w:sz w:val="20"/>
         </w:rPr>
         <w:t xml:space="preserve">Route overlays:</w:t>
       </w:r>
       <w:r>
-        <w:t xml:space="preserve"> </w:t>
-      </w:r>
-      <w:r>
+        <w:rPr>
+          <w:rFonts w:ascii="Times New Roman" w:hAnsi="Times New Roman"/>
+          <w:sz w:val="20"/>
+        </w:rPr>
+        <w:t xml:space="preserve"> </w:t>
+      </w:r>
+      <w:r>
+        <w:rPr>
+          <w:rFonts w:ascii="Times New Roman" w:hAnsi="Times New Roman"/>
+          <w:sz w:val="20"/>
+        </w:rPr>
         <w:t xml:space="preserve">Polylines color-coded by safety score — green (score ≥ 70), amber (40–69), and red (&lt; 40) — enabling at-a-glance identification of dark zones.</w:t>
       </w:r>
     </w:p>
@@ -3401,18 +5096,30 @@
           <w:ilvl w:val="0"/>
           <w:numId w:val="1002"/>
         </w:numPr>
-      </w:pPr>
-      <w:r>
-        <w:rPr>
+        <w:spacing w:before="0" w:after="0" w:line="240" w:lineRule="auto"/>
+        <w:jc w:val="both"/>
+      </w:pPr>
+      <w:r>
+        <w:rPr>
+          <w:rFonts w:ascii="Times New Roman" w:hAnsi="Times New Roman"/>
           <w:b/>
           <w:bCs/>
+          <w:sz w:val="20"/>
         </w:rPr>
         <w:t xml:space="preserve">Route comparison panel:</w:t>
       </w:r>
       <w:r>
-        <w:t xml:space="preserve"> </w:t>
-      </w:r>
-      <w:r>
+        <w:rPr>
+          <w:rFonts w:ascii="Times New Roman" w:hAnsi="Times New Roman"/>
+          <w:sz w:val="20"/>
+        </w:rPr>
+        <w:t xml:space="preserve"> </w:t>
+      </w:r>
+      <w:r>
+        <w:rPr>
+          <w:rFonts w:ascii="Times New Roman" w:hAnsi="Times New Roman"/>
+          <w:sz w:val="20"/>
+        </w:rPr>
         <w:t xml:space="preserve">Side-by-side metrics for the shortest route and the Shadow Path recommended route: distance, estimated walk time, average safety score, dark-segment distance, business-corridor coverage, and data confidence.</w:t>
       </w:r>
     </w:p>
@@ -3423,30 +5130,58 @@
           <w:ilvl w:val="0"/>
           <w:numId w:val="1002"/>
         </w:numPr>
-      </w:pPr>
-      <w:r>
-        <w:rPr>
+        <w:spacing w:before="0" w:after="0" w:line="240" w:lineRule="auto"/>
+        <w:jc w:val="both"/>
+      </w:pPr>
+      <w:r>
+        <w:rPr>
+          <w:rFonts w:ascii="Times New Roman" w:hAnsi="Times New Roman"/>
           <w:b/>
           <w:bCs/>
+          <w:sz w:val="20"/>
         </w:rPr>
         <w:t xml:space="preserve">User preference toggles:</w:t>
       </w:r>
       <w:r>
-        <w:t xml:space="preserve"> </w:t>
-      </w:r>
-      <w:r>
+        <w:rPr>
+          <w:rFonts w:ascii="Times New Roman" w:hAnsi="Times New Roman"/>
+          <w:sz w:val="20"/>
+        </w:rPr>
+        <w:t xml:space="preserve"> </w:t>
+      </w:r>
+      <w:r>
+        <w:rPr>
+          <w:rFonts w:ascii="Times New Roman" w:hAnsi="Times New Roman"/>
+          <w:sz w:val="20"/>
+        </w:rPr>
         <w:t xml:space="preserve">“Avoid unlit streets,”</w:t>
       </w:r>
       <w:r>
-        <w:t xml:space="preserve"> </w:t>
-      </w:r>
-      <w:r>
+        <w:rPr>
+          <w:rFonts w:ascii="Times New Roman" w:hAnsi="Times New Roman"/>
+          <w:sz w:val="20"/>
+        </w:rPr>
+        <w:t xml:space="preserve"> </w:t>
+      </w:r>
+      <w:r>
+        <w:rPr>
+          <w:rFonts w:ascii="Times New Roman" w:hAnsi="Times New Roman"/>
+          <w:sz w:val="20"/>
+        </w:rPr>
         <w:t xml:space="preserve">“Prefer business corridors,”</w:t>
       </w:r>
       <w:r>
-        <w:t xml:space="preserve"> </w:t>
-      </w:r>
-      <w:r>
+        <w:rPr>
+          <w:rFonts w:ascii="Times New Roman" w:hAnsi="Times New Roman"/>
+          <w:sz w:val="20"/>
+        </w:rPr>
+        <w:t xml:space="preserve"> </w:t>
+      </w:r>
+      <w:r>
+        <w:rPr>
+          <w:rFonts w:ascii="Times New Roman" w:hAnsi="Times New Roman"/>
+          <w:sz w:val="20"/>
+        </w:rPr>
         <w:t xml:space="preserve">“Maximize public-access proximity.”</w:t>
       </w:r>
     </w:p>
@@ -3457,18 +5192,30 @@
           <w:ilvl w:val="0"/>
           <w:numId w:val="1002"/>
         </w:numPr>
-      </w:pPr>
-      <w:r>
-        <w:rPr>
+        <w:spacing w:before="0" w:after="0" w:line="240" w:lineRule="auto"/>
+        <w:jc w:val="both"/>
+      </w:pPr>
+      <w:r>
+        <w:rPr>
+          <w:rFonts w:ascii="Times New Roman" w:hAnsi="Times New Roman"/>
           <w:b/>
           <w:bCs/>
+          <w:sz w:val="20"/>
         </w:rPr>
         <w:t xml:space="preserve">Segment detail card:</w:t>
       </w:r>
       <w:r>
-        <w:t xml:space="preserve"> </w:t>
-      </w:r>
-      <w:r>
+        <w:rPr>
+          <w:rFonts w:ascii="Times New Roman" w:hAnsi="Times New Roman"/>
+          <w:sz w:val="20"/>
+        </w:rPr>
+        <w:t xml:space="preserve"> </w:t>
+      </w:r>
+      <w:r>
+        <w:rPr>
+          <w:rFonts w:ascii="Times New Roman" w:hAnsi="Times New Roman"/>
+          <w:sz w:val="20"/>
+        </w:rPr>
         <w:t xml:space="preserve">On-click panel showing per-segment light density, business density, public-access score, confidence level, and last data-update timestamp.</w:t>
       </w:r>
     </w:p>
@@ -3479,31 +5226,57 @@
           <w:ilvl w:val="0"/>
           <w:numId w:val="1002"/>
         </w:numPr>
-      </w:pPr>
-      <w:r>
-        <w:rPr>
+        <w:spacing w:before="0" w:after="0" w:line="240" w:lineRule="auto"/>
+        <w:jc w:val="both"/>
+      </w:pPr>
+      <w:r>
+        <w:rPr>
+          <w:rFonts w:ascii="Times New Roman" w:hAnsi="Times New Roman"/>
           <w:b/>
           <w:bCs/>
+          <w:sz w:val="20"/>
         </w:rPr>
         <w:t xml:space="preserve">Report module:</w:t>
       </w:r>
       <w:r>
-        <w:t xml:space="preserve"> </w:t>
-      </w:r>
-      <w:r>
+        <w:rPr>
+          <w:rFonts w:ascii="Times New Roman" w:hAnsi="Times New Roman"/>
+          <w:sz w:val="20"/>
+        </w:rPr>
+        <w:t xml:space="preserve"> </w:t>
+      </w:r>
+      <w:r>
+        <w:rPr>
+          <w:rFonts w:ascii="Times New Roman" w:hAnsi="Times New Roman"/>
+          <w:sz w:val="20"/>
+        </w:rPr>
         <w:t xml:space="preserve">Anonymous, rate-limited form for submitting reports of broken streetlights, blocked footpaths, or unsafe conditions, with a moderation workflow before score integration.</w:t>
       </w:r>
     </w:p>
     <w:p>
       <w:pPr>
         <w:pStyle w:val="FirstParagraph"/>
-      </w:pPr>
-      <w:r>
+        <w:spacing w:before="0" w:after="0" w:line="240" w:lineRule="auto"/>
+        <w:jc w:val="both"/>
+      </w:pPr>
+      <w:r>
+        <w:rPr>
+          <w:rFonts w:ascii="Times New Roman" w:hAnsi="Times New Roman"/>
+          <w:sz w:val="20"/>
+        </w:rPr>
         <w:t xml:space="preserve">The development stack uses React 18, Vite 5, and MapLibre GL JS for the client, with a planned Node.js/Express backend, PostGIS geospatial database, and OSRM or Valhalla routing engine.</w:t>
       </w:r>
     </w:p>
     <w:p>
-      <w:r>
+      <w:pPr>
+        <w:spacing w:before="0" w:after="0" w:line="240" w:lineRule="auto"/>
+        <w:jc w:val="both"/>
+      </w:pPr>
+      <w:r>
+        <w:rPr>
+          <w:rFonts w:ascii="Times New Roman" w:hAnsi="Times New Roman"/>
+          <w:sz w:val="20"/>
+        </w:rPr>
         <w:pict>
           <v:rect style="width:0;height:1.5pt" o:hralign="center" o:hrstd="t" o:hr="t"/>
         </w:pict>
@@ -3514,16 +5287,29 @@
     <w:p>
       <w:pPr>
         <w:pStyle w:val="Heading2"/>
-      </w:pPr>
-      <w:r>
+        <w:spacing w:before="0" w:after="0" w:line="240" w:lineRule="auto"/>
+        <w:jc w:val="both"/>
+      </w:pPr>
+      <w:r>
+        <w:rPr>
+          <w:rFonts w:ascii="Times New Roman" w:hAnsi="Times New Roman"/>
+          <w:b/>
+          <w:sz w:val="22"/>
+        </w:rPr>
         <w:t xml:space="preserve">EVALUATION PLAN</w:t>
       </w:r>
     </w:p>
     <w:p>
       <w:pPr>
         <w:pStyle w:val="FirstParagraph"/>
-      </w:pPr>
-      <w:r>
+        <w:spacing w:before="0" w:after="0" w:line="240" w:lineRule="auto"/>
+        <w:jc w:val="both"/>
+      </w:pPr>
+      <w:r>
+        <w:rPr>
+          <w:rFonts w:ascii="Times New Roman" w:hAnsi="Times New Roman"/>
+          <w:sz w:val="20"/>
+        </w:rPr>
         <w:t xml:space="preserve">Shadow Path will be evaluated along three dimensions: technical route metrics, data-quality assessment, and user-perception research.</w:t>
       </w:r>
     </w:p>
@@ -3531,27 +5317,44 @@
     <w:p>
       <w:pPr>
         <w:pStyle w:val="Heading3"/>
-      </w:pPr>
-      <w:r>
+        <w:spacing w:before="0" w:after="0" w:line="240" w:lineRule="auto"/>
+        <w:jc w:val="both"/>
+      </w:pPr>
+      <w:r>
+        <w:rPr>
+          <w:rFonts w:ascii="Times New Roman" w:hAnsi="Times New Roman"/>
+          <w:b/>
+          <w:sz w:val="22"/>
+        </w:rPr>
         <w:t xml:space="preserve">Route Comparison Metrics</w:t>
       </w:r>
     </w:p>
     <w:p>
       <w:pPr>
         <w:pStyle w:val="FirstParagraph"/>
-      </w:pPr>
-      <w:r>
+        <w:spacing w:before="0" w:after="0" w:line="240" w:lineRule="auto"/>
+        <w:jc w:val="both"/>
+      </w:pPr>
+      <w:r>
+        <w:rPr>
+          <w:rFonts w:ascii="Times New Roman" w:hAnsi="Times New Roman"/>
+          <w:sz w:val="20"/>
+        </w:rPr>
         <w:t xml:space="preserve">For a set of test source-destination pairs in a target city:</w:t>
       </w:r>
     </w:p>
     <w:p>
       <w:pPr>
         <w:pStyle w:val="BodyText"/>
-      </w:pPr>
-      <w:r>
-        <w:rPr>
+        <w:spacing w:before="0" w:after="0" w:line="240" w:lineRule="auto"/>
+        <w:jc w:val="both"/>
+      </w:pPr>
+      <w:r>
+        <w:rPr>
+          <w:rFonts w:ascii="Times New Roman" w:hAnsi="Times New Roman"/>
           <w:b/>
           <w:bCs/>
+          <w:sz w:val="20"/>
         </w:rPr>
         <w:t xml:space="preserve">Table 3. Proposed Evaluation Metrics</w:t>
       </w:r>
@@ -3758,8 +5561,14 @@
     <w:p>
       <w:pPr>
         <w:pStyle w:val="BodyText"/>
-      </w:pPr>
-      <w:r>
+        <w:spacing w:before="0" w:after="0" w:line="240" w:lineRule="auto"/>
+        <w:jc w:val="both"/>
+      </w:pPr>
+      <w:r>
+        <w:rPr>
+          <w:rFonts w:ascii="Times New Roman" w:hAnsi="Times New Roman"/>
+          <w:sz w:val="20"/>
+        </w:rPr>
         <w:t xml:space="preserve">A positive evaluation outcome would demonstrate meaningful dark-segment reduction (e.g., ≥30%) with a modest distance penalty (e.g., ≤10%).</w:t>
       </w:r>
     </w:p>
@@ -3768,45 +5577,98 @@
     <w:p>
       <w:pPr>
         <w:pStyle w:val="Heading3"/>
-      </w:pPr>
-      <w:r>
+        <w:spacing w:before="0" w:after="0" w:line="240" w:lineRule="auto"/>
+        <w:jc w:val="both"/>
+      </w:pPr>
+      <w:r>
+        <w:rPr>
+          <w:rFonts w:ascii="Times New Roman" w:hAnsi="Times New Roman"/>
+          <w:b/>
+          <w:sz w:val="22"/>
+        </w:rPr>
         <w:t xml:space="preserve">User-Perception Research</w:t>
       </w:r>
     </w:p>
     <w:p>
       <w:pPr>
         <w:pStyle w:val="FirstParagraph"/>
-      </w:pPr>
-      <w:r>
+        <w:spacing w:before="0" w:after="0" w:line="240" w:lineRule="auto"/>
+        <w:jc w:val="both"/>
+      </w:pPr>
+      <w:r>
+        <w:rPr>
+          <w:rFonts w:ascii="Times New Roman" w:hAnsi="Times New Roman"/>
+          <w:sz w:val="20"/>
+        </w:rPr>
         <w:t xml:space="preserve">A structured survey administered to night-shift workers, women commuters, and students will assess:</w:t>
       </w:r>
       <w:r>
-        <w:t xml:space="preserve"> </w:t>
-      </w:r>
-      <w:r>
+        <w:rPr>
+          <w:rFonts w:ascii="Times New Roman" w:hAnsi="Times New Roman"/>
+          <w:sz w:val="20"/>
+        </w:rPr>
+        <w:t xml:space="preserve"> </w:t>
+      </w:r>
+      <w:r>
+        <w:rPr>
+          <w:rFonts w:ascii="Times New Roman" w:hAnsi="Times New Roman"/>
+          <w:sz w:val="20"/>
+        </w:rPr>
         <w:t xml:space="preserve">- Perceived usefulness of safety-score overlays.</w:t>
       </w:r>
       <w:r>
-        <w:t xml:space="preserve"> </w:t>
-      </w:r>
-      <w:r>
+        <w:rPr>
+          <w:rFonts w:ascii="Times New Roman" w:hAnsi="Times New Roman"/>
+          <w:sz w:val="20"/>
+        </w:rPr>
+        <w:t xml:space="preserve"> </w:t>
+      </w:r>
+      <w:r>
+        <w:rPr>
+          <w:rFonts w:ascii="Times New Roman" w:hAnsi="Times New Roman"/>
+          <w:sz w:val="20"/>
+        </w:rPr>
         <w:t xml:space="preserve">- Trust in route safety explanations and confidence indicators.</w:t>
       </w:r>
       <w:r>
-        <w:t xml:space="preserve"> </w:t>
-      </w:r>
-      <w:r>
+        <w:rPr>
+          <w:rFonts w:ascii="Times New Roman" w:hAnsi="Times New Roman"/>
+          <w:sz w:val="20"/>
+        </w:rPr>
+        <w:t xml:space="preserve"> </w:t>
+      </w:r>
+      <w:r>
+        <w:rPr>
+          <w:rFonts w:ascii="Times New Roman" w:hAnsi="Times New Roman"/>
+          <w:sz w:val="20"/>
+        </w:rPr>
         <w:t xml:space="preserve">- Willingness to adopt a longer route given quantified safety improvements.</w:t>
       </w:r>
       <w:r>
-        <w:t xml:space="preserve"> </w:t>
-      </w:r>
-      <w:r>
+        <w:rPr>
+          <w:rFonts w:ascii="Times New Roman" w:hAnsi="Times New Roman"/>
+          <w:sz w:val="20"/>
+        </w:rPr>
+        <w:t xml:space="preserve"> </w:t>
+      </w:r>
+      <w:r>
+        <w:rPr>
+          <w:rFonts w:ascii="Times New Roman" w:hAnsi="Times New Roman"/>
+          <w:sz w:val="20"/>
+        </w:rPr>
         <w:t xml:space="preserve">- Suggestions for additional data sources or interface features.</w:t>
       </w:r>
     </w:p>
     <w:p>
-      <w:r>
+      <w:pPr>
+        <w:spacing w:before="0" w:after="0" w:line="240" w:lineRule="auto"/>
+        <w:jc w:val="both"/>
+      </w:pPr>
+      <w:r>
+        <w:rPr>
+          <w:rFonts w:ascii="Times New Roman" w:hAnsi="Times New Roman"/>
+          <w:sz w:val="20"/>
+        </w:rPr>
         <w:pict>
           <v:rect style="width:0;height:1.5pt" o:hralign="center" o:hrstd="t" o:hr="t"/>
         </w:pict>
@@ -3818,16 +5680,29 @@
     <w:p>
       <w:pPr>
         <w:pStyle w:val="Heading2"/>
-      </w:pPr>
-      <w:r>
+        <w:spacing w:before="0" w:after="0" w:line="240" w:lineRule="auto"/>
+        <w:jc w:val="both"/>
+      </w:pPr>
+      <w:r>
+        <w:rPr>
+          <w:rFonts w:ascii="Times New Roman" w:hAnsi="Times New Roman"/>
+          <w:b/>
+          <w:sz w:val="22"/>
+        </w:rPr>
         <w:t xml:space="preserve">ETHICAL AND PRIVACY CONSIDERATIONS</w:t>
       </w:r>
     </w:p>
     <w:p>
       <w:pPr>
         <w:pStyle w:val="FirstParagraph"/>
-      </w:pPr>
-      <w:r>
+        <w:spacing w:before="0" w:after="0" w:line="240" w:lineRule="auto"/>
+        <w:jc w:val="both"/>
+      </w:pPr>
+      <w:r>
+        <w:rPr>
+          <w:rFonts w:ascii="Times New Roman" w:hAnsi="Times New Roman"/>
+          <w:sz w:val="20"/>
+        </w:rPr>
         <w:t xml:space="preserve">Shadow Path handles movement and safety data for vulnerable populations, imposing strict design obligations:</w:t>
       </w:r>
     </w:p>
@@ -3838,18 +5713,30 @@
           <w:ilvl w:val="0"/>
           <w:numId w:val="1003"/>
         </w:numPr>
-      </w:pPr>
-      <w:r>
-        <w:rPr>
+        <w:spacing w:before="0" w:after="0" w:line="240" w:lineRule="auto"/>
+        <w:jc w:val="both"/>
+      </w:pPr>
+      <w:r>
+        <w:rPr>
+          <w:rFonts w:ascii="Times New Roman" w:hAnsi="Times New Roman"/>
           <w:b/>
           <w:bCs/>
+          <w:sz w:val="20"/>
         </w:rPr>
         <w:t xml:space="preserve">No persistent travel history:</w:t>
       </w:r>
       <w:r>
-        <w:t xml:space="preserve"> </w:t>
-      </w:r>
-      <w:r>
+        <w:rPr>
+          <w:rFonts w:ascii="Times New Roman" w:hAnsi="Times New Roman"/>
+          <w:sz w:val="20"/>
+        </w:rPr>
+        <w:t xml:space="preserve"> </w:t>
+      </w:r>
+      <w:r>
+        <w:rPr>
+          <w:rFonts w:ascii="Times New Roman" w:hAnsi="Times New Roman"/>
+          <w:sz w:val="20"/>
+        </w:rPr>
         <w:t xml:space="preserve">Individual route queries are not stored beyond the immediate session. Aggregate, anonymized route-demand statistics may be retained for urban planning purposes only under explicit institutional oversight.</w:t>
       </w:r>
     </w:p>
@@ -3860,18 +5747,30 @@
           <w:ilvl w:val="0"/>
           <w:numId w:val="1003"/>
         </w:numPr>
-      </w:pPr>
-      <w:r>
-        <w:rPr>
+        <w:spacing w:before="0" w:after="0" w:line="240" w:lineRule="auto"/>
+        <w:jc w:val="both"/>
+      </w:pPr>
+      <w:r>
+        <w:rPr>
+          <w:rFonts w:ascii="Times New Roman" w:hAnsi="Times New Roman"/>
           <w:b/>
           <w:bCs/>
+          <w:sz w:val="20"/>
         </w:rPr>
         <w:t xml:space="preserve">Anonymized reporting:</w:t>
       </w:r>
       <w:r>
-        <w:t xml:space="preserve"> </w:t>
-      </w:r>
-      <w:r>
+        <w:rPr>
+          <w:rFonts w:ascii="Times New Roman" w:hAnsi="Times New Roman"/>
+          <w:sz w:val="20"/>
+        </w:rPr>
+        <w:t xml:space="preserve"> </w:t>
+      </w:r>
+      <w:r>
+        <w:rPr>
+          <w:rFonts w:ascii="Times New Roman" w:hAnsi="Times New Roman"/>
+          <w:sz w:val="20"/>
+        </w:rPr>
         <w:t xml:space="preserve">User reports capture only segment identifiers and coarse timestamps. No device identifiers, IP addresses, or user accounts are required for basic reporting.</w:t>
       </w:r>
     </w:p>
@@ -3882,45 +5781,93 @@
           <w:ilvl w:val="0"/>
           <w:numId w:val="1003"/>
         </w:numPr>
-      </w:pPr>
-      <w:r>
-        <w:rPr>
+        <w:spacing w:before="0" w:after="0" w:line="240" w:lineRule="auto"/>
+        <w:jc w:val="both"/>
+      </w:pPr>
+      <w:r>
+        <w:rPr>
+          <w:rFonts w:ascii="Times New Roman" w:hAnsi="Times New Roman"/>
           <w:b/>
           <w:bCs/>
+          <w:sz w:val="20"/>
         </w:rPr>
         <w:t xml:space="preserve">Responsible safety framing:</w:t>
       </w:r>
       <w:r>
-        <w:t xml:space="preserve"> </w:t>
-      </w:r>
-      <w:r>
+        <w:rPr>
+          <w:rFonts w:ascii="Times New Roman" w:hAnsi="Times New Roman"/>
+          <w:sz w:val="20"/>
+        </w:rPr>
+        <w:t xml:space="preserve"> </w:t>
+      </w:r>
+      <w:r>
+        <w:rPr>
+          <w:rFonts w:ascii="Times New Roman" w:hAnsi="Times New Roman"/>
+          <w:sz w:val="20"/>
+        </w:rPr>
         <w:t xml:space="preserve">The interface language avoids absolute safety claims. Comparative, evidence-grounded statements (e.g.,</w:t>
       </w:r>
       <w:r>
-        <w:t xml:space="preserve"> </w:t>
-      </w:r>
-      <w:r>
+        <w:rPr>
+          <w:rFonts w:ascii="Times New Roman" w:hAnsi="Times New Roman"/>
+          <w:sz w:val="20"/>
+        </w:rPr>
+        <w:t xml:space="preserve"> </w:t>
+      </w:r>
+      <w:r>
+        <w:rPr>
+          <w:rFonts w:ascii="Times New Roman" w:hAnsi="Times New Roman"/>
+          <w:sz w:val="20"/>
+        </w:rPr>
         <w:t xml:space="preserve">“this route reduces dark-segment exposure by 40%”</w:t>
       </w:r>
       <w:r>
+        <w:rPr>
+          <w:rFonts w:ascii="Times New Roman" w:hAnsi="Times New Roman"/>
+          <w:sz w:val="20"/>
+        </w:rPr>
         <w:t xml:space="preserve">) replace qualitative labels such as</w:t>
       </w:r>
       <w:r>
-        <w:t xml:space="preserve"> </w:t>
-      </w:r>
-      <w:r>
+        <w:rPr>
+          <w:rFonts w:ascii="Times New Roman" w:hAnsi="Times New Roman"/>
+          <w:sz w:val="20"/>
+        </w:rPr>
+        <w:t xml:space="preserve"> </w:t>
+      </w:r>
+      <w:r>
+        <w:rPr>
+          <w:rFonts w:ascii="Times New Roman" w:hAnsi="Times New Roman"/>
+          <w:sz w:val="20"/>
+        </w:rPr>
         <w:t xml:space="preserve">“safe”</w:t>
       </w:r>
       <w:r>
-        <w:t xml:space="preserve"> </w:t>
-      </w:r>
-      <w:r>
+        <w:rPr>
+          <w:rFonts w:ascii="Times New Roman" w:hAnsi="Times New Roman"/>
+          <w:sz w:val="20"/>
+        </w:rPr>
+        <w:t xml:space="preserve"> </w:t>
+      </w:r>
+      <w:r>
+        <w:rPr>
+          <w:rFonts w:ascii="Times New Roman" w:hAnsi="Times New Roman"/>
+          <w:sz w:val="20"/>
+        </w:rPr>
         <w:t xml:space="preserve">or</w:t>
       </w:r>
       <w:r>
-        <w:t xml:space="preserve"> </w:t>
-      </w:r>
-      <w:r>
+        <w:rPr>
+          <w:rFonts w:ascii="Times New Roman" w:hAnsi="Times New Roman"/>
+          <w:sz w:val="20"/>
+        </w:rPr>
+        <w:t xml:space="preserve"> </w:t>
+      </w:r>
+      <w:r>
+        <w:rPr>
+          <w:rFonts w:ascii="Times New Roman" w:hAnsi="Times New Roman"/>
+          <w:sz w:val="20"/>
+        </w:rPr>
         <w:t xml:space="preserve">“unsafe.”</w:t>
       </w:r>
     </w:p>
@@ -3931,18 +5878,30 @@
           <w:ilvl w:val="0"/>
           <w:numId w:val="1003"/>
         </w:numPr>
-      </w:pPr>
-      <w:r>
-        <w:rPr>
+        <w:spacing w:before="0" w:after="0" w:line="240" w:lineRule="auto"/>
+        <w:jc w:val="both"/>
+      </w:pPr>
+      <w:r>
+        <w:rPr>
+          <w:rFonts w:ascii="Times New Roman" w:hAnsi="Times New Roman"/>
           <w:b/>
           <w:bCs/>
+          <w:sz w:val="20"/>
         </w:rPr>
         <w:t xml:space="preserve">Bias avoidance in data selection:</w:t>
       </w:r>
       <w:r>
-        <w:t xml:space="preserve"> </w:t>
-      </w:r>
-      <w:r>
+        <w:rPr>
+          <w:rFonts w:ascii="Times New Roman" w:hAnsi="Times New Roman"/>
+          <w:sz w:val="20"/>
+        </w:rPr>
+        <w:t xml:space="preserve"> </w:t>
+      </w:r>
+      <w:r>
+        <w:rPr>
+          <w:rFonts w:ascii="Times New Roman" w:hAnsi="Times New Roman"/>
+          <w:sz w:val="20"/>
+        </w:rPr>
         <w:t xml:space="preserve">Crime incident data is explicitly excluded from the initial scoring model because police-report datasets reflect enforcement patterns and reporting behavior rather than uniform risk. The initial model restricts inputs to physical infrastructure signals (lighting, road type, civic access) and community-moderated reports.</w:t>
       </w:r>
     </w:p>
@@ -3953,18 +5912,30 @@
           <w:ilvl w:val="0"/>
           <w:numId w:val="1003"/>
         </w:numPr>
-      </w:pPr>
-      <w:r>
-        <w:rPr>
+        <w:spacing w:before="0" w:after="0" w:line="240" w:lineRule="auto"/>
+        <w:jc w:val="both"/>
+      </w:pPr>
+      <w:r>
+        <w:rPr>
+          <w:rFonts w:ascii="Times New Roman" w:hAnsi="Times New Roman"/>
           <w:b/>
           <w:bCs/>
+          <w:sz w:val="20"/>
         </w:rPr>
         <w:t xml:space="preserve">Report moderation:</w:t>
       </w:r>
       <w:r>
-        <w:t xml:space="preserve"> </w:t>
-      </w:r>
-      <w:r>
+        <w:rPr>
+          <w:rFonts w:ascii="Times New Roman" w:hAnsi="Times New Roman"/>
+          <w:sz w:val="20"/>
+        </w:rPr>
+        <w:t xml:space="preserve"> </w:t>
+      </w:r>
+      <w:r>
+        <w:rPr>
+          <w:rFonts w:ascii="Times New Roman" w:hAnsi="Times New Roman"/>
+          <w:sz w:val="20"/>
+        </w:rPr>
         <w:t xml:space="preserve">Community reports are reviewed before influencing segment scores to prevent targeted sabotage, spam, or false reporting.</w:t>
       </w:r>
     </w:p>
@@ -3975,23 +5946,43 @@
           <w:ilvl w:val="0"/>
           <w:numId w:val="1003"/>
         </w:numPr>
-      </w:pPr>
-      <w:r>
-        <w:rPr>
+        <w:spacing w:before="0" w:after="0" w:line="240" w:lineRule="auto"/>
+        <w:jc w:val="both"/>
+      </w:pPr>
+      <w:r>
+        <w:rPr>
+          <w:rFonts w:ascii="Times New Roman" w:hAnsi="Times New Roman"/>
           <w:b/>
           <w:bCs/>
+          <w:sz w:val="20"/>
         </w:rPr>
         <w:t xml:space="preserve">Open-data transparency:</w:t>
       </w:r>
       <w:r>
-        <w:t xml:space="preserve"> </w:t>
-      </w:r>
-      <w:r>
+        <w:rPr>
+          <w:rFonts w:ascii="Times New Roman" w:hAnsi="Times New Roman"/>
+          <w:sz w:val="20"/>
+        </w:rPr>
+        <w:t xml:space="preserve"> </w:t>
+      </w:r>
+      <w:r>
+        <w:rPr>
+          <w:rFonts w:ascii="Times New Roman" w:hAnsi="Times New Roman"/>
+          <w:sz w:val="20"/>
+        </w:rPr>
         <w:t xml:space="preserve">All primary data sources are publicly available or officially provided. Users can request information about the data underlying any route recommendation.</w:t>
       </w:r>
     </w:p>
     <w:p>
-      <w:r>
+      <w:pPr>
+        <w:spacing w:before="0" w:after="0" w:line="240" w:lineRule="auto"/>
+        <w:jc w:val="both"/>
+      </w:pPr>
+      <w:r>
+        <w:rPr>
+          <w:rFonts w:ascii="Times New Roman" w:hAnsi="Times New Roman"/>
+          <w:sz w:val="20"/>
+        </w:rPr>
         <w:pict>
           <v:rect style="width:0;height:1.5pt" o:hralign="center" o:hrstd="t" o:hr="t"/>
         </w:pict>
@@ -4002,8 +5993,15 @@
     <w:p>
       <w:pPr>
         <w:pStyle w:val="Heading2"/>
-      </w:pPr>
-      <w:r>
+        <w:spacing w:before="0" w:after="0" w:line="240" w:lineRule="auto"/>
+        <w:jc w:val="both"/>
+      </w:pPr>
+      <w:r>
+        <w:rPr>
+          <w:rFonts w:ascii="Times New Roman" w:hAnsi="Times New Roman"/>
+          <w:b/>
+          <w:sz w:val="22"/>
+        </w:rPr>
         <w:t xml:space="preserve">LIMITATIONS</w:t>
       </w:r>
     </w:p>
@@ -4014,33 +6012,59 @@
           <w:ilvl w:val="0"/>
           <w:numId w:val="1004"/>
         </w:numPr>
-      </w:pPr>
-      <w:r>
-        <w:rPr>
+        <w:spacing w:before="0" w:after="0" w:line="240" w:lineRule="auto"/>
+        <w:jc w:val="both"/>
+      </w:pPr>
+      <w:r>
+        <w:rPr>
+          <w:rFonts w:ascii="Times New Roman" w:hAnsi="Times New Roman"/>
           <w:b/>
           <w:bCs/>
+          <w:sz w:val="20"/>
         </w:rPr>
         <w:t xml:space="preserve">Municipal data availability:</w:t>
       </w:r>
       <w:r>
-        <w:t xml:space="preserve"> </w:t>
-      </w:r>
-      <w:r>
+        <w:rPr>
+          <w:rFonts w:ascii="Times New Roman" w:hAnsi="Times New Roman"/>
+          <w:sz w:val="20"/>
+        </w:rPr>
+        <w:t xml:space="preserve"> </w:t>
+      </w:r>
+      <w:r>
+        <w:rPr>
+          <w:rFonts w:ascii="Times New Roman" w:hAnsi="Times New Roman"/>
+          <w:sz w:val="20"/>
+        </w:rPr>
         <w:t xml:space="preserve">Streetlight inventories, maintenance records, and CCTV zone data may be incomplete, proprietary, or unavailable in many Indian cities. OSM</w:t>
       </w:r>
       <w:r>
+        <w:rPr>
+          <w:rFonts w:ascii="Times New Roman" w:hAnsi="Times New Roman"/>
+          <w:sz w:val="20"/>
+        </w:rPr>
         <w:t xml:space="preserve"> </w:t>
       </w:r>
       <w:r>
         <w:rPr>
           <w:rStyle w:val="VerbatimChar"/>
+          <w:rFonts w:ascii="Times New Roman" w:hAnsi="Times New Roman"/>
+          <w:sz w:val="20"/>
         </w:rPr>
         <w:t xml:space="preserve">lit</w:t>
       </w:r>
       <w:r>
-        <w:t xml:space="preserve"> </w:t>
-      </w:r>
-      <w:r>
+        <w:rPr>
+          <w:rFonts w:ascii="Times New Roman" w:hAnsi="Times New Roman"/>
+          <w:sz w:val="20"/>
+        </w:rPr>
+        <w:t xml:space="preserve"> </w:t>
+      </w:r>
+      <w:r>
+        <w:rPr>
+          <w:rFonts w:ascii="Times New Roman" w:hAnsi="Times New Roman"/>
+          <w:sz w:val="20"/>
+        </w:rPr>
         <w:t xml:space="preserve">tags provide a fallback but with lower reliability.</w:t>
       </w:r>
     </w:p>
@@ -4051,18 +6075,30 @@
           <w:ilvl w:val="0"/>
           <w:numId w:val="1004"/>
         </w:numPr>
-      </w:pPr>
-      <w:r>
-        <w:rPr>
+        <w:spacing w:before="0" w:after="0" w:line="240" w:lineRule="auto"/>
+        <w:jc w:val="both"/>
+      </w:pPr>
+      <w:r>
+        <w:rPr>
+          <w:rFonts w:ascii="Times New Roman" w:hAnsi="Times New Roman"/>
           <w:b/>
           <w:bCs/>
+          <w:sz w:val="20"/>
         </w:rPr>
         <w:t xml:space="preserve">OSM coverage heterogeneity:</w:t>
       </w:r>
       <w:r>
-        <w:t xml:space="preserve"> </w:t>
-      </w:r>
-      <w:r>
+        <w:rPr>
+          <w:rFonts w:ascii="Times New Roman" w:hAnsi="Times New Roman"/>
+          <w:sz w:val="20"/>
+        </w:rPr>
+        <w:t xml:space="preserve"> </w:t>
+      </w:r>
+      <w:r>
+        <w:rPr>
+          <w:rFonts w:ascii="Times New Roman" w:hAnsi="Times New Roman"/>
+          <w:sz w:val="20"/>
+        </w:rPr>
         <w:t xml:space="preserve">OSM data quality varies significantly between cities. Well-mapped urban centers will yield better segment-level accuracy than smaller cities with sparse mapping activity.</w:t>
       </w:r>
     </w:p>
@@ -4073,18 +6109,30 @@
           <w:ilvl w:val="0"/>
           <w:numId w:val="1004"/>
         </w:numPr>
-      </w:pPr>
-      <w:r>
-        <w:rPr>
+        <w:spacing w:before="0" w:after="0" w:line="240" w:lineRule="auto"/>
+        <w:jc w:val="both"/>
+      </w:pPr>
+      <w:r>
+        <w:rPr>
+          <w:rFonts w:ascii="Times New Roman" w:hAnsi="Times New Roman"/>
           <w:b/>
           <w:bCs/>
+          <w:sz w:val="20"/>
         </w:rPr>
         <w:t xml:space="preserve">Business-hours uncertainty:</w:t>
       </w:r>
       <w:r>
-        <w:t xml:space="preserve"> </w:t>
-      </w:r>
-      <w:r>
+        <w:rPr>
+          <w:rFonts w:ascii="Times New Roman" w:hAnsi="Times New Roman"/>
+          <w:sz w:val="20"/>
+        </w:rPr>
+        <w:t xml:space="preserve"> </w:t>
+      </w:r>
+      <w:r>
+        <w:rPr>
+          <w:rFonts w:ascii="Times New Roman" w:hAnsi="Times New Roman"/>
+          <w:sz w:val="20"/>
+        </w:rPr>
         <w:t xml:space="preserve">POI data does not reliably capture actual nighttime operating hours, introducing uncertainty that must be reflected in confidence scores.</w:t>
       </w:r>
     </w:p>
@@ -4095,18 +6143,30 @@
           <w:ilvl w:val="0"/>
           <w:numId w:val="1004"/>
         </w:numPr>
-      </w:pPr>
-      <w:r>
-        <w:rPr>
+        <w:spacing w:before="0" w:after="0" w:line="240" w:lineRule="auto"/>
+        <w:jc w:val="both"/>
+      </w:pPr>
+      <w:r>
+        <w:rPr>
+          <w:rFonts w:ascii="Times New Roman" w:hAnsi="Times New Roman"/>
           <w:b/>
           <w:bCs/>
+          <w:sz w:val="20"/>
         </w:rPr>
         <w:t xml:space="preserve">GPS drift:</w:t>
       </w:r>
       <w:r>
-        <w:t xml:space="preserve"> </w:t>
-      </w:r>
-      <w:r>
+        <w:rPr>
+          <w:rFonts w:ascii="Times New Roman" w:hAnsi="Times New Roman"/>
+          <w:sz w:val="20"/>
+        </w:rPr>
+        <w:t xml:space="preserve"> </w:t>
+      </w:r>
+      <w:r>
+        <w:rPr>
+          <w:rFonts w:ascii="Times New Roman" w:hAnsi="Times New Roman"/>
+          <w:sz w:val="20"/>
+        </w:rPr>
         <w:t xml:space="preserve">Pedestrian GPS accuracy on commodity smartphones can deviate 5–15 meters, which may affect segment-level safety-score attribution in dense urban areas with narrow lanes.</w:t>
       </w:r>
     </w:p>
@@ -4117,18 +6177,30 @@
           <w:ilvl w:val="0"/>
           <w:numId w:val="1004"/>
         </w:numPr>
-      </w:pPr>
-      <w:r>
-        <w:rPr>
+        <w:spacing w:before="0" w:after="0" w:line="240" w:lineRule="auto"/>
+        <w:jc w:val="both"/>
+      </w:pPr>
+      <w:r>
+        <w:rPr>
+          <w:rFonts w:ascii="Times New Roman" w:hAnsi="Times New Roman"/>
           <w:b/>
           <w:bCs/>
+          <w:sz w:val="20"/>
         </w:rPr>
         <w:t xml:space="preserve">Score ceiling:</w:t>
       </w:r>
       <w:r>
-        <w:t xml:space="preserve"> </w:t>
-      </w:r>
-      <w:r>
+        <w:rPr>
+          <w:rFonts w:ascii="Times New Roman" w:hAnsi="Times New Roman"/>
+          <w:sz w:val="20"/>
+        </w:rPr>
+        <w:t xml:space="preserve"> </w:t>
+      </w:r>
+      <w:r>
+        <w:rPr>
+          <w:rFonts w:ascii="Times New Roman" w:hAnsi="Times New Roman"/>
+          <w:sz w:val="20"/>
+        </w:rPr>
         <w:t xml:space="preserve">A high safety score cannot substitute for real-world safety. The system provides informational transparency, not physical protection.</w:t>
       </w:r>
     </w:p>
@@ -4139,18 +6211,30 @@
           <w:ilvl w:val="0"/>
           <w:numId w:val="1004"/>
         </w:numPr>
-      </w:pPr>
-      <w:r>
-        <w:rPr>
+        <w:spacing w:before="0" w:after="0" w:line="240" w:lineRule="auto"/>
+        <w:jc w:val="both"/>
+      </w:pPr>
+      <w:r>
+        <w:rPr>
+          <w:rFonts w:ascii="Times New Roman" w:hAnsi="Times New Roman"/>
           <w:b/>
           <w:bCs/>
+          <w:sz w:val="20"/>
         </w:rPr>
         <w:t xml:space="preserve">City-specific weight calibration:</w:t>
       </w:r>
       <w:r>
-        <w:t xml:space="preserve"> </w:t>
-      </w:r>
-      <w:r>
+        <w:rPr>
+          <w:rFonts w:ascii="Times New Roman" w:hAnsi="Times New Roman"/>
+          <w:sz w:val="20"/>
+        </w:rPr>
+        <w:t xml:space="preserve"> </w:t>
+      </w:r>
+      <w:r>
+        <w:rPr>
+          <w:rFonts w:ascii="Times New Roman" w:hAnsi="Times New Roman"/>
+          <w:sz w:val="20"/>
+        </w:rPr>
         <w:t xml:space="preserve">The scoring weights are initial estimates derived from literature; they require empirical validation for each deployment city.</w:t>
       </w:r>
     </w:p>
@@ -4161,23 +6245,43 @@
           <w:ilvl w:val="0"/>
           <w:numId w:val="1004"/>
         </w:numPr>
-      </w:pPr>
-      <w:r>
-        <w:rPr>
+        <w:spacing w:before="0" w:after="0" w:line="240" w:lineRule="auto"/>
+        <w:jc w:val="both"/>
+      </w:pPr>
+      <w:r>
+        <w:rPr>
+          <w:rFonts w:ascii="Times New Roman" w:hAnsi="Times New Roman"/>
           <w:b/>
           <w:bCs/>
+          <w:sz w:val="20"/>
         </w:rPr>
         <w:t xml:space="preserve">Report moderation overhead:</w:t>
       </w:r>
       <w:r>
-        <w:t xml:space="preserve"> </w:t>
-      </w:r>
-      <w:r>
+        <w:rPr>
+          <w:rFonts w:ascii="Times New Roman" w:hAnsi="Times New Roman"/>
+          <w:sz w:val="20"/>
+        </w:rPr>
+        <w:t xml:space="preserve"> </w:t>
+      </w:r>
+      <w:r>
+        <w:rPr>
+          <w:rFonts w:ascii="Times New Roman" w:hAnsi="Times New Roman"/>
+          <w:sz w:val="20"/>
+        </w:rPr>
         <w:t xml:space="preserve">Scaling user-report moderation across multiple cities and high report volumes requires automated pre-filtering and community-moderator infrastructure.</w:t>
       </w:r>
     </w:p>
     <w:p>
-      <w:r>
+      <w:pPr>
+        <w:spacing w:before="0" w:after="0" w:line="240" w:lineRule="auto"/>
+        <w:jc w:val="both"/>
+      </w:pPr>
+      <w:r>
+        <w:rPr>
+          <w:rFonts w:ascii="Times New Roman" w:hAnsi="Times New Roman"/>
+          <w:sz w:val="20"/>
+        </w:rPr>
         <w:pict>
           <v:rect style="width:0;height:1.5pt" o:hralign="center" o:hrstd="t" o:hr="t"/>
         </w:pict>
@@ -4188,97 +6292,210 @@
     <w:p>
       <w:pPr>
         <w:pStyle w:val="Heading2"/>
-      </w:pPr>
-      <w:r>
+        <w:spacing w:before="0" w:after="0" w:line="240" w:lineRule="auto"/>
+        <w:jc w:val="both"/>
+      </w:pPr>
+      <w:r>
+        <w:rPr>
+          <w:rFonts w:ascii="Times New Roman" w:hAnsi="Times New Roman"/>
+          <w:b/>
+          <w:sz w:val="22"/>
+        </w:rPr>
         <w:t xml:space="preserve">FUTURE SCOPE</w:t>
       </w:r>
     </w:p>
     <w:p>
       <w:pPr>
         <w:pStyle w:val="FirstParagraph"/>
-      </w:pPr>
-      <w:r>
+        <w:spacing w:before="0" w:after="0" w:line="240" w:lineRule="auto"/>
+        <w:jc w:val="both"/>
+      </w:pPr>
+      <w:r>
+        <w:rPr>
+          <w:rFonts w:ascii="Times New Roman" w:hAnsi="Times New Roman"/>
+          <w:sz w:val="20"/>
+        </w:rPr>
         <w:t xml:space="preserve">Near-term extensions include:</w:t>
       </w:r>
       <w:r>
-        <w:t xml:space="preserve"> </w:t>
-      </w:r>
-      <w:r>
+        <w:rPr>
+          <w:rFonts w:ascii="Times New Roman" w:hAnsi="Times New Roman"/>
+          <w:sz w:val="20"/>
+        </w:rPr>
+        <w:t xml:space="preserve"> </w:t>
+      </w:r>
+      <w:r>
+        <w:rPr>
+          <w:rFonts w:ascii="Times New Roman" w:hAnsi="Times New Roman"/>
+          <w:sz w:val="20"/>
+        </w:rPr>
         <w:t xml:space="preserve">- Native Android and iOS mobile applications using React Native.</w:t>
       </w:r>
       <w:r>
-        <w:t xml:space="preserve"> </w:t>
-      </w:r>
-      <w:r>
+        <w:rPr>
+          <w:rFonts w:ascii="Times New Roman" w:hAnsi="Times New Roman"/>
+          <w:sz w:val="20"/>
+        </w:rPr>
+        <w:t xml:space="preserve"> </w:t>
+      </w:r>
+      <w:r>
+        <w:rPr>
+          <w:rFonts w:ascii="Times New Roman" w:hAnsi="Times New Roman"/>
+          <w:sz w:val="20"/>
+        </w:rPr>
         <w:t xml:space="preserve">- Real-time push alerts for route conditions on saved commute routes.</w:t>
       </w:r>
       <w:r>
-        <w:t xml:space="preserve"> </w:t>
-      </w:r>
-      <w:r>
+        <w:rPr>
+          <w:rFonts w:ascii="Times New Roman" w:hAnsi="Times New Roman"/>
+          <w:sz w:val="20"/>
+        </w:rPr>
+        <w:t xml:space="preserve"> </w:t>
+      </w:r>
+      <w:r>
+        <w:rPr>
+          <w:rFonts w:ascii="Times New Roman" w:hAnsi="Times New Roman"/>
+          <w:sz w:val="20"/>
+        </w:rPr>
         <w:t xml:space="preserve">- Offline route caching for last-mile navigation in low-connectivity areas.</w:t>
       </w:r>
       <w:r>
-        <w:t xml:space="preserve"> </w:t>
-      </w:r>
-      <w:r>
+        <w:rPr>
+          <w:rFonts w:ascii="Times New Roman" w:hAnsi="Times New Roman"/>
+          <w:sz w:val="20"/>
+        </w:rPr>
+        <w:t xml:space="preserve"> </w:t>
+      </w:r>
+      <w:r>
+        <w:rPr>
+          <w:rFonts w:ascii="Times New Roman" w:hAnsi="Times New Roman"/>
+          <w:sz w:val="20"/>
+        </w:rPr>
         <w:t xml:space="preserve">- Integration with city public-transport APIs for full door-to-door journey planning incorporating last-mile walking safety.</w:t>
       </w:r>
     </w:p>
     <w:p>
       <w:pPr>
         <w:pStyle w:val="BodyText"/>
-      </w:pPr>
-      <w:r>
+        <w:spacing w:before="0" w:after="0" w:line="240" w:lineRule="auto"/>
+        <w:jc w:val="both"/>
+      </w:pPr>
+      <w:r>
+        <w:rPr>
+          <w:rFonts w:ascii="Times New Roman" w:hAnsi="Times New Roman"/>
+          <w:sz w:val="20"/>
+        </w:rPr>
         <w:t xml:space="preserve">Medium-term extensions include:</w:t>
       </w:r>
       <w:r>
-        <w:t xml:space="preserve"> </w:t>
-      </w:r>
-      <w:r>
+        <w:rPr>
+          <w:rFonts w:ascii="Times New Roman" w:hAnsi="Times New Roman"/>
+          <w:sz w:val="20"/>
+        </w:rPr>
+        <w:t xml:space="preserve"> </w:t>
+      </w:r>
+      <w:r>
+        <w:rPr>
+          <w:rFonts w:ascii="Times New Roman" w:hAnsi="Times New Roman"/>
+          <w:sz w:val="20"/>
+        </w:rPr>
         <w:t xml:space="preserve">- Emergency-contact integration with location-sharing and consent-controlled check-in alerts.</w:t>
       </w:r>
       <w:r>
-        <w:t xml:space="preserve"> </w:t>
-      </w:r>
-      <w:r>
+        <w:rPr>
+          <w:rFonts w:ascii="Times New Roman" w:hAnsi="Times New Roman"/>
+          <w:sz w:val="20"/>
+        </w:rPr>
+        <w:t xml:space="preserve"> </w:t>
+      </w:r>
+      <w:r>
+        <w:rPr>
+          <w:rFonts w:ascii="Times New Roman" w:hAnsi="Times New Roman"/>
+          <w:sz w:val="20"/>
+        </w:rPr>
         <w:t xml:space="preserve">- A municipal operations dashboard surfacing streetlight repair priorities derived from aggregated dark-segment data and community reports.</w:t>
       </w:r>
       <w:r>
-        <w:t xml:space="preserve"> </w:t>
-      </w:r>
-      <w:r>
+        <w:rPr>
+          <w:rFonts w:ascii="Times New Roman" w:hAnsi="Times New Roman"/>
+          <w:sz w:val="20"/>
+        </w:rPr>
+        <w:t xml:space="preserve"> </w:t>
+      </w:r>
+      <w:r>
+        <w:rPr>
+          <w:rFonts w:ascii="Times New Roman" w:hAnsi="Times New Roman"/>
+          <w:sz w:val="20"/>
+        </w:rPr>
         <w:t xml:space="preserve">- Machine-learning models that learn city-specific scoring weight calibrations from validated user feedback and historical incident data.</w:t>
       </w:r>
     </w:p>
     <w:p>
       <w:pPr>
         <w:pStyle w:val="BodyText"/>
-      </w:pPr>
-      <w:r>
+        <w:spacing w:before="0" w:after="0" w:line="240" w:lineRule="auto"/>
+        <w:jc w:val="both"/>
+      </w:pPr>
+      <w:r>
+        <w:rPr>
+          <w:rFonts w:ascii="Times New Roman" w:hAnsi="Times New Roman"/>
+          <w:sz w:val="20"/>
+        </w:rPr>
         <w:t xml:space="preserve">Long-term research directions include:</w:t>
       </w:r>
       <w:r>
-        <w:t xml:space="preserve"> </w:t>
-      </w:r>
-      <w:r>
+        <w:rPr>
+          <w:rFonts w:ascii="Times New Roman" w:hAnsi="Times New Roman"/>
+          <w:sz w:val="20"/>
+        </w:rPr>
+        <w:t xml:space="preserve"> </w:t>
+      </w:r>
+      <w:r>
+        <w:rPr>
+          <w:rFonts w:ascii="Times New Roman" w:hAnsi="Times New Roman"/>
+          <w:sz w:val="20"/>
+        </w:rPr>
         <w:t xml:space="preserve">- Longitudinal evaluation of whether Shadow Path route adoption correlates with measurable improvements in pedestrian safety outcomes.</w:t>
       </w:r>
       <w:r>
-        <w:t xml:space="preserve"> </w:t>
-      </w:r>
-      <w:r>
+        <w:rPr>
+          <w:rFonts w:ascii="Times New Roman" w:hAnsi="Times New Roman"/>
+          <w:sz w:val="20"/>
+        </w:rPr>
+        <w:t xml:space="preserve"> </w:t>
+      </w:r>
+      <w:r>
+        <w:rPr>
+          <w:rFonts w:ascii="Times New Roman" w:hAnsi="Times New Roman"/>
+          <w:sz w:val="20"/>
+        </w:rPr>
         <w:t xml:space="preserve">- Integration of ambient environmental sensing (pedestrian density estimation from mobile sensor fusion) as supplementary safety signals.</w:t>
       </w:r>
       <w:r>
-        <w:t xml:space="preserve"> </w:t>
-      </w:r>
-      <w:r>
+        <w:rPr>
+          <w:rFonts w:ascii="Times New Roman" w:hAnsi="Times New Roman"/>
+          <w:sz w:val="20"/>
+        </w:rPr>
+        <w:t xml:space="preserve"> </w:t>
+      </w:r>
+      <w:r>
+        <w:rPr>
+          <w:rFonts w:ascii="Times New Roman" w:hAnsi="Times New Roman"/>
+          <w:sz w:val="20"/>
+        </w:rPr>
         <w:t xml:space="preserve">- Generalization of the safety-scoring framework as a standardized open API that third-party navigation applications can consume.</w:t>
       </w:r>
     </w:p>
     <w:p>
-      <w:r>
+      <w:pPr>
+        <w:spacing w:before="0" w:after="0" w:line="240" w:lineRule="auto"/>
+        <w:jc w:val="both"/>
+      </w:pPr>
+      <w:r>
+        <w:rPr>
+          <w:rFonts w:ascii="Times New Roman" w:hAnsi="Times New Roman"/>
+          <w:sz w:val="20"/>
+        </w:rPr>
         <w:pict>
           <v:rect style="width:0;height:1.5pt" o:hralign="center" o:hrstd="t" o:hr="t"/>
         </w:pict>
@@ -4289,61 +6506,114 @@
     <w:p>
       <w:pPr>
         <w:pStyle w:val="Heading2"/>
-      </w:pPr>
-      <w:r>
+        <w:spacing w:before="0" w:after="0" w:line="240" w:lineRule="auto"/>
+        <w:jc w:val="both"/>
+      </w:pPr>
+      <w:r>
+        <w:rPr>
+          <w:rFonts w:ascii="Times New Roman" w:hAnsi="Times New Roman"/>
+          <w:b/>
+          <w:sz w:val="22"/>
+        </w:rPr>
         <w:t xml:space="preserve">CONCLUSION</w:t>
       </w:r>
     </w:p>
     <w:p>
       <w:pPr>
         <w:pStyle w:val="FirstParagraph"/>
-      </w:pPr>
-      <w:r>
+        <w:spacing w:before="0" w:after="0" w:line="240" w:lineRule="auto"/>
+        <w:jc w:val="both"/>
+      </w:pPr>
+      <w:r>
+        <w:rPr>
+          <w:rFonts w:ascii="Times New Roman" w:hAnsi="Times New Roman"/>
+          <w:sz w:val="20"/>
+        </w:rPr>
         <w:t xml:space="preserve">Urban navigation applications have reached a high level of efficiency in optimizing for distance and travel time, but they remain largely silent on the safety-relevant characteristics of routes for nighttime pedestrian travelers. This silence disproportionately affects women, night-shift workers, students, and residents unfamiliar with a city’s street-level environment after dark.</w:t>
       </w:r>
     </w:p>
     <w:p>
       <w:pPr>
         <w:pStyle w:val="BodyText"/>
-      </w:pPr>
-      <w:r>
+        <w:spacing w:before="0" w:after="0" w:line="240" w:lineRule="auto"/>
+        <w:jc w:val="both"/>
+      </w:pPr>
+      <w:r>
+        <w:rPr>
+          <w:rFonts w:ascii="Times New Roman" w:hAnsi="Times New Roman"/>
+          <w:sz w:val="20"/>
+        </w:rPr>
         <w:t xml:space="preserve">Shadow Path proposes a practical, open-data-driven remedy. By integrating OpenStreetMap road-network data with municipal streetlight records, POI business-activity signals, civic infrastructure proximity, and community-sourced reports into a weighted segment-level safety scoring model, the system enables route comparison that goes beyond shortest distance. Its value proposition is informational transparency: helping users understand</w:t>
       </w:r>
       <w:r>
-        <w:t xml:space="preserve"> </w:t>
-      </w:r>
-      <w:r>
-        <w:rPr>
+        <w:rPr>
+          <w:rFonts w:ascii="Times New Roman" w:hAnsi="Times New Roman"/>
+          <w:sz w:val="20"/>
+        </w:rPr>
+        <w:t xml:space="preserve"> </w:t>
+      </w:r>
+      <w:r>
+        <w:rPr>
+          <w:rFonts w:ascii="Times New Roman" w:hAnsi="Times New Roman"/>
           <w:i/>
           <w:iCs/>
+          <w:sz w:val="20"/>
         </w:rPr>
         <w:t xml:space="preserve">why</w:t>
       </w:r>
       <w:r>
-        <w:t xml:space="preserve"> </w:t>
-      </w:r>
-      <w:r>
+        <w:rPr>
+          <w:rFonts w:ascii="Times New Roman" w:hAnsi="Times New Roman"/>
+          <w:sz w:val="20"/>
+        </w:rPr>
+        <w:t xml:space="preserve"> </w:t>
+      </w:r>
+      <w:r>
+        <w:rPr>
+          <w:rFonts w:ascii="Times New Roman" w:hAnsi="Times New Roman"/>
+          <w:sz w:val="20"/>
+        </w:rPr>
         <w:t xml:space="preserve">one route may be more appropriate than another for late-night walking, and empowering them to make genuinely informed choices.</w:t>
       </w:r>
     </w:p>
     <w:p>
       <w:pPr>
         <w:pStyle w:val="BodyText"/>
-      </w:pPr>
-      <w:r>
+        <w:spacing w:before="0" w:after="0" w:line="240" w:lineRule="auto"/>
+        <w:jc w:val="both"/>
+      </w:pPr>
+      <w:r>
+        <w:rPr>
+          <w:rFonts w:ascii="Times New Roman" w:hAnsi="Times New Roman"/>
+          <w:sz w:val="20"/>
+        </w:rPr>
         <w:t xml:space="preserve">The system’s architecture is modular, relying on established open-source components (OSM, PostGIS, OSRM/Valhalla, MapLibre GL, React/Vite) and civic data sources, which lowers adoption barriers for civic technologists and municipal bodies. The privacy-by-design approach and responsible safety framing position Shadow Path as an ethically grounded contribution to the growing field of smart-city urban mobility tools.</w:t>
       </w:r>
     </w:p>
     <w:p>
       <w:pPr>
         <w:pStyle w:val="BodyText"/>
-      </w:pPr>
-      <w:r>
+        <w:spacing w:before="0" w:after="0" w:line="240" w:lineRule="auto"/>
+        <w:jc w:val="both"/>
+      </w:pPr>
+      <w:r>
+        <w:rPr>
+          <w:rFonts w:ascii="Times New Roman" w:hAnsi="Times New Roman"/>
+          <w:sz w:val="20"/>
+        </w:rPr>
         <w:t xml:space="preserve">Future work will focus on validating the scoring model against real city data, conducting user-perception research with target populations, and developing the municipal-dashboard module to create a feedback loop between community reports and city infrastructure maintenance. Shadow Path represents a step toward an urban mobility ecosystem in which safety transparency is treated as a first-class navigation attribute alongside speed and distance.</w:t>
       </w:r>
     </w:p>
     <w:p>
-      <w:r>
+      <w:pPr>
+        <w:spacing w:before="0" w:after="0" w:line="240" w:lineRule="auto"/>
+        <w:jc w:val="both"/>
+      </w:pPr>
+      <w:r>
+        <w:rPr>
+          <w:rFonts w:ascii="Times New Roman" w:hAnsi="Times New Roman"/>
+          <w:sz w:val="20"/>
+        </w:rPr>
         <w:pict>
           <v:rect style="width:0;height:1.5pt" o:hralign="center" o:hrstd="t" o:hr="t"/>
         </w:pict>
@@ -4354,21 +6624,43 @@
     <w:p>
       <w:pPr>
         <w:pStyle w:val="Heading2"/>
-      </w:pPr>
-      <w:r>
+        <w:spacing w:before="0" w:after="0" w:line="240" w:lineRule="auto"/>
+        <w:jc w:val="both"/>
+      </w:pPr>
+      <w:r>
+        <w:rPr>
+          <w:rFonts w:ascii="Times New Roman" w:hAnsi="Times New Roman"/>
+          <w:b/>
+          <w:sz w:val="22"/>
+        </w:rPr>
         <w:t xml:space="preserve">ACKNOWLEDGEMENTS</w:t>
       </w:r>
     </w:p>
     <w:p>
       <w:pPr>
         <w:pStyle w:val="FirstParagraph"/>
-      </w:pPr>
-      <w:r>
+        <w:spacing w:before="0" w:after="0" w:line="240" w:lineRule="auto"/>
+        <w:jc w:val="both"/>
+      </w:pPr>
+      <w:r>
+        <w:rPr>
+          <w:rFonts w:ascii="Times New Roman" w:hAnsi="Times New Roman"/>
+          <w:b w:val="0"/>
+          <w:sz w:val="22"/>
+        </w:rPr>
         <w:t xml:space="preserve">The authors gratefully acknowledge the support of the Department of AI and Emerging Technologies, Chinmaya Vishwavidyapeeth Deemed-to-be University, Ernakulam, for providing the resources and guidance necessary for this research.</w:t>
       </w:r>
     </w:p>
     <w:p>
-      <w:r>
+      <w:pPr>
+        <w:spacing w:before="0" w:after="0" w:line="240" w:lineRule="auto"/>
+        <w:jc w:val="both"/>
+      </w:pPr>
+      <w:r>
+        <w:rPr>
+          <w:rFonts w:ascii="Times New Roman" w:hAnsi="Times New Roman"/>
+          <w:sz w:val="20"/>
+        </w:rPr>
         <w:pict>
           <v:rect style="width:0;height:1.5pt" o:hralign="center" o:hrstd="t" o:hr="t"/>
         </w:pict>
@@ -4379,275 +6671,490 @@
     <w:p>
       <w:pPr>
         <w:pStyle w:val="Heading2"/>
-      </w:pPr>
-      <w:r>
+        <w:spacing w:before="0" w:after="0" w:line="240" w:lineRule="auto"/>
+        <w:jc w:val="both"/>
+      </w:pPr>
+      <w:r>
+        <w:rPr>
+          <w:rFonts w:ascii="Times New Roman" w:hAnsi="Times New Roman"/>
+          <w:b/>
+          <w:sz w:val="22"/>
+        </w:rPr>
         <w:t xml:space="preserve">REFERENCES</w:t>
       </w:r>
     </w:p>
     <w:p>
       <w:pPr>
         <w:pStyle w:val="FirstParagraph"/>
-      </w:pPr>
-      <w:r>
+        <w:spacing w:before="0" w:after="0" w:line="240" w:lineRule="auto"/>
+        <w:jc w:val="both"/>
+      </w:pPr>
+      <w:r>
+        <w:rPr>
+          <w:rFonts w:ascii="Times New Roman" w:hAnsi="Times New Roman"/>
+          <w:sz w:val="20"/>
+        </w:rPr>
         <w:t xml:space="preserve">[1] OpenStreetMap Wiki, Map features, OpenStreetMap Foundation. [Online]. Available: https://wiki.openstreetmap.org/wiki/Map_features</w:t>
       </w:r>
     </w:p>
     <w:p>
       <w:pPr>
         <w:pStyle w:val="BodyText"/>
-      </w:pPr>
-      <w:r>
+        <w:spacing w:before="0" w:after="0" w:line="240" w:lineRule="auto"/>
+        <w:jc w:val="both"/>
+      </w:pPr>
+      <w:r>
+        <w:rPr>
+          <w:rFonts w:ascii="Times New Roman" w:hAnsi="Times New Roman"/>
+          <w:sz w:val="20"/>
+        </w:rPr>
         <w:t xml:space="preserve">[2] Project OSRM, Open Source Routing Machine, GitHub. [Online]. Available: https://github.com/Project-OSRM/osrm-backend</w:t>
       </w:r>
     </w:p>
     <w:p>
       <w:pPr>
         <w:pStyle w:val="BodyText"/>
-      </w:pPr>
-      <w:r>
+        <w:spacing w:before="0" w:after="0" w:line="240" w:lineRule="auto"/>
+        <w:jc w:val="both"/>
+      </w:pPr>
+      <w:r>
+        <w:rPr>
+          <w:rFonts w:ascii="Times New Roman" w:hAnsi="Times New Roman"/>
+          <w:sz w:val="20"/>
+        </w:rPr>
         <w:t xml:space="preserve">[3] Valhalla, Valhalla Docs: Introduction for Users, Valhalla Project. [Online]. Available: https://valhalla.github.io/valhalla/valhalla-intro/</w:t>
       </w:r>
     </w:p>
     <w:p>
       <w:pPr>
         <w:pStyle w:val="BodyText"/>
-      </w:pPr>
-      <w:r>
+        <w:spacing w:before="0" w:after="0" w:line="240" w:lineRule="auto"/>
+        <w:jc w:val="both"/>
+      </w:pPr>
+      <w:r>
+        <w:rPr>
+          <w:rFonts w:ascii="Times New Roman" w:hAnsi="Times New Roman"/>
+          <w:sz w:val="20"/>
+        </w:rPr>
         <w:t xml:space="preserve">[4] G Boeing, OSMnx: New methods for acquiring, constructing, analyzing, and visualizing complex street networks,</w:t>
       </w:r>
       <w:r>
-        <w:t xml:space="preserve"> </w:t>
-      </w:r>
-      <w:r>
-        <w:rPr>
+        <w:rPr>
+          <w:rFonts w:ascii="Times New Roman" w:hAnsi="Times New Roman"/>
+          <w:sz w:val="20"/>
+        </w:rPr>
+        <w:t xml:space="preserve"> </w:t>
+      </w:r>
+      <w:r>
+        <w:rPr>
+          <w:rFonts w:ascii="Times New Roman" w:hAnsi="Times New Roman"/>
           <w:i/>
           <w:iCs/>
+          <w:sz w:val="20"/>
         </w:rPr>
         <w:t xml:space="preserve">Computers, Environment and Urban Systems</w:t>
       </w:r>
       <w:r>
+        <w:rPr>
+          <w:rFonts w:ascii="Times New Roman" w:hAnsi="Times New Roman"/>
+          <w:sz w:val="20"/>
+        </w:rPr>
         <w:t xml:space="preserve">,</w:t>
       </w:r>
       <w:r>
-        <w:t xml:space="preserve"> </w:t>
-      </w:r>
-      <w:r>
-        <w:rPr>
+        <w:rPr>
+          <w:rFonts w:ascii="Times New Roman" w:hAnsi="Times New Roman"/>
+          <w:sz w:val="20"/>
+        </w:rPr>
+        <w:t xml:space="preserve"> </w:t>
+      </w:r>
+      <w:r>
+        <w:rPr>
+          <w:rFonts w:ascii="Times New Roman" w:hAnsi="Times New Roman"/>
           <w:b/>
           <w:bCs/>
+          <w:sz w:val="20"/>
         </w:rPr>
         <w:t xml:space="preserve">2017</w:t>
       </w:r>
       <w:r>
+        <w:rPr>
+          <w:rFonts w:ascii="Times New Roman" w:hAnsi="Times New Roman"/>
+          <w:sz w:val="20"/>
+        </w:rPr>
         <w:t xml:space="preserve">, 65, 126–139.</w:t>
       </w:r>
     </w:p>
     <w:p>
       <w:pPr>
         <w:pStyle w:val="BodyText"/>
-      </w:pPr>
-      <w:r>
+        <w:spacing w:before="0" w:after="0" w:line="240" w:lineRule="auto"/>
+        <w:jc w:val="both"/>
+      </w:pPr>
+      <w:r>
+        <w:rPr>
+          <w:rFonts w:ascii="Times New Roman" w:hAnsi="Times New Roman"/>
+          <w:sz w:val="20"/>
+        </w:rPr>
         <w:t xml:space="preserve">[5] BC Welsh and DP Farrington, Effects of Improved Street Lighting on Crime,</w:t>
       </w:r>
       <w:r>
-        <w:t xml:space="preserve"> </w:t>
-      </w:r>
-      <w:r>
-        <w:rPr>
+        <w:rPr>
+          <w:rFonts w:ascii="Times New Roman" w:hAnsi="Times New Roman"/>
+          <w:sz w:val="20"/>
+        </w:rPr>
+        <w:t xml:space="preserve"> </w:t>
+      </w:r>
+      <w:r>
+        <w:rPr>
+          <w:rFonts w:ascii="Times New Roman" w:hAnsi="Times New Roman"/>
           <w:i/>
           <w:iCs/>
+          <w:sz w:val="20"/>
         </w:rPr>
         <w:t xml:space="preserve">Campbell Systematic Reviews</w:t>
       </w:r>
       <w:r>
+        <w:rPr>
+          <w:rFonts w:ascii="Times New Roman" w:hAnsi="Times New Roman"/>
+          <w:sz w:val="20"/>
+        </w:rPr>
         <w:t xml:space="preserve">,</w:t>
       </w:r>
       <w:r>
-        <w:t xml:space="preserve"> </w:t>
-      </w:r>
-      <w:r>
-        <w:rPr>
+        <w:rPr>
+          <w:rFonts w:ascii="Times New Roman" w:hAnsi="Times New Roman"/>
+          <w:sz w:val="20"/>
+        </w:rPr>
+        <w:t xml:space="preserve"> </w:t>
+      </w:r>
+      <w:r>
+        <w:rPr>
+          <w:rFonts w:ascii="Times New Roman" w:hAnsi="Times New Roman"/>
           <w:b/>
           <w:bCs/>
+          <w:sz w:val="20"/>
         </w:rPr>
         <w:t xml:space="preserve">2008</w:t>
       </w:r>
       <w:r>
+        <w:rPr>
+          <w:rFonts w:ascii="Times New Roman" w:hAnsi="Times New Roman"/>
+          <w:sz w:val="20"/>
+        </w:rPr>
         <w:t xml:space="preserve">, 4(1), 1–51.</w:t>
       </w:r>
     </w:p>
     <w:p>
       <w:pPr>
         <w:pStyle w:val="BodyText"/>
-      </w:pPr>
-      <w:r>
+        <w:spacing w:before="0" w:after="0" w:line="240" w:lineRule="auto"/>
+        <w:jc w:val="both"/>
+      </w:pPr>
+      <w:r>
+        <w:rPr>
+          <w:rFonts w:ascii="Times New Roman" w:hAnsi="Times New Roman"/>
+          <w:sz w:val="20"/>
+        </w:rPr>
         <w:t xml:space="preserve">[6] A Chalfin, B Hansen, J Lerner, and L Parker, Reducing Crime Through Environmental Design: Evidence from a Randomized Experiment of Street Lighting in New York City,</w:t>
       </w:r>
       <w:r>
-        <w:t xml:space="preserve"> </w:t>
-      </w:r>
-      <w:r>
-        <w:rPr>
+        <w:rPr>
+          <w:rFonts w:ascii="Times New Roman" w:hAnsi="Times New Roman"/>
+          <w:sz w:val="20"/>
+        </w:rPr>
+        <w:t xml:space="preserve"> </w:t>
+      </w:r>
+      <w:r>
+        <w:rPr>
+          <w:rFonts w:ascii="Times New Roman" w:hAnsi="Times New Roman"/>
           <w:i/>
           <w:iCs/>
+          <w:sz w:val="20"/>
         </w:rPr>
         <w:t xml:space="preserve">Journal of Quantitative Criminology</w:t>
       </w:r>
       <w:r>
+        <w:rPr>
+          <w:rFonts w:ascii="Times New Roman" w:hAnsi="Times New Roman"/>
+          <w:sz w:val="20"/>
+        </w:rPr>
         <w:t xml:space="preserve">,</w:t>
       </w:r>
       <w:r>
-        <w:t xml:space="preserve"> </w:t>
-      </w:r>
-      <w:r>
-        <w:rPr>
+        <w:rPr>
+          <w:rFonts w:ascii="Times New Roman" w:hAnsi="Times New Roman"/>
+          <w:sz w:val="20"/>
+        </w:rPr>
+        <w:t xml:space="preserve"> </w:t>
+      </w:r>
+      <w:r>
+        <w:rPr>
+          <w:rFonts w:ascii="Times New Roman" w:hAnsi="Times New Roman"/>
           <w:b/>
           <w:bCs/>
+          <w:sz w:val="20"/>
         </w:rPr>
         <w:t xml:space="preserve">2022</w:t>
       </w:r>
       <w:r>
+        <w:rPr>
+          <w:rFonts w:ascii="Times New Roman" w:hAnsi="Times New Roman"/>
+          <w:sz w:val="20"/>
+        </w:rPr>
         <w:t xml:space="preserve">, 38, 127–157.</w:t>
       </w:r>
     </w:p>
     <w:p>
       <w:pPr>
         <w:pStyle w:val="BodyText"/>
-      </w:pPr>
-      <w:r>
+        <w:spacing w:before="0" w:after="0" w:line="240" w:lineRule="auto"/>
+        <w:jc w:val="both"/>
+      </w:pPr>
+      <w:r>
+        <w:rPr>
+          <w:rFonts w:ascii="Times New Roman" w:hAnsi="Times New Roman"/>
+          <w:sz w:val="20"/>
+        </w:rPr>
         <w:t xml:space="preserve">[7] KH Kim, T Hwang, and G Kim, The Role and Criteria of Advanced Street Lighting to Enhance Urban Safety in South Korea,</w:t>
       </w:r>
       <w:r>
-        <w:t xml:space="preserve"> </w:t>
-      </w:r>
-      <w:r>
-        <w:rPr>
+        <w:rPr>
+          <w:rFonts w:ascii="Times New Roman" w:hAnsi="Times New Roman"/>
+          <w:sz w:val="20"/>
+        </w:rPr>
+        <w:t xml:space="preserve"> </w:t>
+      </w:r>
+      <w:r>
+        <w:rPr>
+          <w:rFonts w:ascii="Times New Roman" w:hAnsi="Times New Roman"/>
           <w:i/>
           <w:iCs/>
+          <w:sz w:val="20"/>
         </w:rPr>
         <w:t xml:space="preserve">Buildings</w:t>
       </w:r>
       <w:r>
+        <w:rPr>
+          <w:rFonts w:ascii="Times New Roman" w:hAnsi="Times New Roman"/>
+          <w:sz w:val="20"/>
+        </w:rPr>
         <w:t xml:space="preserve">,</w:t>
       </w:r>
       <w:r>
-        <w:t xml:space="preserve"> </w:t>
-      </w:r>
-      <w:r>
-        <w:rPr>
+        <w:rPr>
+          <w:rFonts w:ascii="Times New Roman" w:hAnsi="Times New Roman"/>
+          <w:sz w:val="20"/>
+        </w:rPr>
+        <w:t xml:space="preserve"> </w:t>
+      </w:r>
+      <w:r>
+        <w:rPr>
+          <w:rFonts w:ascii="Times New Roman" w:hAnsi="Times New Roman"/>
           <w:b/>
           <w:bCs/>
+          <w:sz w:val="20"/>
         </w:rPr>
         <w:t xml:space="preserve">2024</w:t>
       </w:r>
       <w:r>
+        <w:rPr>
+          <w:rFonts w:ascii="Times New Roman" w:hAnsi="Times New Roman"/>
+          <w:sz w:val="20"/>
+        </w:rPr>
         <w:t xml:space="preserve">, 14(8), 2305.</w:t>
       </w:r>
     </w:p>
     <w:p>
       <w:pPr>
         <w:pStyle w:val="BodyText"/>
-      </w:pPr>
-      <w:r>
+        <w:spacing w:before="0" w:after="0" w:line="240" w:lineRule="auto"/>
+        <w:jc w:val="both"/>
+      </w:pPr>
+      <w:r>
+        <w:rPr>
+          <w:rFonts w:ascii="Times New Roman" w:hAnsi="Times New Roman"/>
+          <w:sz w:val="20"/>
+        </w:rPr>
         <w:t xml:space="preserve">[8] I Gargiulo, X Garcia, M Benages Albert, J Martinez, K Pfeffer, and P Vall-Casas, Women’s safety perception assessment in an urban stream corridor: Developing a safety map based on qualitative GIS,</w:t>
       </w:r>
       <w:r>
-        <w:t xml:space="preserve"> </w:t>
-      </w:r>
-      <w:r>
-        <w:rPr>
+        <w:rPr>
+          <w:rFonts w:ascii="Times New Roman" w:hAnsi="Times New Roman"/>
+          <w:sz w:val="20"/>
+        </w:rPr>
+        <w:t xml:space="preserve"> </w:t>
+      </w:r>
+      <w:r>
+        <w:rPr>
+          <w:rFonts w:ascii="Times New Roman" w:hAnsi="Times New Roman"/>
           <w:i/>
           <w:iCs/>
+          <w:sz w:val="20"/>
         </w:rPr>
         <w:t xml:space="preserve">Landscape and Urban Planning</w:t>
       </w:r>
       <w:r>
+        <w:rPr>
+          <w:rFonts w:ascii="Times New Roman" w:hAnsi="Times New Roman"/>
+          <w:sz w:val="20"/>
+        </w:rPr>
         <w:t xml:space="preserve">,</w:t>
       </w:r>
       <w:r>
-        <w:t xml:space="preserve"> </w:t>
-      </w:r>
-      <w:r>
-        <w:rPr>
+        <w:rPr>
+          <w:rFonts w:ascii="Times New Roman" w:hAnsi="Times New Roman"/>
+          <w:sz w:val="20"/>
+        </w:rPr>
+        <w:t xml:space="preserve"> </w:t>
+      </w:r>
+      <w:r>
+        <w:rPr>
+          <w:rFonts w:ascii="Times New Roman" w:hAnsi="Times New Roman"/>
           <w:b/>
           <w:bCs/>
+          <w:sz w:val="20"/>
         </w:rPr>
         <w:t xml:space="preserve">2020</w:t>
       </w:r>
       <w:r>
+        <w:rPr>
+          <w:rFonts w:ascii="Times New Roman" w:hAnsi="Times New Roman"/>
+          <w:sz w:val="20"/>
+        </w:rPr>
         <w:t xml:space="preserve">, 198, 103779.</w:t>
       </w:r>
     </w:p>
     <w:p>
       <w:pPr>
         <w:pStyle w:val="BodyText"/>
-      </w:pPr>
-      <w:r>
+        <w:spacing w:before="0" w:after="0" w:line="240" w:lineRule="auto"/>
+        <w:jc w:val="both"/>
+      </w:pPr>
+      <w:r>
+        <w:rPr>
+          <w:rFonts w:ascii="Times New Roman" w:hAnsi="Times New Roman"/>
+          <w:sz w:val="20"/>
+        </w:rPr>
         <w:t xml:space="preserve">[9] M Haklay and P Weber, OpenStreetMap: User-Generated Street Maps,</w:t>
       </w:r>
       <w:r>
-        <w:t xml:space="preserve"> </w:t>
-      </w:r>
-      <w:r>
-        <w:rPr>
+        <w:rPr>
+          <w:rFonts w:ascii="Times New Roman" w:hAnsi="Times New Roman"/>
+          <w:sz w:val="20"/>
+        </w:rPr>
+        <w:t xml:space="preserve"> </w:t>
+      </w:r>
+      <w:r>
+        <w:rPr>
+          <w:rFonts w:ascii="Times New Roman" w:hAnsi="Times New Roman"/>
           <w:i/>
           <w:iCs/>
+          <w:sz w:val="20"/>
         </w:rPr>
         <w:t xml:space="preserve">IEEE Pervasive Computing</w:t>
       </w:r>
       <w:r>
+        <w:rPr>
+          <w:rFonts w:ascii="Times New Roman" w:hAnsi="Times New Roman"/>
+          <w:sz w:val="20"/>
+        </w:rPr>
         <w:t xml:space="preserve">,</w:t>
       </w:r>
       <w:r>
-        <w:t xml:space="preserve"> </w:t>
-      </w:r>
-      <w:r>
-        <w:rPr>
+        <w:rPr>
+          <w:rFonts w:ascii="Times New Roman" w:hAnsi="Times New Roman"/>
+          <w:sz w:val="20"/>
+        </w:rPr>
+        <w:t xml:space="preserve"> </w:t>
+      </w:r>
+      <w:r>
+        <w:rPr>
+          <w:rFonts w:ascii="Times New Roman" w:hAnsi="Times New Roman"/>
           <w:b/>
           <w:bCs/>
+          <w:sz w:val="20"/>
         </w:rPr>
         <w:t xml:space="preserve">2008</w:t>
       </w:r>
       <w:r>
+        <w:rPr>
+          <w:rFonts w:ascii="Times New Roman" w:hAnsi="Times New Roman"/>
+          <w:sz w:val="20"/>
+        </w:rPr>
         <w:t xml:space="preserve">, 7(4), 12–18.</w:t>
       </w:r>
     </w:p>
     <w:p>
       <w:pPr>
         <w:pStyle w:val="BodyText"/>
-      </w:pPr>
-      <w:r>
+        <w:spacing w:before="0" w:after="0" w:line="240" w:lineRule="auto"/>
+        <w:jc w:val="both"/>
+      </w:pPr>
+      <w:r>
+        <w:rPr>
+          <w:rFonts w:ascii="Times New Roman" w:hAnsi="Times New Roman"/>
+          <w:sz w:val="20"/>
+        </w:rPr>
         <w:t xml:space="preserve">[10] ST Iqbal, SMS Kaiser, N Hoque, and MZ Islam, Smart women safety application using machine learning and IoT,</w:t>
       </w:r>
       <w:r>
-        <w:t xml:space="preserve"> </w:t>
-      </w:r>
-      <w:r>
-        <w:rPr>
+        <w:rPr>
+          <w:rFonts w:ascii="Times New Roman" w:hAnsi="Times New Roman"/>
+          <w:sz w:val="20"/>
+        </w:rPr>
+        <w:t xml:space="preserve"> </w:t>
+      </w:r>
+      <w:r>
+        <w:rPr>
+          <w:rFonts w:ascii="Times New Roman" w:hAnsi="Times New Roman"/>
           <w:i/>
           <w:iCs/>
+          <w:sz w:val="20"/>
         </w:rPr>
         <w:t xml:space="preserve">Journal of Ambient Intelligence and Humanized Computing</w:t>
       </w:r>
       <w:r>
+        <w:rPr>
+          <w:rFonts w:ascii="Times New Roman" w:hAnsi="Times New Roman"/>
+          <w:sz w:val="20"/>
+        </w:rPr>
         <w:t xml:space="preserve">,</w:t>
       </w:r>
       <w:r>
-        <w:t xml:space="preserve"> </w:t>
-      </w:r>
-      <w:r>
-        <w:rPr>
+        <w:rPr>
+          <w:rFonts w:ascii="Times New Roman" w:hAnsi="Times New Roman"/>
+          <w:sz w:val="20"/>
+        </w:rPr>
+        <w:t xml:space="preserve"> </w:t>
+      </w:r>
+      <w:r>
+        <w:rPr>
+          <w:rFonts w:ascii="Times New Roman" w:hAnsi="Times New Roman"/>
           <w:b/>
           <w:bCs/>
+          <w:sz w:val="20"/>
         </w:rPr>
         <w:t xml:space="preserve">2023</w:t>
       </w:r>
       <w:r>
+        <w:rPr>
+          <w:rFonts w:ascii="Times New Roman" w:hAnsi="Times New Roman"/>
+          <w:sz w:val="20"/>
+        </w:rPr>
         <w:t xml:space="preserve">, 14, 7729–7745.</w:t>
       </w:r>
     </w:p>
     <w:p>
-      <w:r>
+      <w:pPr>
+        <w:spacing w:before="0" w:after="0" w:line="240" w:lineRule="auto"/>
+        <w:jc w:val="both"/>
+      </w:pPr>
+      <w:r>
+        <w:rPr>
+          <w:rFonts w:ascii="Times New Roman" w:hAnsi="Times New Roman"/>
+          <w:sz w:val="20"/>
+        </w:rPr>
         <w:pict>
           <v:rect style="width:0;height:1.5pt" o:hralign="center" o:hrstd="t" o:hr="t"/>
         </w:pict>
@@ -4656,11 +7163,15 @@
     <w:p>
       <w:pPr>
         <w:pStyle w:val="FirstParagraph"/>
-      </w:pPr>
-      <w:r>
-        <w:rPr>
+        <w:spacing w:before="0" w:after="0" w:line="240" w:lineRule="auto"/>
+        <w:jc w:val="both"/>
+      </w:pPr>
+      <w:r>
+        <w:rPr>
+          <w:rFonts w:ascii="Times New Roman" w:hAnsi="Times New Roman"/>
           <w:i/>
           <w:iCs/>
+          <w:sz w:val="20"/>
         </w:rPr>
         <w:t xml:space="preserve">Submitted for peer review at ISET-2026, 3rd International Conference on Innovation in Science, Engineering &amp; Technology, Geetanjali Institute of Technical Studies (GITS), Udaipur, 23–24 October 2026.</w:t>
       </w:r>

--- a/docs/ISET2026_ShadowPath_Paper_JSAER_Final.docx
+++ b/docs/ISET2026_ShadowPath_Paper_JSAER_Final.docx
@@ -552,7 +552,7 @@
       <w:pPr>
         <w:pStyle w:val="Heading1"/>
         <w:spacing w:before="0" w:after="0" w:line="240" w:lineRule="auto"/>
-        <w:jc w:val="both"/>
+        <w:jc w:val="center"/>
       </w:pPr>
       <w:r>
         <w:rPr>
@@ -566,7 +566,7 @@
     <w:p>
       <w:pPr>
         <w:spacing w:before="0" w:after="0" w:line="240" w:lineRule="auto"/>
-        <w:jc w:val="both"/>
+        <w:jc w:val="left"/>
       </w:pPr>
       <w:r>
         <w:rPr>
@@ -582,7 +582,7 @@
       <w:pPr>
         <w:pStyle w:val="FirstParagraph"/>
         <w:spacing w:before="0" w:after="0" w:line="240" w:lineRule="auto"/>
-        <w:jc w:val="both"/>
+        <w:jc w:val="left"/>
       </w:pPr>
       <w:r>
         <w:rPr>
@@ -598,12 +598,11 @@
       <w:pPr>
         <w:pStyle w:val="BodyText"/>
         <w:spacing w:before="0" w:after="0" w:line="240" w:lineRule="auto"/>
-        <w:jc w:val="both"/>
-      </w:pPr>
-      <w:r>
-        <w:rPr>
-          <w:rFonts w:ascii="Times New Roman" w:hAnsi="Times New Roman"/>
-          <w:b w:val="0"/>
+        <w:jc w:val="left"/>
+      </w:pPr>
+      <w:r>
+        <w:rPr>
+          <w:rFonts w:ascii="Times New Roman" w:hAnsi="Times New Roman"/>
           <w:sz w:val="22"/>
         </w:rPr>
         <w:t xml:space="preserve">¹˒²</w:t>
@@ -611,7 +610,6 @@
       <w:r>
         <w:rPr>
           <w:rFonts w:ascii="Times New Roman" w:hAnsi="Times New Roman"/>
-          <w:b w:val="0"/>
           <w:sz w:val="22"/>
         </w:rPr>
         <w:t xml:space="preserve"> </w:t>
@@ -619,8 +617,6 @@
       <w:r>
         <w:rPr>
           <w:rFonts w:ascii="Times New Roman" w:hAnsi="Times New Roman"/>
-          <w:b w:val="0"/>
-          <w:i/>
           <w:iCs/>
           <w:sz w:val="22"/>
         </w:rPr>
@@ -629,7 +625,6 @@
       <w:r>
         <w:rPr>
           <w:rFonts w:ascii="Times New Roman" w:hAnsi="Times New Roman"/>
-          <w:b w:val="0"/>
           <w:sz w:val="22"/>
         </w:rPr>
         <w:br/>
@@ -637,8 +632,6 @@
       <w:r>
         <w:rPr>
           <w:rFonts w:ascii="Times New Roman" w:hAnsi="Times New Roman"/>
-          <w:b w:val="0"/>
-          <w:i/>
           <w:iCs/>
           <w:sz w:val="22"/>
         </w:rPr>
@@ -647,7 +640,6 @@
       <w:r>
         <w:rPr>
           <w:rFonts w:ascii="Times New Roman" w:hAnsi="Times New Roman"/>
-          <w:b w:val="0"/>
           <w:sz w:val="22"/>
         </w:rPr>
         <w:br/>
@@ -655,8 +647,6 @@
       <w:r>
         <w:rPr>
           <w:rFonts w:ascii="Times New Roman" w:hAnsi="Times New Roman"/>
-          <w:b w:val="0"/>
-          <w:i/>
           <w:iCs/>
           <w:sz w:val="22"/>
         </w:rPr>
@@ -665,7 +655,6 @@
       <w:r>
         <w:rPr>
           <w:rFonts w:ascii="Times New Roman" w:hAnsi="Times New Roman"/>
-          <w:b w:val="0"/>
           <w:sz w:val="22"/>
         </w:rPr>
         <w:br/>
@@ -673,7 +662,6 @@
       <w:r>
         <w:rPr>
           <w:rFonts w:ascii="Times New Roman" w:hAnsi="Times New Roman"/>
-          <w:b w:val="0"/>
           <w:sz w:val="22"/>
         </w:rPr>
         <w:t xml:space="preserve">malapati.cvv241195@cvv.ac.in (corresponding author)</w:t>
@@ -682,7 +670,7 @@
     <w:p>
       <w:pPr>
         <w:spacing w:before="0" w:after="0" w:line="240" w:lineRule="auto"/>
-        <w:jc w:val="both"/>
+        <w:jc w:val="left"/>
       </w:pPr>
       <w:r>
         <w:rPr>
@@ -698,13 +686,11 @@
       <w:pPr>
         <w:pStyle w:val="BlockText"/>
         <w:spacing w:before="0" w:after="0" w:line="240" w:lineRule="auto"/>
-        <w:jc w:val="both"/>
-      </w:pPr>
-      <w:r>
-        <w:rPr>
-          <w:rFonts w:ascii="Times New Roman" w:hAnsi="Times New Roman"/>
-          <w:b w:val="0"/>
-          <w:i/>
+        <w:jc w:val="left"/>
+      </w:pPr>
+      <w:r>
+        <w:rPr>
+          <w:rFonts w:ascii="Times New Roman" w:hAnsi="Times New Roman"/>
           <w:iCs/>
           <w:sz w:val="22"/>
         </w:rPr>
@@ -713,7 +699,6 @@
       <w:r>
         <w:rPr>
           <w:rFonts w:ascii="Times New Roman" w:hAnsi="Times New Roman"/>
-          <w:b w:val="0"/>
           <w:sz w:val="22"/>
         </w:rPr>
         <w:br/>
@@ -721,8 +706,6 @@
       <w:r>
         <w:rPr>
           <w:rFonts w:ascii="Times New Roman" w:hAnsi="Times New Roman"/>
-          <w:b w:val="0"/>
-          <w:i/>
           <w:iCs/>
           <w:sz w:val="22"/>
         </w:rPr>
@@ -731,7 +714,6 @@
       <w:r>
         <w:rPr>
           <w:rFonts w:ascii="Times New Roman" w:hAnsi="Times New Roman"/>
-          <w:b w:val="0"/>
           <w:sz w:val="22"/>
         </w:rPr>
         <w:br/>
@@ -739,8 +721,6 @@
       <w:r>
         <w:rPr>
           <w:rFonts w:ascii="Times New Roman" w:hAnsi="Times New Roman"/>
-          <w:b w:val="0"/>
-          <w:i/>
           <w:iCs/>
           <w:sz w:val="22"/>
         </w:rPr>
@@ -750,7 +730,7 @@
     <w:p>
       <w:pPr>
         <w:spacing w:before="0" w:after="0" w:line="240" w:lineRule="auto"/>
-        <w:jc w:val="both"/>
+        <w:jc w:val="left"/>
       </w:pPr>
       <w:r>
         <w:rPr>
@@ -767,7 +747,7 @@
       <w:pPr>
         <w:pStyle w:val="Heading2"/>
         <w:spacing w:before="0" w:after="0" w:line="240" w:lineRule="auto"/>
-        <w:jc w:val="both"/>
+        <w:jc w:val="left"/>
       </w:pPr>
       <w:r>
         <w:rPr>
@@ -781,7 +761,7 @@
       <w:pPr>
         <w:pStyle w:val="FirstParagraph"/>
         <w:spacing w:before="0" w:after="0" w:line="240" w:lineRule="auto"/>
-        <w:jc w:val="both"/>
+        <w:jc w:val="left"/>
       </w:pPr>
       <w:r>
         <w:rPr>
@@ -800,7 +780,6 @@
       <w:r>
         <w:rPr>
           <w:rFonts w:ascii="Times New Roman" w:hAnsi="Times New Roman"/>
-          <w:b/>
           <w:bCs/>
           <w:sz w:val="20"/>
         </w:rPr>
@@ -846,12 +825,11 @@
       <w:pPr>
         <w:pStyle w:val="BodyText"/>
         <w:spacing w:before="0" w:after="0" w:line="240" w:lineRule="auto"/>
-        <w:jc w:val="both"/>
-      </w:pPr>
-      <w:r>
-        <w:rPr>
-          <w:rFonts w:ascii="Times New Roman" w:hAnsi="Times New Roman"/>
-          <w:b/>
+        <w:jc w:val="left"/>
+      </w:pPr>
+      <w:r>
+        <w:rPr>
+          <w:rFonts w:ascii="Times New Roman" w:hAnsi="Times New Roman"/>
           <w:bCs/>
           <w:sz w:val="20"/>
         </w:rPr>
@@ -875,7 +853,7 @@
     <w:p>
       <w:pPr>
         <w:spacing w:before="0" w:after="0" w:line="240" w:lineRule="auto"/>
-        <w:jc w:val="both"/>
+        <w:jc w:val="left"/>
       </w:pPr>
       <w:r>
         <w:rPr>
@@ -893,7 +871,7 @@
       <w:pPr>
         <w:pStyle w:val="Heading2"/>
         <w:spacing w:before="0" w:after="0" w:line="240" w:lineRule="auto"/>
-        <w:jc w:val="both"/>
+        <w:jc w:val="left"/>
       </w:pPr>
       <w:r>
         <w:rPr>
@@ -908,7 +886,7 @@
       <w:pPr>
         <w:pStyle w:val="FirstParagraph"/>
         <w:spacing w:before="0" w:after="0" w:line="240" w:lineRule="auto"/>
-        <w:jc w:val="both"/>
+        <w:jc w:val="left"/>
       </w:pPr>
       <w:r>
         <w:rPr>
@@ -922,7 +900,7 @@
       <w:pPr>
         <w:pStyle w:val="BodyText"/>
         <w:spacing w:before="0" w:after="0" w:line="240" w:lineRule="auto"/>
-        <w:jc w:val="both"/>
+        <w:jc w:val="left"/>
       </w:pPr>
       <w:r>
         <w:rPr>
@@ -936,12 +914,11 @@
       <w:pPr>
         <w:pStyle w:val="BodyText"/>
         <w:spacing w:before="0" w:after="0" w:line="240" w:lineRule="auto"/>
-        <w:jc w:val="both"/>
-      </w:pPr>
-      <w:r>
-        <w:rPr>
-          <w:rFonts w:ascii="Times New Roman" w:hAnsi="Times New Roman"/>
-          <w:b/>
+        <w:jc w:val="left"/>
+      </w:pPr>
+      <w:r>
+        <w:rPr>
+          <w:rFonts w:ascii="Times New Roman" w:hAnsi="Times New Roman"/>
           <w:bCs/>
           <w:sz w:val="20"/>
         </w:rPr>
@@ -966,7 +943,7 @@
       <w:pPr>
         <w:pStyle w:val="BodyText"/>
         <w:spacing w:before="0" w:after="0" w:line="240" w:lineRule="auto"/>
-        <w:jc w:val="both"/>
+        <w:jc w:val="left"/>
       </w:pPr>
       <w:r>
         <w:rPr>
@@ -980,7 +957,7 @@
       <w:pPr>
         <w:pStyle w:val="BodyText"/>
         <w:spacing w:before="0" w:after="0" w:line="240" w:lineRule="auto"/>
-        <w:jc w:val="both"/>
+        <w:jc w:val="left"/>
       </w:pPr>
       <w:r>
         <w:rPr>
@@ -993,7 +970,7 @@
     <w:p>
       <w:pPr>
         <w:spacing w:before="0" w:after="0" w:line="240" w:lineRule="auto"/>
-        <w:jc w:val="both"/>
+        <w:jc w:val="left"/>
       </w:pPr>
       <w:r>
         <w:rPr>
@@ -1011,7 +988,7 @@
       <w:pPr>
         <w:pStyle w:val="Heading2"/>
         <w:spacing w:before="0" w:after="0" w:line="240" w:lineRule="auto"/>
-        <w:jc w:val="both"/>
+        <w:jc w:val="left"/>
       </w:pPr>
       <w:r>
         <w:rPr>
@@ -1026,7 +1003,7 @@
       <w:pPr>
         <w:pStyle w:val="FirstParagraph"/>
         <w:spacing w:before="0" w:after="0" w:line="240" w:lineRule="auto"/>
-        <w:jc w:val="both"/>
+        <w:jc w:val="left"/>
       </w:pPr>
       <w:r>
         <w:rPr>
@@ -1045,7 +1022,6 @@
       <w:r>
         <w:rPr>
           <w:rFonts w:ascii="Times New Roman" w:hAnsi="Times New Roman"/>
-          <w:i/>
           <w:iCs/>
           <w:sz w:val="20"/>
         </w:rPr>
@@ -1075,7 +1051,6 @@
       <w:r>
         <w:rPr>
           <w:rFonts w:ascii="Times New Roman" w:hAnsi="Times New Roman"/>
-          <w:i/>
           <w:iCs/>
           <w:sz w:val="20"/>
         </w:rPr>
@@ -1086,7 +1061,7 @@
       <w:pPr>
         <w:pStyle w:val="BodyText"/>
         <w:spacing w:before="0" w:after="0" w:line="240" w:lineRule="auto"/>
-        <w:jc w:val="both"/>
+        <w:jc w:val="left"/>
       </w:pPr>
       <w:r>
         <w:rPr>
@@ -1100,7 +1075,7 @@
       <w:pPr>
         <w:pStyle w:val="BodyText"/>
         <w:spacing w:before="0" w:after="0" w:line="240" w:lineRule="auto"/>
-        <w:jc w:val="both"/>
+        <w:jc w:val="left"/>
       </w:pPr>
       <w:r>
         <w:rPr>
@@ -1114,7 +1089,7 @@
       <w:pPr>
         <w:pStyle w:val="BodyText"/>
         <w:spacing w:before="0" w:after="0" w:line="240" w:lineRule="auto"/>
-        <w:jc w:val="both"/>
+        <w:jc w:val="left"/>
       </w:pPr>
       <w:r>
         <w:rPr>
@@ -1133,7 +1108,6 @@
       <w:r>
         <w:rPr>
           <w:rFonts w:ascii="Times New Roman" w:hAnsi="Times New Roman"/>
-          <w:i/>
           <w:iCs/>
           <w:sz w:val="20"/>
         </w:rPr>
@@ -1143,7 +1117,7 @@
     <w:p>
       <w:pPr>
         <w:spacing w:before="0" w:after="0" w:line="240" w:lineRule="auto"/>
-        <w:jc w:val="both"/>
+        <w:jc w:val="left"/>
       </w:pPr>
       <w:r>
         <w:rPr>
@@ -1161,7 +1135,7 @@
       <w:pPr>
         <w:pStyle w:val="Heading2"/>
         <w:spacing w:before="0" w:after="0" w:line="240" w:lineRule="auto"/>
-        <w:jc w:val="both"/>
+        <w:jc w:val="left"/>
       </w:pPr>
       <w:r>
         <w:rPr>
@@ -1176,7 +1150,7 @@
       <w:pPr>
         <w:pStyle w:val="FirstParagraph"/>
         <w:spacing w:before="0" w:after="0" w:line="240" w:lineRule="auto"/>
-        <w:jc w:val="both"/>
+        <w:jc w:val="left"/>
       </w:pPr>
       <w:r>
         <w:rPr>
@@ -1194,7 +1168,7 @@
           <w:numId w:val="1001"/>
         </w:numPr>
         <w:spacing w:before="0" w:after="0" w:line="240" w:lineRule="auto"/>
-        <w:jc w:val="both"/>
+        <w:jc w:val="left"/>
       </w:pPr>
       <w:r>
         <w:rPr>
@@ -1212,7 +1186,7 @@
           <w:numId w:val="1001"/>
         </w:numPr>
         <w:spacing w:before="0" w:after="0" w:line="240" w:lineRule="auto"/>
-        <w:jc w:val="both"/>
+        <w:jc w:val="left"/>
       </w:pPr>
       <w:r>
         <w:rPr>
@@ -1230,7 +1204,7 @@
           <w:numId w:val="1001"/>
         </w:numPr>
         <w:spacing w:before="0" w:after="0" w:line="240" w:lineRule="auto"/>
-        <w:jc w:val="both"/>
+        <w:jc w:val="left"/>
       </w:pPr>
       <w:r>
         <w:rPr>
@@ -1248,7 +1222,7 @@
           <w:numId w:val="1001"/>
         </w:numPr>
         <w:spacing w:before="0" w:after="0" w:line="240" w:lineRule="auto"/>
-        <w:jc w:val="both"/>
+        <w:jc w:val="left"/>
       </w:pPr>
       <w:r>
         <w:rPr>
@@ -1266,7 +1240,7 @@
           <w:numId w:val="1001"/>
         </w:numPr>
         <w:spacing w:before="0" w:after="0" w:line="240" w:lineRule="auto"/>
-        <w:jc w:val="both"/>
+        <w:jc w:val="left"/>
       </w:pPr>
       <w:r>
         <w:rPr>
@@ -1284,7 +1258,7 @@
           <w:numId w:val="1001"/>
         </w:numPr>
         <w:spacing w:before="0" w:after="0" w:line="240" w:lineRule="auto"/>
-        <w:jc w:val="both"/>
+        <w:jc w:val="left"/>
       </w:pPr>
       <w:r>
         <w:rPr>
@@ -1302,7 +1276,7 @@
           <w:numId w:val="1001"/>
         </w:numPr>
         <w:spacing w:before="0" w:after="0" w:line="240" w:lineRule="auto"/>
-        <w:jc w:val="both"/>
+        <w:jc w:val="left"/>
       </w:pPr>
       <w:r>
         <w:rPr>
@@ -1315,7 +1289,7 @@
     <w:p>
       <w:pPr>
         <w:spacing w:before="0" w:after="0" w:line="240" w:lineRule="auto"/>
-        <w:jc w:val="both"/>
+        <w:jc w:val="left"/>
       </w:pPr>
       <w:r>
         <w:rPr>
@@ -1333,7 +1307,7 @@
       <w:pPr>
         <w:pStyle w:val="Heading2"/>
         <w:spacing w:before="0" w:after="0" w:line="240" w:lineRule="auto"/>
-        <w:jc w:val="both"/>
+        <w:jc w:val="left"/>
       </w:pPr>
       <w:r>
         <w:rPr>
@@ -1349,7 +1323,7 @@
       <w:pPr>
         <w:pStyle w:val="Heading3"/>
         <w:spacing w:before="0" w:after="0" w:line="240" w:lineRule="auto"/>
-        <w:jc w:val="both"/>
+        <w:jc w:val="left"/>
       </w:pPr>
       <w:r>
         <w:rPr>
@@ -1364,7 +1338,7 @@
       <w:pPr>
         <w:pStyle w:val="FirstParagraph"/>
         <w:spacing w:before="0" w:after="0" w:line="240" w:lineRule="auto"/>
-        <w:jc w:val="both"/>
+        <w:jc w:val="left"/>
       </w:pPr>
       <w:r>
         <w:rPr>
@@ -1581,7 +1555,7 @@
       <w:pPr>
         <w:pStyle w:val="BodyText"/>
         <w:spacing w:before="0" w:after="0" w:line="240" w:lineRule="auto"/>
-        <w:jc w:val="both"/>
+        <w:jc w:val="left"/>
       </w:pPr>
       <w:r>
         <w:rPr>
@@ -1597,7 +1571,7 @@
       <w:pPr>
         <w:pStyle w:val="Heading3"/>
         <w:spacing w:before="0" w:after="0" w:line="240" w:lineRule="auto"/>
-        <w:jc w:val="both"/>
+        <w:jc w:val="left"/>
       </w:pPr>
       <w:r>
         <w:rPr>
@@ -1612,7 +1586,7 @@
       <w:pPr>
         <w:pStyle w:val="FirstParagraph"/>
         <w:spacing w:before="0" w:after="0" w:line="240" w:lineRule="auto"/>
-        <w:jc w:val="both"/>
+        <w:jc w:val="left"/>
       </w:pPr>
       <w:r>
         <w:rPr>
@@ -1626,7 +1600,7 @@
       <w:pPr>
         <w:pStyle w:val="BodyText"/>
         <w:spacing w:before="0" w:after="0" w:line="240" w:lineRule="auto"/>
-        <w:jc w:val="both"/>
+        <w:jc w:val="left"/>
       </w:pPr>
       <w:r>
         <w:rPr>
@@ -1642,7 +1616,7 @@
       <w:pPr>
         <w:pStyle w:val="Heading3"/>
         <w:spacing w:before="0" w:after="0" w:line="240" w:lineRule="auto"/>
-        <w:jc w:val="both"/>
+        <w:jc w:val="left"/>
       </w:pPr>
       <w:r>
         <w:rPr>
@@ -1657,7 +1631,7 @@
       <w:pPr>
         <w:pStyle w:val="FirstParagraph"/>
         <w:spacing w:before="0" w:after="0" w:line="240" w:lineRule="auto"/>
-        <w:jc w:val="both"/>
+        <w:jc w:val="left"/>
       </w:pPr>
       <w:r>
         <w:rPr>
@@ -1673,7 +1647,7 @@
       <w:pPr>
         <w:pStyle w:val="Heading3"/>
         <w:spacing w:before="0" w:after="0" w:line="240" w:lineRule="auto"/>
-        <w:jc w:val="both"/>
+        <w:jc w:val="left"/>
       </w:pPr>
       <w:r>
         <w:rPr>
@@ -1688,7 +1662,7 @@
       <w:pPr>
         <w:pStyle w:val="FirstParagraph"/>
         <w:spacing w:before="0" w:after="0" w:line="240" w:lineRule="auto"/>
-        <w:jc w:val="both"/>
+        <w:jc w:val="left"/>
       </w:pPr>
       <w:r>
         <w:rPr>
@@ -1701,7 +1675,7 @@
     <w:p>
       <w:pPr>
         <w:spacing w:before="0" w:after="0" w:line="240" w:lineRule="auto"/>
-        <w:jc w:val="both"/>
+        <w:jc w:val="left"/>
       </w:pPr>
       <w:r>
         <w:rPr>
@@ -1720,7 +1694,7 @@
       <w:pPr>
         <w:pStyle w:val="Heading2"/>
         <w:spacing w:before="0" w:after="0" w:line="240" w:lineRule="auto"/>
-        <w:jc w:val="both"/>
+        <w:jc w:val="left"/>
       </w:pPr>
       <w:r>
         <w:rPr>
@@ -1735,7 +1709,7 @@
       <w:pPr>
         <w:pStyle w:val="FirstParagraph"/>
         <w:spacing w:before="0" w:after="0" w:line="240" w:lineRule="auto"/>
-        <w:jc w:val="both"/>
+        <w:jc w:val="left"/>
       </w:pPr>
       <w:r>
         <w:rPr>
@@ -1749,7 +1723,7 @@
       <w:pPr>
         <w:pStyle w:val="BodyText"/>
         <w:spacing w:before="0" w:after="0" w:line="240" w:lineRule="auto"/>
-        <w:jc w:val="both"/>
+        <w:jc w:val="left"/>
       </w:pPr>
       <w:r>
         <w:rPr>
@@ -1768,7 +1742,6 @@
       <w:r>
         <w:rPr>
           <w:rFonts w:ascii="Times New Roman" w:hAnsi="Times New Roman"/>
-          <w:i/>
           <w:iCs/>
           <w:sz w:val="20"/>
         </w:rPr>
@@ -1784,7 +1757,6 @@
       <w:r>
         <w:rPr>
           <w:rFonts w:ascii="Times New Roman" w:hAnsi="Times New Roman"/>
-          <w:i/>
           <w:iCs/>
           <w:sz w:val="20"/>
         </w:rPr>
@@ -1814,7 +1786,6 @@
       <w:r>
         <w:rPr>
           <w:rFonts w:ascii="Times New Roman" w:hAnsi="Times New Roman"/>
-          <w:i/>
           <w:iCs/>
           <w:sz w:val="20"/>
         </w:rPr>
@@ -1838,7 +1809,7 @@
     <w:p>
       <w:pPr>
         <w:spacing w:before="0" w:after="0" w:line="240" w:lineRule="auto"/>
-        <w:jc w:val="both"/>
+        <w:jc w:val="left"/>
       </w:pPr>
       <w:r>
         <w:rPr>
@@ -1856,7 +1827,7 @@
       <w:pPr>
         <w:pStyle w:val="Heading2"/>
         <w:spacing w:before="0" w:after="0" w:line="240" w:lineRule="auto"/>
-        <w:jc w:val="both"/>
+        <w:jc w:val="left"/>
       </w:pPr>
       <w:r>
         <w:rPr>
@@ -1871,7 +1842,7 @@
       <w:pPr>
         <w:pStyle w:val="FirstParagraph"/>
         <w:spacing w:before="0" w:after="0" w:line="240" w:lineRule="auto"/>
-        <w:jc w:val="both"/>
+        <w:jc w:val="left"/>
       </w:pPr>
       <w:r>
         <w:rPr>
@@ -1885,7 +1856,7 @@
       <w:pPr>
         <w:pStyle w:val="SourceCode"/>
         <w:spacing w:before="0" w:after="0" w:line="240" w:lineRule="auto"/>
-        <w:jc w:val="both"/>
+        <w:jc w:val="left"/>
       </w:pPr>
       <w:r>
         <w:rPr>
@@ -2275,12 +2246,11 @@
       <w:pPr>
         <w:pStyle w:val="FirstParagraph"/>
         <w:spacing w:before="0" w:after="0" w:line="240" w:lineRule="auto"/>
-        <w:jc w:val="both"/>
-      </w:pPr>
-      <w:r>
-        <w:rPr>
-          <w:rFonts w:ascii="Times New Roman" w:hAnsi="Times New Roman"/>
-          <w:b/>
+        <w:jc w:val="left"/>
+      </w:pPr>
+      <w:r>
+        <w:rPr>
+          <w:rFonts w:ascii="Times New Roman" w:hAnsi="Times New Roman"/>
           <w:bCs/>
           <w:sz w:val="20"/>
         </w:rPr>
@@ -2305,12 +2275,11 @@
       <w:pPr>
         <w:pStyle w:val="BodyText"/>
         <w:spacing w:before="0" w:after="0" w:line="240" w:lineRule="auto"/>
-        <w:jc w:val="both"/>
-      </w:pPr>
-      <w:r>
-        <w:rPr>
-          <w:rFonts w:ascii="Times New Roman" w:hAnsi="Times New Roman"/>
-          <w:b/>
+        <w:jc w:val="left"/>
+      </w:pPr>
+      <w:r>
+        <w:rPr>
+          <w:rFonts w:ascii="Times New Roman" w:hAnsi="Times New Roman"/>
           <w:bCs/>
           <w:sz w:val="20"/>
         </w:rPr>
@@ -2356,12 +2325,11 @@
       <w:pPr>
         <w:pStyle w:val="BodyText"/>
         <w:spacing w:before="0" w:after="0" w:line="240" w:lineRule="auto"/>
-        <w:jc w:val="both"/>
-      </w:pPr>
-      <w:r>
-        <w:rPr>
-          <w:rFonts w:ascii="Times New Roman" w:hAnsi="Times New Roman"/>
-          <w:b/>
+        <w:jc w:val="left"/>
+      </w:pPr>
+      <w:r>
+        <w:rPr>
+          <w:rFonts w:ascii="Times New Roman" w:hAnsi="Times New Roman"/>
           <w:bCs/>
           <w:sz w:val="20"/>
         </w:rPr>
@@ -2386,12 +2354,11 @@
       <w:pPr>
         <w:pStyle w:val="BodyText"/>
         <w:spacing w:before="0" w:after="0" w:line="240" w:lineRule="auto"/>
-        <w:jc w:val="both"/>
-      </w:pPr>
-      <w:r>
-        <w:rPr>
-          <w:rFonts w:ascii="Times New Roman" w:hAnsi="Times New Roman"/>
-          <w:b/>
+        <w:jc w:val="left"/>
+      </w:pPr>
+      <w:r>
+        <w:rPr>
+          <w:rFonts w:ascii="Times New Roman" w:hAnsi="Times New Roman"/>
           <w:bCs/>
           <w:sz w:val="20"/>
         </w:rPr>
@@ -2416,12 +2383,11 @@
       <w:pPr>
         <w:pStyle w:val="BodyText"/>
         <w:spacing w:before="0" w:after="0" w:line="240" w:lineRule="auto"/>
-        <w:jc w:val="both"/>
-      </w:pPr>
-      <w:r>
-        <w:rPr>
-          <w:rFonts w:ascii="Times New Roman" w:hAnsi="Times New Roman"/>
-          <w:b/>
+        <w:jc w:val="left"/>
+      </w:pPr>
+      <w:r>
+        <w:rPr>
+          <w:rFonts w:ascii="Times New Roman" w:hAnsi="Times New Roman"/>
           <w:bCs/>
           <w:sz w:val="20"/>
         </w:rPr>
@@ -2446,12 +2412,11 @@
       <w:pPr>
         <w:pStyle w:val="BodyText"/>
         <w:spacing w:before="0" w:after="0" w:line="240" w:lineRule="auto"/>
-        <w:jc w:val="both"/>
-      </w:pPr>
-      <w:r>
-        <w:rPr>
-          <w:rFonts w:ascii="Times New Roman" w:hAnsi="Times New Roman"/>
-          <w:b/>
+        <w:jc w:val="left"/>
+      </w:pPr>
+      <w:r>
+        <w:rPr>
+          <w:rFonts w:ascii="Times New Roman" w:hAnsi="Times New Roman"/>
           <w:bCs/>
           <w:sz w:val="20"/>
         </w:rPr>
@@ -2475,7 +2440,7 @@
     <w:p>
       <w:pPr>
         <w:spacing w:before="0" w:after="0" w:line="240" w:lineRule="auto"/>
-        <w:jc w:val="both"/>
+        <w:jc w:val="left"/>
       </w:pPr>
       <w:r>
         <w:rPr>
@@ -2493,7 +2458,7 @@
       <w:pPr>
         <w:pStyle w:val="Heading2"/>
         <w:spacing w:before="0" w:after="0" w:line="240" w:lineRule="auto"/>
-        <w:jc w:val="both"/>
+        <w:jc w:val="left"/>
       </w:pPr>
       <w:r>
         <w:rPr>
@@ -2508,7 +2473,7 @@
       <w:pPr>
         <w:pStyle w:val="FirstParagraph"/>
         <w:spacing w:before="0" w:after="0" w:line="240" w:lineRule="auto"/>
-        <w:jc w:val="both"/>
+        <w:jc w:val="left"/>
       </w:pPr>
       <w:r>
         <w:rPr>
@@ -2522,12 +2487,11 @@
       <w:pPr>
         <w:pStyle w:val="BodyText"/>
         <w:spacing w:before="0" w:after="0" w:line="240" w:lineRule="auto"/>
-        <w:jc w:val="both"/>
-      </w:pPr>
-      <w:r>
-        <w:rPr>
-          <w:rFonts w:ascii="Times New Roman" w:hAnsi="Times New Roman"/>
-          <w:b/>
+        <w:jc w:val="left"/>
+      </w:pPr>
+      <w:r>
+        <w:rPr>
+          <w:rFonts w:ascii="Times New Roman" w:hAnsi="Times New Roman"/>
           <w:bCs/>
           <w:sz w:val="20"/>
         </w:rPr>
@@ -2779,7 +2743,7 @@
       <w:pPr>
         <w:pStyle w:val="BodyText"/>
         <w:spacing w:before="0" w:after="0" w:line="240" w:lineRule="auto"/>
-        <w:jc w:val="both"/>
+        <w:jc w:val="left"/>
       </w:pPr>
       <w:r>
         <w:rPr>
@@ -2792,7 +2756,7 @@
     <w:p>
       <w:pPr>
         <w:spacing w:before="0" w:after="0" w:line="240" w:lineRule="auto"/>
-        <w:jc w:val="both"/>
+        <w:jc w:val="left"/>
       </w:pPr>
       <w:r>
         <w:rPr>
@@ -2810,7 +2774,7 @@
       <w:pPr>
         <w:pStyle w:val="Heading2"/>
         <w:spacing w:before="0" w:after="0" w:line="240" w:lineRule="auto"/>
-        <w:jc w:val="both"/>
+        <w:jc w:val="left"/>
       </w:pPr>
       <w:r>
         <w:rPr>
@@ -2825,7 +2789,7 @@
       <w:pPr>
         <w:pStyle w:val="FirstParagraph"/>
         <w:spacing w:before="0" w:after="0" w:line="240" w:lineRule="auto"/>
-        <w:jc w:val="both"/>
+        <w:jc w:val="left"/>
       </w:pPr>
       <w:r>
         <w:rPr>
@@ -2839,12 +2803,11 @@
       <w:pPr>
         <w:pStyle w:val="BodyText"/>
         <w:spacing w:before="0" w:after="0" w:line="240" w:lineRule="auto"/>
-        <w:jc w:val="both"/>
-      </w:pPr>
-      <w:r>
-        <w:rPr>
-          <w:rFonts w:ascii="Times New Roman" w:hAnsi="Times New Roman"/>
-          <w:b/>
+        <w:jc w:val="left"/>
+      </w:pPr>
+      <w:r>
+        <w:rPr>
+          <w:rFonts w:ascii="Times New Roman" w:hAnsi="Times New Roman"/>
           <w:bCs/>
           <w:sz w:val="20"/>
         </w:rPr>
@@ -2869,12 +2832,11 @@
       <w:pPr>
         <w:pStyle w:val="BodyText"/>
         <w:spacing w:before="0" w:after="0" w:line="240" w:lineRule="auto"/>
-        <w:jc w:val="both"/>
-      </w:pPr>
-      <w:r>
-        <w:rPr>
-          <w:rFonts w:ascii="Times New Roman" w:hAnsi="Times New Roman"/>
-          <w:b/>
+        <w:jc w:val="left"/>
+      </w:pPr>
+      <w:r>
+        <w:rPr>
+          <w:rFonts w:ascii="Times New Roman" w:hAnsi="Times New Roman"/>
           <w:bCs/>
           <w:sz w:val="20"/>
         </w:rPr>
@@ -2899,12 +2861,11 @@
       <w:pPr>
         <w:pStyle w:val="BodyText"/>
         <w:spacing w:before="0" w:after="0" w:line="240" w:lineRule="auto"/>
-        <w:jc w:val="both"/>
-      </w:pPr>
-      <w:r>
-        <w:rPr>
-          <w:rFonts w:ascii="Times New Roman" w:hAnsi="Times New Roman"/>
-          <w:b/>
+        <w:jc w:val="left"/>
+      </w:pPr>
+      <w:r>
+        <w:rPr>
+          <w:rFonts w:ascii="Times New Roman" w:hAnsi="Times New Roman"/>
           <w:bCs/>
           <w:sz w:val="20"/>
         </w:rPr>
@@ -2929,12 +2890,11 @@
       <w:pPr>
         <w:pStyle w:val="BodyText"/>
         <w:spacing w:before="0" w:after="0" w:line="240" w:lineRule="auto"/>
-        <w:jc w:val="both"/>
-      </w:pPr>
-      <w:r>
-        <w:rPr>
-          <w:rFonts w:ascii="Times New Roman" w:hAnsi="Times New Roman"/>
-          <w:b/>
+        <w:jc w:val="left"/>
+      </w:pPr>
+      <w:r>
+        <w:rPr>
+          <w:rFonts w:ascii="Times New Roman" w:hAnsi="Times New Roman"/>
           <w:bCs/>
           <w:sz w:val="20"/>
         </w:rPr>
@@ -2978,7 +2938,6 @@
       <w:r>
         <w:rPr>
           <w:rFonts w:ascii="Times New Roman" w:hAnsi="Times New Roman"/>
-          <w:b/>
           <w:bCs/>
           <w:sz w:val="20"/>
         </w:rPr>
@@ -3022,7 +2981,6 @@
       <w:r>
         <w:rPr>
           <w:rFonts w:ascii="Times New Roman" w:hAnsi="Times New Roman"/>
-          <w:b/>
           <w:bCs/>
           <w:sz w:val="20"/>
         </w:rPr>
@@ -3066,7 +3024,6 @@
       <w:r>
         <w:rPr>
           <w:rFonts w:ascii="Times New Roman" w:hAnsi="Times New Roman"/>
-          <w:b/>
           <w:bCs/>
           <w:sz w:val="20"/>
         </w:rPr>
@@ -3110,7 +3067,6 @@
       <w:r>
         <w:rPr>
           <w:rFonts w:ascii="Times New Roman" w:hAnsi="Times New Roman"/>
-          <w:b/>
           <w:bCs/>
           <w:sz w:val="20"/>
         </w:rPr>
@@ -3183,7 +3139,6 @@
       <w:r>
         <w:rPr>
           <w:rFonts w:ascii="Times New Roman" w:hAnsi="Times New Roman"/>
-          <w:b/>
           <w:bCs/>
           <w:sz w:val="20"/>
         </w:rPr>
@@ -3227,7 +3182,6 @@
       <w:r>
         <w:rPr>
           <w:rFonts w:ascii="Times New Roman" w:hAnsi="Times New Roman"/>
-          <w:b/>
           <w:bCs/>
           <w:sz w:val="20"/>
         </w:rPr>
@@ -3271,7 +3225,6 @@
       <w:r>
         <w:rPr>
           <w:rFonts w:ascii="Times New Roman" w:hAnsi="Times New Roman"/>
-          <w:b/>
           <w:bCs/>
           <w:sz w:val="20"/>
         </w:rPr>
@@ -3296,12 +3249,11 @@
       <w:pPr>
         <w:pStyle w:val="BodyText"/>
         <w:spacing w:before="0" w:after="0" w:line="240" w:lineRule="auto"/>
-        <w:jc w:val="both"/>
-      </w:pPr>
-      <w:r>
-        <w:rPr>
-          <w:rFonts w:ascii="Times New Roman" w:hAnsi="Times New Roman"/>
-          <w:b/>
+        <w:jc w:val="left"/>
+      </w:pPr>
+      <w:r>
+        <w:rPr>
+          <w:rFonts w:ascii="Times New Roman" w:hAnsi="Times New Roman"/>
           <w:bCs/>
           <w:sz w:val="20"/>
         </w:rPr>
@@ -3326,12 +3278,11 @@
       <w:pPr>
         <w:pStyle w:val="BodyText"/>
         <w:spacing w:before="0" w:after="0" w:line="240" w:lineRule="auto"/>
-        <w:jc w:val="both"/>
-      </w:pPr>
-      <w:r>
-        <w:rPr>
-          <w:rFonts w:ascii="Times New Roman" w:hAnsi="Times New Roman"/>
-          <w:b/>
+        <w:jc w:val="left"/>
+      </w:pPr>
+      <w:r>
+        <w:rPr>
+          <w:rFonts w:ascii="Times New Roman" w:hAnsi="Times New Roman"/>
           <w:bCs/>
           <w:sz w:val="20"/>
         </w:rPr>
@@ -3361,7 +3312,6 @@
       <w:r>
         <w:rPr>
           <w:rFonts w:ascii="Times New Roman" w:hAnsi="Times New Roman"/>
-          <w:i/>
           <w:iCs/>
           <w:sz w:val="20"/>
         </w:rPr>
@@ -3385,7 +3335,7 @@
     <w:p>
       <w:pPr>
         <w:spacing w:before="0" w:after="0" w:line="240" w:lineRule="auto"/>
-        <w:jc w:val="both"/>
+        <w:jc w:val="left"/>
       </w:pPr>
       <w:r>
         <w:rPr>
@@ -3403,7 +3353,7 @@
       <w:pPr>
         <w:pStyle w:val="Heading2"/>
         <w:spacing w:before="0" w:after="0" w:line="240" w:lineRule="auto"/>
-        <w:jc w:val="both"/>
+        <w:jc w:val="left"/>
       </w:pPr>
       <w:r>
         <w:rPr>
@@ -3419,7 +3369,7 @@
       <w:pPr>
         <w:pStyle w:val="Heading3"/>
         <w:spacing w:before="0" w:after="0" w:line="240" w:lineRule="auto"/>
-        <w:jc w:val="both"/>
+        <w:jc w:val="left"/>
       </w:pPr>
       <w:r>
         <w:rPr>
@@ -3434,7 +3384,7 @@
       <w:pPr>
         <w:pStyle w:val="FirstParagraph"/>
         <w:spacing w:before="0" w:after="0" w:line="240" w:lineRule="auto"/>
-        <w:jc w:val="both"/>
+        <w:jc w:val="left"/>
       </w:pPr>
       <w:r>
         <w:rPr>
@@ -3453,7 +3403,6 @@
       <w:r>
         <w:rPr>
           <w:rFonts w:ascii="Times New Roman" w:hAnsi="Times New Roman"/>
-          <w:i/>
           <w:iCs/>
           <w:sz w:val="20"/>
         </w:rPr>
@@ -3483,7 +3432,6 @@
       <w:r>
         <w:rPr>
           <w:rFonts w:ascii="Times New Roman" w:hAnsi="Times New Roman"/>
-          <w:i/>
           <w:iCs/>
           <w:sz w:val="20"/>
         </w:rPr>
@@ -3508,12 +3456,11 @@
       <w:pPr>
         <w:pStyle w:val="BodyText"/>
         <w:spacing w:before="0" w:after="0" w:line="240" w:lineRule="auto"/>
-        <w:jc w:val="both"/>
-      </w:pPr>
-      <w:r>
-        <w:rPr>
-          <w:rFonts w:ascii="Times New Roman" w:hAnsi="Times New Roman"/>
-          <w:b/>
+        <w:jc w:val="left"/>
+      </w:pPr>
+      <w:r>
+        <w:rPr>
+          <w:rFonts w:ascii="Times New Roman" w:hAnsi="Times New Roman"/>
           <w:bCs/>
           <w:sz w:val="20"/>
         </w:rPr>
@@ -3524,12 +3471,11 @@
       <w:pPr>
         <w:pStyle w:val="BlockText"/>
         <w:spacing w:before="0" w:after="0" w:line="240" w:lineRule="auto"/>
-        <w:jc w:val="both"/>
-      </w:pPr>
-      <w:r>
-        <w:rPr>
-          <w:rFonts w:ascii="Times New Roman" w:hAnsi="Times New Roman"/>
-          <w:i/>
+        <w:jc w:val="left"/>
+      </w:pPr>
+      <w:r>
+        <w:rPr>
+          <w:rFonts w:ascii="Times New Roman" w:hAnsi="Times New Roman"/>
           <w:iCs/>
           <w:sz w:val="20"/>
         </w:rPr>
@@ -3545,7 +3491,6 @@
       <w:r>
         <w:rPr>
           <w:rFonts w:ascii="Times New Roman" w:hAnsi="Times New Roman"/>
-          <w:i/>
           <w:iCs/>
           <w:sz w:val="20"/>
         </w:rPr>
@@ -3568,7 +3513,6 @@
       <w:r>
         <w:rPr>
           <w:rFonts w:ascii="Times New Roman" w:hAnsi="Times New Roman"/>
-          <w:i/>
           <w:iCs/>
           <w:sz w:val="20"/>
         </w:rPr>
@@ -3584,7 +3528,6 @@
       <w:r>
         <w:rPr>
           <w:rFonts w:ascii="Times New Roman" w:hAnsi="Times New Roman"/>
-          <w:i/>
           <w:iCs/>
           <w:sz w:val="20"/>
         </w:rPr>
@@ -3607,7 +3550,6 @@
       <w:r>
         <w:rPr>
           <w:rFonts w:ascii="Times New Roman" w:hAnsi="Times New Roman"/>
-          <w:i/>
           <w:iCs/>
           <w:sz w:val="20"/>
         </w:rPr>
@@ -3623,7 +3565,6 @@
       <w:r>
         <w:rPr>
           <w:rFonts w:ascii="Times New Roman" w:hAnsi="Times New Roman"/>
-          <w:i/>
           <w:iCs/>
           <w:sz w:val="20"/>
         </w:rPr>
@@ -3646,7 +3587,6 @@
       <w:r>
         <w:rPr>
           <w:rFonts w:ascii="Times New Roman" w:hAnsi="Times New Roman"/>
-          <w:i/>
           <w:iCs/>
           <w:sz w:val="20"/>
         </w:rPr>
@@ -3662,7 +3602,6 @@
       <w:r>
         <w:rPr>
           <w:rFonts w:ascii="Times New Roman" w:hAnsi="Times New Roman"/>
-          <w:i/>
           <w:iCs/>
           <w:sz w:val="20"/>
         </w:rPr>
@@ -3685,7 +3624,6 @@
       <w:r>
         <w:rPr>
           <w:rFonts w:ascii="Times New Roman" w:hAnsi="Times New Roman"/>
-          <w:i/>
           <w:iCs/>
           <w:sz w:val="20"/>
         </w:rPr>
@@ -3701,7 +3639,6 @@
       <w:r>
         <w:rPr>
           <w:rFonts w:ascii="Times New Roman" w:hAnsi="Times New Roman"/>
-          <w:i/>
           <w:iCs/>
           <w:sz w:val="20"/>
         </w:rPr>
@@ -3724,7 +3661,6 @@
       <w:r>
         <w:rPr>
           <w:rFonts w:ascii="Times New Roman" w:hAnsi="Times New Roman"/>
-          <w:i/>
           <w:iCs/>
           <w:sz w:val="20"/>
         </w:rPr>
@@ -3740,7 +3676,6 @@
       <w:r>
         <w:rPr>
           <w:rFonts w:ascii="Times New Roman" w:hAnsi="Times New Roman"/>
-          <w:i/>
           <w:iCs/>
           <w:sz w:val="20"/>
         </w:rPr>
@@ -3763,7 +3698,6 @@
       <w:r>
         <w:rPr>
           <w:rFonts w:ascii="Times New Roman" w:hAnsi="Times New Roman"/>
-          <w:i/>
           <w:iCs/>
           <w:sz w:val="20"/>
         </w:rPr>
@@ -3779,7 +3713,6 @@
       <w:r>
         <w:rPr>
           <w:rFonts w:ascii="Times New Roman" w:hAnsi="Times New Roman"/>
-          <w:i/>
           <w:iCs/>
           <w:sz w:val="20"/>
         </w:rPr>
@@ -3797,12 +3730,11 @@
       <w:pPr>
         <w:pStyle w:val="FirstParagraph"/>
         <w:spacing w:before="0" w:after="0" w:line="240" w:lineRule="auto"/>
-        <w:jc w:val="both"/>
-      </w:pPr>
-      <w:r>
-        <w:rPr>
-          <w:rFonts w:ascii="Times New Roman" w:hAnsi="Times New Roman"/>
-          <w:b/>
+        <w:jc w:val="left"/>
+      </w:pPr>
+      <w:r>
+        <w:rPr>
+          <w:rFonts w:ascii="Times New Roman" w:hAnsi="Times New Roman"/>
           <w:bCs/>
           <w:sz w:val="20"/>
         </w:rPr>
@@ -4098,12 +4030,11 @@
       <w:pPr>
         <w:pStyle w:val="BodyText"/>
         <w:spacing w:before="0" w:after="0" w:line="240" w:lineRule="auto"/>
-        <w:jc w:val="both"/>
-      </w:pPr>
-      <w:r>
-        <w:rPr>
-          <w:rFonts w:ascii="Times New Roman" w:hAnsi="Times New Roman"/>
-          <w:b/>
+        <w:jc w:val="left"/>
+      </w:pPr>
+      <w:r>
+        <w:rPr>
+          <w:rFonts w:ascii="Times New Roman" w:hAnsi="Times New Roman"/>
           <w:bCs/>
           <w:sz w:val="20"/>
         </w:rPr>
@@ -4119,7 +4050,6 @@
       <w:r>
         <w:rPr>
           <w:rFonts w:ascii="Times New Roman" w:hAnsi="Times New Roman"/>
-          <w:i/>
           <w:iCs/>
           <w:sz w:val="20"/>
         </w:rPr>
@@ -4144,12 +4074,11 @@
       <w:pPr>
         <w:pStyle w:val="BodyText"/>
         <w:spacing w:before="0" w:after="0" w:line="240" w:lineRule="auto"/>
-        <w:jc w:val="both"/>
-      </w:pPr>
-      <w:r>
-        <w:rPr>
-          <w:rFonts w:ascii="Times New Roman" w:hAnsi="Times New Roman"/>
-          <w:b/>
+        <w:jc w:val="left"/>
+      </w:pPr>
+      <w:r>
+        <w:rPr>
+          <w:rFonts w:ascii="Times New Roman" w:hAnsi="Times New Roman"/>
           <w:bCs/>
           <w:sz w:val="20"/>
         </w:rPr>
@@ -4165,7 +4094,6 @@
       <w:r>
         <w:rPr>
           <w:rFonts w:ascii="Times New Roman" w:hAnsi="Times New Roman"/>
-          <w:i/>
           <w:iCs/>
           <w:sz w:val="20"/>
         </w:rPr>
@@ -4190,12 +4118,11 @@
       <w:pPr>
         <w:pStyle w:val="BodyText"/>
         <w:spacing w:before="0" w:after="0" w:line="240" w:lineRule="auto"/>
-        <w:jc w:val="both"/>
-      </w:pPr>
-      <w:r>
-        <w:rPr>
-          <w:rFonts w:ascii="Times New Roman" w:hAnsi="Times New Roman"/>
-          <w:b/>
+        <w:jc w:val="left"/>
+      </w:pPr>
+      <w:r>
+        <w:rPr>
+          <w:rFonts w:ascii="Times New Roman" w:hAnsi="Times New Roman"/>
           <w:bCs/>
           <w:sz w:val="20"/>
         </w:rPr>
@@ -4249,12 +4176,11 @@
       <w:pPr>
         <w:pStyle w:val="BodyText"/>
         <w:spacing w:before="0" w:after="0" w:line="240" w:lineRule="auto"/>
-        <w:jc w:val="both"/>
-      </w:pPr>
-      <w:r>
-        <w:rPr>
-          <w:rFonts w:ascii="Times New Roman" w:hAnsi="Times New Roman"/>
-          <w:b/>
+        <w:jc w:val="left"/>
+      </w:pPr>
+      <w:r>
+        <w:rPr>
+          <w:rFonts w:ascii="Times New Roman" w:hAnsi="Times New Roman"/>
           <w:bCs/>
           <w:sz w:val="20"/>
         </w:rPr>
@@ -4265,12 +4191,11 @@
       <w:pPr>
         <w:pStyle w:val="BodyText"/>
         <w:spacing w:before="0" w:after="0" w:line="240" w:lineRule="auto"/>
-        <w:jc w:val="both"/>
-      </w:pPr>
-      <w:r>
-        <w:rPr>
-          <w:rFonts w:ascii="Times New Roman" w:hAnsi="Times New Roman"/>
-          <w:b/>
+        <w:jc w:val="left"/>
+      </w:pPr>
+      <w:r>
+        <w:rPr>
+          <w:rFonts w:ascii="Times New Roman" w:hAnsi="Times New Roman"/>
           <w:bCs/>
           <w:sz w:val="20"/>
         </w:rPr>
@@ -4281,12 +4206,11 @@
       <w:pPr>
         <w:pStyle w:val="BlockText"/>
         <w:spacing w:before="0" w:after="0" w:line="240" w:lineRule="auto"/>
-        <w:jc w:val="both"/>
-      </w:pPr>
-      <w:r>
-        <w:rPr>
-          <w:rFonts w:ascii="Times New Roman" w:hAnsi="Times New Roman"/>
-          <w:i/>
+        <w:jc w:val="left"/>
+      </w:pPr>
+      <w:r>
+        <w:rPr>
+          <w:rFonts w:ascii="Times New Roman" w:hAnsi="Times New Roman"/>
           <w:iCs/>
           <w:sz w:val="20"/>
         </w:rPr>
@@ -4302,7 +4226,6 @@
       <w:r>
         <w:rPr>
           <w:rFonts w:ascii="Times New Roman" w:hAnsi="Times New Roman"/>
-          <w:i/>
           <w:iCs/>
           <w:sz w:val="20"/>
         </w:rPr>
@@ -4325,7 +4248,6 @@
       <w:r>
         <w:rPr>
           <w:rFonts w:ascii="Times New Roman" w:hAnsi="Times New Roman"/>
-          <w:i/>
           <w:iCs/>
           <w:sz w:val="20"/>
         </w:rPr>
@@ -4341,7 +4263,6 @@
       <w:r>
         <w:rPr>
           <w:rFonts w:ascii="Times New Roman" w:hAnsi="Times New Roman"/>
-          <w:i/>
           <w:iCs/>
           <w:sz w:val="20"/>
         </w:rPr>
@@ -4371,7 +4292,6 @@
       <w:r>
         <w:rPr>
           <w:rFonts w:ascii="Times New Roman" w:hAnsi="Times New Roman"/>
-          <w:i/>
           <w:iCs/>
           <w:sz w:val="20"/>
         </w:rPr>
@@ -4389,7 +4309,7 @@
       <w:pPr>
         <w:pStyle w:val="FirstParagraph"/>
         <w:spacing w:before="0" w:after="0" w:line="240" w:lineRule="auto"/>
-        <w:jc w:val="both"/>
+        <w:jc w:val="left"/>
       </w:pPr>
       <w:r>
         <w:rPr>
@@ -4408,7 +4328,6 @@
       <w:r>
         <w:rPr>
           <w:rFonts w:ascii="Times New Roman" w:hAnsi="Times New Roman"/>
-          <w:i/>
           <w:iCs/>
           <w:sz w:val="20"/>
         </w:rPr>
@@ -4438,7 +4357,6 @@
       <w:r>
         <w:rPr>
           <w:rFonts w:ascii="Times New Roman" w:hAnsi="Times New Roman"/>
-          <w:i/>
           <w:iCs/>
           <w:sz w:val="20"/>
         </w:rPr>
@@ -4468,7 +4386,6 @@
       <w:r>
         <w:rPr>
           <w:rFonts w:ascii="Times New Roman" w:hAnsi="Times New Roman"/>
-          <w:i/>
           <w:iCs/>
           <w:sz w:val="20"/>
         </w:rPr>
@@ -4488,7 +4405,7 @@
       <w:pPr>
         <w:pStyle w:val="Heading3"/>
         <w:spacing w:before="0" w:after="0" w:line="240" w:lineRule="auto"/>
-        <w:jc w:val="both"/>
+        <w:jc w:val="left"/>
       </w:pPr>
       <w:r>
         <w:rPr>
@@ -4503,7 +4420,7 @@
       <w:pPr>
         <w:pStyle w:val="FirstParagraph"/>
         <w:spacing w:before="0" w:after="0" w:line="240" w:lineRule="auto"/>
-        <w:jc w:val="both"/>
+        <w:jc w:val="left"/>
       </w:pPr>
       <w:r>
         <w:rPr>
@@ -4522,7 +4439,6 @@
       <w:r>
         <w:rPr>
           <w:rFonts w:ascii="Times New Roman" w:hAnsi="Times New Roman"/>
-          <w:i/>
           <w:iCs/>
           <w:sz w:val="20"/>
         </w:rPr>
@@ -4547,12 +4463,11 @@
       <w:pPr>
         <w:pStyle w:val="BodyText"/>
         <w:spacing w:before="0" w:after="0" w:line="240" w:lineRule="auto"/>
-        <w:jc w:val="both"/>
-      </w:pPr>
-      <w:r>
-        <w:rPr>
-          <w:rFonts w:ascii="Times New Roman" w:hAnsi="Times New Roman"/>
-          <w:b/>
+        <w:jc w:val="left"/>
+      </w:pPr>
+      <w:r>
+        <w:rPr>
+          <w:rFonts w:ascii="Times New Roman" w:hAnsi="Times New Roman"/>
           <w:bCs/>
           <w:sz w:val="20"/>
         </w:rPr>
@@ -4563,12 +4478,11 @@
       <w:pPr>
         <w:pStyle w:val="BlockText"/>
         <w:spacing w:before="0" w:after="0" w:line="240" w:lineRule="auto"/>
-        <w:jc w:val="both"/>
-      </w:pPr>
-      <w:r>
-        <w:rPr>
-          <w:rFonts w:ascii="Times New Roman" w:hAnsi="Times New Roman"/>
-          <w:i/>
+        <w:jc w:val="left"/>
+      </w:pPr>
+      <w:r>
+        <w:rPr>
+          <w:rFonts w:ascii="Times New Roman" w:hAnsi="Times New Roman"/>
           <w:iCs/>
           <w:sz w:val="20"/>
         </w:rPr>
@@ -4584,7 +4498,6 @@
       <w:r>
         <w:rPr>
           <w:rFonts w:ascii="Times New Roman" w:hAnsi="Times New Roman"/>
-          <w:i/>
           <w:iCs/>
           <w:sz w:val="20"/>
         </w:rPr>
@@ -4600,7 +4513,6 @@
       <w:r>
         <w:rPr>
           <w:rFonts w:ascii="Times New Roman" w:hAnsi="Times New Roman"/>
-          <w:i/>
           <w:iCs/>
           <w:sz w:val="20"/>
         </w:rPr>
@@ -4623,7 +4535,6 @@
       <w:r>
         <w:rPr>
           <w:rFonts w:ascii="Times New Roman" w:hAnsi="Times New Roman"/>
-          <w:i/>
           <w:iCs/>
           <w:sz w:val="20"/>
         </w:rPr>
@@ -4639,7 +4550,6 @@
       <w:r>
         <w:rPr>
           <w:rFonts w:ascii="Times New Roman" w:hAnsi="Times New Roman"/>
-          <w:i/>
           <w:iCs/>
           <w:sz w:val="20"/>
         </w:rPr>
@@ -4657,12 +4567,11 @@
       <w:pPr>
         <w:pStyle w:val="FirstParagraph"/>
         <w:spacing w:before="0" w:after="0" w:line="240" w:lineRule="auto"/>
-        <w:jc w:val="both"/>
-      </w:pPr>
-      <w:r>
-        <w:rPr>
-          <w:rFonts w:ascii="Times New Roman" w:hAnsi="Times New Roman"/>
-          <w:b/>
+        <w:jc w:val="left"/>
+      </w:pPr>
+      <w:r>
+        <w:rPr>
+          <w:rFonts w:ascii="Times New Roman" w:hAnsi="Times New Roman"/>
           <w:bCs/>
           <w:sz w:val="20"/>
         </w:rPr>
@@ -4673,12 +4582,11 @@
       <w:pPr>
         <w:pStyle w:val="BlockText"/>
         <w:spacing w:before="0" w:after="0" w:line="240" w:lineRule="auto"/>
-        <w:jc w:val="both"/>
-      </w:pPr>
-      <w:r>
-        <w:rPr>
-          <w:rFonts w:ascii="Times New Roman" w:hAnsi="Times New Roman"/>
-          <w:i/>
+        <w:jc w:val="left"/>
+      </w:pPr>
+      <w:r>
+        <w:rPr>
+          <w:rFonts w:ascii="Times New Roman" w:hAnsi="Times New Roman"/>
           <w:iCs/>
           <w:sz w:val="20"/>
         </w:rPr>
@@ -4694,7 +4602,6 @@
       <w:r>
         <w:rPr>
           <w:rFonts w:ascii="Times New Roman" w:hAnsi="Times New Roman"/>
-          <w:i/>
           <w:iCs/>
           <w:sz w:val="20"/>
         </w:rPr>
@@ -4717,7 +4624,6 @@
       <w:r>
         <w:rPr>
           <w:rFonts w:ascii="Times New Roman" w:hAnsi="Times New Roman"/>
-          <w:i/>
           <w:iCs/>
           <w:sz w:val="20"/>
         </w:rPr>
@@ -4733,7 +4639,6 @@
       <w:r>
         <w:rPr>
           <w:rFonts w:ascii="Times New Roman" w:hAnsi="Times New Roman"/>
-          <w:i/>
           <w:iCs/>
           <w:sz w:val="20"/>
         </w:rPr>
@@ -4756,7 +4661,6 @@
       <w:r>
         <w:rPr>
           <w:rFonts w:ascii="Times New Roman" w:hAnsi="Times New Roman"/>
-          <w:i/>
           <w:iCs/>
           <w:sz w:val="20"/>
         </w:rPr>
@@ -4772,7 +4676,6 @@
       <w:r>
         <w:rPr>
           <w:rFonts w:ascii="Times New Roman" w:hAnsi="Times New Roman"/>
-          <w:i/>
           <w:iCs/>
           <w:sz w:val="20"/>
         </w:rPr>
@@ -4790,12 +4693,11 @@
       <w:pPr>
         <w:pStyle w:val="FirstParagraph"/>
         <w:spacing w:before="0" w:after="0" w:line="240" w:lineRule="auto"/>
-        <w:jc w:val="both"/>
-      </w:pPr>
-      <w:r>
-        <w:rPr>
-          <w:rFonts w:ascii="Times New Roman" w:hAnsi="Times New Roman"/>
-          <w:b/>
+        <w:jc w:val="left"/>
+      </w:pPr>
+      <w:r>
+        <w:rPr>
+          <w:rFonts w:ascii="Times New Roman" w:hAnsi="Times New Roman"/>
           <w:bCs/>
           <w:sz w:val="20"/>
         </w:rPr>
@@ -4806,12 +4708,11 @@
       <w:pPr>
         <w:pStyle w:val="BlockText"/>
         <w:spacing w:before="0" w:after="0" w:line="240" w:lineRule="auto"/>
-        <w:jc w:val="both"/>
-      </w:pPr>
-      <w:r>
-        <w:rPr>
-          <w:rFonts w:ascii="Times New Roman" w:hAnsi="Times New Roman"/>
-          <w:i/>
+        <w:jc w:val="left"/>
+      </w:pPr>
+      <w:r>
+        <w:rPr>
+          <w:rFonts w:ascii="Times New Roman" w:hAnsi="Times New Roman"/>
           <w:iCs/>
           <w:sz w:val="20"/>
         </w:rPr>
@@ -4827,7 +4728,6 @@
       <w:r>
         <w:rPr>
           <w:rFonts w:ascii="Times New Roman" w:hAnsi="Times New Roman"/>
-          <w:i/>
           <w:iCs/>
           <w:sz w:val="20"/>
         </w:rPr>
@@ -4850,7 +4750,6 @@
       <w:r>
         <w:rPr>
           <w:rFonts w:ascii="Times New Roman" w:hAnsi="Times New Roman"/>
-          <w:i/>
           <w:iCs/>
           <w:sz w:val="20"/>
         </w:rPr>
@@ -4866,7 +4765,6 @@
       <w:r>
         <w:rPr>
           <w:rFonts w:ascii="Times New Roman" w:hAnsi="Times New Roman"/>
-          <w:i/>
           <w:iCs/>
           <w:sz w:val="20"/>
         </w:rPr>
@@ -4889,7 +4787,6 @@
       <w:r>
         <w:rPr>
           <w:rFonts w:ascii="Times New Roman" w:hAnsi="Times New Roman"/>
-          <w:i/>
           <w:iCs/>
           <w:sz w:val="20"/>
         </w:rPr>
@@ -4907,7 +4804,7 @@
       <w:pPr>
         <w:pStyle w:val="FirstParagraph"/>
         <w:spacing w:before="0" w:after="0" w:line="240" w:lineRule="auto"/>
-        <w:jc w:val="both"/>
+        <w:jc w:val="left"/>
       </w:pPr>
       <w:r>
         <w:rPr>
@@ -4926,7 +4823,6 @@
       <w:r>
         <w:rPr>
           <w:rFonts w:ascii="Times New Roman" w:hAnsi="Times New Roman"/>
-          <w:i/>
           <w:iCs/>
           <w:sz w:val="20"/>
         </w:rPr>
@@ -4943,7 +4839,7 @@
     <w:p>
       <w:pPr>
         <w:spacing w:before="0" w:after="0" w:line="240" w:lineRule="auto"/>
-        <w:jc w:val="both"/>
+        <w:jc w:val="left"/>
       </w:pPr>
       <w:r>
         <w:rPr>
@@ -4962,7 +4858,7 @@
       <w:pPr>
         <w:pStyle w:val="Heading2"/>
         <w:spacing w:before="0" w:after="0" w:line="240" w:lineRule="auto"/>
-        <w:jc w:val="both"/>
+        <w:jc w:val="left"/>
       </w:pPr>
       <w:r>
         <w:rPr>
@@ -4977,7 +4873,7 @@
       <w:pPr>
         <w:pStyle w:val="FirstParagraph"/>
         <w:spacing w:before="0" w:after="0" w:line="240" w:lineRule="auto"/>
-        <w:jc w:val="both"/>
+        <w:jc w:val="left"/>
       </w:pPr>
       <w:r>
         <w:rPr>
@@ -4995,12 +4891,11 @@
           <w:numId w:val="1002"/>
         </w:numPr>
         <w:spacing w:before="0" w:after="0" w:line="240" w:lineRule="auto"/>
-        <w:jc w:val="both"/>
-      </w:pPr>
-      <w:r>
-        <w:rPr>
-          <w:rFonts w:ascii="Times New Roman" w:hAnsi="Times New Roman"/>
-          <w:b/>
+        <w:jc w:val="left"/>
+      </w:pPr>
+      <w:r>
+        <w:rPr>
+          <w:rFonts w:ascii="Times New Roman" w:hAnsi="Times New Roman"/>
           <w:bCs/>
           <w:sz w:val="20"/>
         </w:rPr>
@@ -5029,12 +4924,11 @@
           <w:numId w:val="1002"/>
         </w:numPr>
         <w:spacing w:before="0" w:after="0" w:line="240" w:lineRule="auto"/>
-        <w:jc w:val="both"/>
-      </w:pPr>
-      <w:r>
-        <w:rPr>
-          <w:rFonts w:ascii="Times New Roman" w:hAnsi="Times New Roman"/>
-          <w:b/>
+        <w:jc w:val="left"/>
+      </w:pPr>
+      <w:r>
+        <w:rPr>
+          <w:rFonts w:ascii="Times New Roman" w:hAnsi="Times New Roman"/>
           <w:bCs/>
           <w:sz w:val="20"/>
         </w:rPr>
@@ -5063,12 +4957,11 @@
           <w:numId w:val="1002"/>
         </w:numPr>
         <w:spacing w:before="0" w:after="0" w:line="240" w:lineRule="auto"/>
-        <w:jc w:val="both"/>
-      </w:pPr>
-      <w:r>
-        <w:rPr>
-          <w:rFonts w:ascii="Times New Roman" w:hAnsi="Times New Roman"/>
-          <w:b/>
+        <w:jc w:val="left"/>
+      </w:pPr>
+      <w:r>
+        <w:rPr>
+          <w:rFonts w:ascii="Times New Roman" w:hAnsi="Times New Roman"/>
           <w:bCs/>
           <w:sz w:val="20"/>
         </w:rPr>
@@ -5097,12 +4990,11 @@
           <w:numId w:val="1002"/>
         </w:numPr>
         <w:spacing w:before="0" w:after="0" w:line="240" w:lineRule="auto"/>
-        <w:jc w:val="both"/>
-      </w:pPr>
-      <w:r>
-        <w:rPr>
-          <w:rFonts w:ascii="Times New Roman" w:hAnsi="Times New Roman"/>
-          <w:b/>
+        <w:jc w:val="left"/>
+      </w:pPr>
+      <w:r>
+        <w:rPr>
+          <w:rFonts w:ascii="Times New Roman" w:hAnsi="Times New Roman"/>
           <w:bCs/>
           <w:sz w:val="20"/>
         </w:rPr>
@@ -5131,12 +5023,11 @@
           <w:numId w:val="1002"/>
         </w:numPr>
         <w:spacing w:before="0" w:after="0" w:line="240" w:lineRule="auto"/>
-        <w:jc w:val="both"/>
-      </w:pPr>
-      <w:r>
-        <w:rPr>
-          <w:rFonts w:ascii="Times New Roman" w:hAnsi="Times New Roman"/>
-          <w:b/>
+        <w:jc w:val="left"/>
+      </w:pPr>
+      <w:r>
+        <w:rPr>
+          <w:rFonts w:ascii="Times New Roman" w:hAnsi="Times New Roman"/>
           <w:bCs/>
           <w:sz w:val="20"/>
         </w:rPr>
@@ -5193,12 +5084,11 @@
           <w:numId w:val="1002"/>
         </w:numPr>
         <w:spacing w:before="0" w:after="0" w:line="240" w:lineRule="auto"/>
-        <w:jc w:val="both"/>
-      </w:pPr>
-      <w:r>
-        <w:rPr>
-          <w:rFonts w:ascii="Times New Roman" w:hAnsi="Times New Roman"/>
-          <w:b/>
+        <w:jc w:val="left"/>
+      </w:pPr>
+      <w:r>
+        <w:rPr>
+          <w:rFonts w:ascii="Times New Roman" w:hAnsi="Times New Roman"/>
           <w:bCs/>
           <w:sz w:val="20"/>
         </w:rPr>
@@ -5227,12 +5117,11 @@
           <w:numId w:val="1002"/>
         </w:numPr>
         <w:spacing w:before="0" w:after="0" w:line="240" w:lineRule="auto"/>
-        <w:jc w:val="both"/>
-      </w:pPr>
-      <w:r>
-        <w:rPr>
-          <w:rFonts w:ascii="Times New Roman" w:hAnsi="Times New Roman"/>
-          <w:b/>
+        <w:jc w:val="left"/>
+      </w:pPr>
+      <w:r>
+        <w:rPr>
+          <w:rFonts w:ascii="Times New Roman" w:hAnsi="Times New Roman"/>
           <w:bCs/>
           <w:sz w:val="20"/>
         </w:rPr>
@@ -5257,7 +5146,7 @@
       <w:pPr>
         <w:pStyle w:val="FirstParagraph"/>
         <w:spacing w:before="0" w:after="0" w:line="240" w:lineRule="auto"/>
-        <w:jc w:val="both"/>
+        <w:jc w:val="left"/>
       </w:pPr>
       <w:r>
         <w:rPr>
@@ -5270,7 +5159,7 @@
     <w:p>
       <w:pPr>
         <w:spacing w:before="0" w:after="0" w:line="240" w:lineRule="auto"/>
-        <w:jc w:val="both"/>
+        <w:jc w:val="left"/>
       </w:pPr>
       <w:r>
         <w:rPr>
@@ -5288,7 +5177,7 @@
       <w:pPr>
         <w:pStyle w:val="Heading2"/>
         <w:spacing w:before="0" w:after="0" w:line="240" w:lineRule="auto"/>
-        <w:jc w:val="both"/>
+        <w:jc w:val="left"/>
       </w:pPr>
       <w:r>
         <w:rPr>
@@ -5303,7 +5192,7 @@
       <w:pPr>
         <w:pStyle w:val="FirstParagraph"/>
         <w:spacing w:before="0" w:after="0" w:line="240" w:lineRule="auto"/>
-        <w:jc w:val="both"/>
+        <w:jc w:val="left"/>
       </w:pPr>
       <w:r>
         <w:rPr>
@@ -5318,7 +5207,7 @@
       <w:pPr>
         <w:pStyle w:val="Heading3"/>
         <w:spacing w:before="0" w:after="0" w:line="240" w:lineRule="auto"/>
-        <w:jc w:val="both"/>
+        <w:jc w:val="left"/>
       </w:pPr>
       <w:r>
         <w:rPr>
@@ -5333,7 +5222,7 @@
       <w:pPr>
         <w:pStyle w:val="FirstParagraph"/>
         <w:spacing w:before="0" w:after="0" w:line="240" w:lineRule="auto"/>
-        <w:jc w:val="both"/>
+        <w:jc w:val="left"/>
       </w:pPr>
       <w:r>
         <w:rPr>
@@ -5347,12 +5236,11 @@
       <w:pPr>
         <w:pStyle w:val="BodyText"/>
         <w:spacing w:before="0" w:after="0" w:line="240" w:lineRule="auto"/>
-        <w:jc w:val="both"/>
-      </w:pPr>
-      <w:r>
-        <w:rPr>
-          <w:rFonts w:ascii="Times New Roman" w:hAnsi="Times New Roman"/>
-          <w:b/>
+        <w:jc w:val="left"/>
+      </w:pPr>
+      <w:r>
+        <w:rPr>
+          <w:rFonts w:ascii="Times New Roman" w:hAnsi="Times New Roman"/>
           <w:bCs/>
           <w:sz w:val="20"/>
         </w:rPr>
@@ -5562,7 +5450,7 @@
       <w:pPr>
         <w:pStyle w:val="BodyText"/>
         <w:spacing w:before="0" w:after="0" w:line="240" w:lineRule="auto"/>
-        <w:jc w:val="both"/>
+        <w:jc w:val="left"/>
       </w:pPr>
       <w:r>
         <w:rPr>
@@ -5578,7 +5466,7 @@
       <w:pPr>
         <w:pStyle w:val="Heading3"/>
         <w:spacing w:before="0" w:after="0" w:line="240" w:lineRule="auto"/>
-        <w:jc w:val="both"/>
+        <w:jc w:val="left"/>
       </w:pPr>
       <w:r>
         <w:rPr>
@@ -5593,7 +5481,7 @@
       <w:pPr>
         <w:pStyle w:val="FirstParagraph"/>
         <w:spacing w:before="0" w:after="0" w:line="240" w:lineRule="auto"/>
-        <w:jc w:val="both"/>
+        <w:jc w:val="left"/>
       </w:pPr>
       <w:r>
         <w:rPr>
@@ -5662,7 +5550,7 @@
     <w:p>
       <w:pPr>
         <w:spacing w:before="0" w:after="0" w:line="240" w:lineRule="auto"/>
-        <w:jc w:val="both"/>
+        <w:jc w:val="left"/>
       </w:pPr>
       <w:r>
         <w:rPr>
@@ -5681,7 +5569,7 @@
       <w:pPr>
         <w:pStyle w:val="Heading2"/>
         <w:spacing w:before="0" w:after="0" w:line="240" w:lineRule="auto"/>
-        <w:jc w:val="both"/>
+        <w:jc w:val="left"/>
       </w:pPr>
       <w:r>
         <w:rPr>
@@ -5696,7 +5584,7 @@
       <w:pPr>
         <w:pStyle w:val="FirstParagraph"/>
         <w:spacing w:before="0" w:after="0" w:line="240" w:lineRule="auto"/>
-        <w:jc w:val="both"/>
+        <w:jc w:val="left"/>
       </w:pPr>
       <w:r>
         <w:rPr>
@@ -5714,12 +5602,11 @@
           <w:numId w:val="1003"/>
         </w:numPr>
         <w:spacing w:before="0" w:after="0" w:line="240" w:lineRule="auto"/>
-        <w:jc w:val="both"/>
-      </w:pPr>
-      <w:r>
-        <w:rPr>
-          <w:rFonts w:ascii="Times New Roman" w:hAnsi="Times New Roman"/>
-          <w:b/>
+        <w:jc w:val="left"/>
+      </w:pPr>
+      <w:r>
+        <w:rPr>
+          <w:rFonts w:ascii="Times New Roman" w:hAnsi="Times New Roman"/>
           <w:bCs/>
           <w:sz w:val="20"/>
         </w:rPr>
@@ -5748,12 +5635,11 @@
           <w:numId w:val="1003"/>
         </w:numPr>
         <w:spacing w:before="0" w:after="0" w:line="240" w:lineRule="auto"/>
-        <w:jc w:val="both"/>
-      </w:pPr>
-      <w:r>
-        <w:rPr>
-          <w:rFonts w:ascii="Times New Roman" w:hAnsi="Times New Roman"/>
-          <w:b/>
+        <w:jc w:val="left"/>
+      </w:pPr>
+      <w:r>
+        <w:rPr>
+          <w:rFonts w:ascii="Times New Roman" w:hAnsi="Times New Roman"/>
           <w:bCs/>
           <w:sz w:val="20"/>
         </w:rPr>
@@ -5782,12 +5668,11 @@
           <w:numId w:val="1003"/>
         </w:numPr>
         <w:spacing w:before="0" w:after="0" w:line="240" w:lineRule="auto"/>
-        <w:jc w:val="both"/>
-      </w:pPr>
-      <w:r>
-        <w:rPr>
-          <w:rFonts w:ascii="Times New Roman" w:hAnsi="Times New Roman"/>
-          <w:b/>
+        <w:jc w:val="left"/>
+      </w:pPr>
+      <w:r>
+        <w:rPr>
+          <w:rFonts w:ascii="Times New Roman" w:hAnsi="Times New Roman"/>
           <w:bCs/>
           <w:sz w:val="20"/>
         </w:rPr>
@@ -5879,12 +5764,11 @@
           <w:numId w:val="1003"/>
         </w:numPr>
         <w:spacing w:before="0" w:after="0" w:line="240" w:lineRule="auto"/>
-        <w:jc w:val="both"/>
-      </w:pPr>
-      <w:r>
-        <w:rPr>
-          <w:rFonts w:ascii="Times New Roman" w:hAnsi="Times New Roman"/>
-          <w:b/>
+        <w:jc w:val="left"/>
+      </w:pPr>
+      <w:r>
+        <w:rPr>
+          <w:rFonts w:ascii="Times New Roman" w:hAnsi="Times New Roman"/>
           <w:bCs/>
           <w:sz w:val="20"/>
         </w:rPr>
@@ -5913,12 +5797,11 @@
           <w:numId w:val="1003"/>
         </w:numPr>
         <w:spacing w:before="0" w:after="0" w:line="240" w:lineRule="auto"/>
-        <w:jc w:val="both"/>
-      </w:pPr>
-      <w:r>
-        <w:rPr>
-          <w:rFonts w:ascii="Times New Roman" w:hAnsi="Times New Roman"/>
-          <w:b/>
+        <w:jc w:val="left"/>
+      </w:pPr>
+      <w:r>
+        <w:rPr>
+          <w:rFonts w:ascii="Times New Roman" w:hAnsi="Times New Roman"/>
           <w:bCs/>
           <w:sz w:val="20"/>
         </w:rPr>
@@ -5947,12 +5830,11 @@
           <w:numId w:val="1003"/>
         </w:numPr>
         <w:spacing w:before="0" w:after="0" w:line="240" w:lineRule="auto"/>
-        <w:jc w:val="both"/>
-      </w:pPr>
-      <w:r>
-        <w:rPr>
-          <w:rFonts w:ascii="Times New Roman" w:hAnsi="Times New Roman"/>
-          <w:b/>
+        <w:jc w:val="left"/>
+      </w:pPr>
+      <w:r>
+        <w:rPr>
+          <w:rFonts w:ascii="Times New Roman" w:hAnsi="Times New Roman"/>
           <w:bCs/>
           <w:sz w:val="20"/>
         </w:rPr>
@@ -5976,7 +5858,7 @@
     <w:p>
       <w:pPr>
         <w:spacing w:before="0" w:after="0" w:line="240" w:lineRule="auto"/>
-        <w:jc w:val="both"/>
+        <w:jc w:val="left"/>
       </w:pPr>
       <w:r>
         <w:rPr>
@@ -5994,7 +5876,7 @@
       <w:pPr>
         <w:pStyle w:val="Heading2"/>
         <w:spacing w:before="0" w:after="0" w:line="240" w:lineRule="auto"/>
-        <w:jc w:val="both"/>
+        <w:jc w:val="left"/>
       </w:pPr>
       <w:r>
         <w:rPr>
@@ -6013,12 +5895,11 @@
           <w:numId w:val="1004"/>
         </w:numPr>
         <w:spacing w:before="0" w:after="0" w:line="240" w:lineRule="auto"/>
-        <w:jc w:val="both"/>
-      </w:pPr>
-      <w:r>
-        <w:rPr>
-          <w:rFonts w:ascii="Times New Roman" w:hAnsi="Times New Roman"/>
-          <w:b/>
+        <w:jc w:val="left"/>
+      </w:pPr>
+      <w:r>
+        <w:rPr>
+          <w:rFonts w:ascii="Times New Roman" w:hAnsi="Times New Roman"/>
           <w:bCs/>
           <w:sz w:val="20"/>
         </w:rPr>
@@ -6076,12 +5957,11 @@
           <w:numId w:val="1004"/>
         </w:numPr>
         <w:spacing w:before="0" w:after="0" w:line="240" w:lineRule="auto"/>
-        <w:jc w:val="both"/>
-      </w:pPr>
-      <w:r>
-        <w:rPr>
-          <w:rFonts w:ascii="Times New Roman" w:hAnsi="Times New Roman"/>
-          <w:b/>
+        <w:jc w:val="left"/>
+      </w:pPr>
+      <w:r>
+        <w:rPr>
+          <w:rFonts w:ascii="Times New Roman" w:hAnsi="Times New Roman"/>
           <w:bCs/>
           <w:sz w:val="20"/>
         </w:rPr>
@@ -6110,12 +5990,11 @@
           <w:numId w:val="1004"/>
         </w:numPr>
         <w:spacing w:before="0" w:after="0" w:line="240" w:lineRule="auto"/>
-        <w:jc w:val="both"/>
-      </w:pPr>
-      <w:r>
-        <w:rPr>
-          <w:rFonts w:ascii="Times New Roman" w:hAnsi="Times New Roman"/>
-          <w:b/>
+        <w:jc w:val="left"/>
+      </w:pPr>
+      <w:r>
+        <w:rPr>
+          <w:rFonts w:ascii="Times New Roman" w:hAnsi="Times New Roman"/>
           <w:bCs/>
           <w:sz w:val="20"/>
         </w:rPr>
@@ -6144,12 +6023,11 @@
           <w:numId w:val="1004"/>
         </w:numPr>
         <w:spacing w:before="0" w:after="0" w:line="240" w:lineRule="auto"/>
-        <w:jc w:val="both"/>
-      </w:pPr>
-      <w:r>
-        <w:rPr>
-          <w:rFonts w:ascii="Times New Roman" w:hAnsi="Times New Roman"/>
-          <w:b/>
+        <w:jc w:val="left"/>
+      </w:pPr>
+      <w:r>
+        <w:rPr>
+          <w:rFonts w:ascii="Times New Roman" w:hAnsi="Times New Roman"/>
           <w:bCs/>
           <w:sz w:val="20"/>
         </w:rPr>
@@ -6178,12 +6056,11 @@
           <w:numId w:val="1004"/>
         </w:numPr>
         <w:spacing w:before="0" w:after="0" w:line="240" w:lineRule="auto"/>
-        <w:jc w:val="both"/>
-      </w:pPr>
-      <w:r>
-        <w:rPr>
-          <w:rFonts w:ascii="Times New Roman" w:hAnsi="Times New Roman"/>
-          <w:b/>
+        <w:jc w:val="left"/>
+      </w:pPr>
+      <w:r>
+        <w:rPr>
+          <w:rFonts w:ascii="Times New Roman" w:hAnsi="Times New Roman"/>
           <w:bCs/>
           <w:sz w:val="20"/>
         </w:rPr>
@@ -6212,12 +6089,11 @@
           <w:numId w:val="1004"/>
         </w:numPr>
         <w:spacing w:before="0" w:after="0" w:line="240" w:lineRule="auto"/>
-        <w:jc w:val="both"/>
-      </w:pPr>
-      <w:r>
-        <w:rPr>
-          <w:rFonts w:ascii="Times New Roman" w:hAnsi="Times New Roman"/>
-          <w:b/>
+        <w:jc w:val="left"/>
+      </w:pPr>
+      <w:r>
+        <w:rPr>
+          <w:rFonts w:ascii="Times New Roman" w:hAnsi="Times New Roman"/>
           <w:bCs/>
           <w:sz w:val="20"/>
         </w:rPr>
@@ -6246,12 +6122,11 @@
           <w:numId w:val="1004"/>
         </w:numPr>
         <w:spacing w:before="0" w:after="0" w:line="240" w:lineRule="auto"/>
-        <w:jc w:val="both"/>
-      </w:pPr>
-      <w:r>
-        <w:rPr>
-          <w:rFonts w:ascii="Times New Roman" w:hAnsi="Times New Roman"/>
-          <w:b/>
+        <w:jc w:val="left"/>
+      </w:pPr>
+      <w:r>
+        <w:rPr>
+          <w:rFonts w:ascii="Times New Roman" w:hAnsi="Times New Roman"/>
           <w:bCs/>
           <w:sz w:val="20"/>
         </w:rPr>
@@ -6275,7 +6150,7 @@
     <w:p>
       <w:pPr>
         <w:spacing w:before="0" w:after="0" w:line="240" w:lineRule="auto"/>
-        <w:jc w:val="both"/>
+        <w:jc w:val="left"/>
       </w:pPr>
       <w:r>
         <w:rPr>
@@ -6293,7 +6168,7 @@
       <w:pPr>
         <w:pStyle w:val="Heading2"/>
         <w:spacing w:before="0" w:after="0" w:line="240" w:lineRule="auto"/>
-        <w:jc w:val="both"/>
+        <w:jc w:val="left"/>
       </w:pPr>
       <w:r>
         <w:rPr>
@@ -6308,7 +6183,7 @@
       <w:pPr>
         <w:pStyle w:val="FirstParagraph"/>
         <w:spacing w:before="0" w:after="0" w:line="240" w:lineRule="auto"/>
-        <w:jc w:val="both"/>
+        <w:jc w:val="left"/>
       </w:pPr>
       <w:r>
         <w:rPr>
@@ -6378,7 +6253,7 @@
       <w:pPr>
         <w:pStyle w:val="BodyText"/>
         <w:spacing w:before="0" w:after="0" w:line="240" w:lineRule="auto"/>
-        <w:jc w:val="both"/>
+        <w:jc w:val="left"/>
       </w:pPr>
       <w:r>
         <w:rPr>
@@ -6434,7 +6309,7 @@
       <w:pPr>
         <w:pStyle w:val="BodyText"/>
         <w:spacing w:before="0" w:after="0" w:line="240" w:lineRule="auto"/>
-        <w:jc w:val="both"/>
+        <w:jc w:val="left"/>
       </w:pPr>
       <w:r>
         <w:rPr>
@@ -6489,7 +6364,7 @@
     <w:p>
       <w:pPr>
         <w:spacing w:before="0" w:after="0" w:line="240" w:lineRule="auto"/>
-        <w:jc w:val="both"/>
+        <w:jc w:val="left"/>
       </w:pPr>
       <w:r>
         <w:rPr>
@@ -6507,7 +6382,7 @@
       <w:pPr>
         <w:pStyle w:val="Heading2"/>
         <w:spacing w:before="0" w:after="0" w:line="240" w:lineRule="auto"/>
-        <w:jc w:val="both"/>
+        <w:jc w:val="left"/>
       </w:pPr>
       <w:r>
         <w:rPr>
@@ -6522,7 +6397,7 @@
       <w:pPr>
         <w:pStyle w:val="FirstParagraph"/>
         <w:spacing w:before="0" w:after="0" w:line="240" w:lineRule="auto"/>
-        <w:jc w:val="both"/>
+        <w:jc w:val="left"/>
       </w:pPr>
       <w:r>
         <w:rPr>
@@ -6536,7 +6411,7 @@
       <w:pPr>
         <w:pStyle w:val="BodyText"/>
         <w:spacing w:before="0" w:after="0" w:line="240" w:lineRule="auto"/>
-        <w:jc w:val="both"/>
+        <w:jc w:val="left"/>
       </w:pPr>
       <w:r>
         <w:rPr>
@@ -6555,7 +6430,6 @@
       <w:r>
         <w:rPr>
           <w:rFonts w:ascii="Times New Roman" w:hAnsi="Times New Roman"/>
-          <w:i/>
           <w:iCs/>
           <w:sz w:val="20"/>
         </w:rPr>
@@ -6580,7 +6454,7 @@
       <w:pPr>
         <w:pStyle w:val="BodyText"/>
         <w:spacing w:before="0" w:after="0" w:line="240" w:lineRule="auto"/>
-        <w:jc w:val="both"/>
+        <w:jc w:val="left"/>
       </w:pPr>
       <w:r>
         <w:rPr>
@@ -6594,7 +6468,7 @@
       <w:pPr>
         <w:pStyle w:val="BodyText"/>
         <w:spacing w:before="0" w:after="0" w:line="240" w:lineRule="auto"/>
-        <w:jc w:val="both"/>
+        <w:jc w:val="left"/>
       </w:pPr>
       <w:r>
         <w:rPr>
@@ -6607,7 +6481,7 @@
     <w:p>
       <w:pPr>
         <w:spacing w:before="0" w:after="0" w:line="240" w:lineRule="auto"/>
-        <w:jc w:val="both"/>
+        <w:jc w:val="left"/>
       </w:pPr>
       <w:r>
         <w:rPr>
@@ -6625,7 +6499,7 @@
       <w:pPr>
         <w:pStyle w:val="Heading2"/>
         <w:spacing w:before="0" w:after="0" w:line="240" w:lineRule="auto"/>
-        <w:jc w:val="both"/>
+        <w:jc w:val="left"/>
       </w:pPr>
       <w:r>
         <w:rPr>
@@ -6640,12 +6514,11 @@
       <w:pPr>
         <w:pStyle w:val="FirstParagraph"/>
         <w:spacing w:before="0" w:after="0" w:line="240" w:lineRule="auto"/>
-        <w:jc w:val="both"/>
-      </w:pPr>
-      <w:r>
-        <w:rPr>
-          <w:rFonts w:ascii="Times New Roman" w:hAnsi="Times New Roman"/>
-          <w:b w:val="0"/>
+        <w:jc w:val="left"/>
+      </w:pPr>
+      <w:r>
+        <w:rPr>
+          <w:rFonts w:ascii="Times New Roman" w:hAnsi="Times New Roman"/>
           <w:sz w:val="22"/>
         </w:rPr>
         <w:t xml:space="preserve">The authors gratefully acknowledge the support of the Department of AI and Emerging Technologies, Chinmaya Vishwavidyapeeth Deemed-to-be University, Ernakulam, for providing the resources and guidance necessary for this research.</w:t>
@@ -6654,7 +6527,7 @@
     <w:p>
       <w:pPr>
         <w:spacing w:before="0" w:after="0" w:line="240" w:lineRule="auto"/>
-        <w:jc w:val="both"/>
+        <w:jc w:val="left"/>
       </w:pPr>
       <w:r>
         <w:rPr>
@@ -6672,7 +6545,7 @@
       <w:pPr>
         <w:pStyle w:val="Heading2"/>
         <w:spacing w:before="0" w:after="0" w:line="240" w:lineRule="auto"/>
-        <w:jc w:val="both"/>
+        <w:jc w:val="left"/>
       </w:pPr>
       <w:r>
         <w:rPr>
@@ -6687,7 +6560,7 @@
       <w:pPr>
         <w:pStyle w:val="FirstParagraph"/>
         <w:spacing w:before="0" w:after="0" w:line="240" w:lineRule="auto"/>
-        <w:jc w:val="both"/>
+        <w:jc w:val="left"/>
       </w:pPr>
       <w:r>
         <w:rPr>
@@ -6701,7 +6574,7 @@
       <w:pPr>
         <w:pStyle w:val="BodyText"/>
         <w:spacing w:before="0" w:after="0" w:line="240" w:lineRule="auto"/>
-        <w:jc w:val="both"/>
+        <w:jc w:val="left"/>
       </w:pPr>
       <w:r>
         <w:rPr>
@@ -6715,7 +6588,7 @@
       <w:pPr>
         <w:pStyle w:val="BodyText"/>
         <w:spacing w:before="0" w:after="0" w:line="240" w:lineRule="auto"/>
-        <w:jc w:val="both"/>
+        <w:jc w:val="left"/>
       </w:pPr>
       <w:r>
         <w:rPr>
@@ -6729,7 +6602,7 @@
       <w:pPr>
         <w:pStyle w:val="BodyText"/>
         <w:spacing w:before="0" w:after="0" w:line="240" w:lineRule="auto"/>
-        <w:jc w:val="both"/>
+        <w:jc w:val="left"/>
       </w:pPr>
       <w:r>
         <w:rPr>
@@ -6748,7 +6621,6 @@
       <w:r>
         <w:rPr>
           <w:rFonts w:ascii="Times New Roman" w:hAnsi="Times New Roman"/>
-          <w:i/>
           <w:iCs/>
           <w:sz w:val="20"/>
         </w:rPr>
@@ -6771,7 +6643,6 @@
       <w:r>
         <w:rPr>
           <w:rFonts w:ascii="Times New Roman" w:hAnsi="Times New Roman"/>
-          <w:b/>
           <w:bCs/>
           <w:sz w:val="20"/>
         </w:rPr>
@@ -6789,7 +6660,7 @@
       <w:pPr>
         <w:pStyle w:val="BodyText"/>
         <w:spacing w:before="0" w:after="0" w:line="240" w:lineRule="auto"/>
-        <w:jc w:val="both"/>
+        <w:jc w:val="left"/>
       </w:pPr>
       <w:r>
         <w:rPr>
@@ -6808,7 +6679,6 @@
       <w:r>
         <w:rPr>
           <w:rFonts w:ascii="Times New Roman" w:hAnsi="Times New Roman"/>
-          <w:i/>
           <w:iCs/>
           <w:sz w:val="20"/>
         </w:rPr>
@@ -6831,7 +6701,6 @@
       <w:r>
         <w:rPr>
           <w:rFonts w:ascii="Times New Roman" w:hAnsi="Times New Roman"/>
-          <w:b/>
           <w:bCs/>
           <w:sz w:val="20"/>
         </w:rPr>
@@ -6849,7 +6718,7 @@
       <w:pPr>
         <w:pStyle w:val="BodyText"/>
         <w:spacing w:before="0" w:after="0" w:line="240" w:lineRule="auto"/>
-        <w:jc w:val="both"/>
+        <w:jc w:val="left"/>
       </w:pPr>
       <w:r>
         <w:rPr>
@@ -6868,7 +6737,6 @@
       <w:r>
         <w:rPr>
           <w:rFonts w:ascii="Times New Roman" w:hAnsi="Times New Roman"/>
-          <w:i/>
           <w:iCs/>
           <w:sz w:val="20"/>
         </w:rPr>
@@ -6891,7 +6759,6 @@
       <w:r>
         <w:rPr>
           <w:rFonts w:ascii="Times New Roman" w:hAnsi="Times New Roman"/>
-          <w:b/>
           <w:bCs/>
           <w:sz w:val="20"/>
         </w:rPr>
@@ -6909,7 +6776,7 @@
       <w:pPr>
         <w:pStyle w:val="BodyText"/>
         <w:spacing w:before="0" w:after="0" w:line="240" w:lineRule="auto"/>
-        <w:jc w:val="both"/>
+        <w:jc w:val="left"/>
       </w:pPr>
       <w:r>
         <w:rPr>
@@ -6928,7 +6795,6 @@
       <w:r>
         <w:rPr>
           <w:rFonts w:ascii="Times New Roman" w:hAnsi="Times New Roman"/>
-          <w:i/>
           <w:iCs/>
           <w:sz w:val="20"/>
         </w:rPr>
@@ -6951,7 +6817,6 @@
       <w:r>
         <w:rPr>
           <w:rFonts w:ascii="Times New Roman" w:hAnsi="Times New Roman"/>
-          <w:b/>
           <w:bCs/>
           <w:sz w:val="20"/>
         </w:rPr>
@@ -6969,7 +6834,7 @@
       <w:pPr>
         <w:pStyle w:val="BodyText"/>
         <w:spacing w:before="0" w:after="0" w:line="240" w:lineRule="auto"/>
-        <w:jc w:val="both"/>
+        <w:jc w:val="left"/>
       </w:pPr>
       <w:r>
         <w:rPr>
@@ -6988,7 +6853,6 @@
       <w:r>
         <w:rPr>
           <w:rFonts w:ascii="Times New Roman" w:hAnsi="Times New Roman"/>
-          <w:i/>
           <w:iCs/>
           <w:sz w:val="20"/>
         </w:rPr>
@@ -7011,7 +6875,6 @@
       <w:r>
         <w:rPr>
           <w:rFonts w:ascii="Times New Roman" w:hAnsi="Times New Roman"/>
-          <w:b/>
           <w:bCs/>
           <w:sz w:val="20"/>
         </w:rPr>
@@ -7029,7 +6892,7 @@
       <w:pPr>
         <w:pStyle w:val="BodyText"/>
         <w:spacing w:before="0" w:after="0" w:line="240" w:lineRule="auto"/>
-        <w:jc w:val="both"/>
+        <w:jc w:val="left"/>
       </w:pPr>
       <w:r>
         <w:rPr>
@@ -7048,7 +6911,6 @@
       <w:r>
         <w:rPr>
           <w:rFonts w:ascii="Times New Roman" w:hAnsi="Times New Roman"/>
-          <w:i/>
           <w:iCs/>
           <w:sz w:val="20"/>
         </w:rPr>
@@ -7071,7 +6933,6 @@
       <w:r>
         <w:rPr>
           <w:rFonts w:ascii="Times New Roman" w:hAnsi="Times New Roman"/>
-          <w:b/>
           <w:bCs/>
           <w:sz w:val="20"/>
         </w:rPr>
@@ -7089,7 +6950,7 @@
       <w:pPr>
         <w:pStyle w:val="BodyText"/>
         <w:spacing w:before="0" w:after="0" w:line="240" w:lineRule="auto"/>
-        <w:jc w:val="both"/>
+        <w:jc w:val="left"/>
       </w:pPr>
       <w:r>
         <w:rPr>
@@ -7108,7 +6969,6 @@
       <w:r>
         <w:rPr>
           <w:rFonts w:ascii="Times New Roman" w:hAnsi="Times New Roman"/>
-          <w:i/>
           <w:iCs/>
           <w:sz w:val="20"/>
         </w:rPr>
@@ -7131,7 +6991,6 @@
       <w:r>
         <w:rPr>
           <w:rFonts w:ascii="Times New Roman" w:hAnsi="Times New Roman"/>
-          <w:b/>
           <w:bCs/>
           <w:sz w:val="20"/>
         </w:rPr>
@@ -7148,7 +7007,7 @@
     <w:p>
       <w:pPr>
         <w:spacing w:before="0" w:after="0" w:line="240" w:lineRule="auto"/>
-        <w:jc w:val="both"/>
+        <w:jc w:val="left"/>
       </w:pPr>
       <w:r>
         <w:rPr>
@@ -7164,12 +7023,11 @@
       <w:pPr>
         <w:pStyle w:val="FirstParagraph"/>
         <w:spacing w:before="0" w:after="0" w:line="240" w:lineRule="auto"/>
-        <w:jc w:val="both"/>
-      </w:pPr>
-      <w:r>
-        <w:rPr>
-          <w:rFonts w:ascii="Times New Roman" w:hAnsi="Times New Roman"/>
-          <w:i/>
+        <w:jc w:val="left"/>
+      </w:pPr>
+      <w:r>
+        <w:rPr>
+          <w:rFonts w:ascii="Times New Roman" w:hAnsi="Times New Roman"/>
           <w:iCs/>
           <w:sz w:val="20"/>
         </w:rPr>

--- a/docs/ISET2026_ShadowPath_Paper_JSAER_Final.docx
+++ b/docs/ISET2026_ShadowPath_Paper_JSAER_Final.docx
@@ -2240,6 +2240,45 @@
           <w:sz w:val="20"/>
         </w:rPr>
         <w:t xml:space="preserve">                                    +----------------------+</w:t>
+      </w:r>
+    </w:p>
+    <w:p>
+      <w:pPr>
+        <w:jc w:val="center"/>
+      </w:pPr>
+      <w:r>
+        <w:drawing>
+          <wp:inline xmlns:a="http://schemas.openxmlformats.org/drawingml/2006/main" xmlns:pic="http://schemas.openxmlformats.org/drawingml/2006/picture">
+            <wp:extent cx="4572000" cy="4572000"/>
+            <wp:docPr id="1" name="Picture 1"/>
+            <wp:cNvGraphicFramePr>
+              <a:graphicFrameLocks noChangeAspect="1"/>
+            </wp:cNvGraphicFramePr>
+            <a:graphic>
+              <a:graphicData uri="http://schemas.openxmlformats.org/drawingml/2006/picture">
+                <pic:pic>
+                  <pic:nvPicPr>
+                    <pic:cNvPr id="0" name="Fig1_ShadowPath_Architecture.png"/>
+                    <pic:cNvPicPr/>
+                  </pic:nvPicPr>
+                  <pic:blipFill>
+                    <a:blip r:embed="rId19"/>
+                    <a:stretch>
+                      <a:fillRect/>
+                    </a:stretch>
+                  </pic:blipFill>
+                  <pic:spPr>
+                    <a:xfrm>
+                      <a:off x="0" y="0"/>
+                      <a:ext cx="4572000" cy="4572000"/>
+                    </a:xfrm>
+                    <a:prstGeom prst="rect"/>
+                  </pic:spPr>
+                </pic:pic>
+              </a:graphicData>
+            </a:graphic>
+          </wp:inline>
+        </w:drawing>
       </w:r>
     </w:p>
     <w:p>

--- a/docs/ISET2026_ShadowPath_Paper_JSAER_Final.docx
+++ b/docs/ISET2026_ShadowPath_Paper_JSAER_Final.docx
@@ -1854,396 +1854,6 @@
     </w:p>
     <w:p>
       <w:pPr>
-        <w:pStyle w:val="SourceCode"/>
-        <w:spacing w:before="0" w:after="0" w:line="240" w:lineRule="auto"/>
-        <w:jc w:val="left"/>
-      </w:pPr>
-      <w:r>
-        <w:rPr>
-          <w:rStyle w:val="VerbatimChar"/>
-          <w:rFonts w:ascii="Times New Roman" w:hAnsi="Times New Roman"/>
-          <w:sz w:val="20"/>
-        </w:rPr>
-        <w:t xml:space="preserve">+----------------------------------------------------------------------+</w:t>
-      </w:r>
-      <w:r>
-        <w:rPr>
-          <w:rFonts w:ascii="Times New Roman" w:hAnsi="Times New Roman"/>
-          <w:sz w:val="20"/>
-        </w:rPr>
-        <w:br/>
-      </w:r>
-      <w:r>
-        <w:rPr>
-          <w:rStyle w:val="VerbatimChar"/>
-          <w:rFonts w:ascii="Times New Roman" w:hAnsi="Times New Roman"/>
-          <w:sz w:val="20"/>
-        </w:rPr>
-        <w:t xml:space="preserve">|                        CLIENT APPLICATION                            |</w:t>
-      </w:r>
-      <w:r>
-        <w:rPr>
-          <w:rFonts w:ascii="Times New Roman" w:hAnsi="Times New Roman"/>
-          <w:sz w:val="20"/>
-        </w:rPr>
-        <w:br/>
-      </w:r>
-      <w:r>
-        <w:rPr>
-          <w:rStyle w:val="VerbatimChar"/>
-          <w:rFonts w:ascii="Times New Roman" w:hAnsi="Times New Roman"/>
-          <w:sz w:val="20"/>
-        </w:rPr>
-        <w:t xml:space="preserve">|   Route Search | Map + Overlays | Route Comparison | Report Button   |</w:t>
-      </w:r>
-      <w:r>
-        <w:rPr>
-          <w:rFonts w:ascii="Times New Roman" w:hAnsi="Times New Roman"/>
-          <w:sz w:val="20"/>
-        </w:rPr>
-        <w:br/>
-      </w:r>
-      <w:r>
-        <w:rPr>
-          <w:rStyle w:val="VerbatimChar"/>
-          <w:rFonts w:ascii="Times New Roman" w:hAnsi="Times New Roman"/>
-          <w:sz w:val="20"/>
-        </w:rPr>
-        <w:t xml:space="preserve">+-------------------------------+--------------------------------------+</w:t>
-      </w:r>
-      <w:r>
-        <w:rPr>
-          <w:rFonts w:ascii="Times New Roman" w:hAnsi="Times New Roman"/>
-          <w:sz w:val="20"/>
-        </w:rPr>
-        <w:br/>
-      </w:r>
-      <w:r>
-        <w:rPr>
-          <w:rStyle w:val="VerbatimChar"/>
-          <w:rFonts w:ascii="Times New Roman" w:hAnsi="Times New Roman"/>
-          <w:sz w:val="20"/>
-        </w:rPr>
-        <w:t xml:space="preserve">                                |  Route Request</w:t>
-      </w:r>
-      <w:r>
-        <w:rPr>
-          <w:rFonts w:ascii="Times New Roman" w:hAnsi="Times New Roman"/>
-          <w:sz w:val="20"/>
-        </w:rPr>
-        <w:br/>
-      </w:r>
-      <w:r>
-        <w:rPr>
-          <w:rStyle w:val="VerbatimChar"/>
-          <w:rFonts w:ascii="Times New Roman" w:hAnsi="Times New Roman"/>
-          <w:sz w:val="20"/>
-        </w:rPr>
-        <w:t xml:space="preserve">              +-----------------v--------------------+</w:t>
-      </w:r>
-      <w:r>
-        <w:rPr>
-          <w:rFonts w:ascii="Times New Roman" w:hAnsi="Times New Roman"/>
-          <w:sz w:val="20"/>
-        </w:rPr>
-        <w:br/>
-      </w:r>
-      <w:r>
-        <w:rPr>
-          <w:rStyle w:val="VerbatimChar"/>
-          <w:rFonts w:ascii="Times New Roman" w:hAnsi="Times New Roman"/>
-          <w:sz w:val="20"/>
-        </w:rPr>
-        <w:t xml:space="preserve">              |          SAFETY SCORING API          |</w:t>
-      </w:r>
-      <w:r>
-        <w:rPr>
-          <w:rFonts w:ascii="Times New Roman" w:hAnsi="Times New Roman"/>
-          <w:sz w:val="20"/>
-        </w:rPr>
-        <w:br/>
-      </w:r>
-      <w:r>
-        <w:rPr>
-          <w:rStyle w:val="VerbatimChar"/>
-          <w:rFonts w:ascii="Times New Roman" w:hAnsi="Times New Roman"/>
-          <w:sz w:val="20"/>
-        </w:rPr>
-        <w:t xml:space="preserve">              |   Segment scoring . Route ranking    |</w:t>
-      </w:r>
-      <w:r>
-        <w:rPr>
-          <w:rFonts w:ascii="Times New Roman" w:hAnsi="Times New Roman"/>
-          <w:sz w:val="20"/>
-        </w:rPr>
-        <w:br/>
-      </w:r>
-      <w:r>
-        <w:rPr>
-          <w:rStyle w:val="VerbatimChar"/>
-          <w:rFonts w:ascii="Times New Roman" w:hAnsi="Times New Roman"/>
-          <w:sz w:val="20"/>
-        </w:rPr>
-        <w:t xml:space="preserve">              +--------+--------------------+--------+</w:t>
-      </w:r>
-      <w:r>
-        <w:rPr>
-          <w:rFonts w:ascii="Times New Roman" w:hAnsi="Times New Roman"/>
-          <w:sz w:val="20"/>
-        </w:rPr>
-        <w:br/>
-      </w:r>
-      <w:r>
-        <w:rPr>
-          <w:rStyle w:val="VerbatimChar"/>
-          <w:rFonts w:ascii="Times New Roman" w:hAnsi="Times New Roman"/>
-          <w:sz w:val="20"/>
-        </w:rPr>
-        <w:t xml:space="preserve">                       |                   |</w:t>
-      </w:r>
-      <w:r>
-        <w:rPr>
-          <w:rFonts w:ascii="Times New Roman" w:hAnsi="Times New Roman"/>
-          <w:sz w:val="20"/>
-        </w:rPr>
-        <w:br/>
-      </w:r>
-      <w:r>
-        <w:rPr>
-          <w:rStyle w:val="VerbatimChar"/>
-          <w:rFonts w:ascii="Times New Roman" w:hAnsi="Times New Roman"/>
-          <w:sz w:val="20"/>
-        </w:rPr>
-        <w:t xml:space="preserve">          +------------v---------+  +------v--------------+</w:t>
-      </w:r>
-      <w:r>
-        <w:rPr>
-          <w:rFonts w:ascii="Times New Roman" w:hAnsi="Times New Roman"/>
-          <w:sz w:val="20"/>
-        </w:rPr>
-        <w:br/>
-      </w:r>
-      <w:r>
-        <w:rPr>
-          <w:rStyle w:val="VerbatimChar"/>
-          <w:rFonts w:ascii="Times New Roman" w:hAnsi="Times New Roman"/>
-          <w:sz w:val="20"/>
-        </w:rPr>
-        <w:t xml:space="preserve">          |   ROUTING ENGINE     |  |  GEOSPATIAL DATABASE |</w:t>
-      </w:r>
-      <w:r>
-        <w:rPr>
-          <w:rFonts w:ascii="Times New Roman" w:hAnsi="Times New Roman"/>
-          <w:sz w:val="20"/>
-        </w:rPr>
-        <w:br/>
-      </w:r>
-      <w:r>
-        <w:rPr>
-          <w:rStyle w:val="VerbatimChar"/>
-          <w:rFonts w:ascii="Times New Roman" w:hAnsi="Times New Roman"/>
-          <w:sz w:val="20"/>
-        </w:rPr>
-        <w:t xml:space="preserve">          |  (OSRM / Valhalla)   |  |  (PostGIS)           |</w:t>
-      </w:r>
-      <w:r>
-        <w:rPr>
-          <w:rFonts w:ascii="Times New Roman" w:hAnsi="Times New Roman"/>
-          <w:sz w:val="20"/>
-        </w:rPr>
-        <w:br/>
-      </w:r>
-      <w:r>
-        <w:rPr>
-          <w:rStyle w:val="VerbatimChar"/>
-          <w:rFonts w:ascii="Times New Roman" w:hAnsi="Times New Roman"/>
-          <w:sz w:val="20"/>
-        </w:rPr>
-        <w:t xml:space="preserve">          +----------------------+  |  OSM ways            |</w:t>
-      </w:r>
-      <w:r>
-        <w:rPr>
-          <w:rFonts w:ascii="Times New Roman" w:hAnsi="Times New Roman"/>
-          <w:sz w:val="20"/>
-        </w:rPr>
-        <w:br/>
-      </w:r>
-      <w:r>
-        <w:rPr>
-          <w:rStyle w:val="VerbatimChar"/>
-          <w:rFonts w:ascii="Times New Roman" w:hAnsi="Times New Roman"/>
-          <w:sz w:val="20"/>
-        </w:rPr>
-        <w:t xml:space="preserve">                                    |  Streetlight points  |</w:t>
-      </w:r>
-      <w:r>
-        <w:rPr>
-          <w:rFonts w:ascii="Times New Roman" w:hAnsi="Times New Roman"/>
-          <w:sz w:val="20"/>
-        </w:rPr>
-        <w:br/>
-      </w:r>
-      <w:r>
-        <w:rPr>
-          <w:rStyle w:val="VerbatimChar"/>
-          <w:rFonts w:ascii="Times New Roman" w:hAnsi="Times New Roman"/>
-          <w:sz w:val="20"/>
-        </w:rPr>
-        <w:t xml:space="preserve">                                    |  POI / Business data |</w:t>
-      </w:r>
-      <w:r>
-        <w:rPr>
-          <w:rFonts w:ascii="Times New Roman" w:hAnsi="Times New Roman"/>
-          <w:sz w:val="20"/>
-        </w:rPr>
-        <w:br/>
-      </w:r>
-      <w:r>
-        <w:rPr>
-          <w:rStyle w:val="VerbatimChar"/>
-          <w:rFonts w:ascii="Times New Roman" w:hAnsi="Times New Roman"/>
-          <w:sz w:val="20"/>
-        </w:rPr>
-        <w:t xml:space="preserve">                                    |  Civic nodes         |</w:t>
-      </w:r>
-      <w:r>
-        <w:rPr>
-          <w:rFonts w:ascii="Times New Roman" w:hAnsi="Times New Roman"/>
-          <w:sz w:val="20"/>
-        </w:rPr>
-        <w:br/>
-      </w:r>
-      <w:r>
-        <w:rPr>
-          <w:rStyle w:val="VerbatimChar"/>
-          <w:rFonts w:ascii="Times New Roman" w:hAnsi="Times New Roman"/>
-          <w:sz w:val="20"/>
-        </w:rPr>
-        <w:t xml:space="preserve">                                    |  User reports        |</w:t>
-      </w:r>
-      <w:r>
-        <w:rPr>
-          <w:rFonts w:ascii="Times New Roman" w:hAnsi="Times New Roman"/>
-          <w:sz w:val="20"/>
-        </w:rPr>
-        <w:br/>
-      </w:r>
-      <w:r>
-        <w:rPr>
-          <w:rStyle w:val="VerbatimChar"/>
-          <w:rFonts w:ascii="Times New Roman" w:hAnsi="Times New Roman"/>
-          <w:sz w:val="20"/>
-        </w:rPr>
-        <w:t xml:space="preserve">                                    +--------+-------------+</w:t>
-      </w:r>
-      <w:r>
-        <w:rPr>
-          <w:rFonts w:ascii="Times New Roman" w:hAnsi="Times New Roman"/>
-          <w:sz w:val="20"/>
-        </w:rPr>
-        <w:br/>
-      </w:r>
-      <w:r>
-        <w:rPr>
-          <w:rStyle w:val="VerbatimChar"/>
-          <w:rFonts w:ascii="Times New Roman" w:hAnsi="Times New Roman"/>
-          <w:sz w:val="20"/>
-        </w:rPr>
-        <w:t xml:space="preserve">                                             |  Ingested by</w:t>
-      </w:r>
-      <w:r>
-        <w:rPr>
-          <w:rFonts w:ascii="Times New Roman" w:hAnsi="Times New Roman"/>
-          <w:sz w:val="20"/>
-        </w:rPr>
-        <w:br/>
-      </w:r>
-      <w:r>
-        <w:rPr>
-          <w:rStyle w:val="VerbatimChar"/>
-          <w:rFonts w:ascii="Times New Roman" w:hAnsi="Times New Roman"/>
-          <w:sz w:val="20"/>
-        </w:rPr>
-        <w:t xml:space="preserve">                                    +--------v-------------+</w:t>
-      </w:r>
-      <w:r>
-        <w:rPr>
-          <w:rFonts w:ascii="Times New Roman" w:hAnsi="Times New Roman"/>
-          <w:sz w:val="20"/>
-        </w:rPr>
-        <w:br/>
-      </w:r>
-      <w:r>
-        <w:rPr>
-          <w:rStyle w:val="VerbatimChar"/>
-          <w:rFonts w:ascii="Times New Roman" w:hAnsi="Times New Roman"/>
-          <w:sz w:val="20"/>
-        </w:rPr>
-        <w:t xml:space="preserve">                                    |    ETL PIPELINE      |</w:t>
-      </w:r>
-      <w:r>
-        <w:rPr>
-          <w:rFonts w:ascii="Times New Roman" w:hAnsi="Times New Roman"/>
-          <w:sz w:val="20"/>
-        </w:rPr>
-        <w:br/>
-      </w:r>
-      <w:r>
-        <w:rPr>
-          <w:rStyle w:val="VerbatimChar"/>
-          <w:rFonts w:ascii="Times New Roman" w:hAnsi="Times New Roman"/>
-          <w:sz w:val="20"/>
-        </w:rPr>
-        <w:t xml:space="preserve">                                    |  OSM extracts        |</w:t>
-      </w:r>
-      <w:r>
-        <w:rPr>
-          <w:rFonts w:ascii="Times New Roman" w:hAnsi="Times New Roman"/>
-          <w:sz w:val="20"/>
-        </w:rPr>
-        <w:br/>
-      </w:r>
-      <w:r>
-        <w:rPr>
-          <w:rStyle w:val="VerbatimChar"/>
-          <w:rFonts w:ascii="Times New Roman" w:hAnsi="Times New Roman"/>
-          <w:sz w:val="20"/>
-        </w:rPr>
-        <w:t xml:space="preserve">                                    |  Municipal open data |</w:t>
-      </w:r>
-      <w:r>
-        <w:rPr>
-          <w:rFonts w:ascii="Times New Roman" w:hAnsi="Times New Roman"/>
-          <w:sz w:val="20"/>
-        </w:rPr>
-        <w:br/>
-      </w:r>
-      <w:r>
-        <w:rPr>
-          <w:rStyle w:val="VerbatimChar"/>
-          <w:rFonts w:ascii="Times New Roman" w:hAnsi="Times New Roman"/>
-          <w:sz w:val="20"/>
-        </w:rPr>
-        <w:t xml:space="preserve">                                    |  Government datasets |</w:t>
-      </w:r>
-      <w:r>
-        <w:rPr>
-          <w:rFonts w:ascii="Times New Roman" w:hAnsi="Times New Roman"/>
-          <w:sz w:val="20"/>
-        </w:rPr>
-        <w:br/>
-      </w:r>
-      <w:r>
-        <w:rPr>
-          <w:rStyle w:val="VerbatimChar"/>
-          <w:rFonts w:ascii="Times New Roman" w:hAnsi="Times New Roman"/>
-          <w:sz w:val="20"/>
-        </w:rPr>
-        <w:t xml:space="preserve">                                    +----------------------+</w:t>
-      </w:r>
-    </w:p>
-    <w:p>
-      <w:pPr>
         <w:jc w:val="center"/>
       </w:pPr>
       <w:r>
@@ -2283,7 +1893,7 @@
     </w:p>
     <w:p>
       <w:pPr>
-        <w:pStyle w:val="FirstParagraph"/>
+        <w:pStyle w:val="BodyText"/>
         <w:spacing w:before="0" w:after="0" w:line="240" w:lineRule="auto"/>
         <w:jc w:val="left"/>
       </w:pPr>
